--- a/entregas/HitoFinal/06_INFORME_UNIFICADO.docx
+++ b/entregas/HitoFinal/06_INFORME_UNIFICADO.docx
@@ -133,7 +133,15 @@
         <w:t>Fecha:</w:t>
       </w:r>
       <w:r>
-        <w:t xml:space="preserve"> 18 de Junio de 2026</w:t>
+        <w:t xml:space="preserve"> 18 de </w:t>
+      </w:r>
+      <w:proofErr w:type="gramStart"/>
+      <w:r>
+        <w:t>Junio</w:t>
+      </w:r>
+      <w:proofErr w:type="gramEnd"/>
+      <w:r>
+        <w:t xml:space="preserve"> de 2026</w:t>
       </w:r>
     </w:p>
     <w:p>
@@ -155,7 +163,23 @@
             <w:rStyle w:val="Hipervnculo"/>
             <w:color w:val="auto"/>
           </w:rPr>
-          <w:t>github.com/ninogoddess/proyecto-autos</w:t>
+          <w:t>github.com/</w:t>
+        </w:r>
+        <w:proofErr w:type="spellStart"/>
+        <w:r>
+          <w:rPr>
+            <w:rStyle w:val="Hipervnculo"/>
+            <w:color w:val="auto"/>
+          </w:rPr>
+          <w:t>ninogoddess</w:t>
+        </w:r>
+        <w:proofErr w:type="spellEnd"/>
+        <w:r>
+          <w:rPr>
+            <w:rStyle w:val="Hipervnculo"/>
+            <w:color w:val="auto"/>
+          </w:rPr>
+          <w:t>/proyecto-autos</w:t>
         </w:r>
       </w:hyperlink>
     </w:p>
@@ -170,6 +194,12 @@
     <w:sdt>
       <w:sdtPr>
         <w:rPr>
+          <w:rFonts w:ascii="Times New Roman" w:eastAsiaTheme="minorEastAsia" w:hAnsi="Times New Roman" w:cstheme="minorBidi"/>
+          <w:b w:val="0"/>
+          <w:bCs w:val="0"/>
+          <w:color w:val="auto"/>
+          <w:sz w:val="24"/>
+          <w:szCs w:val="22"/>
           <w:lang w:val="es-MX"/>
         </w:rPr>
         <w:id w:val="-168942408"/>
@@ -178,14 +208,6 @@
           <w:docPartUnique/>
         </w:docPartObj>
       </w:sdtPr>
-      <w:sdtEndPr>
-        <w:rPr>
-          <w:rFonts w:ascii="Times New Roman" w:eastAsiaTheme="minorEastAsia" w:hAnsi="Times New Roman" w:cstheme="minorBidi"/>
-          <w:color w:val="auto"/>
-          <w:sz w:val="24"/>
-          <w:szCs w:val="22"/>
-        </w:rPr>
-      </w:sdtEndPr>
       <w:sdtContent>
         <w:p>
           <w:pPr>
@@ -1476,7 +1498,25 @@
                 <w:noProof/>
                 <w:highlight w:val="yellow"/>
               </w:rPr>
-              <w:t>EDA sobre la data ya procesada</w:t>
+              <w:t xml:space="preserve">EDA </w:t>
+            </w:r>
+            <w:r>
+              <w:rPr>
+                <w:rStyle w:val="Hipervnculo"/>
+                <w:rFonts w:cs="Times New Roman"/>
+                <w:noProof/>
+                <w:highlight w:val="yellow"/>
+              </w:rPr>
+              <w:t>s</w:t>
+            </w:r>
+            <w:r>
+              <w:rPr>
+                <w:rStyle w:val="Hipervnculo"/>
+                <w:rFonts w:cs="Times New Roman"/>
+                <w:noProof/>
+                <w:highlight w:val="yellow"/>
+              </w:rPr>
+              <w:t>obre la data ya procesada</w:t>
             </w:r>
             <w:r>
               <w:rPr>
@@ -4854,7 +4894,103 @@
         <w:spacing w:after="120"/>
       </w:pPr>
       <w:r>
-        <w:t>Lo primero, que predecir precios de autos es un área de interés justamente porque requiere conocimiento del rubro y mirar muchos atributos a la vez; automatizarlo con datos tiene sentido. Lo segundo, y esto es clave, casi todos los estudios comparativos terminan apuntando a lo mismo: los modelos de ensamble basados en árboles son los que mejor funcionan. Al-Turjman et al. (2022) trabajan la clasificación y predicción de precios en el contexto de manufactura inteligente y muestran lo que rinden los enfoques supervisados sobre datos heterogéneos. Cui et al. (2022) arman un esquema iterativo con XGBoost y LightGBM y consiguen muy buena precisión con boosting sobre datos tabulares. Y varios trabajos más recientes (AIP Conference Proceedings, 2025; World Journal of Advanced Research and Reviews, 2024) repiten el patrón: Random Forest gana, explicando alrededor del 92 % de la varianza de los precios. Incluso hay investigación que agrega un detalle interesante, como ProbSAINT, 2024: no basta con acertar el precio, también importa saber cuándo el modelo no está seguro de lo que dice.</w:t>
+        <w:t>Lo primero, que predecir precios de autos es un área de interés justamente porque requiere conocimiento del rubro y mirar muchos atributos a la vez; automatizarlo con datos tiene sentido. Lo segundo, y esto es clave, casi todos los estudios comparativos terminan apuntando a lo mismo: los modelos de ensamble basados en árboles son los que mejor funcionan. Al-</w:t>
+      </w:r>
+      <w:proofErr w:type="spellStart"/>
+      <w:r>
+        <w:t>Turjman</w:t>
+      </w:r>
+      <w:proofErr w:type="spellEnd"/>
+      <w:r>
+        <w:t xml:space="preserve"> et al. (2022) trabajan la clasificación y predicción de precios en el contexto de manufactura inteligente y muestran lo que rinden los enfoques supervisados sobre datos heterogéneos. Cui et al. (2022) arman un esquema iterativo con </w:t>
+      </w:r>
+      <w:proofErr w:type="spellStart"/>
+      <w:r>
+        <w:t>XGBoost</w:t>
+      </w:r>
+      <w:proofErr w:type="spellEnd"/>
+      <w:r>
+        <w:t xml:space="preserve"> y </w:t>
+      </w:r>
+      <w:proofErr w:type="spellStart"/>
+      <w:r>
+        <w:t>LightGBM</w:t>
+      </w:r>
+      <w:proofErr w:type="spellEnd"/>
+      <w:r>
+        <w:t xml:space="preserve"> y consiguen muy buena precisión con </w:t>
+      </w:r>
+      <w:proofErr w:type="spellStart"/>
+      <w:r>
+        <w:t>boosting</w:t>
+      </w:r>
+      <w:proofErr w:type="spellEnd"/>
+      <w:r>
+        <w:t xml:space="preserve"> sobre datos tabulares. Y varios trabajos más recientes (AIP </w:t>
+      </w:r>
+      <w:proofErr w:type="spellStart"/>
+      <w:r>
+        <w:t>Conference</w:t>
+      </w:r>
+      <w:proofErr w:type="spellEnd"/>
+      <w:r>
+        <w:t xml:space="preserve"> </w:t>
+      </w:r>
+      <w:proofErr w:type="spellStart"/>
+      <w:r>
+        <w:t>Proceedings</w:t>
+      </w:r>
+      <w:proofErr w:type="spellEnd"/>
+      <w:r>
+        <w:t xml:space="preserve">, 2025; World </w:t>
+      </w:r>
+      <w:proofErr w:type="spellStart"/>
+      <w:r>
+        <w:t>Journal</w:t>
+      </w:r>
+      <w:proofErr w:type="spellEnd"/>
+      <w:r>
+        <w:t xml:space="preserve"> </w:t>
+      </w:r>
+      <w:proofErr w:type="spellStart"/>
+      <w:r>
+        <w:t>of</w:t>
+      </w:r>
+      <w:proofErr w:type="spellEnd"/>
+      <w:r>
+        <w:t xml:space="preserve"> </w:t>
+      </w:r>
+      <w:proofErr w:type="spellStart"/>
+      <w:r>
+        <w:t>Advanced</w:t>
+      </w:r>
+      <w:proofErr w:type="spellEnd"/>
+      <w:r>
+        <w:t xml:space="preserve"> </w:t>
+      </w:r>
+      <w:proofErr w:type="spellStart"/>
+      <w:r>
+        <w:t>Research</w:t>
+      </w:r>
+      <w:proofErr w:type="spellEnd"/>
+      <w:r>
+        <w:t xml:space="preserve"> and </w:t>
+      </w:r>
+      <w:proofErr w:type="spellStart"/>
+      <w:r>
+        <w:t>Reviews</w:t>
+      </w:r>
+      <w:proofErr w:type="spellEnd"/>
+      <w:r>
+        <w:t xml:space="preserve">, 2024) repiten el patrón: Random Forest gana, explicando alrededor del 92 % de la varianza de los precios. Incluso hay investigación que agrega un detalle interesante, como </w:t>
+      </w:r>
+      <w:proofErr w:type="spellStart"/>
+      <w:r>
+        <w:t>ProbSAINT</w:t>
+      </w:r>
+      <w:proofErr w:type="spellEnd"/>
+      <w:r>
+        <w:t>, 2024: no basta con acertar el precio, también importa saber cuándo el modelo no está seguro de lo que dice.</w:t>
       </w:r>
     </w:p>
     <w:p>
@@ -5027,7 +5163,23 @@
         <w:t>Lo que sí abarca:</w:t>
       </w:r>
       <w:r>
-        <w:t xml:space="preserve"> análisis exploratorio y de calidad de datos, todo el preprocesamiento, llámese limpieza, codificación y normalización, el entrenamiento y comparación de cinco técnicas, la elección y caracterización del modelo ganador, y un sistema web funcional, en backend de inferencia más frontend, que corre en local, más la documentación de todo el proceso.</w:t>
+        <w:t xml:space="preserve"> análisis exploratorio y de calidad de datos, todo el preprocesamiento, llámese limpieza, codificación y normalización, el entrenamiento y comparación de cinco técnicas, la elección y caracterización del modelo ganador, y un sistema web funcional, en </w:t>
+      </w:r>
+      <w:proofErr w:type="spellStart"/>
+      <w:r>
+        <w:t>backend</w:t>
+      </w:r>
+      <w:proofErr w:type="spellEnd"/>
+      <w:r>
+        <w:t xml:space="preserve"> de inferencia más </w:t>
+      </w:r>
+      <w:proofErr w:type="spellStart"/>
+      <w:r>
+        <w:t>frontend</w:t>
+      </w:r>
+      <w:proofErr w:type="spellEnd"/>
+      <w:r>
+        <w:t>, que corre en local, más la documentación de todo el proceso.</w:t>
       </w:r>
     </w:p>
     <w:p>
@@ -5050,7 +5202,23 @@
         <w:t>apoyo a la tasación</w:t>
       </w:r>
       <w:r>
-        <w:t>, no un tasador legal ni un reemplazo del que sabe. El modelo se entrenó con datos del mercado de Estados Unidos, desde Craigslist, así que aplicarlo tal cual a Chile es una extrapolación que hay que mirar con criterio y tomar cpon pinzas. Por ahora tampoco entra el reentrenamiento automático en producción, ni variables macroeconómicas, ni procesar las descripciones de los anuncios con NLP. Eso queda anotado como trabajo futuro.</w:t>
+        <w:t xml:space="preserve">, no un tasador legal ni un reemplazo del que sabe. El modelo se entrenó con datos del mercado de Estados Unidos, desde </w:t>
+      </w:r>
+      <w:proofErr w:type="spellStart"/>
+      <w:r>
+        <w:t>Craigslist</w:t>
+      </w:r>
+      <w:proofErr w:type="spellEnd"/>
+      <w:r>
+        <w:t xml:space="preserve">, así que aplicarlo tal cual a Chile es una extrapolación que hay que mirar con criterio y tomar </w:t>
+      </w:r>
+      <w:proofErr w:type="spellStart"/>
+      <w:r>
+        <w:t>cpon</w:t>
+      </w:r>
+      <w:proofErr w:type="spellEnd"/>
+      <w:r>
+        <w:t xml:space="preserve"> pinzas. Por ahora tampoco entra el reentrenamiento automático en producción, ni variables macroeconómicas, ni procesar las descripciones de los anuncios con NLP. Eso queda anotado como trabajo futuro.</w:t>
       </w:r>
     </w:p>
     <w:p>
@@ -5107,7 +5275,31 @@
         <w:t>CRISP-DM</w:t>
       </w:r>
       <w:r>
-        <w:t>, Cross-Industry Standard Process for Data Mining, que básicamente ordena un proyecto de datos en seis fases y deja volver atrás cuando hace falta. Lo elegí porque es iterativo y trazable, y porque permite enganchar cada tarea técnica con los objetivos reales del proyecto en lugar de avanzar a ciegas.</w:t>
+        <w:t>, Cross-</w:t>
+      </w:r>
+      <w:proofErr w:type="spellStart"/>
+      <w:r>
+        <w:t>Industry</w:t>
+      </w:r>
+      <w:proofErr w:type="spellEnd"/>
+      <w:r>
+        <w:t xml:space="preserve"> Standard Process </w:t>
+      </w:r>
+      <w:proofErr w:type="spellStart"/>
+      <w:r>
+        <w:t>for</w:t>
+      </w:r>
+      <w:proofErr w:type="spellEnd"/>
+      <w:r>
+        <w:t xml:space="preserve"> Data </w:t>
+      </w:r>
+      <w:proofErr w:type="spellStart"/>
+      <w:r>
+        <w:t>Mining</w:t>
+      </w:r>
+      <w:proofErr w:type="spellEnd"/>
+      <w:r>
+        <w:t>, que básicamente ordena un proyecto de datos en seis fases y deja volver atrás cuando hace falta. Lo elegí porque es iterativo y trazable, y porque permite enganchar cada tarea técnica con los objetivos reales del proyecto en lugar de avanzar a ciegas.</w:t>
       </w:r>
     </w:p>
     <w:tbl>
@@ -5203,8 +5395,16 @@
               <w:rPr>
                 <w:sz w:val="20"/>
               </w:rPr>
-              <w:t>Definir el problema de la tasación, la pregunta, los objetivos y los KPIs</w:t>
-            </w:r>
+              <w:t xml:space="preserve">Definir el problema de la tasación, la pregunta, los objetivos y los </w:t>
+            </w:r>
+            <w:proofErr w:type="spellStart"/>
+            <w:r>
+              <w:rPr>
+                <w:sz w:val="20"/>
+              </w:rPr>
+              <w:t>KPIs</w:t>
+            </w:r>
+            <w:proofErr w:type="spellEnd"/>
           </w:p>
         </w:tc>
         <w:tc>
@@ -5253,7 +5453,21 @@
               <w:rPr>
                 <w:sz w:val="20"/>
               </w:rPr>
-              <w:t>EDA, estudio de completitud, outliers y correlaciones</w:t>
+              <w:t xml:space="preserve">EDA, estudio de completitud, </w:t>
+            </w:r>
+            <w:proofErr w:type="spellStart"/>
+            <w:r>
+              <w:rPr>
+                <w:sz w:val="20"/>
+              </w:rPr>
+              <w:t>outliers</w:t>
+            </w:r>
+            <w:proofErr w:type="spellEnd"/>
+            <w:r>
+              <w:rPr>
+                <w:sz w:val="20"/>
+              </w:rPr>
+              <w:t xml:space="preserve"> y correlaciones</w:t>
             </w:r>
           </w:p>
         </w:tc>
@@ -5269,7 +5483,21 @@
               <w:rPr>
                 <w:sz w:val="20"/>
               </w:rPr>
-              <w:t>`notebooks/01_EDA...`, `reports/01_data_guality.md`</w:t>
+              <w:t>`notebooks/01_EDA...`, `</w:t>
+            </w:r>
+            <w:proofErr w:type="spellStart"/>
+            <w:r>
+              <w:rPr>
+                <w:sz w:val="20"/>
+              </w:rPr>
+              <w:t>reports</w:t>
+            </w:r>
+            <w:proofErr w:type="spellEnd"/>
+            <w:r>
+              <w:rPr>
+                <w:sz w:val="20"/>
+              </w:rPr>
+              <w:t>/01_data_guality.md`</w:t>
             </w:r>
           </w:p>
         </w:tc>
@@ -5287,8 +5515,44 @@
               <w:rPr>
                 <w:sz w:val="20"/>
               </w:rPr>
+              <w:t>3. Preparación de los datos</w:t>
+            </w:r>
+          </w:p>
+        </w:tc>
+        <w:tc>
+          <w:tcPr>
+            <w:tcW w:w="3120" w:type="dxa"/>
+          </w:tcPr>
+          <w:p>
+            <w:pPr>
+              <w:jc w:val="left"/>
+            </w:pPr>
+            <w:r>
+              <w:rPr>
+                <w:sz w:val="20"/>
+              </w:rPr>
+              <w:t xml:space="preserve">Limpieza, imputación, </w:t>
+            </w:r>
+            <w:r>
+              <w:rPr>
+                <w:sz w:val="20"/>
+              </w:rPr>
               <w:lastRenderedPageBreak/>
-              <w:t>3. Preparación de los datos</w:t>
+              <w:t xml:space="preserve">codificación —One-Hot y Target </w:t>
+            </w:r>
+            <w:proofErr w:type="spellStart"/>
+            <w:r>
+              <w:rPr>
+                <w:sz w:val="20"/>
+              </w:rPr>
+              <w:t>Encoding</w:t>
+            </w:r>
+            <w:proofErr w:type="spellEnd"/>
+            <w:r>
+              <w:rPr>
+                <w:sz w:val="20"/>
+              </w:rPr>
+              <w:t>— y normalización</w:t>
             </w:r>
           </w:p>
         </w:tc>
@@ -5304,23 +5568,43 @@
               <w:rPr>
                 <w:sz w:val="20"/>
               </w:rPr>
-              <w:t>Limpieza, imputación, codificación —One-Hot y Target Encoding— y normalización</w:t>
-            </w:r>
-          </w:p>
-        </w:tc>
-        <w:tc>
-          <w:tcPr>
-            <w:tcW w:w="3120" w:type="dxa"/>
-          </w:tcPr>
-          <w:p>
-            <w:pPr>
-              <w:jc w:val="left"/>
-            </w:pPr>
-            <w:r>
-              <w:rPr>
-                <w:sz w:val="20"/>
-              </w:rPr>
-              <w:t>`notebooks/02_preprocesamiento...`, `src/encode_dataset.py`, `reports/01.5_segundo_preprocesamiento.md`</w:t>
+              <w:lastRenderedPageBreak/>
+              <w:t xml:space="preserve">`notebooks/02_preprocesamiento...`, </w:t>
+            </w:r>
+            <w:r>
+              <w:rPr>
+                <w:sz w:val="20"/>
+              </w:rPr>
+              <w:lastRenderedPageBreak/>
+              <w:t>`</w:t>
+            </w:r>
+            <w:proofErr w:type="spellStart"/>
+            <w:r>
+              <w:rPr>
+                <w:sz w:val="20"/>
+              </w:rPr>
+              <w:t>src</w:t>
+            </w:r>
+            <w:proofErr w:type="spellEnd"/>
+            <w:r>
+              <w:rPr>
+                <w:sz w:val="20"/>
+              </w:rPr>
+              <w:t>/encode_dataset.py`, `</w:t>
+            </w:r>
+            <w:proofErr w:type="spellStart"/>
+            <w:r>
+              <w:rPr>
+                <w:sz w:val="20"/>
+              </w:rPr>
+              <w:t>reports</w:t>
+            </w:r>
+            <w:proofErr w:type="spellEnd"/>
+            <w:r>
+              <w:rPr>
+                <w:sz w:val="20"/>
+              </w:rPr>
+              <w:t>/01.5_segundo_preprocesamiento.md`</w:t>
             </w:r>
           </w:p>
         </w:tc>
@@ -5338,6 +5622,7 @@
               <w:rPr>
                 <w:sz w:val="20"/>
               </w:rPr>
+              <w:lastRenderedPageBreak/>
               <w:t>4. Modelado</w:t>
             </w:r>
           </w:p>
@@ -5370,7 +5655,77 @@
               <w:rPr>
                 <w:sz w:val="20"/>
               </w:rPr>
-              <w:t>`src/&lt;técnica&gt;/train_*.py`, `models/&lt;técnica&gt;/model.pkl`</w:t>
+              <w:t>`</w:t>
+            </w:r>
+            <w:proofErr w:type="spellStart"/>
+            <w:r>
+              <w:rPr>
+                <w:sz w:val="20"/>
+              </w:rPr>
+              <w:t>src</w:t>
+            </w:r>
+            <w:proofErr w:type="spellEnd"/>
+            <w:r>
+              <w:rPr>
+                <w:sz w:val="20"/>
+              </w:rPr>
+              <w:t>/&lt;técnica&gt;/</w:t>
+            </w:r>
+            <w:proofErr w:type="spellStart"/>
+            <w:r>
+              <w:rPr>
+                <w:sz w:val="20"/>
+              </w:rPr>
+              <w:t>train</w:t>
+            </w:r>
+            <w:proofErr w:type="spellEnd"/>
+            <w:r>
+              <w:rPr>
+                <w:sz w:val="20"/>
+              </w:rPr>
+              <w:t>_*.</w:t>
+            </w:r>
+            <w:proofErr w:type="spellStart"/>
+            <w:r>
+              <w:rPr>
+                <w:sz w:val="20"/>
+              </w:rPr>
+              <w:t>py</w:t>
+            </w:r>
+            <w:proofErr w:type="spellEnd"/>
+            <w:r>
+              <w:rPr>
+                <w:sz w:val="20"/>
+              </w:rPr>
+              <w:t>`, `</w:t>
+            </w:r>
+            <w:proofErr w:type="spellStart"/>
+            <w:r>
+              <w:rPr>
+                <w:sz w:val="20"/>
+              </w:rPr>
+              <w:t>models</w:t>
+            </w:r>
+            <w:proofErr w:type="spellEnd"/>
+            <w:r>
+              <w:rPr>
+                <w:sz w:val="20"/>
+              </w:rPr>
+              <w:t>/&lt;técnica&gt;/</w:t>
+            </w:r>
+            <w:proofErr w:type="spellStart"/>
+            <w:r>
+              <w:rPr>
+                <w:sz w:val="20"/>
+              </w:rPr>
+              <w:t>model.pkl</w:t>
+            </w:r>
+            <w:proofErr w:type="spellEnd"/>
+            <w:r>
+              <w:rPr>
+                <w:sz w:val="20"/>
+              </w:rPr>
+              <w:t>`</w:t>
             </w:r>
           </w:p>
         </w:tc>
@@ -5420,7 +5775,35 @@
               <w:rPr>
                 <w:sz w:val="20"/>
               </w:rPr>
-              <w:t>`results/`, `reports/02_comparación_técnicas.md`</w:t>
+              <w:t>`</w:t>
+            </w:r>
+            <w:proofErr w:type="spellStart"/>
+            <w:r>
+              <w:rPr>
+                <w:sz w:val="20"/>
+              </w:rPr>
+              <w:t>results</w:t>
+            </w:r>
+            <w:proofErr w:type="spellEnd"/>
+            <w:r>
+              <w:rPr>
+                <w:sz w:val="20"/>
+              </w:rPr>
+              <w:t>/`, `</w:t>
+            </w:r>
+            <w:proofErr w:type="spellStart"/>
+            <w:r>
+              <w:rPr>
+                <w:sz w:val="20"/>
+              </w:rPr>
+              <w:t>reports</w:t>
+            </w:r>
+            <w:proofErr w:type="spellEnd"/>
+            <w:r>
+              <w:rPr>
+                <w:sz w:val="20"/>
+              </w:rPr>
+              <w:t>/02_comparación_técnicas.md`</w:t>
             </w:r>
           </w:p>
         </w:tc>
@@ -5454,7 +5837,35 @@
               <w:rPr>
                 <w:sz w:val="20"/>
               </w:rPr>
-              <w:t>Armar el sistema web, FastAPI + React, y conectar el modelo de verdad</w:t>
+              <w:t xml:space="preserve">Armar el sistema web, </w:t>
+            </w:r>
+            <w:proofErr w:type="spellStart"/>
+            <w:r>
+              <w:rPr>
+                <w:sz w:val="20"/>
+              </w:rPr>
+              <w:t>FastAPI</w:t>
+            </w:r>
+            <w:proofErr w:type="spellEnd"/>
+            <w:r>
+              <w:rPr>
+                <w:sz w:val="20"/>
+              </w:rPr>
+              <w:t xml:space="preserve"> + </w:t>
+            </w:r>
+            <w:proofErr w:type="spellStart"/>
+            <w:r>
+              <w:rPr>
+                <w:sz w:val="20"/>
+              </w:rPr>
+              <w:t>React</w:t>
+            </w:r>
+            <w:proofErr w:type="spellEnd"/>
+            <w:r>
+              <w:rPr>
+                <w:sz w:val="20"/>
+              </w:rPr>
+              <w:t>, y conectar el modelo de verdad</w:t>
             </w:r>
           </w:p>
         </w:tc>
@@ -5470,7 +5881,35 @@
               <w:rPr>
                 <w:sz w:val="20"/>
               </w:rPr>
-              <w:t>`app-mockup-autos-celso/`, `reports/03`, `04`, `05`</w:t>
+              <w:t>`</w:t>
+            </w:r>
+            <w:proofErr w:type="gramStart"/>
+            <w:r>
+              <w:rPr>
+                <w:sz w:val="20"/>
+              </w:rPr>
+              <w:t>app</w:t>
+            </w:r>
+            <w:proofErr w:type="gramEnd"/>
+            <w:r>
+              <w:rPr>
+                <w:sz w:val="20"/>
+              </w:rPr>
+              <w:t>-mockup-autos-celso/`, `</w:t>
+            </w:r>
+            <w:proofErr w:type="spellStart"/>
+            <w:r>
+              <w:rPr>
+                <w:sz w:val="20"/>
+              </w:rPr>
+              <w:t>reports</w:t>
+            </w:r>
+            <w:proofErr w:type="spellEnd"/>
+            <w:r>
+              <w:rPr>
+                <w:sz w:val="20"/>
+              </w:rPr>
+              <w:t>/03`, `04`, `05`</w:t>
             </w:r>
           </w:p>
         </w:tc>
@@ -5508,8 +5947,25 @@
         <w:t>Análisis exploratorio.</w:t>
       </w:r>
       <w:r>
-        <w:t xml:space="preserve"> Acá me senté a mirar el dataset: tres niveles de completitud, outliers feos en </w:t>
-      </w:r>
+        <w:t xml:space="preserve"> Acá me senté a mirar el </w:t>
+      </w:r>
+      <w:proofErr w:type="spellStart"/>
+      <w:r>
+        <w:t>dataset</w:t>
+      </w:r>
+      <w:proofErr w:type="spellEnd"/>
+      <w:r>
+        <w:t xml:space="preserve">: tres niveles de completitud, </w:t>
+      </w:r>
+      <w:proofErr w:type="spellStart"/>
+      <w:r>
+        <w:t>outliers</w:t>
+      </w:r>
+      <w:proofErr w:type="spellEnd"/>
+      <w:r>
+        <w:t xml:space="preserve"> feos en </w:t>
+      </w:r>
+      <w:proofErr w:type="spellStart"/>
       <w:r>
         <w:rPr>
           <w:rFonts w:ascii="Courier New" w:hAnsi="Courier New"/>
@@ -5517,9 +5973,11 @@
         </w:rPr>
         <w:t>price</w:t>
       </w:r>
+      <w:proofErr w:type="spellEnd"/>
       <w:r>
         <w:t xml:space="preserve">, </w:t>
       </w:r>
+      <w:proofErr w:type="spellStart"/>
       <w:r>
         <w:rPr>
           <w:rFonts w:ascii="Courier New" w:hAnsi="Courier New"/>
@@ -5527,9 +5985,11 @@
         </w:rPr>
         <w:t>odometer</w:t>
       </w:r>
+      <w:proofErr w:type="spellEnd"/>
       <w:r>
         <w:t xml:space="preserve"> y </w:t>
       </w:r>
+      <w:proofErr w:type="spellStart"/>
       <w:r>
         <w:rPr>
           <w:rFonts w:ascii="Courier New" w:hAnsi="Courier New"/>
@@ -5537,9 +5997,11 @@
         </w:rPr>
         <w:t>year</w:t>
       </w:r>
+      <w:proofErr w:type="spellEnd"/>
       <w:r>
         <w:t xml:space="preserve">, y una variable, </w:t>
       </w:r>
+      <w:proofErr w:type="spellStart"/>
       <w:r>
         <w:rPr>
           <w:rFonts w:ascii="Courier New" w:hAnsi="Courier New"/>
@@ -5547,6 +6009,7 @@
         </w:rPr>
         <w:t>county</w:t>
       </w:r>
+      <w:proofErr w:type="spellEnd"/>
       <w:r>
         <w:t>, que venía 100 % vacía. Salieron gráficos de distribuciones, relaciones entre variables y la matriz de correlación; todo en la Sección 3.</w:t>
       </w:r>
@@ -5578,96 +6041,168 @@
       <w:r>
         <w:t xml:space="preserve"> Pensé el proyecto en dos planos: el de modelado, como notebooks más scripts en </w:t>
       </w:r>
+      <w:proofErr w:type="spellStart"/>
       <w:r>
         <w:rPr>
           <w:rFonts w:ascii="Courier New" w:hAnsi="Courier New"/>
           <w:sz w:val="20"/>
         </w:rPr>
-        <w:t>src/</w:t>
-      </w:r>
-      <w:r>
-        <w:t xml:space="preserve">, con los modelos en </w:t>
-      </w:r>
+        <w:t>src</w:t>
+      </w:r>
+      <w:proofErr w:type="spellEnd"/>
       <w:r>
         <w:rPr>
           <w:rFonts w:ascii="Courier New" w:hAnsi="Courier New"/>
           <w:sz w:val="20"/>
         </w:rPr>
-        <w:t>models/</w:t>
-      </w:r>
-      <w:r>
-        <w:t xml:space="preserve"> y las métricas en </w:t>
-      </w:r>
+        <w:t>/</w:t>
+      </w:r>
+      <w:r>
+        <w:t xml:space="preserve">, con los modelos en </w:t>
+      </w:r>
+      <w:proofErr w:type="spellStart"/>
       <w:r>
         <w:rPr>
           <w:rFonts w:ascii="Courier New" w:hAnsi="Courier New"/>
           <w:sz w:val="20"/>
         </w:rPr>
-        <w:t>results/</w:t>
-      </w:r>
-      <w:r>
-        <w:t xml:space="preserve">; y el de servicio, backend FastAPI separado en </w:t>
-      </w:r>
+        <w:t>models</w:t>
+      </w:r>
+      <w:proofErr w:type="spellEnd"/>
       <w:r>
         <w:rPr>
           <w:rFonts w:ascii="Courier New" w:hAnsi="Courier New"/>
           <w:sz w:val="20"/>
         </w:rPr>
-        <w:t>routers</w:t>
-      </w:r>
-      <w:r>
-        <w:t xml:space="preserve">, </w:t>
-      </w:r>
+        <w:t>/</w:t>
+      </w:r>
+      <w:r>
+        <w:t xml:space="preserve"> y las métricas en </w:t>
+      </w:r>
+      <w:proofErr w:type="spellStart"/>
       <w:r>
         <w:rPr>
           <w:rFonts w:ascii="Courier New" w:hAnsi="Courier New"/>
           <w:sz w:val="20"/>
         </w:rPr>
-        <w:t>services</w:t>
-      </w:r>
-      <w:r>
-        <w:t xml:space="preserve">, </w:t>
-      </w:r>
+        <w:t>results</w:t>
+      </w:r>
+      <w:proofErr w:type="spellEnd"/>
       <w:r>
         <w:rPr>
           <w:rFonts w:ascii="Courier New" w:hAnsi="Courier New"/>
           <w:sz w:val="20"/>
         </w:rPr>
-        <w:t>schemas</w:t>
-      </w:r>
-      <w:r>
-        <w:t xml:space="preserve">, </w:t>
-      </w:r>
+        <w:t>/</w:t>
+      </w:r>
+      <w:r>
+        <w:t xml:space="preserve">; y el de servicio, </w:t>
+      </w:r>
+      <w:proofErr w:type="spellStart"/>
+      <w:r>
+        <w:t>backend</w:t>
+      </w:r>
+      <w:proofErr w:type="spellEnd"/>
+      <w:r>
+        <w:t xml:space="preserve"> </w:t>
+      </w:r>
+      <w:proofErr w:type="spellStart"/>
+      <w:r>
+        <w:t>FastAPI</w:t>
+      </w:r>
+      <w:proofErr w:type="spellEnd"/>
+      <w:r>
+        <w:t xml:space="preserve"> separado en </w:t>
+      </w:r>
+      <w:proofErr w:type="spellStart"/>
       <w:r>
         <w:rPr>
           <w:rFonts w:ascii="Courier New" w:hAnsi="Courier New"/>
           <w:sz w:val="20"/>
         </w:rPr>
-        <w:t>utils</w:t>
-      </w:r>
-      <w:r>
-        <w:t xml:space="preserve">; frontend React con </w:t>
-      </w:r>
+        <w:t>routers</w:t>
+      </w:r>
+      <w:proofErr w:type="spellEnd"/>
+      <w:r>
+        <w:t xml:space="preserve">, </w:t>
+      </w:r>
+      <w:proofErr w:type="spellStart"/>
       <w:r>
         <w:rPr>
           <w:rFonts w:ascii="Courier New" w:hAnsi="Courier New"/>
           <w:sz w:val="20"/>
         </w:rPr>
-        <w:t>components</w:t>
-      </w:r>
+        <w:t>services</w:t>
+      </w:r>
+      <w:proofErr w:type="spellEnd"/>
       <w:r>
         <w:t xml:space="preserve">, </w:t>
       </w:r>
+      <w:proofErr w:type="spellStart"/>
       <w:r>
         <w:rPr>
           <w:rFonts w:ascii="Courier New" w:hAnsi="Courier New"/>
           <w:sz w:val="20"/>
         </w:rPr>
+        <w:t>schemas</w:t>
+      </w:r>
+      <w:proofErr w:type="spellEnd"/>
+      <w:r>
+        <w:t xml:space="preserve">, </w:t>
+      </w:r>
+      <w:proofErr w:type="spellStart"/>
+      <w:r>
+        <w:rPr>
+          <w:rFonts w:ascii="Courier New" w:hAnsi="Courier New"/>
+          <w:sz w:val="20"/>
+        </w:rPr>
+        <w:t>utils</w:t>
+      </w:r>
+      <w:proofErr w:type="spellEnd"/>
+      <w:r>
+        <w:t xml:space="preserve">; </w:t>
+      </w:r>
+      <w:proofErr w:type="spellStart"/>
+      <w:r>
+        <w:t>frontend</w:t>
+      </w:r>
+      <w:proofErr w:type="spellEnd"/>
+      <w:r>
+        <w:t xml:space="preserve"> </w:t>
+      </w:r>
+      <w:proofErr w:type="spellStart"/>
+      <w:r>
+        <w:t>React</w:t>
+      </w:r>
+      <w:proofErr w:type="spellEnd"/>
+      <w:r>
+        <w:t xml:space="preserve"> con </w:t>
+      </w:r>
+      <w:proofErr w:type="spellStart"/>
+      <w:r>
+        <w:rPr>
+          <w:rFonts w:ascii="Courier New" w:hAnsi="Courier New"/>
+          <w:sz w:val="20"/>
+        </w:rPr>
+        <w:t>components</w:t>
+      </w:r>
+      <w:proofErr w:type="spellEnd"/>
+      <w:r>
+        <w:t xml:space="preserve">, </w:t>
+      </w:r>
+      <w:proofErr w:type="spellStart"/>
+      <w:r>
+        <w:rPr>
+          <w:rFonts w:ascii="Courier New" w:hAnsi="Courier New"/>
+          <w:sz w:val="20"/>
+        </w:rPr>
         <w:t>hooks</w:t>
       </w:r>
+      <w:proofErr w:type="spellEnd"/>
       <w:r>
         <w:t xml:space="preserve">, </w:t>
       </w:r>
+      <w:proofErr w:type="spellStart"/>
       <w:r>
         <w:rPr>
           <w:rFonts w:cs="Times New Roman"/>
@@ -5675,6 +6210,7 @@
         </w:rPr>
         <w:t>services</w:t>
       </w:r>
+      <w:proofErr w:type="spellEnd"/>
       <w:r>
         <w:rPr>
           <w:rFonts w:cs="Times New Roman"/>
@@ -5693,7 +6229,15 @@
         <w:t>Implementación.</w:t>
       </w:r>
       <w:r>
-        <w:t xml:space="preserve"> Cada técnica quedó en un script independiente que entrena, mide, guarda el modelo y registra las métricas. Después vino la app que usa al ganador en inferencia.</w:t>
+        <w:t xml:space="preserve"> Cada técnica quedó en un script independiente que entrena, mide, guarda el modelo y registra las métricas. Después vino la </w:t>
+      </w:r>
+      <w:proofErr w:type="gramStart"/>
+      <w:r>
+        <w:t>app</w:t>
+      </w:r>
+      <w:proofErr w:type="gramEnd"/>
+      <w:r>
+        <w:t xml:space="preserve"> que usa al ganador en inferencia.</w:t>
       </w:r>
     </w:p>
     <w:p>
@@ -5709,12 +6253,21 @@
       <w:r>
         <w:t xml:space="preserve"> Partición entrenamiento/prueba 80/20 con </w:t>
       </w:r>
+      <w:proofErr w:type="spellStart"/>
       <w:r>
         <w:rPr>
           <w:rFonts w:ascii="Courier New" w:hAnsi="Courier New"/>
           <w:sz w:val="20"/>
         </w:rPr>
-        <w:t>random_state=42</w:t>
+        <w:t>random_state</w:t>
+      </w:r>
+      <w:proofErr w:type="spellEnd"/>
+      <w:r>
+        <w:rPr>
+          <w:rFonts w:ascii="Courier New" w:hAnsi="Courier New"/>
+          <w:sz w:val="20"/>
+        </w:rPr>
+        <w:t>=42</w:t>
       </w:r>
       <w:r>
         <w:t>, evaluando sobre datos que el modelo nunca vio. Quedó Random Forest; Secciones 8 y 10.</w:t>
@@ -5754,7 +6307,31 @@
         <w:t>Celso Farías</w:t>
       </w:r>
       <w:r>
-        <w:t>, poniéndome todos los sombreros xd: analista de datos, ingeniero de ML y desarrollador full-stack. El sendero no fue distante, fue temporal; extendiéndose aproximadamente unos tres meses, tratando de que cada tarea apuntara a un objetivo o requisito concreto.</w:t>
+        <w:t xml:space="preserve">, poniéndome todos los sombreros </w:t>
+      </w:r>
+      <w:proofErr w:type="spellStart"/>
+      <w:r>
+        <w:t>xd</w:t>
+      </w:r>
+      <w:proofErr w:type="spellEnd"/>
+      <w:r>
+        <w:t>: analista de datos, ingeniero de ML y desarrollador full-</w:t>
+      </w:r>
+      <w:proofErr w:type="spellStart"/>
+      <w:r>
+        <w:t>stack</w:t>
+      </w:r>
+      <w:proofErr w:type="spellEnd"/>
+      <w:r>
+        <w:t xml:space="preserve">. El sendero no fue distante, fue temporal; extendiéndose </w:t>
+      </w:r>
+      <w:proofErr w:type="gramStart"/>
+      <w:r>
+        <w:t>aproximadamente unos</w:t>
+      </w:r>
+      <w:proofErr w:type="gramEnd"/>
+      <w:r>
+        <w:t xml:space="preserve"> tres meses, tratando de que cada tarea apuntara a un objetivo o requisito concreto.</w:t>
       </w:r>
     </w:p>
     <w:tbl>
@@ -5886,8 +6463,16 @@
               <w:rPr>
                 <w:sz w:val="20"/>
               </w:rPr>
-              <w:t>Comprensión del negocio: problema, pregunta, objetivos y KPIs</w:t>
-            </w:r>
+              <w:t xml:space="preserve">Comprensión del negocio: problema, pregunta, objetivos y </w:t>
+            </w:r>
+            <w:proofErr w:type="spellStart"/>
+            <w:r>
+              <w:rPr>
+                <w:sz w:val="20"/>
+              </w:rPr>
+              <w:t>KPIs</w:t>
+            </w:r>
+            <w:proofErr w:type="spellEnd"/>
           </w:p>
         </w:tc>
         <w:tc>
@@ -5952,7 +6537,6 @@
               <w:rPr>
                 <w:sz w:val="20"/>
               </w:rPr>
-              <w:lastRenderedPageBreak/>
               <w:t>2</w:t>
             </w:r>
           </w:p>
@@ -6051,7 +6635,14 @@
               <w:rPr>
                 <w:sz w:val="20"/>
               </w:rPr>
-              <w:t>Preprocesamiento inicial: limpieza, imputación, Min-Max</w:t>
+              <w:t xml:space="preserve">Preprocesamiento </w:t>
+            </w:r>
+            <w:r>
+              <w:rPr>
+                <w:sz w:val="20"/>
+              </w:rPr>
+              <w:lastRenderedPageBreak/>
+              <w:t>inicial: limpieza, imputación, Min-Max</w:t>
             </w:r>
           </w:p>
         </w:tc>
@@ -6067,6 +6658,7 @@
               <w:rPr>
                 <w:sz w:val="20"/>
               </w:rPr>
+              <w:lastRenderedPageBreak/>
               <w:t>Celso Farías</w:t>
             </w:r>
           </w:p>
@@ -6083,7 +6675,14 @@
               <w:rPr>
                 <w:sz w:val="20"/>
               </w:rPr>
-              <w:t>Semana del 13 de abril</w:t>
+              <w:t xml:space="preserve">Semana del 13 de </w:t>
+            </w:r>
+            <w:r>
+              <w:rPr>
+                <w:sz w:val="20"/>
+              </w:rPr>
+              <w:lastRenderedPageBreak/>
+              <w:t>abril</w:t>
             </w:r>
           </w:p>
         </w:tc>
@@ -6099,6 +6698,7 @@
               <w:rPr>
                 <w:sz w:val="20"/>
               </w:rPr>
+              <w:lastRenderedPageBreak/>
               <w:t>Objetivo 1</w:t>
             </w:r>
           </w:p>
@@ -6133,8 +6733,30 @@
               <w:rPr>
                 <w:sz w:val="20"/>
               </w:rPr>
-              <w:t>Codificación final: One-Hot + Target Encoding + StandardScaler</w:t>
-            </w:r>
+              <w:t xml:space="preserve">Codificación final: One-Hot + Target </w:t>
+            </w:r>
+            <w:proofErr w:type="spellStart"/>
+            <w:r>
+              <w:rPr>
+                <w:sz w:val="20"/>
+              </w:rPr>
+              <w:t>Encoding</w:t>
+            </w:r>
+            <w:proofErr w:type="spellEnd"/>
+            <w:r>
+              <w:rPr>
+                <w:sz w:val="20"/>
+              </w:rPr>
+              <w:t xml:space="preserve"> + </w:t>
+            </w:r>
+            <w:proofErr w:type="spellStart"/>
+            <w:r>
+              <w:rPr>
+                <w:sz w:val="20"/>
+              </w:rPr>
+              <w:t>StandardScaler</w:t>
+            </w:r>
+            <w:proofErr w:type="spellEnd"/>
           </w:p>
         </w:tc>
         <w:tc>
@@ -6375,12 +6997,28 @@
             <w:pPr>
               <w:jc w:val="left"/>
             </w:pPr>
-            <w:r>
-              <w:rPr>
-                <w:sz w:val="20"/>
-              </w:rPr>
-              <w:t>Backend de inferencia, FastAPI</w:t>
-            </w:r>
+            <w:proofErr w:type="spellStart"/>
+            <w:r>
+              <w:rPr>
+                <w:sz w:val="20"/>
+              </w:rPr>
+              <w:t>Backend</w:t>
+            </w:r>
+            <w:proofErr w:type="spellEnd"/>
+            <w:r>
+              <w:rPr>
+                <w:sz w:val="20"/>
+              </w:rPr>
+              <w:t xml:space="preserve"> de inferencia, </w:t>
+            </w:r>
+            <w:proofErr w:type="spellStart"/>
+            <w:r>
+              <w:rPr>
+                <w:sz w:val="20"/>
+              </w:rPr>
+              <w:t>FastAPI</w:t>
+            </w:r>
+            <w:proofErr w:type="spellEnd"/>
           </w:p>
         </w:tc>
         <w:tc>
@@ -6427,7 +7065,21 @@
               <w:rPr>
                 <w:sz w:val="20"/>
               </w:rPr>
-              <w:t>Objetivo 4 / req. 3 y 5</w:t>
+              <w:t xml:space="preserve">Objetivo 4 / </w:t>
+            </w:r>
+            <w:proofErr w:type="spellStart"/>
+            <w:r>
+              <w:rPr>
+                <w:sz w:val="20"/>
+              </w:rPr>
+              <w:t>req</w:t>
+            </w:r>
+            <w:proofErr w:type="spellEnd"/>
+            <w:r>
+              <w:rPr>
+                <w:sz w:val="20"/>
+              </w:rPr>
+              <w:t>. 3 y 5</w:t>
             </w:r>
           </w:p>
         </w:tc>
@@ -6461,7 +7113,35 @@
               <w:rPr>
                 <w:sz w:val="20"/>
               </w:rPr>
-              <w:t>Recuperar artefactos del pipeline: scaler, encoding, modelos por marca</w:t>
+              <w:t xml:space="preserve">Recuperar artefactos del pipeline: </w:t>
+            </w:r>
+            <w:proofErr w:type="spellStart"/>
+            <w:r>
+              <w:rPr>
+                <w:sz w:val="20"/>
+              </w:rPr>
+              <w:t>scaler</w:t>
+            </w:r>
+            <w:proofErr w:type="spellEnd"/>
+            <w:r>
+              <w:rPr>
+                <w:sz w:val="20"/>
+              </w:rPr>
+              <w:t xml:space="preserve">, </w:t>
+            </w:r>
+            <w:proofErr w:type="spellStart"/>
+            <w:r>
+              <w:rPr>
+                <w:sz w:val="20"/>
+              </w:rPr>
+              <w:t>encoding</w:t>
+            </w:r>
+            <w:proofErr w:type="spellEnd"/>
+            <w:r>
+              <w:rPr>
+                <w:sz w:val="20"/>
+              </w:rPr>
+              <w:t>, modelos por marca</w:t>
             </w:r>
           </w:p>
         </w:tc>
@@ -6539,12 +7219,28 @@
             <w:pPr>
               <w:jc w:val="left"/>
             </w:pPr>
-            <w:r>
-              <w:rPr>
-                <w:sz w:val="20"/>
-              </w:rPr>
-              <w:t>Frontend funcional e integración con el backend</w:t>
-            </w:r>
+            <w:proofErr w:type="spellStart"/>
+            <w:r>
+              <w:rPr>
+                <w:sz w:val="20"/>
+              </w:rPr>
+              <w:t>Frontend</w:t>
+            </w:r>
+            <w:proofErr w:type="spellEnd"/>
+            <w:r>
+              <w:rPr>
+                <w:sz w:val="20"/>
+              </w:rPr>
+              <w:t xml:space="preserve"> funcional e integración con el </w:t>
+            </w:r>
+            <w:proofErr w:type="spellStart"/>
+            <w:r>
+              <w:rPr>
+                <w:sz w:val="20"/>
+              </w:rPr>
+              <w:t>backend</w:t>
+            </w:r>
+            <w:proofErr w:type="spellEnd"/>
           </w:p>
         </w:tc>
         <w:tc>
@@ -6591,7 +7287,21 @@
               <w:rPr>
                 <w:sz w:val="20"/>
               </w:rPr>
-              <w:t>Objetivo 4 / req. 2, 4 y 6</w:t>
+              <w:t xml:space="preserve">Objetivo 4 / </w:t>
+            </w:r>
+            <w:proofErr w:type="spellStart"/>
+            <w:r>
+              <w:rPr>
+                <w:sz w:val="20"/>
+              </w:rPr>
+              <w:t>req</w:t>
+            </w:r>
+            <w:proofErr w:type="spellEnd"/>
+            <w:r>
+              <w:rPr>
+                <w:sz w:val="20"/>
+              </w:rPr>
+              <w:t>. 2, 4 y 6</w:t>
             </w:r>
           </w:p>
         </w:tc>
@@ -6669,12 +7379,28 @@
             <w:pPr>
               <w:jc w:val="left"/>
             </w:pPr>
-            <w:r>
-              <w:rPr>
-                <w:sz w:val="20"/>
-              </w:rPr>
-              <w:t>Req. no funcionales / docs</w:t>
-            </w:r>
+            <w:proofErr w:type="spellStart"/>
+            <w:r>
+              <w:rPr>
+                <w:sz w:val="20"/>
+              </w:rPr>
+              <w:t>Req</w:t>
+            </w:r>
+            <w:proofErr w:type="spellEnd"/>
+            <w:r>
+              <w:rPr>
+                <w:sz w:val="20"/>
+              </w:rPr>
+              <w:t xml:space="preserve">. no funcionales / </w:t>
+            </w:r>
+            <w:proofErr w:type="spellStart"/>
+            <w:r>
+              <w:rPr>
+                <w:sz w:val="20"/>
+              </w:rPr>
+              <w:t>docs</w:t>
+            </w:r>
+            <w:proofErr w:type="spellEnd"/>
           </w:p>
         </w:tc>
       </w:tr>
@@ -6687,6 +7413,7 @@
       <w:r>
         <w:t xml:space="preserve">No fue una línea recta, eso sí. Lo bueno de CRISP-DM es justamente que te deja devolverte: cuando llegué a la fase de inferencia me di cuenta de que no había guardado los parámetros del </w:t>
       </w:r>
+      <w:proofErr w:type="spellStart"/>
       <w:r>
         <w:rPr>
           <w:rFonts w:ascii="Courier New" w:hAnsi="Courier New"/>
@@ -6694,6 +7421,7 @@
         </w:rPr>
         <w:t>StandardScaler</w:t>
       </w:r>
+      <w:proofErr w:type="spellEnd"/>
       <w:r>
         <w:t xml:space="preserve"> durante el entrenamiento, así que tuve que volver y recuperarlos, la tarea 8. Cosas que pasan, pasas que cosan. La vida es recuperable, el tiempo no.</w:t>
       </w:r>
@@ -6714,9 +7442,19 @@
           <w:color w:val="auto"/>
           <w:sz w:val="28"/>
         </w:rPr>
-        <w:t>3. Análisis exploratorio del dataset</w:t>
+        <w:t xml:space="preserve">3. Análisis exploratorio del </w:t>
+      </w:r>
+      <w:proofErr w:type="spellStart"/>
+      <w:r>
+        <w:rPr>
+          <w:rFonts w:ascii="Times New Roman" w:hAnsi="Times New Roman" w:cs="Times New Roman"/>
+          <w:color w:val="auto"/>
+          <w:sz w:val="28"/>
+        </w:rPr>
+        <w:t>dataset</w:t>
       </w:r>
       <w:bookmarkEnd w:id="11"/>
+      <w:proofErr w:type="spellEnd"/>
     </w:p>
     <w:p>
       <w:pPr>
@@ -6734,7 +7472,25 @@
           <w:color w:val="auto"/>
           <w:sz w:val="26"/>
         </w:rPr>
-        <w:t>3.1 De qué dataset hablamos</w:t>
+        <w:t xml:space="preserve">3.1 De qué </w:t>
+      </w:r>
+      <w:proofErr w:type="spellStart"/>
+      <w:r>
+        <w:rPr>
+          <w:rFonts w:ascii="Times New Roman" w:hAnsi="Times New Roman" w:cs="Times New Roman"/>
+          <w:color w:val="auto"/>
+          <w:sz w:val="26"/>
+        </w:rPr>
+        <w:t>dataset</w:t>
+      </w:r>
+      <w:proofErr w:type="spellEnd"/>
+      <w:r>
+        <w:rPr>
+          <w:rFonts w:ascii="Times New Roman" w:hAnsi="Times New Roman" w:cs="Times New Roman"/>
+          <w:color w:val="auto"/>
+          <w:sz w:val="26"/>
+        </w:rPr>
+        <w:t xml:space="preserve"> hablamos</w:t>
       </w:r>
       <w:bookmarkEnd w:id="12"/>
     </w:p>
@@ -6745,14 +7501,30 @@
       <w:r>
         <w:t xml:space="preserve">Usé el </w:t>
       </w:r>
+      <w:proofErr w:type="spellStart"/>
       <w:r>
         <w:rPr>
           <w:b/>
         </w:rPr>
-        <w:t>Craigslist Cars and Trucks Data</w:t>
-      </w:r>
-      <w:r>
-        <w:t>, Reese, 2021, obtenido desde de Kaggle. Son publicaciones reales de autos en venta en distintas regiones de Estados Unidos. Inicialmente trae:</w:t>
+        <w:t>Craigslist</w:t>
+      </w:r>
+      <w:proofErr w:type="spellEnd"/>
+      <w:r>
+        <w:rPr>
+          <w:b/>
+        </w:rPr>
+        <w:t xml:space="preserve"> Cars and Trucks Data</w:t>
+      </w:r>
+      <w:r>
+        <w:t xml:space="preserve">, Reese, 2021, obtenido desde de </w:t>
+      </w:r>
+      <w:proofErr w:type="spellStart"/>
+      <w:r>
+        <w:t>Kaggle</w:t>
+      </w:r>
+      <w:proofErr w:type="spellEnd"/>
+      <w:r>
+        <w:t>. Son publicaciones reales de autos en venta en distintas regiones de Estados Unidos. Inicialmente trae:</w:t>
       </w:r>
     </w:p>
     <w:p>
@@ -6792,6 +7564,7 @@
       <w:r>
         <w:t xml:space="preserve">La variable objetivo es </w:t>
       </w:r>
+      <w:proofErr w:type="spellStart"/>
       <w:r>
         <w:rPr>
           <w:rFonts w:ascii="Courier New" w:hAnsi="Courier New"/>
@@ -6799,8 +7572,17 @@
         </w:rPr>
         <w:t>price</w:t>
       </w:r>
-      <w:r>
-        <w:t>. El resto mezcla numéricas, categóricas y un montón de metadata que no sirve para predecir:</w:t>
+      <w:proofErr w:type="spellEnd"/>
+      <w:r>
+        <w:t xml:space="preserve">. El resto mezcla numéricas, categóricas y un montón de </w:t>
+      </w:r>
+      <w:proofErr w:type="spellStart"/>
+      <w:r>
+        <w:t>metadata</w:t>
+      </w:r>
+      <w:proofErr w:type="spellEnd"/>
+      <w:r>
+        <w:t xml:space="preserve"> que no sirve para predecir:</w:t>
       </w:r>
     </w:p>
     <w:tbl>
@@ -6828,7 +7610,6 @@
                 <w:b/>
                 <w:sz w:val="20"/>
               </w:rPr>
-              <w:lastRenderedPageBreak/>
               <w:t>Tipo</w:t>
             </w:r>
           </w:p>
@@ -6897,7 +7678,77 @@
               <w:rPr>
                 <w:sz w:val="20"/>
               </w:rPr>
-              <w:t>`price`, `year`, `odometer`, `lat`, `long`</w:t>
+              <w:t>`</w:t>
+            </w:r>
+            <w:proofErr w:type="spellStart"/>
+            <w:r>
+              <w:rPr>
+                <w:sz w:val="20"/>
+              </w:rPr>
+              <w:t>price</w:t>
+            </w:r>
+            <w:proofErr w:type="spellEnd"/>
+            <w:r>
+              <w:rPr>
+                <w:sz w:val="20"/>
+              </w:rPr>
+              <w:t>`, `</w:t>
+            </w:r>
+            <w:proofErr w:type="spellStart"/>
+            <w:r>
+              <w:rPr>
+                <w:sz w:val="20"/>
+              </w:rPr>
+              <w:t>year</w:t>
+            </w:r>
+            <w:proofErr w:type="spellEnd"/>
+            <w:r>
+              <w:rPr>
+                <w:sz w:val="20"/>
+              </w:rPr>
+              <w:t>`, `</w:t>
+            </w:r>
+            <w:proofErr w:type="spellStart"/>
+            <w:r>
+              <w:rPr>
+                <w:sz w:val="20"/>
+              </w:rPr>
+              <w:t>odometer</w:t>
+            </w:r>
+            <w:proofErr w:type="spellEnd"/>
+            <w:r>
+              <w:rPr>
+                <w:sz w:val="20"/>
+              </w:rPr>
+              <w:t>`, `</w:t>
+            </w:r>
+            <w:proofErr w:type="spellStart"/>
+            <w:r>
+              <w:rPr>
+                <w:sz w:val="20"/>
+              </w:rPr>
+              <w:t>lat</w:t>
+            </w:r>
+            <w:proofErr w:type="spellEnd"/>
+            <w:r>
+              <w:rPr>
+                <w:sz w:val="20"/>
+              </w:rPr>
+              <w:t>`, `</w:t>
+            </w:r>
+            <w:proofErr w:type="spellStart"/>
+            <w:r>
+              <w:rPr>
+                <w:sz w:val="20"/>
+              </w:rPr>
+              <w:t>long</w:t>
+            </w:r>
+            <w:proofErr w:type="spellEnd"/>
+            <w:r>
+              <w:rPr>
+                <w:sz w:val="20"/>
+              </w:rPr>
+              <w:t>`</w:t>
             </w:r>
           </w:p>
         </w:tc>
@@ -6947,7 +7798,176 @@
               <w:rPr>
                 <w:sz w:val="20"/>
               </w:rPr>
-              <w:t>`manufacturer`, `model`, `fuel`, `transmission`, `condition`, `type`, `cylinders`, `title_status`, `drive`, `paint_color`, `size`, `state`, `region`</w:t>
+              <w:t>`</w:t>
+            </w:r>
+            <w:proofErr w:type="spellStart"/>
+            <w:r>
+              <w:rPr>
+                <w:sz w:val="20"/>
+              </w:rPr>
+              <w:t>manufacturer</w:t>
+            </w:r>
+            <w:proofErr w:type="spellEnd"/>
+            <w:r>
+              <w:rPr>
+                <w:sz w:val="20"/>
+              </w:rPr>
+              <w:t>`, `</w:t>
+            </w:r>
+            <w:proofErr w:type="spellStart"/>
+            <w:r>
+              <w:rPr>
+                <w:sz w:val="20"/>
+              </w:rPr>
+              <w:t>model</w:t>
+            </w:r>
+            <w:proofErr w:type="spellEnd"/>
+            <w:r>
+              <w:rPr>
+                <w:sz w:val="20"/>
+              </w:rPr>
+              <w:t>`, `fuel`, `</w:t>
+            </w:r>
+            <w:proofErr w:type="spellStart"/>
+            <w:r>
+              <w:rPr>
+                <w:sz w:val="20"/>
+              </w:rPr>
+              <w:t>transmission</w:t>
+            </w:r>
+            <w:proofErr w:type="spellEnd"/>
+            <w:r>
+              <w:rPr>
+                <w:sz w:val="20"/>
+              </w:rPr>
+              <w:t>`, `</w:t>
+            </w:r>
+            <w:proofErr w:type="spellStart"/>
+            <w:r>
+              <w:rPr>
+                <w:sz w:val="20"/>
+              </w:rPr>
+              <w:t>condition</w:t>
+            </w:r>
+            <w:proofErr w:type="spellEnd"/>
+            <w:r>
+              <w:rPr>
+                <w:sz w:val="20"/>
+              </w:rPr>
+              <w:t>`, `</w:t>
+            </w:r>
+            <w:proofErr w:type="spellStart"/>
+            <w:r>
+              <w:rPr>
+                <w:sz w:val="20"/>
+              </w:rPr>
+              <w:t>type</w:t>
+            </w:r>
+            <w:proofErr w:type="spellEnd"/>
+            <w:r>
+              <w:rPr>
+                <w:sz w:val="20"/>
+              </w:rPr>
+              <w:t>`, `</w:t>
+            </w:r>
+            <w:proofErr w:type="spellStart"/>
+            <w:r>
+              <w:rPr>
+                <w:sz w:val="20"/>
+              </w:rPr>
+              <w:t>cylinders</w:t>
+            </w:r>
+            <w:proofErr w:type="spellEnd"/>
+            <w:r>
+              <w:rPr>
+                <w:sz w:val="20"/>
+              </w:rPr>
+              <w:t>`, `</w:t>
+            </w:r>
+            <w:proofErr w:type="spellStart"/>
+            <w:r>
+              <w:rPr>
+                <w:sz w:val="20"/>
+              </w:rPr>
+              <w:t>title_</w:t>
+            </w:r>
+            <w:proofErr w:type="gramStart"/>
+            <w:r>
+              <w:rPr>
+                <w:sz w:val="20"/>
+              </w:rPr>
+              <w:t>status</w:t>
+            </w:r>
+            <w:proofErr w:type="spellEnd"/>
+            <w:proofErr w:type="gramEnd"/>
+            <w:r>
+              <w:rPr>
+                <w:sz w:val="20"/>
+              </w:rPr>
+              <w:t>`, `drive`, `</w:t>
+            </w:r>
+            <w:proofErr w:type="spellStart"/>
+            <w:r>
+              <w:rPr>
+                <w:sz w:val="20"/>
+              </w:rPr>
+              <w:t>paint_color</w:t>
+            </w:r>
+            <w:proofErr w:type="spellEnd"/>
+            <w:r>
+              <w:rPr>
+                <w:sz w:val="20"/>
+              </w:rPr>
+              <w:t>`, `</w:t>
+            </w:r>
+            <w:proofErr w:type="spellStart"/>
+            <w:r>
+              <w:rPr>
+                <w:sz w:val="20"/>
+              </w:rPr>
+              <w:t>size</w:t>
+            </w:r>
+            <w:proofErr w:type="spellEnd"/>
+            <w:r>
+              <w:rPr>
+                <w:sz w:val="20"/>
+              </w:rPr>
+              <w:t>`, `</w:t>
+            </w:r>
+            <w:proofErr w:type="spellStart"/>
+            <w:r>
+              <w:rPr>
+                <w:sz w:val="20"/>
+              </w:rPr>
+              <w:t>state</w:t>
+            </w:r>
+            <w:proofErr w:type="spellEnd"/>
+            <w:r>
+              <w:rPr>
+                <w:sz w:val="20"/>
+              </w:rPr>
+              <w:t xml:space="preserve">`, </w:t>
+            </w:r>
+            <w:r>
+              <w:rPr>
+                <w:sz w:val="20"/>
+              </w:rPr>
+              <w:lastRenderedPageBreak/>
+              <w:t>`</w:t>
+            </w:r>
+            <w:proofErr w:type="spellStart"/>
+            <w:r>
+              <w:rPr>
+                <w:sz w:val="20"/>
+              </w:rPr>
+              <w:t>region</w:t>
+            </w:r>
+            <w:proofErr w:type="spellEnd"/>
+            <w:r>
+              <w:rPr>
+                <w:sz w:val="20"/>
+              </w:rPr>
+              <w:t>`</w:t>
             </w:r>
           </w:p>
         </w:tc>
@@ -6963,6 +7983,7 @@
               <w:rPr>
                 <w:sz w:val="20"/>
               </w:rPr>
+              <w:lastRenderedPageBreak/>
               <w:t>Predictoras descriptivas</w:t>
             </w:r>
           </w:p>
@@ -6981,8 +8002,16 @@
               <w:rPr>
                 <w:sz w:val="20"/>
               </w:rPr>
-              <w:t>Identificación / metadata</w:t>
-            </w:r>
+              <w:t xml:space="preserve">Identificación / </w:t>
+            </w:r>
+            <w:proofErr w:type="spellStart"/>
+            <w:r>
+              <w:rPr>
+                <w:sz w:val="20"/>
+              </w:rPr>
+              <w:t>metadata</w:t>
+            </w:r>
+            <w:proofErr w:type="spellEnd"/>
           </w:p>
         </w:tc>
         <w:tc>
@@ -6997,7 +8026,91 @@
               <w:rPr>
                 <w:sz w:val="20"/>
               </w:rPr>
-              <w:t>`id`, `url`, `region_url`, `image_url`, `description`, `VIN`, `county`, `posting_date`</w:t>
+              <w:t>`id`, `</w:t>
+            </w:r>
+            <w:proofErr w:type="spellStart"/>
+            <w:r>
+              <w:rPr>
+                <w:sz w:val="20"/>
+              </w:rPr>
+              <w:t>url</w:t>
+            </w:r>
+            <w:proofErr w:type="spellEnd"/>
+            <w:r>
+              <w:rPr>
+                <w:sz w:val="20"/>
+              </w:rPr>
+              <w:t>`, `</w:t>
+            </w:r>
+            <w:proofErr w:type="spellStart"/>
+            <w:r>
+              <w:rPr>
+                <w:sz w:val="20"/>
+              </w:rPr>
+              <w:t>region_url</w:t>
+            </w:r>
+            <w:proofErr w:type="spellEnd"/>
+            <w:r>
+              <w:rPr>
+                <w:sz w:val="20"/>
+              </w:rPr>
+              <w:t>`, `</w:t>
+            </w:r>
+            <w:proofErr w:type="spellStart"/>
+            <w:r>
+              <w:rPr>
+                <w:sz w:val="20"/>
+              </w:rPr>
+              <w:t>image_url</w:t>
+            </w:r>
+            <w:proofErr w:type="spellEnd"/>
+            <w:r>
+              <w:rPr>
+                <w:sz w:val="20"/>
+              </w:rPr>
+              <w:t>`, `</w:t>
+            </w:r>
+            <w:proofErr w:type="spellStart"/>
+            <w:r>
+              <w:rPr>
+                <w:sz w:val="20"/>
+              </w:rPr>
+              <w:t>description</w:t>
+            </w:r>
+            <w:proofErr w:type="spellEnd"/>
+            <w:r>
+              <w:rPr>
+                <w:sz w:val="20"/>
+              </w:rPr>
+              <w:t>`, `VIN`, `</w:t>
+            </w:r>
+            <w:proofErr w:type="spellStart"/>
+            <w:r>
+              <w:rPr>
+                <w:sz w:val="20"/>
+              </w:rPr>
+              <w:t>county</w:t>
+            </w:r>
+            <w:proofErr w:type="spellEnd"/>
+            <w:r>
+              <w:rPr>
+                <w:sz w:val="20"/>
+              </w:rPr>
+              <w:t>`, `</w:t>
+            </w:r>
+            <w:proofErr w:type="spellStart"/>
+            <w:r>
+              <w:rPr>
+                <w:sz w:val="20"/>
+              </w:rPr>
+              <w:t>posting_date</w:t>
+            </w:r>
+            <w:proofErr w:type="spellEnd"/>
+            <w:r>
+              <w:rPr>
+                <w:sz w:val="20"/>
+              </w:rPr>
+              <w:t>`</w:t>
             </w:r>
           </w:p>
         </w:tc>
@@ -7073,6 +8186,7 @@
       <w:r>
         <w:t xml:space="preserve"> </w:t>
       </w:r>
+      <w:proofErr w:type="spellStart"/>
       <w:r>
         <w:rPr>
           <w:rFonts w:ascii="Courier New" w:hAnsi="Courier New"/>
@@ -7080,9 +8194,11 @@
         </w:rPr>
         <w:t>price</w:t>
       </w:r>
+      <w:proofErr w:type="spellEnd"/>
       <w:r>
         <w:t xml:space="preserve">, </w:t>
       </w:r>
+      <w:proofErr w:type="spellStart"/>
       <w:r>
         <w:rPr>
           <w:rFonts w:ascii="Courier New" w:hAnsi="Courier New"/>
@@ -7090,9 +8206,11 @@
         </w:rPr>
         <w:t>region</w:t>
       </w:r>
+      <w:proofErr w:type="spellEnd"/>
       <w:r>
         <w:t xml:space="preserve">, </w:t>
       </w:r>
+      <w:proofErr w:type="spellStart"/>
       <w:r>
         <w:rPr>
           <w:rFonts w:ascii="Courier New" w:hAnsi="Courier New"/>
@@ -7100,6 +8218,7 @@
         </w:rPr>
         <w:t>state</w:t>
       </w:r>
+      <w:proofErr w:type="spellEnd"/>
       <w:r>
         <w:t xml:space="preserve"> | ≈ 0 % de nulos.</w:t>
       </w:r>
@@ -7121,6 +8240,7 @@
       <w:r>
         <w:t xml:space="preserve"> </w:t>
       </w:r>
+      <w:proofErr w:type="spellStart"/>
       <w:r>
         <w:rPr>
           <w:rFonts w:ascii="Courier New" w:hAnsi="Courier New"/>
@@ -7128,9 +8248,11 @@
         </w:rPr>
         <w:t>year</w:t>
       </w:r>
+      <w:proofErr w:type="spellEnd"/>
       <w:r>
         <w:t xml:space="preserve">, </w:t>
       </w:r>
+      <w:proofErr w:type="spellStart"/>
       <w:r>
         <w:rPr>
           <w:rFonts w:ascii="Courier New" w:hAnsi="Courier New"/>
@@ -7138,9 +8260,11 @@
         </w:rPr>
         <w:t>manufacturer</w:t>
       </w:r>
+      <w:proofErr w:type="spellEnd"/>
       <w:r>
         <w:t xml:space="preserve">, </w:t>
       </w:r>
+      <w:proofErr w:type="spellStart"/>
       <w:r>
         <w:rPr>
           <w:rFonts w:ascii="Courier New" w:hAnsi="Courier New"/>
@@ -7148,9 +8272,11 @@
         </w:rPr>
         <w:t>model</w:t>
       </w:r>
+      <w:proofErr w:type="spellEnd"/>
       <w:r>
         <w:t xml:space="preserve">, </w:t>
       </w:r>
+      <w:proofErr w:type="spellStart"/>
       <w:r>
         <w:rPr>
           <w:rFonts w:ascii="Courier New" w:hAnsi="Courier New"/>
@@ -7158,6 +8284,7 @@
         </w:rPr>
         <w:t>odometer</w:t>
       </w:r>
+      <w:proofErr w:type="spellEnd"/>
       <w:r>
         <w:t xml:space="preserve">, </w:t>
       </w:r>
@@ -7171,6 +8298,7 @@
       <w:r>
         <w:t xml:space="preserve">, </w:t>
       </w:r>
+      <w:proofErr w:type="spellStart"/>
       <w:r>
         <w:rPr>
           <w:rFonts w:ascii="Courier New" w:hAnsi="Courier New"/>
@@ -7178,6 +8306,7 @@
         </w:rPr>
         <w:t>transmission</w:t>
       </w:r>
+      <w:proofErr w:type="spellEnd"/>
       <w:r>
         <w:t>.</w:t>
       </w:r>
@@ -7199,6 +8328,7 @@
       <w:r>
         <w:t xml:space="preserve"> </w:t>
       </w:r>
+      <w:proofErr w:type="spellStart"/>
       <w:r>
         <w:rPr>
           <w:rFonts w:ascii="Courier New" w:hAnsi="Courier New"/>
@@ -7206,9 +8336,11 @@
         </w:rPr>
         <w:t>condition</w:t>
       </w:r>
+      <w:proofErr w:type="spellEnd"/>
       <w:r>
         <w:t xml:space="preserve"> ≈ 40,7 % |</w:t>
       </w:r>
+      <w:proofErr w:type="spellStart"/>
       <w:r>
         <w:rPr>
           <w:rFonts w:ascii="Courier New" w:hAnsi="Courier New"/>
@@ -7216,6 +8348,7 @@
         </w:rPr>
         <w:t>cylinders</w:t>
       </w:r>
+      <w:proofErr w:type="spellEnd"/>
       <w:r>
         <w:t xml:space="preserve"> ≈ 41,6 % | </w:t>
       </w:r>
@@ -7239,6 +8372,7 @@
       <w:r>
         <w:t xml:space="preserve"> y </w:t>
       </w:r>
+      <w:proofErr w:type="spellStart"/>
       <w:r>
         <w:rPr>
           <w:rFonts w:ascii="Courier New" w:hAnsi="Courier New"/>
@@ -7246,9 +8380,11 @@
         </w:rPr>
         <w:t>paint_color</w:t>
       </w:r>
+      <w:proofErr w:type="spellEnd"/>
       <w:r>
         <w:t xml:space="preserve"> ≈ 30,5 % | </w:t>
       </w:r>
+      <w:proofErr w:type="spellStart"/>
       <w:r>
         <w:rPr>
           <w:rFonts w:ascii="Courier New" w:hAnsi="Courier New"/>
@@ -7256,6 +8392,7 @@
         </w:rPr>
         <w:t>size</w:t>
       </w:r>
+      <w:proofErr w:type="spellEnd"/>
       <w:r>
         <w:t xml:space="preserve"> ≈ 71,7 %.</w:t>
       </w:r>
@@ -7267,6 +8404,7 @@
       <w:r>
         <w:t xml:space="preserve">Y el caso extremo: </w:t>
       </w:r>
+      <w:proofErr w:type="spellStart"/>
       <w:r>
         <w:rPr>
           <w:rFonts w:ascii="Courier New" w:hAnsi="Courier New"/>
@@ -7274,6 +8412,7 @@
         </w:rPr>
         <w:t>county</w:t>
       </w:r>
+      <w:proofErr w:type="spellEnd"/>
       <w:r>
         <w:t xml:space="preserve"> viene con </w:t>
       </w:r>
@@ -7284,7 +8423,15 @@
         <w:t>100 % de nulos</w:t>
       </w:r>
       <w:r>
-        <w:t>. No aporta absolutamente nada, así FUERA iii.</w:t>
+        <w:t xml:space="preserve">. No aporta absolutamente nada, así FUERA </w:t>
+      </w:r>
+      <w:proofErr w:type="spellStart"/>
+      <w:r>
+        <w:t>iii</w:t>
+      </w:r>
+      <w:proofErr w:type="spellEnd"/>
+      <w:r>
+        <w:t>.</w:t>
       </w:r>
     </w:p>
     <w:p>
@@ -7386,6 +8533,7 @@
       <w:r>
         <w:t xml:space="preserve"> </w:t>
       </w:r>
+      <w:proofErr w:type="spellStart"/>
       <w:r>
         <w:rPr>
           <w:rFonts w:ascii="Courier New" w:hAnsi="Courier New"/>
@@ -7393,9 +8541,11 @@
         </w:rPr>
         <w:t>lat</w:t>
       </w:r>
+      <w:proofErr w:type="spellEnd"/>
       <w:r>
         <w:t xml:space="preserve">, </w:t>
       </w:r>
+      <w:proofErr w:type="spellStart"/>
       <w:r>
         <w:rPr>
           <w:rFonts w:ascii="Courier New" w:hAnsi="Courier New"/>
@@ -7403,6 +8553,7 @@
         </w:rPr>
         <w:t>long</w:t>
       </w:r>
+      <w:proofErr w:type="spellEnd"/>
       <w:r>
         <w:t xml:space="preserve"> con valores extremos que huelen a error de registro.</w:t>
       </w:r>
@@ -7423,9 +8574,19 @@
           <w:color w:val="auto"/>
           <w:sz w:val="26"/>
         </w:rPr>
-        <w:t>3.4 Estadística descriptiva y outliers</w:t>
+        <w:t xml:space="preserve">3.4 Estadística descriptiva y </w:t>
+      </w:r>
+      <w:proofErr w:type="spellStart"/>
+      <w:r>
+        <w:rPr>
+          <w:rFonts w:ascii="Times New Roman" w:hAnsi="Times New Roman" w:cs="Times New Roman"/>
+          <w:color w:val="auto"/>
+          <w:sz w:val="26"/>
+        </w:rPr>
+        <w:t>outliers</w:t>
       </w:r>
       <w:bookmarkEnd w:id="15"/>
+      <w:proofErr w:type="spellEnd"/>
     </w:p>
     <w:p>
       <w:pPr>
@@ -7459,7 +8620,23 @@
                 <w:b/>
                 <w:sz w:val="20"/>
               </w:rPr>
-              <w:t>Estadístico (`price`)</w:t>
+              <w:t>Estadístico (`</w:t>
+            </w:r>
+            <w:proofErr w:type="spellStart"/>
+            <w:r>
+              <w:rPr>
+                <w:b/>
+                <w:sz w:val="20"/>
+              </w:rPr>
+              <w:t>price</w:t>
+            </w:r>
+            <w:proofErr w:type="spellEnd"/>
+            <w:r>
+              <w:rPr>
+                <w:b/>
+                <w:sz w:val="20"/>
+              </w:rPr>
+              <w:t>`)</w:t>
             </w:r>
           </w:p>
         </w:tc>
@@ -7528,7 +8705,6 @@
               <w:rPr>
                 <w:sz w:val="20"/>
               </w:rPr>
-              <w:lastRenderedPageBreak/>
               <w:t>Mediana</w:t>
             </w:r>
           </w:p>
@@ -7591,8 +8767,17 @@
         <w:spacing w:after="120"/>
       </w:pPr>
       <w:r>
-        <w:t xml:space="preserve">Esa brecha tan grande dice dos cosas: que la mediana representa mucho mejor el comportamiento real, y que los valores extremos son outliers que están deformando la escala. Lo mismo pasa con </w:t>
-      </w:r>
+        <w:t xml:space="preserve">Esa brecha tan grande dice dos cosas: que la mediana representa mucho mejor el comportamiento real, y que los valores extremos son </w:t>
+      </w:r>
+      <w:proofErr w:type="spellStart"/>
+      <w:r>
+        <w:t>outliers</w:t>
+      </w:r>
+      <w:proofErr w:type="spellEnd"/>
+      <w:r>
+        <w:t xml:space="preserve"> que están deformando la escala. Lo mismo pasa con </w:t>
+      </w:r>
+      <w:proofErr w:type="spellStart"/>
       <w:r>
         <w:rPr>
           <w:rFonts w:ascii="Courier New" w:hAnsi="Courier New"/>
@@ -7600,9 +8785,11 @@
         </w:rPr>
         <w:t>odometer</w:t>
       </w:r>
+      <w:proofErr w:type="spellEnd"/>
       <w:r>
         <w:t xml:space="preserve">, kilometrajes irreales, y </w:t>
       </w:r>
+      <w:proofErr w:type="spellStart"/>
       <w:r>
         <w:rPr>
           <w:rFonts w:ascii="Courier New" w:hAnsi="Courier New"/>
@@ -7610,6 +8797,7 @@
         </w:rPr>
         <w:t>year</w:t>
       </w:r>
+      <w:proofErr w:type="spellEnd"/>
       <w:r>
         <w:t>, años imposibles.</w:t>
       </w:r>
@@ -7629,8 +8817,8 @@
           <w:rFonts w:ascii="Times New Roman" w:hAnsi="Times New Roman" w:cs="Times New Roman"/>
           <w:color w:val="auto"/>
           <w:sz w:val="26"/>
-          <w:highlight w:val="yellow"/>
-        </w:rPr>
+        </w:rPr>
+        <w:lastRenderedPageBreak/>
         <w:t>3.5 Las visualizaciones</w:t>
       </w:r>
       <w:bookmarkEnd w:id="16"/>
@@ -7653,6 +8841,7 @@
       <w:r>
         <w:rPr>
           <w:i/>
+          <w:noProof/>
           <w:sz w:val="20"/>
         </w:rPr>
         <w:drawing>
@@ -7699,11 +8888,19 @@
       <w:pPr>
         <w:spacing w:after="120"/>
       </w:pPr>
+      <w:proofErr w:type="spellStart"/>
       <w:r>
         <w:rPr>
           <w:b/>
         </w:rPr>
-        <w:t>Boxplot de precios.</w:t>
+        <w:t>Boxplot</w:t>
+      </w:r>
+      <w:proofErr w:type="spellEnd"/>
+      <w:r>
+        <w:rPr>
+          <w:b/>
+        </w:rPr>
+        <w:t xml:space="preserve"> de precios.</w:t>
       </w:r>
     </w:p>
     <w:p>
@@ -7713,6 +8910,7 @@
       <w:r>
         <w:rPr>
           <w:i/>
+          <w:noProof/>
           <w:sz w:val="20"/>
         </w:rPr>
         <w:lastRenderedPageBreak/>
@@ -7753,7 +8951,15 @@
         </w:drawing>
       </w:r>
       <w:r>
-        <w:t>Casi todo cabe en un rango acotado, y lo que se sale son los outliers que hay que tratar.</w:t>
+        <w:t xml:space="preserve">Casi todo cabe en un rango acotado, y lo que se sale son los </w:t>
+      </w:r>
+      <w:proofErr w:type="spellStart"/>
+      <w:r>
+        <w:t>outliers</w:t>
+      </w:r>
+      <w:proofErr w:type="spellEnd"/>
+      <w:r>
+        <w:t xml:space="preserve"> que hay que tratar.</w:t>
       </w:r>
     </w:p>
     <w:p>
@@ -7774,6 +8980,7 @@
       <w:r>
         <w:rPr>
           <w:i/>
+          <w:noProof/>
           <w:sz w:val="20"/>
         </w:rPr>
         <w:drawing>
@@ -7835,6 +9042,7 @@
       <w:r>
         <w:rPr>
           <w:i/>
+          <w:noProof/>
           <w:sz w:val="20"/>
         </w:rPr>
         <w:drawing>
@@ -7895,6 +9103,7 @@
       <w:r>
         <w:rPr>
           <w:i/>
+          <w:noProof/>
           <w:sz w:val="20"/>
         </w:rPr>
         <w:drawing>
@@ -7934,7 +9143,15 @@
         </w:drawing>
       </w:r>
       <w:r>
-        <w:t>Dominan Ford, Chevrolet y Toyota, los pesos pesados del dataset.</w:t>
+        <w:t xml:space="preserve">Dominan Ford, Chevrolet y Toyota, los pesos pesados del </w:t>
+      </w:r>
+      <w:proofErr w:type="spellStart"/>
+      <w:r>
+        <w:t>dataset</w:t>
+      </w:r>
+      <w:proofErr w:type="spellEnd"/>
+      <w:r>
+        <w:t>.</w:t>
       </w:r>
     </w:p>
     <w:p>
@@ -7955,6 +9172,7 @@
       <w:r>
         <w:rPr>
           <w:i/>
+          <w:noProof/>
           <w:sz w:val="20"/>
         </w:rPr>
         <w:lastRenderedPageBreak/>
@@ -8026,6 +9244,7 @@
       <w:r>
         <w:t xml:space="preserve">• </w:t>
       </w:r>
+      <w:proofErr w:type="spellStart"/>
       <w:r>
         <w:rPr>
           <w:rFonts w:ascii="Courier New" w:hAnsi="Courier New"/>
@@ -8033,9 +9252,11 @@
         </w:rPr>
         <w:t>model</w:t>
       </w:r>
+      <w:proofErr w:type="spellEnd"/>
       <w:r>
         <w:t xml:space="preserve"> tiene cardinalidad altísima (miles de valores únicos); en cambio </w:t>
       </w:r>
+      <w:proofErr w:type="spellStart"/>
       <w:r>
         <w:rPr>
           <w:rFonts w:ascii="Courier New" w:hAnsi="Courier New"/>
@@ -8043,6 +9264,7 @@
         </w:rPr>
         <w:t>transmission</w:t>
       </w:r>
+      <w:proofErr w:type="spellEnd"/>
       <w:r>
         <w:t xml:space="preserve">, </w:t>
       </w:r>
@@ -8056,6 +9278,7 @@
       <w:r>
         <w:t xml:space="preserve"> y </w:t>
       </w:r>
+      <w:proofErr w:type="spellStart"/>
       <w:r>
         <w:rPr>
           <w:rFonts w:ascii="Courier New" w:hAnsi="Courier New"/>
@@ -8063,6 +9286,7 @@
         </w:rPr>
         <w:t>condition</w:t>
       </w:r>
+      <w:proofErr w:type="spellEnd"/>
       <w:r>
         <w:t xml:space="preserve"> tienen pocas categorías.</w:t>
       </w:r>
@@ -8085,6 +9309,7 @@
       <w:r>
         <w:t xml:space="preserve">, </w:t>
       </w:r>
+      <w:proofErr w:type="spellStart"/>
       <w:r>
         <w:rPr>
           <w:rFonts w:ascii="Courier New" w:hAnsi="Courier New"/>
@@ -8092,9 +9317,11 @@
         </w:rPr>
         <w:t>url</w:t>
       </w:r>
+      <w:proofErr w:type="spellEnd"/>
       <w:r>
         <w:t xml:space="preserve">, </w:t>
       </w:r>
+      <w:proofErr w:type="spellStart"/>
       <w:r>
         <w:rPr>
           <w:rFonts w:ascii="Courier New" w:hAnsi="Courier New"/>
@@ -8102,9 +9329,11 @@
         </w:rPr>
         <w:t>image_url</w:t>
       </w:r>
+      <w:proofErr w:type="spellEnd"/>
       <w:r>
         <w:t xml:space="preserve">, </w:t>
       </w:r>
+      <w:proofErr w:type="spellStart"/>
       <w:r>
         <w:rPr>
           <w:rFonts w:ascii="Courier New" w:hAnsi="Courier New"/>
@@ -8112,6 +9341,7 @@
         </w:rPr>
         <w:t>description</w:t>
       </w:r>
+      <w:proofErr w:type="spellEnd"/>
       <w:r>
         <w:t xml:space="preserve"> y </w:t>
       </w:r>
@@ -8167,7 +9397,6 @@
           <w:rFonts w:ascii="Times New Roman" w:hAnsi="Times New Roman" w:cs="Times New Roman"/>
           <w:color w:val="auto"/>
           <w:sz w:val="26"/>
-          <w:highlight w:val="yellow"/>
         </w:rPr>
         <w:t>EDA sobre la data ya procesada</w:t>
       </w:r>
@@ -8188,6 +9417,7 @@
       <w:r>
         <w:rPr>
           <w:i/>
+          <w:noProof/>
           <w:sz w:val="20"/>
         </w:rPr>
         <w:lastRenderedPageBreak/>
@@ -8237,6 +9467,7 @@
       <w:r>
         <w:rPr>
           <w:i/>
+          <w:noProof/>
           <w:sz w:val="20"/>
         </w:rPr>
         <w:drawing>
@@ -8283,6 +9514,7 @@
       <w:r>
         <w:rPr>
           <w:i/>
+          <w:noProof/>
           <w:sz w:val="20"/>
         </w:rPr>
         <w:lastRenderedPageBreak/>
@@ -8332,6 +9564,7 @@
       <w:r>
         <w:rPr>
           <w:i/>
+          <w:noProof/>
           <w:sz w:val="20"/>
         </w:rPr>
         <w:drawing>
@@ -8378,6 +9611,7 @@
       <w:r>
         <w:rPr>
           <w:i/>
+          <w:noProof/>
           <w:sz w:val="20"/>
         </w:rPr>
         <w:lastRenderedPageBreak/>
@@ -8425,6 +9659,7 @@
       <w:r>
         <w:rPr>
           <w:i/>
+          <w:noProof/>
           <w:sz w:val="20"/>
         </w:rPr>
         <w:drawing>
@@ -8483,13 +9718,23 @@
         </w:rPr>
         <w:t xml:space="preserve"> y en </w:t>
       </w:r>
+      <w:proofErr w:type="spellStart"/>
       <w:r>
         <w:rPr>
           <w:rFonts w:ascii="Courier New" w:hAnsi="Courier New"/>
           <w:i/>
           <w:sz w:val="20"/>
         </w:rPr>
-        <w:t>reports/01_data_guality.md</w:t>
+        <w:t>reports</w:t>
+      </w:r>
+      <w:proofErr w:type="spellEnd"/>
+      <w:r>
+        <w:rPr>
+          <w:rFonts w:ascii="Courier New" w:hAnsi="Courier New"/>
+          <w:i/>
+          <w:sz w:val="20"/>
+        </w:rPr>
+        <w:t>/01_data_guality.md</w:t>
       </w:r>
       <w:r>
         <w:rPr>
@@ -8535,7 +9780,25 @@
           <w:color w:val="auto"/>
           <w:sz w:val="26"/>
         </w:rPr>
-        <w:t>4.1 El casting inicial</w:t>
+        <w:t xml:space="preserve">4.1 </w:t>
+      </w:r>
+      <w:proofErr w:type="gramStart"/>
+      <w:r>
+        <w:rPr>
+          <w:rFonts w:ascii="Times New Roman" w:hAnsi="Times New Roman" w:cs="Times New Roman"/>
+          <w:color w:val="auto"/>
+          <w:sz w:val="26"/>
+        </w:rPr>
+        <w:t>El casting</w:t>
+      </w:r>
+      <w:proofErr w:type="gramEnd"/>
+      <w:r>
+        <w:rPr>
+          <w:rFonts w:ascii="Times New Roman" w:hAnsi="Times New Roman" w:cs="Times New Roman"/>
+          <w:color w:val="auto"/>
+          <w:sz w:val="26"/>
+        </w:rPr>
+        <w:t xml:space="preserve"> inicial</w:t>
       </w:r>
       <w:bookmarkEnd w:id="20"/>
     </w:p>
@@ -8544,7 +9807,47 @@
         <w:spacing w:after="120"/>
       </w:pPr>
       <w:r>
-        <w:t>Mirando la literatura junté siete candidatas: Regresión Lineal, Ridge o L2, Lasso o L1, Elastic Net, Random Forest, Gradient Boosting y Support Vector Regression, SVR. Cada una ve el mundo a su manera y tiene su forma de aprender la relación entre las variables y el precio.</w:t>
+        <w:t xml:space="preserve">Mirando la literatura junté siete candidatas: Regresión Lineal, Ridge o L2, Lasso o L1, </w:t>
+      </w:r>
+      <w:proofErr w:type="spellStart"/>
+      <w:r>
+        <w:t>Elastic</w:t>
+      </w:r>
+      <w:proofErr w:type="spellEnd"/>
+      <w:r>
+        <w:t xml:space="preserve"> Net, Random Forest, </w:t>
+      </w:r>
+      <w:proofErr w:type="spellStart"/>
+      <w:r>
+        <w:t>Gradient</w:t>
+      </w:r>
+      <w:proofErr w:type="spellEnd"/>
+      <w:r>
+        <w:t xml:space="preserve"> </w:t>
+      </w:r>
+      <w:proofErr w:type="spellStart"/>
+      <w:r>
+        <w:t>Boosting</w:t>
+      </w:r>
+      <w:proofErr w:type="spellEnd"/>
+      <w:r>
+        <w:t xml:space="preserve"> y </w:t>
+      </w:r>
+      <w:proofErr w:type="spellStart"/>
+      <w:r>
+        <w:t>Support</w:t>
+      </w:r>
+      <w:proofErr w:type="spellEnd"/>
+      <w:r>
+        <w:t xml:space="preserve"> Vector </w:t>
+      </w:r>
+      <w:proofErr w:type="spellStart"/>
+      <w:r>
+        <w:t>Regression</w:t>
+      </w:r>
+      <w:proofErr w:type="spellEnd"/>
+      <w:r>
+        <w:t>, SVR. Cada una ve el mundo a su manera y tiene su forma de aprender la relación entre las variables y el precio.</w:t>
       </w:r>
     </w:p>
     <w:p>
@@ -8581,7 +9884,31 @@
         <w:t>cinco</w:t>
       </w:r>
       <w:r>
-        <w:t xml:space="preserve"> para implementar. Dejé fuera a Elastic Net, por redundancia conceptual respecto a Ridge y Lasso, y a SVR, porque su costo computacional sobre un dataset tan grande no se justifica; no vamos a matar una mosca con una bazooka. El criterio fue equilibrar interpretabilidad, complejidad y capacidad de modelado.</w:t>
+        <w:t xml:space="preserve"> para implementar. Dejé fuera a </w:t>
+      </w:r>
+      <w:proofErr w:type="spellStart"/>
+      <w:r>
+        <w:t>Elastic</w:t>
+      </w:r>
+      <w:proofErr w:type="spellEnd"/>
+      <w:r>
+        <w:t xml:space="preserve"> Net, por redundancia conceptual respecto a Ridge y Lasso, y a SVR, porque su costo computacional sobre un </w:t>
+      </w:r>
+      <w:proofErr w:type="spellStart"/>
+      <w:r>
+        <w:t>dataset</w:t>
+      </w:r>
+      <w:proofErr w:type="spellEnd"/>
+      <w:r>
+        <w:t xml:space="preserve"> tan grande no se justifica; no vamos a matar una mosca con una </w:t>
+      </w:r>
+      <w:proofErr w:type="spellStart"/>
+      <w:r>
+        <w:t>bazooka</w:t>
+      </w:r>
+      <w:proofErr w:type="spellEnd"/>
+      <w:r>
+        <w:t>. El criterio fue equilibrar interpretabilidad, complejidad y capacidad de modelado.</w:t>
       </w:r>
     </w:p>
     <w:tbl>
@@ -8711,8 +10038,16 @@
               <w:rPr>
                 <w:sz w:val="20"/>
               </w:rPr>
-              <w:t>Simple, interpretable, buen baseline</w:t>
-            </w:r>
+              <w:t xml:space="preserve">Simple, interpretable, buen </w:t>
+            </w:r>
+            <w:proofErr w:type="spellStart"/>
+            <w:r>
+              <w:rPr>
+                <w:sz w:val="20"/>
+              </w:rPr>
+              <w:t>baseline</w:t>
+            </w:r>
+            <w:proofErr w:type="spellEnd"/>
           </w:p>
         </w:tc>
         <w:tc>
@@ -8727,8 +10062,16 @@
               <w:rPr>
                 <w:sz w:val="20"/>
               </w:rPr>
-              <w:t>No capta lo no lineal; sensible a outliers</w:t>
-            </w:r>
+              <w:t xml:space="preserve">No capta lo no lineal; sensible a </w:t>
+            </w:r>
+            <w:proofErr w:type="spellStart"/>
+            <w:r>
+              <w:rPr>
+                <w:sz w:val="20"/>
+              </w:rPr>
+              <w:t>outliers</w:t>
+            </w:r>
+            <w:proofErr w:type="spellEnd"/>
           </w:p>
         </w:tc>
       </w:tr>
@@ -8893,7 +10236,21 @@
               <w:rPr>
                 <w:sz w:val="20"/>
               </w:rPr>
-              <w:t>Ensamble de árboles (bagging)</w:t>
+              <w:t>Ensamble de árboles (</w:t>
+            </w:r>
+            <w:proofErr w:type="spellStart"/>
+            <w:r>
+              <w:rPr>
+                <w:sz w:val="20"/>
+              </w:rPr>
+              <w:t>bagging</w:t>
+            </w:r>
+            <w:proofErr w:type="spellEnd"/>
+            <w:r>
+              <w:rPr>
+                <w:sz w:val="20"/>
+              </w:rPr>
+              <w:t>)</w:t>
             </w:r>
           </w:p>
         </w:tc>
@@ -8939,12 +10296,28 @@
             <w:pPr>
               <w:jc w:val="left"/>
             </w:pPr>
-            <w:r>
-              <w:rPr>
-                <w:sz w:val="20"/>
-              </w:rPr>
-              <w:t>Gradient Boosting</w:t>
-            </w:r>
+            <w:proofErr w:type="spellStart"/>
+            <w:r>
+              <w:rPr>
+                <w:sz w:val="20"/>
+              </w:rPr>
+              <w:t>Gradient</w:t>
+            </w:r>
+            <w:proofErr w:type="spellEnd"/>
+            <w:r>
+              <w:rPr>
+                <w:sz w:val="20"/>
+              </w:rPr>
+              <w:t xml:space="preserve"> </w:t>
+            </w:r>
+            <w:proofErr w:type="spellStart"/>
+            <w:r>
+              <w:rPr>
+                <w:sz w:val="20"/>
+              </w:rPr>
+              <w:t>Boosting</w:t>
+            </w:r>
+            <w:proofErr w:type="spellEnd"/>
           </w:p>
         </w:tc>
         <w:tc>
@@ -8991,7 +10364,21 @@
               <w:rPr>
                 <w:sz w:val="20"/>
               </w:rPr>
-              <w:t>Sensible a hiperparámetros, más lento</w:t>
+              <w:t xml:space="preserve">Sensible a </w:t>
+            </w:r>
+            <w:proofErr w:type="spellStart"/>
+            <w:r>
+              <w:rPr>
+                <w:sz w:val="20"/>
+              </w:rPr>
+              <w:t>hiperparámetros</w:t>
+            </w:r>
+            <w:proofErr w:type="spellEnd"/>
+            <w:r>
+              <w:rPr>
+                <w:sz w:val="20"/>
+              </w:rPr>
+              <w:t>, más lento</w:t>
             </w:r>
           </w:p>
         </w:tc>
@@ -9041,7 +10428,23 @@
         <w:t>Los lineales como punto de partida.</w:t>
       </w:r>
       <w:r>
-        <w:t xml:space="preserve"> La literatura clásica del aprendizaje estadístico —James et al., 2021; Tibshirani, 1996; Hoerl &amp; Kennard, 1970— deja la regresión lineal y sus versiones regularizadas, Ridge y Lasso, como el baseline obligado de cualquier problema de regresión, por interpretables y por ser un buen piso contra el cual comparar.</w:t>
+        <w:t xml:space="preserve"> La literatura clásica del aprendizaje estadístico —James et al., 2021; </w:t>
+      </w:r>
+      <w:proofErr w:type="spellStart"/>
+      <w:r>
+        <w:t>Tibshirani</w:t>
+      </w:r>
+      <w:proofErr w:type="spellEnd"/>
+      <w:r>
+        <w:t xml:space="preserve">, 1996; Hoerl &amp; Kennard, 1970— deja la regresión lineal y sus versiones regularizadas, Ridge y Lasso, como el </w:t>
+      </w:r>
+      <w:proofErr w:type="spellStart"/>
+      <w:r>
+        <w:t>baseline</w:t>
+      </w:r>
+      <w:proofErr w:type="spellEnd"/>
+      <w:r>
+        <w:t xml:space="preserve"> obligado de cualquier problema de regresión, por interpretables y por ser un buen piso contra el cual comparar.</w:t>
       </w:r>
     </w:p>
     <w:p>
@@ -9059,7 +10462,79 @@
         <w:t>Los ensambles de árboles ganan.</w:t>
       </w:r>
       <w:r>
-        <w:t xml:space="preserve"> Breiman, 2001, presenta Random Forest y muestra por qué es robusto: bagging + aleatorización de variables. Y los estudios recientes lo confirman justo en este dominio: AIP Conference Proceedings, 2025; World Journal of Advanced Research and Reviews, 2024; y Al-Turjman et al., 2022, repiten que Random Forest rinde mejor, explicando cerca del 92 % de la varianza de los precios.</w:t>
+        <w:t xml:space="preserve"> Breiman, 2001, presenta Random Forest y muestra por qué es robusto: </w:t>
+      </w:r>
+      <w:proofErr w:type="spellStart"/>
+      <w:r>
+        <w:t>bagging</w:t>
+      </w:r>
+      <w:proofErr w:type="spellEnd"/>
+      <w:r>
+        <w:t xml:space="preserve"> + aleatorización de variables. Y los estudios recientes lo confirman justo en este dominio: AIP </w:t>
+      </w:r>
+      <w:proofErr w:type="spellStart"/>
+      <w:r>
+        <w:t>Conference</w:t>
+      </w:r>
+      <w:proofErr w:type="spellEnd"/>
+      <w:r>
+        <w:t xml:space="preserve"> </w:t>
+      </w:r>
+      <w:proofErr w:type="spellStart"/>
+      <w:r>
+        <w:t>Proceedings</w:t>
+      </w:r>
+      <w:proofErr w:type="spellEnd"/>
+      <w:r>
+        <w:t xml:space="preserve">, 2025; World </w:t>
+      </w:r>
+      <w:proofErr w:type="spellStart"/>
+      <w:r>
+        <w:t>Journal</w:t>
+      </w:r>
+      <w:proofErr w:type="spellEnd"/>
+      <w:r>
+        <w:t xml:space="preserve"> </w:t>
+      </w:r>
+      <w:proofErr w:type="spellStart"/>
+      <w:r>
+        <w:t>of</w:t>
+      </w:r>
+      <w:proofErr w:type="spellEnd"/>
+      <w:r>
+        <w:t xml:space="preserve"> </w:t>
+      </w:r>
+      <w:proofErr w:type="spellStart"/>
+      <w:r>
+        <w:t>Advanced</w:t>
+      </w:r>
+      <w:proofErr w:type="spellEnd"/>
+      <w:r>
+        <w:t xml:space="preserve"> </w:t>
+      </w:r>
+      <w:proofErr w:type="spellStart"/>
+      <w:r>
+        <w:t>Research</w:t>
+      </w:r>
+      <w:proofErr w:type="spellEnd"/>
+      <w:r>
+        <w:t xml:space="preserve"> and </w:t>
+      </w:r>
+      <w:proofErr w:type="spellStart"/>
+      <w:r>
+        <w:t>Reviews</w:t>
+      </w:r>
+      <w:proofErr w:type="spellEnd"/>
+      <w:r>
+        <w:t>, 2024; y Al-</w:t>
+      </w:r>
+      <w:proofErr w:type="spellStart"/>
+      <w:r>
+        <w:t>Turjman</w:t>
+      </w:r>
+      <w:proofErr w:type="spellEnd"/>
+      <w:r>
+        <w:t xml:space="preserve"> et al., 2022, repiten que Random Forest rinde mejor, explicando cerca del 92 % de la varianza de los precios.</w:t>
       </w:r>
     </w:p>
     <w:p>
@@ -9074,14 +10549,64 @@
         <w:rPr>
           <w:b/>
         </w:rPr>
-        <w:t>El boosting también pelea.</w:t>
-      </w:r>
-      <w:r>
-        <w:t xml:space="preserve"> Friedman, 2001, formaliza el Gradient Boosting, y Cui et al., 2022, muestran que esquemas de boosting como XGBoost + LightGBM son muy </w:t>
-      </w:r>
-      <w:r>
-        <w:lastRenderedPageBreak/>
-        <w:t>competitivos prediciendo precios de autos usados. Razón suficiente para meterlo en la comparación.</w:t>
+        <w:t xml:space="preserve">El </w:t>
+      </w:r>
+      <w:proofErr w:type="spellStart"/>
+      <w:r>
+        <w:rPr>
+          <w:b/>
+        </w:rPr>
+        <w:t>boosting</w:t>
+      </w:r>
+      <w:proofErr w:type="spellEnd"/>
+      <w:r>
+        <w:rPr>
+          <w:b/>
+        </w:rPr>
+        <w:t xml:space="preserve"> también pelea.</w:t>
+      </w:r>
+      <w:r>
+        <w:t xml:space="preserve"> Friedman, 2001, formaliza el </w:t>
+      </w:r>
+      <w:proofErr w:type="spellStart"/>
+      <w:r>
+        <w:t>Gradient</w:t>
+      </w:r>
+      <w:proofErr w:type="spellEnd"/>
+      <w:r>
+        <w:t xml:space="preserve"> </w:t>
+      </w:r>
+      <w:proofErr w:type="spellStart"/>
+      <w:r>
+        <w:t>Boosting</w:t>
+      </w:r>
+      <w:proofErr w:type="spellEnd"/>
+      <w:r>
+        <w:t xml:space="preserve">, y Cui et al., 2022, muestran que esquemas de </w:t>
+      </w:r>
+      <w:proofErr w:type="spellStart"/>
+      <w:r>
+        <w:t>boosting</w:t>
+      </w:r>
+      <w:proofErr w:type="spellEnd"/>
+      <w:r>
+        <w:t xml:space="preserve"> como </w:t>
+      </w:r>
+      <w:proofErr w:type="spellStart"/>
+      <w:r>
+        <w:t>XGBoost</w:t>
+      </w:r>
+      <w:proofErr w:type="spellEnd"/>
+      <w:r>
+        <w:t xml:space="preserve"> + </w:t>
+      </w:r>
+      <w:proofErr w:type="spellStart"/>
+      <w:r>
+        <w:t>LightGBM</w:t>
+      </w:r>
+      <w:proofErr w:type="spellEnd"/>
+      <w:r>
+        <w:t xml:space="preserve"> son muy competitivos prediciendo precios de autos usados. Razón suficiente para meterlo en la comparación.</w:t>
       </w:r>
     </w:p>
     <w:p>
@@ -9090,6 +10615,7 @@
         <w:ind w:left="567" w:hanging="283"/>
       </w:pPr>
       <w:r>
+        <w:lastRenderedPageBreak/>
         <w:t xml:space="preserve">• </w:t>
       </w:r>
       <w:r>
@@ -9099,7 +10625,15 @@
         <w:t>Saber cuándo el modelo duda.</w:t>
       </w:r>
       <w:r>
-        <w:t xml:space="preserve"> La línea de regresión tabular probabilística, como ProbSAINT, 2024, refuerza que comparar varias técnicas vale la pena, no solo por el error sino por la confiabilidad.</w:t>
+        <w:t xml:space="preserve"> La línea de regresión tabular probabilística, como </w:t>
+      </w:r>
+      <w:proofErr w:type="spellStart"/>
+      <w:r>
+        <w:t>ProbSAINT</w:t>
+      </w:r>
+      <w:proofErr w:type="spellEnd"/>
+      <w:r>
+        <w:t>, 2024, refuerza que comparar varias técnicas vale la pena, no solo por el error sino por la confiabilidad.</w:t>
       </w:r>
     </w:p>
     <w:p>
@@ -9107,7 +10641,31 @@
         <w:spacing w:after="120"/>
       </w:pPr>
       <w:r>
-        <w:t>En resumen: una comparación que incluye un baseline lineal, sus regularizaciones y dos familias de ensambles, bagging y boosting, es la forma de poner a prueba, en serio, la hipótesis de que el problema es no lineal.</w:t>
+        <w:t xml:space="preserve">En resumen: una comparación que incluye un </w:t>
+      </w:r>
+      <w:proofErr w:type="spellStart"/>
+      <w:r>
+        <w:t>baseline</w:t>
+      </w:r>
+      <w:proofErr w:type="spellEnd"/>
+      <w:r>
+        <w:t xml:space="preserve"> lineal, sus regularizaciones y dos familias de ensambles, </w:t>
+      </w:r>
+      <w:proofErr w:type="spellStart"/>
+      <w:r>
+        <w:t>bagging</w:t>
+      </w:r>
+      <w:proofErr w:type="spellEnd"/>
+      <w:r>
+        <w:t xml:space="preserve"> y </w:t>
+      </w:r>
+      <w:proofErr w:type="spellStart"/>
+      <w:r>
+        <w:t>boosting</w:t>
+      </w:r>
+      <w:proofErr w:type="spellEnd"/>
+      <w:r>
+        <w:t>, es la forma de poner a prueba, en serio, la hipótesis de que el problema es no lineal.</w:t>
       </w:r>
     </w:p>
     <w:p>
@@ -9173,47 +10731,122 @@
         <w:rPr>
           <w:b/>
         </w:rPr>
-        <w:t>mismo dataset procesado</w:t>
+        <w:t xml:space="preserve">mismo </w:t>
+      </w:r>
+      <w:proofErr w:type="spellStart"/>
+      <w:r>
+        <w:rPr>
+          <w:b/>
+        </w:rPr>
+        <w:t>dataset</w:t>
+      </w:r>
+      <w:proofErr w:type="spellEnd"/>
+      <w:r>
+        <w:rPr>
+          <w:b/>
+        </w:rPr>
+        <w:t xml:space="preserve"> procesado</w:t>
       </w:r>
       <w:r>
         <w:t xml:space="preserve">: 349.623 registros, 92 columnas tras la codificación. Esto es importante: si todas parten de los mismos datos, la comparación es justa y las diferencias son del algoritmo, no de los datos. Cada técnica vive en su propio script en </w:t>
       </w:r>
+      <w:proofErr w:type="spellStart"/>
       <w:r>
         <w:rPr>
           <w:rFonts w:ascii="Courier New" w:hAnsi="Courier New"/>
           <w:sz w:val="20"/>
         </w:rPr>
-        <w:t>src/&lt;técnica&gt;/train_*.py</w:t>
-      </w:r>
-      <w:r>
-        <w:t xml:space="preserve">: entrena, calcula métricas, las guarda en </w:t>
-      </w:r>
+        <w:t>src</w:t>
+      </w:r>
+      <w:proofErr w:type="spellEnd"/>
       <w:r>
         <w:rPr>
           <w:rFonts w:ascii="Courier New" w:hAnsi="Courier New"/>
           <w:sz w:val="20"/>
         </w:rPr>
-        <w:t>results/</w:t>
-      </w:r>
-      <w:r>
-        <w:t xml:space="preserve"> y serializa el modelo en </w:t>
-      </w:r>
+        <w:t>/&lt;técnica&gt;/</w:t>
+      </w:r>
+      <w:proofErr w:type="spellStart"/>
       <w:r>
         <w:rPr>
           <w:rFonts w:ascii="Courier New" w:hAnsi="Courier New"/>
           <w:sz w:val="20"/>
         </w:rPr>
-        <w:t>models/</w:t>
-      </w:r>
-      <w:r>
-        <w:t xml:space="preserve">. La partición fue 80/20 con </w:t>
-      </w:r>
+        <w:t>train</w:t>
+      </w:r>
+      <w:proofErr w:type="spellEnd"/>
       <w:r>
         <w:rPr>
           <w:rFonts w:ascii="Courier New" w:hAnsi="Courier New"/>
           <w:sz w:val="20"/>
         </w:rPr>
-        <w:t>random_state=42</w:t>
+        <w:t>_*.</w:t>
+      </w:r>
+      <w:proofErr w:type="spellStart"/>
+      <w:r>
+        <w:rPr>
+          <w:rFonts w:ascii="Courier New" w:hAnsi="Courier New"/>
+          <w:sz w:val="20"/>
+        </w:rPr>
+        <w:t>py</w:t>
+      </w:r>
+      <w:proofErr w:type="spellEnd"/>
+      <w:r>
+        <w:t xml:space="preserve">: entrena, calcula métricas, las guarda en </w:t>
+      </w:r>
+      <w:proofErr w:type="spellStart"/>
+      <w:r>
+        <w:rPr>
+          <w:rFonts w:ascii="Courier New" w:hAnsi="Courier New"/>
+          <w:sz w:val="20"/>
+        </w:rPr>
+        <w:t>results</w:t>
+      </w:r>
+      <w:proofErr w:type="spellEnd"/>
+      <w:r>
+        <w:rPr>
+          <w:rFonts w:ascii="Courier New" w:hAnsi="Courier New"/>
+          <w:sz w:val="20"/>
+        </w:rPr>
+        <w:t>/</w:t>
+      </w:r>
+      <w:r>
+        <w:t xml:space="preserve"> y serializa el modelo en </w:t>
+      </w:r>
+      <w:proofErr w:type="spellStart"/>
+      <w:r>
+        <w:rPr>
+          <w:rFonts w:ascii="Courier New" w:hAnsi="Courier New"/>
+          <w:sz w:val="20"/>
+        </w:rPr>
+        <w:t>models</w:t>
+      </w:r>
+      <w:proofErr w:type="spellEnd"/>
+      <w:r>
+        <w:rPr>
+          <w:rFonts w:ascii="Courier New" w:hAnsi="Courier New"/>
+          <w:sz w:val="20"/>
+        </w:rPr>
+        <w:t>/</w:t>
+      </w:r>
+      <w:r>
+        <w:t xml:space="preserve">. La partición fue 80/20 con </w:t>
+      </w:r>
+      <w:proofErr w:type="spellStart"/>
+      <w:r>
+        <w:rPr>
+          <w:rFonts w:ascii="Courier New" w:hAnsi="Courier New"/>
+          <w:sz w:val="20"/>
+        </w:rPr>
+        <w:t>random_state</w:t>
+      </w:r>
+      <w:proofErr w:type="spellEnd"/>
+      <w:r>
+        <w:rPr>
+          <w:rFonts w:ascii="Courier New" w:hAnsi="Courier New"/>
+          <w:sz w:val="20"/>
+        </w:rPr>
+        <w:t>=42</w:t>
       </w:r>
       <w:r>
         <w:t>.</w:t>
@@ -9365,11 +10998,33 @@
         <w:spacing w:after="120"/>
         <w:ind w:left="567"/>
       </w:pPr>
+      <w:proofErr w:type="gramStart"/>
       <w:r>
         <w:rPr>
           <w:i/>
         </w:rPr>
-        <w:t>Notita : precisión, recall, F1 y AUC son métricas de clasificación, así que acá no aplican. Su equivalente para regresión lo veo en la Sección 10.</w:t>
+        <w:t>Notita :</w:t>
+      </w:r>
+      <w:proofErr w:type="gramEnd"/>
+      <w:r>
+        <w:rPr>
+          <w:i/>
+        </w:rPr>
+        <w:t xml:space="preserve"> precisión, </w:t>
+      </w:r>
+      <w:proofErr w:type="spellStart"/>
+      <w:r>
+        <w:rPr>
+          <w:i/>
+        </w:rPr>
+        <w:t>recall</w:t>
+      </w:r>
+      <w:proofErr w:type="spellEnd"/>
+      <w:r>
+        <w:rPr>
+          <w:i/>
+        </w:rPr>
+        <w:t>, F1 y AUC son métricas de clasificación, así que acá no aplican. Su equivalente para regresión lo veo en la Sección 10.</w:t>
       </w:r>
     </w:p>
     <w:p>
@@ -9399,12 +11054,21 @@
       <w:r>
         <w:t xml:space="preserve">Sobre el conjunto de prueba; en escala normalizada, sacados de </w:t>
       </w:r>
+      <w:proofErr w:type="spellStart"/>
       <w:r>
         <w:rPr>
           <w:rFonts w:ascii="Courier New" w:hAnsi="Courier New"/>
           <w:sz w:val="20"/>
         </w:rPr>
-        <w:t>results/metrics_global.csv</w:t>
+        <w:t>results</w:t>
+      </w:r>
+      <w:proofErr w:type="spellEnd"/>
+      <w:r>
+        <w:rPr>
+          <w:rFonts w:ascii="Courier New" w:hAnsi="Courier New"/>
+          <w:sz w:val="20"/>
+        </w:rPr>
+        <w:t>/metrics_global.csv</w:t>
       </w:r>
       <w:r>
         <w:t>:</w:t>
@@ -9439,7 +11103,6 @@
                 <w:b/>
                 <w:sz w:val="20"/>
               </w:rPr>
-              <w:lastRenderedPageBreak/>
               <w:t>Modelo</w:t>
             </w:r>
           </w:p>
@@ -9674,6 +11337,7 @@
               <w:rPr>
                 <w:sz w:val="20"/>
               </w:rPr>
+              <w:lastRenderedPageBreak/>
               <w:t>Ridge</w:t>
             </w:r>
           </w:p>
@@ -9898,12 +11562,28 @@
             <w:pPr>
               <w:jc w:val="left"/>
             </w:pPr>
-            <w:r>
-              <w:rPr>
-                <w:sz w:val="20"/>
-              </w:rPr>
-              <w:t>Gradient Boosting</w:t>
-            </w:r>
+            <w:proofErr w:type="spellStart"/>
+            <w:r>
+              <w:rPr>
+                <w:sz w:val="20"/>
+              </w:rPr>
+              <w:t>Gradient</w:t>
+            </w:r>
+            <w:proofErr w:type="spellEnd"/>
+            <w:r>
+              <w:rPr>
+                <w:sz w:val="20"/>
+              </w:rPr>
+              <w:t xml:space="preserve"> </w:t>
+            </w:r>
+            <w:proofErr w:type="spellStart"/>
+            <w:r>
+              <w:rPr>
+                <w:sz w:val="20"/>
+              </w:rPr>
+              <w:t>Boosting</w:t>
+            </w:r>
+            <w:proofErr w:type="spellEnd"/>
           </w:p>
         </w:tc>
         <w:tc>
@@ -10174,14 +11854,52 @@
       <w:pPr>
         <w:spacing w:after="120"/>
       </w:pPr>
+      <w:proofErr w:type="spellStart"/>
       <w:r>
         <w:rPr>
           <w:b/>
         </w:rPr>
-        <w:t>Gradient Boosting.</w:t>
-      </w:r>
-      <w:r>
-        <w:t xml:space="preserve"> Mejoró respecto a los lineales con un R² = 0,8566, más se quedó a medio camino. Con árboles poco profundos, su enfoque secuencial no logró alcanzar lo que el bagging consiguió en este dataset.</w:t>
+        <w:t>Gradient</w:t>
+      </w:r>
+      <w:proofErr w:type="spellEnd"/>
+      <w:r>
+        <w:rPr>
+          <w:b/>
+        </w:rPr>
+        <w:t xml:space="preserve"> </w:t>
+      </w:r>
+      <w:proofErr w:type="spellStart"/>
+      <w:r>
+        <w:rPr>
+          <w:b/>
+        </w:rPr>
+        <w:t>Boosting</w:t>
+      </w:r>
+      <w:proofErr w:type="spellEnd"/>
+      <w:r>
+        <w:rPr>
+          <w:b/>
+        </w:rPr>
+        <w:t>.</w:t>
+      </w:r>
+      <w:r>
+        <w:t xml:space="preserve"> Mejoró respecto a los lineales con un R² = 0,8566, más se quedó a medio camino. Con árboles poco profundos, su enfoque secuencial no logró alcanzar lo que el </w:t>
+      </w:r>
+      <w:proofErr w:type="spellStart"/>
+      <w:r>
+        <w:t>bagging</w:t>
+      </w:r>
+      <w:proofErr w:type="spellEnd"/>
+      <w:r>
+        <w:t xml:space="preserve"> consiguió en este </w:t>
+      </w:r>
+      <w:proofErr w:type="spellStart"/>
+      <w:r>
+        <w:t>dataset</w:t>
+      </w:r>
+      <w:proofErr w:type="spellEnd"/>
+      <w:r>
+        <w:t>.</w:t>
       </w:r>
     </w:p>
     <w:p>
@@ -10241,7 +11959,23 @@
         <w:t>Calidad de los datos.</w:t>
       </w:r>
       <w:r>
-        <w:t xml:space="preserve"> Como todos partieron del mismo dataset limpio, las diferencias son del algoritmo. Y un punto a favor de Random Forest es que aguanta bien el ruido que quedó; esos outliers de alto kilometraje que decidí conservar.</w:t>
+        <w:t xml:space="preserve"> Como todos partieron del mismo </w:t>
+      </w:r>
+      <w:proofErr w:type="spellStart"/>
+      <w:r>
+        <w:t>dataset</w:t>
+      </w:r>
+      <w:proofErr w:type="spellEnd"/>
+      <w:r>
+        <w:t xml:space="preserve"> limpio, las diferencias son del algoritmo. Y un punto a favor de Random Forest es que aguanta bien el ruido que quedó; esos </w:t>
+      </w:r>
+      <w:proofErr w:type="spellStart"/>
+      <w:r>
+        <w:t>outliers</w:t>
+      </w:r>
+      <w:proofErr w:type="spellEnd"/>
+      <w:r>
+        <w:t xml:space="preserve"> de alto kilometraje que decidí conservar.</w:t>
       </w:r>
     </w:p>
     <w:p>
@@ -10278,7 +12012,6 @@
           <w:color w:val="auto"/>
           <w:sz w:val="26"/>
         </w:rPr>
-        <w:lastRenderedPageBreak/>
         <w:t>5.6 El ganador</w:t>
       </w:r>
       <w:bookmarkEnd w:id="29"/>
@@ -10317,13 +12050,23 @@
         </w:rPr>
         <w:t xml:space="preserve">El detalle completo está en </w:t>
       </w:r>
+      <w:proofErr w:type="spellStart"/>
       <w:r>
         <w:rPr>
           <w:rFonts w:ascii="Courier New" w:hAnsi="Courier New"/>
           <w:i/>
           <w:sz w:val="20"/>
         </w:rPr>
-        <w:t>reports/02_comparación_técnicas.md</w:t>
+        <w:t>reports</w:t>
+      </w:r>
+      <w:proofErr w:type="spellEnd"/>
+      <w:r>
+        <w:rPr>
+          <w:rFonts w:ascii="Courier New" w:hAnsi="Courier New"/>
+          <w:i/>
+          <w:sz w:val="20"/>
+        </w:rPr>
+        <w:t>/02_comparación_técnicas.md</w:t>
       </w:r>
       <w:r>
         <w:rPr>
@@ -10348,6 +12091,7 @@
           <w:color w:val="auto"/>
           <w:sz w:val="28"/>
         </w:rPr>
+        <w:lastRenderedPageBreak/>
         <w:t>6. Requisitos del proyecto</w:t>
       </w:r>
       <w:bookmarkEnd w:id="30"/>
@@ -10573,7 +12317,29 @@
               <w:rPr>
                 <w:sz w:val="20"/>
               </w:rPr>
-              <w:t>Guardar de forma ordenada datos procesados y modelos (`.pkl`)</w:t>
+              <w:t>Guardar de forma ordenada datos procesados y modelos (</w:t>
+            </w:r>
+            <w:proofErr w:type="gramStart"/>
+            <w:r>
+              <w:rPr>
+                <w:sz w:val="20"/>
+              </w:rPr>
+              <w:t>`.</w:t>
+            </w:r>
+            <w:proofErr w:type="spellStart"/>
+            <w:r>
+              <w:rPr>
+                <w:sz w:val="20"/>
+              </w:rPr>
+              <w:t>pkl</w:t>
+            </w:r>
+            <w:proofErr w:type="spellEnd"/>
+            <w:proofErr w:type="gramEnd"/>
+            <w:r>
+              <w:rPr>
+                <w:sz w:val="20"/>
+              </w:rPr>
+              <w:t>`)</w:t>
             </w:r>
           </w:p>
         </w:tc>
@@ -10619,11 +12385,33 @@
             <w:pPr>
               <w:jc w:val="left"/>
             </w:pPr>
-            <w:r>
-              <w:rPr>
-                <w:sz w:val="20"/>
-              </w:rPr>
-              <w:t>Endpoint `POST /api/v1/predict` que reciba las características y devuelva el precio en USD y CLP</w:t>
+            <w:proofErr w:type="spellStart"/>
+            <w:r>
+              <w:rPr>
+                <w:sz w:val="20"/>
+              </w:rPr>
+              <w:t>Endpoint</w:t>
+            </w:r>
+            <w:proofErr w:type="spellEnd"/>
+            <w:r>
+              <w:rPr>
+                <w:sz w:val="20"/>
+              </w:rPr>
+              <w:t xml:space="preserve"> `POST /api/v1/</w:t>
+            </w:r>
+            <w:proofErr w:type="spellStart"/>
+            <w:r>
+              <w:rPr>
+                <w:sz w:val="20"/>
+              </w:rPr>
+              <w:t>predict</w:t>
+            </w:r>
+            <w:proofErr w:type="spellEnd"/>
+            <w:r>
+              <w:rPr>
+                <w:sz w:val="20"/>
+              </w:rPr>
+              <w:t>` que reciba las características y devuelva el precio en USD y CLP</w:t>
             </w:r>
           </w:p>
         </w:tc>
@@ -10669,12 +12457,42 @@
             <w:pPr>
               <w:jc w:val="left"/>
             </w:pPr>
-            <w:r>
-              <w:rPr>
-                <w:sz w:val="20"/>
-              </w:rPr>
-              <w:t>Endpoint `GET /api/v1/options` que dé las opciones válidas del formulario desde el dataset</w:t>
-            </w:r>
+            <w:proofErr w:type="spellStart"/>
+            <w:r>
+              <w:rPr>
+                <w:sz w:val="20"/>
+              </w:rPr>
+              <w:t>Endpoint</w:t>
+            </w:r>
+            <w:proofErr w:type="spellEnd"/>
+            <w:r>
+              <w:rPr>
+                <w:sz w:val="20"/>
+              </w:rPr>
+              <w:t xml:space="preserve"> `GET /api/v1/</w:t>
+            </w:r>
+            <w:proofErr w:type="spellStart"/>
+            <w:r>
+              <w:rPr>
+                <w:sz w:val="20"/>
+              </w:rPr>
+              <w:t>options</w:t>
+            </w:r>
+            <w:proofErr w:type="spellEnd"/>
+            <w:r>
+              <w:rPr>
+                <w:sz w:val="20"/>
+              </w:rPr>
+              <w:t xml:space="preserve">` que dé las opciones válidas del formulario desde el </w:t>
+            </w:r>
+            <w:proofErr w:type="spellStart"/>
+            <w:r>
+              <w:rPr>
+                <w:sz w:val="20"/>
+              </w:rPr>
+              <w:t>dataset</w:t>
+            </w:r>
+            <w:proofErr w:type="spellEnd"/>
           </w:p>
         </w:tc>
         <w:tc>
@@ -10719,11 +12537,33 @@
             <w:pPr>
               <w:jc w:val="left"/>
             </w:pPr>
-            <w:r>
-              <w:rPr>
-                <w:sz w:val="20"/>
-              </w:rPr>
-              <w:t>Endpoint `GET /api/v1/health` para ver el estado del servicio y si el modelo está cargado</w:t>
+            <w:proofErr w:type="spellStart"/>
+            <w:r>
+              <w:rPr>
+                <w:sz w:val="20"/>
+              </w:rPr>
+              <w:t>Endpoint</w:t>
+            </w:r>
+            <w:proofErr w:type="spellEnd"/>
+            <w:r>
+              <w:rPr>
+                <w:sz w:val="20"/>
+              </w:rPr>
+              <w:t xml:space="preserve"> `GET /api/v1/</w:t>
+            </w:r>
+            <w:proofErr w:type="spellStart"/>
+            <w:r>
+              <w:rPr>
+                <w:sz w:val="20"/>
+              </w:rPr>
+              <w:t>health</w:t>
+            </w:r>
+            <w:proofErr w:type="spellEnd"/>
+            <w:r>
+              <w:rPr>
+                <w:sz w:val="20"/>
+              </w:rPr>
+              <w:t>` para ver el estado del servicio y si el modelo está cargado</w:t>
             </w:r>
           </w:p>
         </w:tc>
@@ -10735,12 +12575,14 @@
             <w:pPr>
               <w:jc w:val="left"/>
             </w:pPr>
+            <w:proofErr w:type="spellStart"/>
             <w:r>
               <w:rPr>
                 <w:sz w:val="20"/>
               </w:rPr>
               <w:t>Monitoreabilidad</w:t>
             </w:r>
+            <w:proofErr w:type="spellEnd"/>
           </w:p>
         </w:tc>
       </w:tr>
@@ -10823,7 +12665,35 @@
               <w:rPr>
                 <w:sz w:val="20"/>
               </w:rPr>
-              <w:t>Replicar en inferencia el mismo pipeline del entrenamiento (Min-Max, Target Encoding, One-Hot, StandardScaler) y desnormalizar el resultado</w:t>
+              <w:t xml:space="preserve">Replicar en inferencia el mismo pipeline del entrenamiento (Min-Max, Target </w:t>
+            </w:r>
+            <w:proofErr w:type="spellStart"/>
+            <w:r>
+              <w:rPr>
+                <w:sz w:val="20"/>
+              </w:rPr>
+              <w:t>Encoding</w:t>
+            </w:r>
+            <w:proofErr w:type="spellEnd"/>
+            <w:r>
+              <w:rPr>
+                <w:sz w:val="20"/>
+              </w:rPr>
+              <w:t xml:space="preserve">, One-Hot, </w:t>
+            </w:r>
+            <w:proofErr w:type="spellStart"/>
+            <w:r>
+              <w:rPr>
+                <w:sz w:val="20"/>
+              </w:rPr>
+              <w:t>StandardScaler</w:t>
+            </w:r>
+            <w:proofErr w:type="spellEnd"/>
+            <w:r>
+              <w:rPr>
+                <w:sz w:val="20"/>
+              </w:rPr>
+              <w:t>) y desnormalizar el resultado</w:t>
             </w:r>
           </w:p>
         </w:tc>
@@ -10995,12 +12865,33 @@
               </w:rPr>
               <w:t xml:space="preserve">Interfaz responsiva (≥ 320 </w:t>
             </w:r>
-            <w:r>
-              <w:rPr>
-                <w:sz w:val="20"/>
-              </w:rPr>
-              <w:lastRenderedPageBreak/>
-              <w:t>px), sin scroll horizontal, validación inmediata y errores por campo</w:t>
+            <w:proofErr w:type="spellStart"/>
+            <w:r>
+              <w:rPr>
+                <w:sz w:val="20"/>
+              </w:rPr>
+              <w:t>px</w:t>
+            </w:r>
+            <w:proofErr w:type="spellEnd"/>
+            <w:r>
+              <w:rPr>
+                <w:sz w:val="20"/>
+              </w:rPr>
+              <w:t xml:space="preserve">), sin </w:t>
+            </w:r>
+            <w:proofErr w:type="spellStart"/>
+            <w:r>
+              <w:rPr>
+                <w:sz w:val="20"/>
+              </w:rPr>
+              <w:t>scroll</w:t>
+            </w:r>
+            <w:proofErr w:type="spellEnd"/>
+            <w:r>
+              <w:rPr>
+                <w:sz w:val="20"/>
+              </w:rPr>
+              <w:t xml:space="preserve"> horizontal, validación inmediata y errores por campo</w:t>
             </w:r>
           </w:p>
         </w:tc>
@@ -11016,7 +12907,6 @@
               <w:rPr>
                 <w:sz w:val="20"/>
               </w:rPr>
-              <w:lastRenderedPageBreak/>
               <w:t>Objetivo 4</w:t>
             </w:r>
           </w:p>
@@ -11051,7 +12941,21 @@
               <w:rPr>
                 <w:sz w:val="20"/>
               </w:rPr>
-              <w:t>**Explicabilidad**</w:t>
+              <w:t>**</w:t>
+            </w:r>
+            <w:proofErr w:type="spellStart"/>
+            <w:r>
+              <w:rPr>
+                <w:sz w:val="20"/>
+              </w:rPr>
+              <w:t>Explicabilidad</w:t>
+            </w:r>
+            <w:proofErr w:type="spellEnd"/>
+            <w:r>
+              <w:rPr>
+                <w:sz w:val="20"/>
+              </w:rPr>
+              <w:t>**</w:t>
             </w:r>
           </w:p>
         </w:tc>
@@ -11133,7 +13037,49 @@
               <w:rPr>
                 <w:sz w:val="20"/>
               </w:rPr>
-              <w:t>Pipeline capaz de absorber más datos; backend escalable en horizontal con varias instancias y *health check*</w:t>
+              <w:t xml:space="preserve">Pipeline capaz de absorber más datos; </w:t>
+            </w:r>
+            <w:proofErr w:type="spellStart"/>
+            <w:r>
+              <w:rPr>
+                <w:sz w:val="20"/>
+              </w:rPr>
+              <w:t>backend</w:t>
+            </w:r>
+            <w:proofErr w:type="spellEnd"/>
+            <w:r>
+              <w:rPr>
+                <w:sz w:val="20"/>
+              </w:rPr>
+              <w:t xml:space="preserve"> escalable en horizontal con varias instancias y *</w:t>
+            </w:r>
+            <w:proofErr w:type="spellStart"/>
+            <w:r>
+              <w:rPr>
+                <w:sz w:val="20"/>
+              </w:rPr>
+              <w:t>health</w:t>
+            </w:r>
+            <w:proofErr w:type="spellEnd"/>
+            <w:r>
+              <w:rPr>
+                <w:sz w:val="20"/>
+              </w:rPr>
+              <w:t xml:space="preserve"> </w:t>
+            </w:r>
+            <w:proofErr w:type="spellStart"/>
+            <w:r>
+              <w:rPr>
+                <w:sz w:val="20"/>
+              </w:rPr>
+              <w:t>check</w:t>
+            </w:r>
+            <w:proofErr w:type="spellEnd"/>
+            <w:r>
+              <w:rPr>
+                <w:sz w:val="20"/>
+              </w:rPr>
+              <w:t>*</w:t>
             </w:r>
           </w:p>
         </w:tc>
@@ -11167,6 +13113,7 @@
               <w:rPr>
                 <w:sz w:val="20"/>
               </w:rPr>
+              <w:lastRenderedPageBreak/>
               <w:t>RNF-4</w:t>
             </w:r>
           </w:p>
@@ -11199,7 +13146,43 @@
               <w:rPr>
                 <w:sz w:val="20"/>
               </w:rPr>
-              <w:t>Validación en dos capas (cliente y servidor con Pydantic), CORS explícito (no comodín), secretos en `.env` fuera del repo, sin exponer trazas internas</w:t>
+              <w:t xml:space="preserve">Validación en dos capas (cliente y servidor con </w:t>
+            </w:r>
+            <w:proofErr w:type="spellStart"/>
+            <w:r>
+              <w:rPr>
+                <w:sz w:val="20"/>
+              </w:rPr>
+              <w:t>Pydantic</w:t>
+            </w:r>
+            <w:proofErr w:type="spellEnd"/>
+            <w:r>
+              <w:rPr>
+                <w:sz w:val="20"/>
+              </w:rPr>
+              <w:t xml:space="preserve">), CORS explícito (no comodín), secretos en </w:t>
+            </w:r>
+            <w:proofErr w:type="gramStart"/>
+            <w:r>
+              <w:rPr>
+                <w:sz w:val="20"/>
+              </w:rPr>
+              <w:t>`.</w:t>
+            </w:r>
+            <w:proofErr w:type="spellStart"/>
+            <w:r>
+              <w:rPr>
+                <w:sz w:val="20"/>
+              </w:rPr>
+              <w:t>env</w:t>
+            </w:r>
+            <w:proofErr w:type="spellEnd"/>
+            <w:proofErr w:type="gramEnd"/>
+            <w:r>
+              <w:rPr>
+                <w:sz w:val="20"/>
+              </w:rPr>
+              <w:t>` fuera del repo, sin exponer trazas internas</w:t>
             </w:r>
           </w:p>
         </w:tc>
@@ -11315,7 +13298,21 @@
               <w:rPr>
                 <w:sz w:val="20"/>
               </w:rPr>
-              <w:t>**Monitoreabilidad**</w:t>
+              <w:t>**</w:t>
+            </w:r>
+            <w:proofErr w:type="spellStart"/>
+            <w:r>
+              <w:rPr>
+                <w:sz w:val="20"/>
+              </w:rPr>
+              <w:t>Monitoreabilidad</w:t>
+            </w:r>
+            <w:proofErr w:type="spellEnd"/>
+            <w:r>
+              <w:rPr>
+                <w:sz w:val="20"/>
+              </w:rPr>
+              <w:t>**</w:t>
             </w:r>
           </w:p>
         </w:tc>
@@ -11327,11 +13324,47 @@
             <w:pPr>
               <w:jc w:val="left"/>
             </w:pPr>
-            <w:r>
-              <w:rPr>
-                <w:sz w:val="20"/>
-              </w:rPr>
-              <w:t>Logging con ID único por request y tiempo de respuesta; endpoint de salud</w:t>
+            <w:proofErr w:type="spellStart"/>
+            <w:r>
+              <w:rPr>
+                <w:sz w:val="20"/>
+              </w:rPr>
+              <w:t>Logging</w:t>
+            </w:r>
+            <w:proofErr w:type="spellEnd"/>
+            <w:r>
+              <w:rPr>
+                <w:sz w:val="20"/>
+              </w:rPr>
+              <w:t xml:space="preserve"> con ID único por </w:t>
+            </w:r>
+            <w:proofErr w:type="spellStart"/>
+            <w:r>
+              <w:rPr>
+                <w:sz w:val="20"/>
+              </w:rPr>
+              <w:t>request</w:t>
+            </w:r>
+            <w:proofErr w:type="spellEnd"/>
+            <w:r>
+              <w:rPr>
+                <w:sz w:val="20"/>
+              </w:rPr>
+              <w:t xml:space="preserve"> y tiempo de respuesta; </w:t>
+            </w:r>
+            <w:proofErr w:type="spellStart"/>
+            <w:r>
+              <w:rPr>
+                <w:sz w:val="20"/>
+              </w:rPr>
+              <w:t>endpoint</w:t>
+            </w:r>
+            <w:proofErr w:type="spellEnd"/>
+            <w:r>
+              <w:rPr>
+                <w:sz w:val="20"/>
+              </w:rPr>
+              <w:t xml:space="preserve"> de salud</w:t>
             </w:r>
           </w:p>
         </w:tc>
@@ -11397,7 +13430,35 @@
               <w:rPr>
                 <w:sz w:val="20"/>
               </w:rPr>
-              <w:t>Arquitectura modular (back y front), componentes acotados, ESLint sin errores</w:t>
+              <w:t xml:space="preserve">Arquitectura modular (back y </w:t>
+            </w:r>
+            <w:proofErr w:type="spellStart"/>
+            <w:r>
+              <w:rPr>
+                <w:sz w:val="20"/>
+              </w:rPr>
+              <w:t>front</w:t>
+            </w:r>
+            <w:proofErr w:type="spellEnd"/>
+            <w:r>
+              <w:rPr>
+                <w:sz w:val="20"/>
+              </w:rPr>
+              <w:t xml:space="preserve">), componentes acotados, </w:t>
+            </w:r>
+            <w:proofErr w:type="spellStart"/>
+            <w:r>
+              <w:rPr>
+                <w:sz w:val="20"/>
+              </w:rPr>
+              <w:t>ESLint</w:t>
+            </w:r>
+            <w:proofErr w:type="spellEnd"/>
+            <w:r>
+              <w:rPr>
+                <w:sz w:val="20"/>
+              </w:rPr>
+              <w:t xml:space="preserve"> sin errores</w:t>
             </w:r>
           </w:p>
         </w:tc>
@@ -11463,7 +13524,21 @@
               <w:rPr>
                 <w:sz w:val="20"/>
               </w:rPr>
-              <w:t>Notebooks y scripts ejecutables en orden, dataset procesado versionado afuera, documentación completa</w:t>
+              <w:t xml:space="preserve">Notebooks y scripts ejecutables en orden, </w:t>
+            </w:r>
+            <w:proofErr w:type="spellStart"/>
+            <w:r>
+              <w:rPr>
+                <w:sz w:val="20"/>
+              </w:rPr>
+              <w:t>dataset</w:t>
+            </w:r>
+            <w:proofErr w:type="spellEnd"/>
+            <w:r>
+              <w:rPr>
+                <w:sz w:val="20"/>
+              </w:rPr>
+              <w:t xml:space="preserve"> procesado versionado afuera, documentación completa</w:t>
             </w:r>
           </w:p>
         </w:tc>
@@ -11510,7 +13585,6 @@
           <w:color w:val="auto"/>
           <w:sz w:val="28"/>
         </w:rPr>
-        <w:lastRenderedPageBreak/>
         <w:t>7. Selección de la arquitectura del modelo</w:t>
       </w:r>
       <w:bookmarkEnd w:id="33"/>
@@ -11797,11 +13871,19 @@
             <w:pPr>
               <w:jc w:val="left"/>
             </w:pPr>
-            <w:r>
-              <w:rPr>
-                <w:sz w:val="20"/>
-              </w:rPr>
-              <w:t>Baseline lineal</w:t>
+            <w:proofErr w:type="spellStart"/>
+            <w:r>
+              <w:rPr>
+                <w:sz w:val="20"/>
+              </w:rPr>
+              <w:t>Baseline</w:t>
+            </w:r>
+            <w:proofErr w:type="spellEnd"/>
+            <w:r>
+              <w:rPr>
+                <w:sz w:val="20"/>
+              </w:rPr>
+              <w:t xml:space="preserve"> lineal</w:t>
             </w:r>
           </w:p>
         </w:tc>
@@ -11895,11 +13977,19 @@
             <w:pPr>
               <w:jc w:val="left"/>
             </w:pPr>
-            <w:r>
-              <w:rPr>
-                <w:sz w:val="20"/>
-              </w:rPr>
-              <w:t>Baseline + selección de variables</w:t>
+            <w:proofErr w:type="spellStart"/>
+            <w:r>
+              <w:rPr>
+                <w:sz w:val="20"/>
+              </w:rPr>
+              <w:t>Baseline</w:t>
+            </w:r>
+            <w:proofErr w:type="spellEnd"/>
+            <w:r>
+              <w:rPr>
+                <w:sz w:val="20"/>
+              </w:rPr>
+              <w:t xml:space="preserve"> + selección de variables</w:t>
             </w:r>
           </w:p>
         </w:tc>
@@ -11913,12 +14003,28 @@
             <w:pPr>
               <w:jc w:val="left"/>
             </w:pPr>
-            <w:r>
-              <w:rPr>
-                <w:sz w:val="20"/>
-              </w:rPr>
-              <w:t>Gradient Boosting</w:t>
-            </w:r>
+            <w:proofErr w:type="spellStart"/>
+            <w:r>
+              <w:rPr>
+                <w:sz w:val="20"/>
+              </w:rPr>
+              <w:t>Gradient</w:t>
+            </w:r>
+            <w:proofErr w:type="spellEnd"/>
+            <w:r>
+              <w:rPr>
+                <w:sz w:val="20"/>
+              </w:rPr>
+              <w:t xml:space="preserve"> </w:t>
+            </w:r>
+            <w:proofErr w:type="spellStart"/>
+            <w:r>
+              <w:rPr>
+                <w:sz w:val="20"/>
+              </w:rPr>
+              <w:t>Boosting</w:t>
+            </w:r>
+            <w:proofErr w:type="spellEnd"/>
           </w:p>
         </w:tc>
         <w:tc>
@@ -12015,7 +14121,14 @@
               <w:rPr>
                 <w:sz w:val="20"/>
               </w:rPr>
-              <w:t>**Random Forest**</w:t>
+              <w:t xml:space="preserve">**Random </w:t>
+            </w:r>
+            <w:r>
+              <w:rPr>
+                <w:sz w:val="20"/>
+              </w:rPr>
+              <w:lastRenderedPageBreak/>
+              <w:t>Forest**</w:t>
             </w:r>
           </w:p>
         </w:tc>
@@ -12031,6 +14144,7 @@
               <w:rPr>
                 <w:sz w:val="20"/>
               </w:rPr>
+              <w:lastRenderedPageBreak/>
               <w:t>**0,9497**</w:t>
             </w:r>
           </w:p>
@@ -12137,12 +14251,14 @@
       <w:r>
         <w:t xml:space="preserve">Random Forest es un ensamble de árboles de decisión que funciona por </w:t>
       </w:r>
+      <w:proofErr w:type="spellStart"/>
       <w:r>
         <w:rPr>
           <w:b/>
         </w:rPr>
         <w:t>bagging</w:t>
       </w:r>
+      <w:proofErr w:type="spellEnd"/>
       <w:r>
         <w:t xml:space="preserve">: entrena muchos árboles sobre subconjuntos aleatorios de datos y de variables, y después promedia lo que dicen todos. A diferencia de un modelo lineal o de una red neuronal, </w:t>
       </w:r>
@@ -12180,8 +14296,17 @@
         <w:t>91 características</w:t>
       </w:r>
       <w:r>
-        <w:t xml:space="preserve">, después de codificar el dataset, entre numéricas normalizadas, como </w:t>
-      </w:r>
+        <w:t xml:space="preserve">, después de codificar el </w:t>
+      </w:r>
+      <w:proofErr w:type="spellStart"/>
+      <w:r>
+        <w:t>dataset</w:t>
+      </w:r>
+      <w:proofErr w:type="spellEnd"/>
+      <w:r>
+        <w:t xml:space="preserve">, entre numéricas normalizadas, como </w:t>
+      </w:r>
+      <w:proofErr w:type="spellStart"/>
       <w:r>
         <w:rPr>
           <w:rFonts w:ascii="Courier New" w:hAnsi="Courier New"/>
@@ -12189,9 +14314,11 @@
         </w:rPr>
         <w:t>year</w:t>
       </w:r>
+      <w:proofErr w:type="spellEnd"/>
       <w:r>
         <w:t xml:space="preserve">, </w:t>
       </w:r>
+      <w:proofErr w:type="spellStart"/>
       <w:r>
         <w:rPr>
           <w:rFonts w:ascii="Courier New" w:hAnsi="Courier New"/>
@@ -12199,9 +14326,11 @@
         </w:rPr>
         <w:t>odometer</w:t>
       </w:r>
+      <w:proofErr w:type="spellEnd"/>
       <w:r>
         <w:t xml:space="preserve">, </w:t>
       </w:r>
+      <w:proofErr w:type="spellStart"/>
       <w:r>
         <w:rPr>
           <w:rFonts w:ascii="Courier New" w:hAnsi="Courier New"/>
@@ -12209,9 +14338,11 @@
         </w:rPr>
         <w:t>cylinders</w:t>
       </w:r>
+      <w:proofErr w:type="spellEnd"/>
       <w:r>
         <w:t xml:space="preserve">, </w:t>
       </w:r>
+      <w:proofErr w:type="spellStart"/>
       <w:r>
         <w:rPr>
           <w:rFonts w:ascii="Courier New" w:hAnsi="Courier New"/>
@@ -12219,9 +14350,11 @@
         </w:rPr>
         <w:t>lat</w:t>
       </w:r>
+      <w:proofErr w:type="spellEnd"/>
       <w:r>
         <w:t xml:space="preserve">, </w:t>
       </w:r>
+      <w:proofErr w:type="spellStart"/>
       <w:r>
         <w:rPr>
           <w:rFonts w:ascii="Courier New" w:hAnsi="Courier New"/>
@@ -12229,9 +14362,11 @@
         </w:rPr>
         <w:t>long</w:t>
       </w:r>
+      <w:proofErr w:type="spellEnd"/>
       <w:r>
         <w:t xml:space="preserve">, </w:t>
       </w:r>
+      <w:proofErr w:type="spellStart"/>
       <w:r>
         <w:rPr>
           <w:rFonts w:ascii="Courier New" w:hAnsi="Courier New"/>
@@ -12239,8 +14374,17 @@
         </w:rPr>
         <w:t>model_encoded</w:t>
       </w:r>
-      <w:r>
-        <w:t xml:space="preserve"> y las columnas one-hot de las categóricas.</w:t>
+      <w:proofErr w:type="spellEnd"/>
+      <w:r>
+        <w:t xml:space="preserve"> y las columnas one-</w:t>
+      </w:r>
+      <w:proofErr w:type="spellStart"/>
+      <w:r>
+        <w:t>hot</w:t>
+      </w:r>
+      <w:proofErr w:type="spellEnd"/>
+      <w:r>
+        <w:t xml:space="preserve"> de las categóricas.</w:t>
       </w:r>
     </w:p>
     <w:p>
@@ -12313,10 +14457,19 @@
           <w:color w:val="auto"/>
           <w:sz w:val="26"/>
         </w:rPr>
-        <w:lastRenderedPageBreak/>
-        <w:t>7.4 Hiperparámetros</w:t>
+        <w:t xml:space="preserve">7.4 </w:t>
+      </w:r>
+      <w:proofErr w:type="spellStart"/>
+      <w:r>
+        <w:rPr>
+          <w:rFonts w:ascii="Times New Roman" w:hAnsi="Times New Roman" w:cs="Times New Roman"/>
+          <w:color w:val="auto"/>
+          <w:sz w:val="26"/>
+        </w:rPr>
+        <w:t>Hiperparámetros</w:t>
       </w:r>
       <w:bookmarkEnd w:id="37"/>
+      <w:proofErr w:type="spellEnd"/>
     </w:p>
     <w:p>
       <w:pPr>
@@ -12325,12 +14478,37 @@
       <w:r>
         <w:t xml:space="preserve">Definidos en </w:t>
       </w:r>
+      <w:proofErr w:type="spellStart"/>
       <w:r>
         <w:rPr>
           <w:rFonts w:ascii="Courier New" w:hAnsi="Courier New"/>
           <w:sz w:val="20"/>
         </w:rPr>
-        <w:t>src/random_forest/train_random_forest.py</w:t>
+        <w:t>src</w:t>
+      </w:r>
+      <w:proofErr w:type="spellEnd"/>
+      <w:r>
+        <w:rPr>
+          <w:rFonts w:ascii="Courier New" w:hAnsi="Courier New"/>
+          <w:sz w:val="20"/>
+        </w:rPr>
+        <w:t>/</w:t>
+      </w:r>
+      <w:proofErr w:type="spellStart"/>
+      <w:r>
+        <w:rPr>
+          <w:rFonts w:ascii="Courier New" w:hAnsi="Courier New"/>
+          <w:sz w:val="20"/>
+        </w:rPr>
+        <w:t>random_forest</w:t>
+      </w:r>
+      <w:proofErr w:type="spellEnd"/>
+      <w:r>
+        <w:rPr>
+          <w:rFonts w:ascii="Courier New" w:hAnsi="Courier New"/>
+          <w:sz w:val="20"/>
+        </w:rPr>
+        <w:t>/train_random_forest.py</w:t>
       </w:r>
       <w:r>
         <w:t>:</w:t>
@@ -12356,6 +14534,7 @@
             <w:pPr>
               <w:jc w:val="center"/>
             </w:pPr>
+            <w:proofErr w:type="spellStart"/>
             <w:r>
               <w:rPr>
                 <w:b/>
@@ -12363,6 +14542,7 @@
               </w:rPr>
               <w:t>Hiperparámetro</w:t>
             </w:r>
+            <w:proofErr w:type="spellEnd"/>
           </w:p>
         </w:tc>
         <w:tc>
@@ -12413,7 +14593,21 @@
               <w:rPr>
                 <w:sz w:val="20"/>
               </w:rPr>
-              <w:t>`n_estimators`</w:t>
+              <w:t>`</w:t>
+            </w:r>
+            <w:proofErr w:type="spellStart"/>
+            <w:r>
+              <w:rPr>
+                <w:sz w:val="20"/>
+              </w:rPr>
+              <w:t>n_estimators</w:t>
+            </w:r>
+            <w:proofErr w:type="spellEnd"/>
+            <w:r>
+              <w:rPr>
+                <w:sz w:val="20"/>
+              </w:rPr>
+              <w:t>`</w:t>
             </w:r>
           </w:p>
         </w:tc>
@@ -12463,7 +14657,21 @@
               <w:rPr>
                 <w:sz w:val="20"/>
               </w:rPr>
-              <w:t>`max_depth`</w:t>
+              <w:t>`</w:t>
+            </w:r>
+            <w:proofErr w:type="spellStart"/>
+            <w:r>
+              <w:rPr>
+                <w:sz w:val="20"/>
+              </w:rPr>
+              <w:t>max_depth</w:t>
+            </w:r>
+            <w:proofErr w:type="spellEnd"/>
+            <w:r>
+              <w:rPr>
+                <w:sz w:val="20"/>
+              </w:rPr>
+              <w:t>`</w:t>
             </w:r>
           </w:p>
         </w:tc>
@@ -12513,7 +14721,21 @@
               <w:rPr>
                 <w:sz w:val="20"/>
               </w:rPr>
-              <w:t>`random_state`</w:t>
+              <w:t>`</w:t>
+            </w:r>
+            <w:proofErr w:type="spellStart"/>
+            <w:r>
+              <w:rPr>
+                <w:sz w:val="20"/>
+              </w:rPr>
+              <w:t>random_state</w:t>
+            </w:r>
+            <w:proofErr w:type="spellEnd"/>
+            <w:r>
+              <w:rPr>
+                <w:sz w:val="20"/>
+              </w:rPr>
+              <w:t>`</w:t>
             </w:r>
           </w:p>
         </w:tc>
@@ -12563,7 +14785,21 @@
               <w:rPr>
                 <w:sz w:val="20"/>
               </w:rPr>
-              <w:t>`n_jobs`</w:t>
+              <w:t>`</w:t>
+            </w:r>
+            <w:proofErr w:type="spellStart"/>
+            <w:r>
+              <w:rPr>
+                <w:sz w:val="20"/>
+              </w:rPr>
+              <w:t>n_jobs</w:t>
+            </w:r>
+            <w:proofErr w:type="spellEnd"/>
+            <w:r>
+              <w:rPr>
+                <w:sz w:val="20"/>
+              </w:rPr>
+              <w:t>`</w:t>
             </w:r>
           </w:p>
         </w:tc>
@@ -12629,12 +14865,37 @@
       <w:r>
         <w:t>Cuando miré la complejidad del modelo entrenado (</w:t>
       </w:r>
+      <w:proofErr w:type="spellStart"/>
       <w:r>
         <w:rPr>
           <w:rFonts w:ascii="Courier New" w:hAnsi="Courier New"/>
           <w:sz w:val="20"/>
         </w:rPr>
-        <w:t>results/random_forest/model_complexity.md</w:t>
+        <w:t>results</w:t>
+      </w:r>
+      <w:proofErr w:type="spellEnd"/>
+      <w:r>
+        <w:rPr>
+          <w:rFonts w:ascii="Courier New" w:hAnsi="Courier New"/>
+          <w:sz w:val="20"/>
+        </w:rPr>
+        <w:t>/</w:t>
+      </w:r>
+      <w:proofErr w:type="spellStart"/>
+      <w:r>
+        <w:rPr>
+          <w:rFonts w:ascii="Courier New" w:hAnsi="Courier New"/>
+          <w:sz w:val="20"/>
+        </w:rPr>
+        <w:t>random_forest</w:t>
+      </w:r>
+      <w:proofErr w:type="spellEnd"/>
+      <w:r>
+        <w:rPr>
+          <w:rFonts w:ascii="Courier New" w:hAnsi="Courier New"/>
+          <w:sz w:val="20"/>
+        </w:rPr>
+        <w:t>/model_complexity.md</w:t>
       </w:r>
       <w:r>
         <w:t>), el tamaño de lo que aprendió impresiona:</w:t>
@@ -12729,11 +14990,20 @@
             <w:pPr>
               <w:jc w:val="left"/>
             </w:pPr>
-            <w:r>
-              <w:rPr>
-                <w:sz w:val="20"/>
-              </w:rPr>
-              <w:t>Total de nodos</w:t>
+            <w:proofErr w:type="gramStart"/>
+            <w:r>
+              <w:rPr>
+                <w:sz w:val="20"/>
+              </w:rPr>
+              <w:lastRenderedPageBreak/>
+              <w:t>Total</w:t>
+            </w:r>
+            <w:proofErr w:type="gramEnd"/>
+            <w:r>
+              <w:rPr>
+                <w:sz w:val="20"/>
+              </w:rPr>
+              <w:t xml:space="preserve"> de nodos</w:t>
             </w:r>
           </w:p>
         </w:tc>
@@ -12899,15 +15169,32 @@
       <w:r>
         <w:t xml:space="preserve">Más de 22 millones de nodos de decisión. Eso explica las dos caras del modelo: su gran capacidad para predecir y, al mismo tiempo, su peso de ~1,5 GB. Dejar crecer los árboles sin podar usando </w:t>
       </w:r>
+      <w:proofErr w:type="spellStart"/>
       <w:r>
         <w:rPr>
           <w:rFonts w:ascii="Courier New" w:hAnsi="Courier New"/>
           <w:sz w:val="20"/>
         </w:rPr>
-        <w:t>max_depth=None</w:t>
-      </w:r>
-      <w:r>
-        <w:t xml:space="preserve"> se justifica porque la depreciación de un auto no es constante: un clásico del 60 puede valer más que un sedán común del 2010, y esas excepciones son invisibles para un modelo lineal. El riesgo de sobreajuste lo controla la propia aleatorización del bagging, que mantiene el R² alto sobre datos que el modelo no vio, explicado en Sección 10, falta poquito.</w:t>
+        <w:t>max_depth</w:t>
+      </w:r>
+      <w:proofErr w:type="spellEnd"/>
+      <w:r>
+        <w:rPr>
+          <w:rFonts w:ascii="Courier New" w:hAnsi="Courier New"/>
+          <w:sz w:val="20"/>
+        </w:rPr>
+        <w:t>=None</w:t>
+      </w:r>
+      <w:r>
+        <w:t xml:space="preserve"> se justifica porque la depreciación de un auto no es constante: un clásico del 60 puede valer más que un sedán común del 2010, y esas excepciones son invisibles para un modelo lineal. El riesgo de sobreajuste lo controla la propia aleatorización del </w:t>
+      </w:r>
+      <w:proofErr w:type="spellStart"/>
+      <w:r>
+        <w:t>bagging</w:t>
+      </w:r>
+      <w:proofErr w:type="spellEnd"/>
+      <w:r>
+        <w:t>, que mantiene el R² alto sobre datos que el modelo no vio, explicado en Sección 10, falta poquito.</w:t>
       </w:r>
     </w:p>
     <w:p>
@@ -12946,15 +15233,32 @@
       <w:r>
         <w:t xml:space="preserve">. Con </w:t>
       </w:r>
+      <w:proofErr w:type="spellStart"/>
       <w:r>
         <w:rPr>
           <w:rFonts w:ascii="Courier New" w:hAnsi="Courier New"/>
           <w:sz w:val="20"/>
         </w:rPr>
-        <w:t>n_estimators=100</w:t>
-      </w:r>
-      <w:r>
-        <w:t xml:space="preserve"> el desempeño ya se asentó con R² = 0,9497, sin señales de empeorar sobre el conjunto de prueba, así que 100 árboles fue un número adecuado para este dataset.</w:t>
+        <w:t>n_estimators</w:t>
+      </w:r>
+      <w:proofErr w:type="spellEnd"/>
+      <w:r>
+        <w:rPr>
+          <w:rFonts w:ascii="Courier New" w:hAnsi="Courier New"/>
+          <w:sz w:val="20"/>
+        </w:rPr>
+        <w:t>=100</w:t>
+      </w:r>
+      <w:r>
+        <w:t xml:space="preserve"> el desempeño ya se asentó con R² = 0,9497, sin señales de empeorar sobre el conjunto de prueba, así que 100 árboles fue un número adecuado para este </w:t>
+      </w:r>
+      <w:proofErr w:type="spellStart"/>
+      <w:r>
+        <w:t>dataset</w:t>
+      </w:r>
+      <w:proofErr w:type="spellEnd"/>
+      <w:r>
+        <w:t>.</w:t>
       </w:r>
     </w:p>
     <w:p>
@@ -12973,7 +15277,6 @@
           <w:color w:val="auto"/>
           <w:sz w:val="28"/>
         </w:rPr>
-        <w:lastRenderedPageBreak/>
         <w:t>8. Elaboración del modelo</w:t>
       </w:r>
       <w:bookmarkEnd w:id="40"/>
@@ -12994,7 +15297,25 @@
           <w:color w:val="auto"/>
           <w:sz w:val="26"/>
         </w:rPr>
-        <w:t>8.1 Dejar el dataset listo</w:t>
+        <w:t xml:space="preserve">8.1 Dejar el </w:t>
+      </w:r>
+      <w:proofErr w:type="spellStart"/>
+      <w:r>
+        <w:rPr>
+          <w:rFonts w:ascii="Times New Roman" w:hAnsi="Times New Roman" w:cs="Times New Roman"/>
+          <w:color w:val="auto"/>
+          <w:sz w:val="26"/>
+        </w:rPr>
+        <w:t>dataset</w:t>
+      </w:r>
+      <w:proofErr w:type="spellEnd"/>
+      <w:r>
+        <w:rPr>
+          <w:rFonts w:ascii="Times New Roman" w:hAnsi="Times New Roman" w:cs="Times New Roman"/>
+          <w:color w:val="auto"/>
+          <w:sz w:val="26"/>
+        </w:rPr>
+        <w:t xml:space="preserve"> listo</w:t>
       </w:r>
       <w:bookmarkEnd w:id="41"/>
     </w:p>
@@ -13003,7 +15324,15 @@
         <w:spacing w:after="120"/>
       </w:pPr>
       <w:r>
-        <w:t xml:space="preserve">Antes de entrenar, el dataset pasó por todo un pipeline de transformación, debidamente documentado en </w:t>
+        <w:t xml:space="preserve">Antes de entrenar, el </w:t>
+      </w:r>
+      <w:proofErr w:type="spellStart"/>
+      <w:r>
+        <w:t>dataset</w:t>
+      </w:r>
+      <w:proofErr w:type="spellEnd"/>
+      <w:r>
+        <w:t xml:space="preserve"> pasó por todo un pipeline de transformación, debidamente documentado en </w:t>
       </w:r>
       <w:r>
         <w:rPr>
@@ -13015,12 +15344,21 @@
       <w:r>
         <w:t xml:space="preserve"> y en </w:t>
       </w:r>
+      <w:proofErr w:type="spellStart"/>
       <w:r>
         <w:rPr>
           <w:rFonts w:ascii="Courier New" w:hAnsi="Courier New"/>
           <w:sz w:val="20"/>
         </w:rPr>
-        <w:t>src/encode_dataset.py</w:t>
+        <w:t>src</w:t>
+      </w:r>
+      <w:proofErr w:type="spellEnd"/>
+      <w:r>
+        <w:rPr>
+          <w:rFonts w:ascii="Courier New" w:hAnsi="Courier New"/>
+          <w:sz w:val="20"/>
+        </w:rPr>
+        <w:t>/encode_dataset.py</w:t>
       </w:r>
       <w:r>
         <w:t>:</w:t>
@@ -13034,6 +15372,7 @@
       <w:r>
         <w:t xml:space="preserve">1. Sacar las columnas irrelevantes y también </w:t>
       </w:r>
+      <w:proofErr w:type="spellStart"/>
       <w:r>
         <w:rPr>
           <w:rFonts w:ascii="Courier New" w:hAnsi="Courier New"/>
@@ -13041,6 +15380,7 @@
         </w:rPr>
         <w:t>state</w:t>
       </w:r>
+      <w:proofErr w:type="spellEnd"/>
       <w:r>
         <w:t>, correspondiente a ruido geográfico que no aplica al contexto donde se usaría.</w:t>
       </w:r>
@@ -13057,11 +15397,20 @@
         <w:rPr>
           <w:b/>
         </w:rPr>
-        <w:t>Target Encoding</w:t>
-      </w:r>
+        <w:t xml:space="preserve">Target </w:t>
+      </w:r>
+      <w:proofErr w:type="spellStart"/>
+      <w:r>
+        <w:rPr>
+          <w:b/>
+        </w:rPr>
+        <w:t>Encoding</w:t>
+      </w:r>
+      <w:proofErr w:type="spellEnd"/>
       <w:r>
         <w:t xml:space="preserve"> de </w:t>
       </w:r>
+      <w:proofErr w:type="spellStart"/>
       <w:r>
         <w:rPr>
           <w:rFonts w:ascii="Courier New" w:hAnsi="Courier New"/>
@@ -13069,6 +15418,7 @@
         </w:rPr>
         <w:t>model</w:t>
       </w:r>
+      <w:proofErr w:type="spellEnd"/>
       <w:r>
         <w:t xml:space="preserve">: cada modelo se reemplazó por su precio promedio histórico. Así condensé una variable de cardinalidad altísima en una sola dimensión continua, sin explosión de columnas. El mapeo quedó guardado en </w:t>
       </w:r>
@@ -13091,6 +15441,7 @@
       <w:r>
         <w:t xml:space="preserve">3. Pasar </w:t>
       </w:r>
+      <w:proofErr w:type="spellStart"/>
       <w:r>
         <w:rPr>
           <w:rFonts w:ascii="Courier New" w:hAnsi="Courier New"/>
@@ -13098,6 +15449,7 @@
         </w:rPr>
         <w:t>cylinders</w:t>
       </w:r>
+      <w:proofErr w:type="spellEnd"/>
       <w:r>
         <w:t xml:space="preserve"> de texto (</w:t>
       </w:r>
@@ -13106,16 +15458,32 @@
           <w:rFonts w:ascii="Courier New" w:hAnsi="Courier New"/>
           <w:sz w:val="20"/>
         </w:rPr>
-        <w:t>"8 cylinders"</w:t>
-      </w:r>
-      <w:r>
-        <w:t>) a número (</w:t>
-      </w:r>
+        <w:t xml:space="preserve">"8 </w:t>
+      </w:r>
+      <w:proofErr w:type="spellStart"/>
       <w:r>
         <w:rPr>
           <w:rFonts w:ascii="Courier New" w:hAnsi="Courier New"/>
           <w:sz w:val="20"/>
         </w:rPr>
+        <w:t>cylinders</w:t>
+      </w:r>
+      <w:proofErr w:type="spellEnd"/>
+      <w:r>
+        <w:rPr>
+          <w:rFonts w:ascii="Courier New" w:hAnsi="Courier New"/>
+          <w:sz w:val="20"/>
+        </w:rPr>
+        <w:t>"</w:t>
+      </w:r>
+      <w:r>
+        <w:t>) a número (</w:t>
+      </w:r>
+      <w:r>
+        <w:rPr>
+          <w:rFonts w:ascii="Courier New" w:hAnsi="Courier New"/>
+          <w:sz w:val="20"/>
+        </w:rPr>
         <w:t>8</w:t>
       </w:r>
       <w:r>
@@ -13134,48 +15502,78 @@
         <w:rPr>
           <w:b/>
         </w:rPr>
-        <w:t>One-Hot Encoding</w:t>
-      </w:r>
+        <w:t xml:space="preserve">One-Hot </w:t>
+      </w:r>
+      <w:proofErr w:type="spellStart"/>
+      <w:r>
+        <w:rPr>
+          <w:b/>
+        </w:rPr>
+        <w:t>Encoding</w:t>
+      </w:r>
+      <w:proofErr w:type="spellEnd"/>
       <w:r>
         <w:t xml:space="preserve"> con </w:t>
       </w:r>
+      <w:proofErr w:type="spellStart"/>
       <w:r>
         <w:rPr>
           <w:rFonts w:ascii="Courier New" w:hAnsi="Courier New"/>
           <w:sz w:val="20"/>
         </w:rPr>
-        <w:t>drop_first=True</w:t>
-      </w:r>
-      <w:r>
-        <w:t xml:space="preserve"> para </w:t>
-      </w:r>
+        <w:t>drop_first</w:t>
+      </w:r>
+      <w:proofErr w:type="spellEnd"/>
       <w:r>
         <w:rPr>
           <w:rFonts w:ascii="Courier New" w:hAnsi="Courier New"/>
           <w:sz w:val="20"/>
         </w:rPr>
-        <w:t>title_status</w:t>
-      </w:r>
-      <w:r>
-        <w:t xml:space="preserve">, </w:t>
-      </w:r>
+        <w:t>=True</w:t>
+      </w:r>
+      <w:r>
+        <w:t xml:space="preserve"> para </w:t>
+      </w:r>
+      <w:proofErr w:type="spellStart"/>
       <w:r>
         <w:rPr>
           <w:rFonts w:ascii="Courier New" w:hAnsi="Courier New"/>
           <w:sz w:val="20"/>
         </w:rPr>
-        <w:t>drive</w:t>
-      </w:r>
-      <w:r>
-        <w:t xml:space="preserve">, </w:t>
-      </w:r>
+        <w:t>title_</w:t>
+      </w:r>
+      <w:proofErr w:type="gramStart"/>
       <w:r>
         <w:rPr>
           <w:rFonts w:ascii="Courier New" w:hAnsi="Courier New"/>
           <w:sz w:val="20"/>
         </w:rPr>
+        <w:t>status</w:t>
+      </w:r>
+      <w:proofErr w:type="spellEnd"/>
+      <w:proofErr w:type="gramEnd"/>
+      <w:r>
+        <w:t xml:space="preserve">, </w:t>
+      </w:r>
+      <w:r>
+        <w:rPr>
+          <w:rFonts w:ascii="Courier New" w:hAnsi="Courier New"/>
+          <w:sz w:val="20"/>
+        </w:rPr>
+        <w:t>drive</w:t>
+      </w:r>
+      <w:r>
+        <w:t xml:space="preserve">, </w:t>
+      </w:r>
+      <w:proofErr w:type="spellStart"/>
+      <w:r>
+        <w:rPr>
+          <w:rFonts w:ascii="Courier New" w:hAnsi="Courier New"/>
+          <w:sz w:val="20"/>
+        </w:rPr>
         <w:t>paint_color</w:t>
       </w:r>
+      <w:proofErr w:type="spellEnd"/>
       <w:r>
         <w:t xml:space="preserve"> y las demás categóricas de baja/media cardinalidad, evitando multicolinealidad.</w:t>
       </w:r>
@@ -13195,6 +15593,7 @@
         <w:ind w:left="567" w:hanging="283"/>
       </w:pPr>
       <w:r>
+        <w:lastRenderedPageBreak/>
         <w:t xml:space="preserve">6. </w:t>
       </w:r>
       <w:r>
@@ -13206,6 +15605,7 @@
       <w:r>
         <w:t xml:space="preserve">: Min-Max sobre </w:t>
       </w:r>
+      <w:proofErr w:type="spellStart"/>
       <w:r>
         <w:rPr>
           <w:rFonts w:ascii="Courier New" w:hAnsi="Courier New"/>
@@ -13213,9 +15613,11 @@
         </w:rPr>
         <w:t>price</w:t>
       </w:r>
+      <w:proofErr w:type="spellEnd"/>
       <w:r>
         <w:t xml:space="preserve">, </w:t>
       </w:r>
+      <w:proofErr w:type="spellStart"/>
       <w:r>
         <w:rPr>
           <w:rFonts w:ascii="Courier New" w:hAnsi="Courier New"/>
@@ -13223,9 +15625,11 @@
         </w:rPr>
         <w:t>year</w:t>
       </w:r>
+      <w:proofErr w:type="spellEnd"/>
       <w:r>
         <w:t xml:space="preserve"> y </w:t>
       </w:r>
+      <w:proofErr w:type="spellStart"/>
       <w:r>
         <w:rPr>
           <w:rFonts w:ascii="Courier New" w:hAnsi="Courier New"/>
@@ -13233,9 +15637,11 @@
         </w:rPr>
         <w:t>odometer</w:t>
       </w:r>
+      <w:proofErr w:type="spellEnd"/>
       <w:r>
         <w:t xml:space="preserve"> con rango [0,1] y, después, </w:t>
       </w:r>
+      <w:proofErr w:type="spellStart"/>
       <w:r>
         <w:rPr>
           <w:rFonts w:ascii="Courier New" w:hAnsi="Courier New"/>
@@ -13243,6 +15649,7 @@
         </w:rPr>
         <w:t>StandardScaler</w:t>
       </w:r>
+      <w:proofErr w:type="spellEnd"/>
       <w:r>
         <w:t xml:space="preserve"> sobre las numéricas no binarias.</w:t>
       </w:r>
@@ -13252,7 +15659,15 @@
         <w:spacing w:after="120"/>
       </w:pPr>
       <w:r>
-        <w:t xml:space="preserve">El dataset final quedó </w:t>
+        <w:t xml:space="preserve">El </w:t>
+      </w:r>
+      <w:proofErr w:type="spellStart"/>
+      <w:r>
+        <w:t>dataset</w:t>
+      </w:r>
+      <w:proofErr w:type="spellEnd"/>
+      <w:r>
+        <w:t xml:space="preserve"> final quedó </w:t>
       </w:r>
       <w:r>
         <w:rPr>
@@ -13300,12 +15715,21 @@
       <w:r>
         <w:t xml:space="preserve">: 80 % para entrenar, construyendo los árboles, y un 20 % reservado a rajatabla para validar cómo generaliza frente a datos nuevos. El muestreo fue aleatorio con </w:t>
       </w:r>
+      <w:proofErr w:type="spellStart"/>
       <w:r>
         <w:rPr>
           <w:rFonts w:ascii="Courier New" w:hAnsi="Courier New"/>
           <w:sz w:val="20"/>
         </w:rPr>
-        <w:t>random_state=42</w:t>
+        <w:t>random_state</w:t>
+      </w:r>
+      <w:proofErr w:type="spellEnd"/>
+      <w:r>
+        <w:rPr>
+          <w:rFonts w:ascii="Courier New" w:hAnsi="Courier New"/>
+          <w:sz w:val="20"/>
+        </w:rPr>
+        <w:t>=42</w:t>
       </w:r>
       <w:r>
         <w:t>, para que sea reproducible. La misma partición se usó en las cinco técnicas, así la comparación es pareja.</w:t>
@@ -13336,7 +15760,15 @@
         <w:spacing w:after="120"/>
       </w:pPr>
       <w:r>
-        <w:t>La variable objetivo sigue sesgada incluso después de filtrar, debido a los precios concentrados en rangos moderados con una cola hacia arriba. La normalización Min-Max comprimió la mayoría de los valores en un rango chico y estiró la cola dentro del nuevo intervalo, sin alterar las relaciones de fondo. Como el muestreo es aleatorio sobre un volumen grande, ≈ 350 mil registros, asumí que train y test son representativos del dominio.</w:t>
+        <w:t xml:space="preserve">La variable objetivo sigue sesgada incluso después de filtrar, debido a los precios concentrados en rangos moderados con una cola hacia arriba. La normalización Min-Max comprimió la mayoría de los valores en un rango chico y estiró la cola dentro del nuevo intervalo, sin alterar las relaciones de fondo. Como el muestreo es aleatorio sobre un volumen grande, ≈ 350 mil registros, asumí que </w:t>
+      </w:r>
+      <w:proofErr w:type="spellStart"/>
+      <w:r>
+        <w:t>train</w:t>
+      </w:r>
+      <w:proofErr w:type="spellEnd"/>
+      <w:r>
+        <w:t xml:space="preserve"> y test son representativos del dominio.</w:t>
       </w:r>
     </w:p>
     <w:p>
@@ -13355,7 +15787,6 @@
           <w:color w:val="auto"/>
           <w:sz w:val="26"/>
         </w:rPr>
-        <w:lastRenderedPageBreak/>
         <w:t>8.4 El tema del balanceo de clases</w:t>
       </w:r>
       <w:bookmarkEnd w:id="44"/>
@@ -13385,6 +15816,7 @@
       <w:r>
         <w:t xml:space="preserve">, </w:t>
       </w:r>
+      <w:proofErr w:type="spellStart"/>
       <w:r>
         <w:rPr>
           <w:rFonts w:ascii="Courier New" w:hAnsi="Courier New"/>
@@ -13392,6 +15824,7 @@
         </w:rPr>
         <w:t>price</w:t>
       </w:r>
+      <w:proofErr w:type="spellEnd"/>
       <w:r>
         <w:t xml:space="preserve"> es continuo, así que el balanceo de clases no aplica directo: no hay "clases" que emparejar.</w:t>
       </w:r>
@@ -13410,7 +15843,15 @@
         <w:t>distribución sesgada del objetivo y con las categóricas desbalanceadas</w:t>
       </w:r>
       <w:r>
-        <w:t>, como el predominio de Ford, Chevrolet y Toyota, o la mayoría de transmisiones automáticas. Frente a eso, lo que hice cumple ese mismo rol de mitigar el efecto del desbalance/sesgo:</w:t>
+        <w:t xml:space="preserve">, como el predominio de Ford, Chevrolet y Toyota, o la mayoría de </w:t>
+      </w:r>
+      <w:proofErr w:type="gramStart"/>
+      <w:r>
+        <w:t>transmisiones</w:t>
+      </w:r>
+      <w:proofErr w:type="gramEnd"/>
+      <w:r>
+        <w:t xml:space="preserve"> automáticas. Frente a eso, lo que hice cumple ese mismo rol de mitigar el efecto del desbalance/sesgo:</w:t>
       </w:r>
     </w:p>
     <w:p>
@@ -13428,7 +15869,15 @@
         <w:t>Filtré rangos coherentes</w:t>
       </w:r>
       <w:r>
-        <w:t>; precio &gt; 0; odómetro en [0, 300.000]; año en [1980, 2024]: así corté la cola de outliers que deformaba la distribución, sin matar la variabilidad legítima.</w:t>
+        <w:t xml:space="preserve">; precio &gt; 0; odómetro en [0, 300.000]; año en [1980, 2024]: así corté la cola de </w:t>
+      </w:r>
+      <w:proofErr w:type="spellStart"/>
+      <w:r>
+        <w:t>outliers</w:t>
+      </w:r>
+      <w:proofErr w:type="spellEnd"/>
+      <w:r>
+        <w:t xml:space="preserve"> que deformaba la distribución, sin matar la variabilidad legítima.</w:t>
       </w:r>
     </w:p>
     <w:p>
@@ -13461,11 +15910,26 @@
         <w:rPr>
           <w:b/>
         </w:rPr>
-        <w:t>Decidí, a propósito, no rebalancear las categorías</w:t>
+        <w:t xml:space="preserve">Decidí, a propósito, no </w:t>
+      </w:r>
+      <w:proofErr w:type="spellStart"/>
+      <w:r>
+        <w:rPr>
+          <w:b/>
+        </w:rPr>
+        <w:t>rebalancear</w:t>
+      </w:r>
+      <w:proofErr w:type="spellEnd"/>
+      <w:r>
+        <w:rPr>
+          <w:b/>
+        </w:rPr>
+        <w:t xml:space="preserve"> las categorías</w:t>
       </w:r>
       <w:r>
         <w:t xml:space="preserve">; </w:t>
       </w:r>
+      <w:proofErr w:type="spellStart"/>
       <w:r>
         <w:rPr>
           <w:rFonts w:ascii="Courier New" w:hAnsi="Courier New"/>
@@ -13473,9 +15937,11 @@
         </w:rPr>
         <w:t>manufacturer</w:t>
       </w:r>
+      <w:proofErr w:type="spellEnd"/>
       <w:r>
         <w:t xml:space="preserve">, </w:t>
       </w:r>
+      <w:proofErr w:type="spellStart"/>
       <w:r>
         <w:rPr>
           <w:rFonts w:ascii="Courier New" w:hAnsi="Courier New"/>
@@ -13483,8 +15949,17 @@
         </w:rPr>
         <w:t>transmission</w:t>
       </w:r>
-      <w:r>
-        <w:t>: siendo un problema de regresión, el modelo aprende relaciones continuas sin que lo afecte tanto la frecuencia relativa de cada categoría. Forzar un balanceo ahí metería más distorsión que beneficio. Y los registros de alto kilometraje los conservé porque le enseñan algo útil al modelo.</w:t>
+      <w:proofErr w:type="spellEnd"/>
+      <w:r>
+        <w:t xml:space="preserve">: siendo un problema de regresión, el modelo aprende relaciones continuas sin que lo </w:t>
+      </w:r>
+      <w:proofErr w:type="gramStart"/>
+      <w:r>
+        <w:t>afecte</w:t>
+      </w:r>
+      <w:proofErr w:type="gramEnd"/>
+      <w:r>
+        <w:t xml:space="preserve"> tanto la frecuencia relativa de cada categoría. Forzar un balanceo ahí metería más distorsión que beneficio. Y los registros de alto kilometraje los conservé porque le enseñan algo útil al modelo.</w:t>
       </w:r>
     </w:p>
     <w:p>
@@ -13511,9 +15986,38 @@
           <w:color w:val="auto"/>
           <w:sz w:val="28"/>
         </w:rPr>
-        <w:t>9. Desarrollo frontend y backend</w:t>
+        <w:lastRenderedPageBreak/>
+        <w:t xml:space="preserve">9. Desarrollo </w:t>
+      </w:r>
+      <w:proofErr w:type="spellStart"/>
+      <w:r>
+        <w:rPr>
+          <w:rFonts w:ascii="Times New Roman" w:hAnsi="Times New Roman" w:cs="Times New Roman"/>
+          <w:color w:val="auto"/>
+          <w:sz w:val="28"/>
+        </w:rPr>
+        <w:t>frontend</w:t>
+      </w:r>
+      <w:proofErr w:type="spellEnd"/>
+      <w:r>
+        <w:rPr>
+          <w:rFonts w:ascii="Times New Roman" w:hAnsi="Times New Roman" w:cs="Times New Roman"/>
+          <w:color w:val="auto"/>
+          <w:sz w:val="28"/>
+        </w:rPr>
+        <w:t xml:space="preserve"> y </w:t>
+      </w:r>
+      <w:proofErr w:type="spellStart"/>
+      <w:r>
+        <w:rPr>
+          <w:rFonts w:ascii="Times New Roman" w:hAnsi="Times New Roman" w:cs="Times New Roman"/>
+          <w:color w:val="auto"/>
+          <w:sz w:val="28"/>
+        </w:rPr>
+        <w:t>backend</w:t>
       </w:r>
       <w:bookmarkEnd w:id="45"/>
+      <w:proofErr w:type="spellEnd"/>
     </w:p>
     <w:p>
       <w:pPr>
@@ -13561,13 +16065,77 @@
           <w:sz w:val="18"/>
         </w:rPr>
         <w:br/>
-        <w:t>│   Frontend (React)  │  HTTP │   Backend (FastAPI)      │</w:t>
-      </w:r>
+        <w:t xml:space="preserve">│   </w:t>
+      </w:r>
+      <w:proofErr w:type="spellStart"/>
       <w:r>
         <w:rPr>
           <w:rFonts w:ascii="Courier New" w:hAnsi="Courier New"/>
           <w:sz w:val="18"/>
         </w:rPr>
+        <w:t>Frontend</w:t>
+      </w:r>
+      <w:proofErr w:type="spellEnd"/>
+      <w:r>
+        <w:rPr>
+          <w:rFonts w:ascii="Courier New" w:hAnsi="Courier New"/>
+          <w:sz w:val="18"/>
+        </w:rPr>
+        <w:t xml:space="preserve"> (</w:t>
+      </w:r>
+      <w:proofErr w:type="spellStart"/>
+      <w:r>
+        <w:rPr>
+          <w:rFonts w:ascii="Courier New" w:hAnsi="Courier New"/>
+          <w:sz w:val="18"/>
+        </w:rPr>
+        <w:t>React</w:t>
+      </w:r>
+      <w:proofErr w:type="spellEnd"/>
+      <w:r>
+        <w:rPr>
+          <w:rFonts w:ascii="Courier New" w:hAnsi="Courier New"/>
+          <w:sz w:val="18"/>
+        </w:rPr>
+        <w:t xml:space="preserve">)  │  HTTP │   </w:t>
+      </w:r>
+      <w:proofErr w:type="spellStart"/>
+      <w:r>
+        <w:rPr>
+          <w:rFonts w:ascii="Courier New" w:hAnsi="Courier New"/>
+          <w:sz w:val="18"/>
+        </w:rPr>
+        <w:t>Backend</w:t>
+      </w:r>
+      <w:proofErr w:type="spellEnd"/>
+      <w:r>
+        <w:rPr>
+          <w:rFonts w:ascii="Courier New" w:hAnsi="Courier New"/>
+          <w:sz w:val="18"/>
+        </w:rPr>
+        <w:t xml:space="preserve"> (</w:t>
+      </w:r>
+      <w:proofErr w:type="spellStart"/>
+      <w:r>
+        <w:rPr>
+          <w:rFonts w:ascii="Courier New" w:hAnsi="Courier New"/>
+          <w:sz w:val="18"/>
+        </w:rPr>
+        <w:t>FastAPI</w:t>
+      </w:r>
+      <w:proofErr w:type="spellEnd"/>
+      <w:r>
+        <w:rPr>
+          <w:rFonts w:ascii="Courier New" w:hAnsi="Courier New"/>
+          <w:sz w:val="18"/>
+        </w:rPr>
+        <w:t>)      │</w:t>
+      </w:r>
+      <w:r>
+        <w:rPr>
+          <w:rFonts w:ascii="Courier New" w:hAnsi="Courier New"/>
+          <w:sz w:val="18"/>
+        </w:rPr>
         <w:br/>
         <w:t>│   localhost:5173    │──────►│   localhost:8000         │</w:t>
       </w:r>
@@ -13577,23 +16145,23 @@
           <w:sz w:val="18"/>
         </w:rPr>
         <w:br/>
-        <w:t>│   - Formulario      │◄──────│   - /api/v1/predict      │</w:t>
-      </w:r>
+        <w:t>│   - Formulario      │◄──────│   - /api/v1/</w:t>
+      </w:r>
+      <w:proofErr w:type="spellStart"/>
       <w:r>
         <w:rPr>
           <w:rFonts w:ascii="Courier New" w:hAnsi="Courier New"/>
           <w:sz w:val="18"/>
         </w:rPr>
-        <w:br/>
-        <w:t>│   - Validación      │  JSON │   - /api/v1/options      │</w:t>
-      </w:r>
+        <w:t>predict</w:t>
+      </w:r>
+      <w:proofErr w:type="spellEnd"/>
       <w:r>
         <w:rPr>
           <w:rFonts w:ascii="Courier New" w:hAnsi="Courier New"/>
           <w:sz w:val="18"/>
         </w:rPr>
-        <w:br/>
-        <w:t>│   - Resultados      │       │   - /api/v1/health       │</w:t>
+        <w:t xml:space="preserve">      │</w:t>
       </w:r>
       <w:r>
         <w:rPr>
@@ -13601,13 +16169,61 @@
           <w:sz w:val="18"/>
         </w:rPr>
         <w:br/>
-        <w:t>└─────────────────────┘       └──────────┬───────────────┘</w:t>
-      </w:r>
+        <w:t>│   - Validación      │  JSON │   - /api/v1/</w:t>
+      </w:r>
+      <w:proofErr w:type="spellStart"/>
       <w:r>
         <w:rPr>
           <w:rFonts w:ascii="Courier New" w:hAnsi="Courier New"/>
           <w:sz w:val="18"/>
         </w:rPr>
+        <w:t>options</w:t>
+      </w:r>
+      <w:proofErr w:type="spellEnd"/>
+      <w:r>
+        <w:rPr>
+          <w:rFonts w:ascii="Courier New" w:hAnsi="Courier New"/>
+          <w:sz w:val="18"/>
+        </w:rPr>
+        <w:t xml:space="preserve">      │</w:t>
+      </w:r>
+      <w:r>
+        <w:rPr>
+          <w:rFonts w:ascii="Courier New" w:hAnsi="Courier New"/>
+          <w:sz w:val="18"/>
+        </w:rPr>
+        <w:br/>
+        <w:t>│   - Resultados      │       │   - /api/v1/</w:t>
+      </w:r>
+      <w:proofErr w:type="spellStart"/>
+      <w:r>
+        <w:rPr>
+          <w:rFonts w:ascii="Courier New" w:hAnsi="Courier New"/>
+          <w:sz w:val="18"/>
+        </w:rPr>
+        <w:t>health</w:t>
+      </w:r>
+      <w:proofErr w:type="spellEnd"/>
+      <w:r>
+        <w:rPr>
+          <w:rFonts w:ascii="Courier New" w:hAnsi="Courier New"/>
+          <w:sz w:val="18"/>
+        </w:rPr>
+        <w:t xml:space="preserve">       │</w:t>
+      </w:r>
+      <w:r>
+        <w:rPr>
+          <w:rFonts w:ascii="Courier New" w:hAnsi="Courier New"/>
+          <w:sz w:val="18"/>
+        </w:rPr>
+        <w:br/>
+        <w:t>└─────────────────────┘       └──────────┬───────────────┘</w:t>
+      </w:r>
+      <w:r>
+        <w:rPr>
+          <w:rFonts w:ascii="Courier New" w:hAnsi="Courier New"/>
+          <w:sz w:val="18"/>
+        </w:rPr>
         <w:br/>
         <w:t xml:space="preserve">                                         │</w:t>
       </w:r>
@@ -13633,13 +16249,29 @@
           <w:sz w:val="18"/>
         </w:rPr>
         <w:br/>
-        <w:t xml:space="preserve">                          │   model.pkl (~1.5 GB)         │</w:t>
-      </w:r>
+        <w:t xml:space="preserve">                          │   </w:t>
+      </w:r>
+      <w:proofErr w:type="spellStart"/>
       <w:r>
         <w:rPr>
           <w:rFonts w:ascii="Courier New" w:hAnsi="Courier New"/>
           <w:sz w:val="18"/>
         </w:rPr>
+        <w:t>model.pkl</w:t>
+      </w:r>
+      <w:proofErr w:type="spellEnd"/>
+      <w:r>
+        <w:rPr>
+          <w:rFonts w:ascii="Courier New" w:hAnsi="Courier New"/>
+          <w:sz w:val="18"/>
+        </w:rPr>
+        <w:t xml:space="preserve"> (~1.5 GB)         │</w:t>
+      </w:r>
+      <w:r>
+        <w:rPr>
+          <w:rFonts w:ascii="Courier New" w:hAnsi="Courier New"/>
+          <w:sz w:val="18"/>
+        </w:rPr>
         <w:br/>
         <w:t xml:space="preserve">                          │   model_encoding_map.csv      │</w:t>
       </w:r>
@@ -13649,21 +16281,53 @@
           <w:sz w:val="18"/>
         </w:rPr>
         <w:br/>
-        <w:t xml:space="preserve">                          │   scaler_params.json          │</w:t>
-      </w:r>
+        <w:t xml:space="preserve">                          │   </w:t>
+      </w:r>
+      <w:proofErr w:type="spellStart"/>
       <w:r>
         <w:rPr>
           <w:rFonts w:ascii="Courier New" w:hAnsi="Courier New"/>
           <w:sz w:val="18"/>
         </w:rPr>
-        <w:br/>
-        <w:t xml:space="preserve">                          │   models_by_manufacturer.json │</w:t>
-      </w:r>
+        <w:t>scaler_params.json</w:t>
+      </w:r>
+      <w:proofErr w:type="spellEnd"/>
       <w:r>
         <w:rPr>
           <w:rFonts w:ascii="Courier New" w:hAnsi="Courier New"/>
           <w:sz w:val="18"/>
         </w:rPr>
+        <w:t xml:space="preserve">          │</w:t>
+      </w:r>
+      <w:r>
+        <w:rPr>
+          <w:rFonts w:ascii="Courier New" w:hAnsi="Courier New"/>
+          <w:sz w:val="18"/>
+        </w:rPr>
+        <w:br/>
+        <w:t xml:space="preserve">                          │   </w:t>
+      </w:r>
+      <w:proofErr w:type="spellStart"/>
+      <w:r>
+        <w:rPr>
+          <w:rFonts w:ascii="Courier New" w:hAnsi="Courier New"/>
+          <w:sz w:val="18"/>
+        </w:rPr>
+        <w:t>models_by_manufacturer.json</w:t>
+      </w:r>
+      <w:proofErr w:type="spellEnd"/>
+      <w:r>
+        <w:rPr>
+          <w:rFonts w:ascii="Courier New" w:hAnsi="Courier New"/>
+          <w:sz w:val="18"/>
+        </w:rPr>
+        <w:t xml:space="preserve"> │</w:t>
+      </w:r>
+      <w:r>
+        <w:rPr>
+          <w:rFonts w:ascii="Courier New" w:hAnsi="Courier New"/>
+          <w:sz w:val="18"/>
+        </w:rPr>
         <w:br/>
         <w:t xml:space="preserve">                          └───────────────────────────────┘</w:t>
       </w:r>
@@ -13677,7 +16341,6 @@
         <w:rPr>
           <w:i/>
         </w:rPr>
-        <w:lastRenderedPageBreak/>
         <w:t>Una de las grandes mejoras del Hito 2 fue reemplazar el mockup no funcional del Hito 1 por un sistema que funciona de verdad. La predicción dejó de ser de mentira: cada solicitud pasa por el pipeline completo de validación, preprocesamiento, inferencia y desnormalización.</w:t>
       </w:r>
     </w:p>
@@ -13697,16 +16360,68 @@
           <w:color w:val="auto"/>
           <w:sz w:val="26"/>
         </w:rPr>
-        <w:t>9.2 El backend en FastAPI</w:t>
+        <w:t xml:space="preserve">9.2 El </w:t>
+      </w:r>
+      <w:proofErr w:type="spellStart"/>
+      <w:r>
+        <w:rPr>
+          <w:rFonts w:ascii="Times New Roman" w:hAnsi="Times New Roman" w:cs="Times New Roman"/>
+          <w:color w:val="auto"/>
+          <w:sz w:val="26"/>
+        </w:rPr>
+        <w:t>backend</w:t>
+      </w:r>
+      <w:proofErr w:type="spellEnd"/>
+      <w:r>
+        <w:rPr>
+          <w:rFonts w:ascii="Times New Roman" w:hAnsi="Times New Roman" w:cs="Times New Roman"/>
+          <w:color w:val="auto"/>
+          <w:sz w:val="26"/>
+        </w:rPr>
+        <w:t xml:space="preserve"> en </w:t>
+      </w:r>
+      <w:proofErr w:type="spellStart"/>
+      <w:r>
+        <w:rPr>
+          <w:rFonts w:ascii="Times New Roman" w:hAnsi="Times New Roman" w:cs="Times New Roman"/>
+          <w:color w:val="auto"/>
+          <w:sz w:val="26"/>
+        </w:rPr>
+        <w:t>FastAPI</w:t>
       </w:r>
       <w:bookmarkEnd w:id="47"/>
+      <w:proofErr w:type="spellEnd"/>
     </w:p>
     <w:p>
       <w:pPr>
         <w:spacing w:after="120"/>
       </w:pPr>
       <w:r>
-        <w:t xml:space="preserve">Hecho con FastAPI y Uvicorn, con documentación automática vía OpenAPI/Swagger en </w:t>
+        <w:t xml:space="preserve">Hecho con </w:t>
+      </w:r>
+      <w:proofErr w:type="spellStart"/>
+      <w:r>
+        <w:t>FastAPI</w:t>
+      </w:r>
+      <w:proofErr w:type="spellEnd"/>
+      <w:r>
+        <w:t xml:space="preserve"> y </w:t>
+      </w:r>
+      <w:proofErr w:type="spellStart"/>
+      <w:r>
+        <w:t>Uvicorn</w:t>
+      </w:r>
+      <w:proofErr w:type="spellEnd"/>
+      <w:r>
+        <w:t xml:space="preserve">, con documentación automática vía </w:t>
+      </w:r>
+      <w:proofErr w:type="spellStart"/>
+      <w:r>
+        <w:t>OpenAPI</w:t>
+      </w:r>
+      <w:proofErr w:type="spellEnd"/>
+      <w:r>
+        <w:t xml:space="preserve">/Swagger en </w:t>
       </w:r>
       <w:r>
         <w:rPr>
@@ -13727,12 +16442,21 @@
       <w:r>
         <w:t xml:space="preserve">• </w:t>
       </w:r>
+      <w:proofErr w:type="spellStart"/>
       <w:r>
         <w:rPr>
           <w:rFonts w:ascii="Courier New" w:hAnsi="Courier New"/>
           <w:sz w:val="20"/>
         </w:rPr>
-        <w:t>routers/</w:t>
+        <w:t>routers</w:t>
+      </w:r>
+      <w:proofErr w:type="spellEnd"/>
+      <w:r>
+        <w:rPr>
+          <w:rFonts w:ascii="Courier New" w:hAnsi="Courier New"/>
+          <w:sz w:val="20"/>
+        </w:rPr>
+        <w:t>/</w:t>
       </w:r>
       <w:r>
         <w:t>: solo manejan HTTP, nada de lógica de negocio.</w:t>
@@ -13746,12 +16470,21 @@
       <w:r>
         <w:t xml:space="preserve">• </w:t>
       </w:r>
+      <w:proofErr w:type="spellStart"/>
       <w:r>
         <w:rPr>
           <w:rFonts w:ascii="Courier New" w:hAnsi="Courier New"/>
           <w:sz w:val="20"/>
         </w:rPr>
-        <w:t>services/</w:t>
+        <w:t>services</w:t>
+      </w:r>
+      <w:proofErr w:type="spellEnd"/>
+      <w:r>
+        <w:rPr>
+          <w:rFonts w:ascii="Courier New" w:hAnsi="Courier New"/>
+          <w:sz w:val="20"/>
+        </w:rPr>
+        <w:t>/</w:t>
       </w:r>
       <w:r>
         <w:t>: la lógica de predicción y preprocesamiento.</w:t>
@@ -13765,15 +16498,32 @@
       <w:r>
         <w:t xml:space="preserve">• </w:t>
       </w:r>
+      <w:proofErr w:type="spellStart"/>
       <w:r>
         <w:rPr>
           <w:rFonts w:ascii="Courier New" w:hAnsi="Courier New"/>
           <w:sz w:val="20"/>
         </w:rPr>
-        <w:t>schemas/</w:t>
-      </w:r>
-      <w:r>
-        <w:t>: los contratos de datos con Pydantic.</w:t>
+        <w:t>schemas</w:t>
+      </w:r>
+      <w:proofErr w:type="spellEnd"/>
+      <w:r>
+        <w:rPr>
+          <w:rFonts w:ascii="Courier New" w:hAnsi="Courier New"/>
+          <w:sz w:val="20"/>
+        </w:rPr>
+        <w:t>/</w:t>
+      </w:r>
+      <w:r>
+        <w:t xml:space="preserve">: los contratos de datos con </w:t>
+      </w:r>
+      <w:proofErr w:type="spellStart"/>
+      <w:r>
+        <w:t>Pydantic</w:t>
+      </w:r>
+      <w:proofErr w:type="spellEnd"/>
+      <w:r>
+        <w:t>.</w:t>
       </w:r>
     </w:p>
     <w:p>
@@ -13784,15 +16534,32 @@
       <w:r>
         <w:t xml:space="preserve">• </w:t>
       </w:r>
+      <w:proofErr w:type="spellStart"/>
       <w:r>
         <w:rPr>
           <w:rFonts w:ascii="Courier New" w:hAnsi="Courier New"/>
           <w:sz w:val="20"/>
         </w:rPr>
-        <w:t>config/</w:t>
-      </w:r>
-      <w:r>
-        <w:t>: configuración centralizada con dotenv.</w:t>
+        <w:t>config</w:t>
+      </w:r>
+      <w:proofErr w:type="spellEnd"/>
+      <w:r>
+        <w:rPr>
+          <w:rFonts w:ascii="Courier New" w:hAnsi="Courier New"/>
+          <w:sz w:val="20"/>
+        </w:rPr>
+        <w:t>/</w:t>
+      </w:r>
+      <w:r>
+        <w:t xml:space="preserve">: configuración centralizada con </w:t>
+      </w:r>
+      <w:proofErr w:type="spellStart"/>
+      <w:r>
+        <w:t>dotenv</w:t>
+      </w:r>
+      <w:proofErr w:type="spellEnd"/>
+      <w:r>
+        <w:t>.</w:t>
       </w:r>
     </w:p>
     <w:p>
@@ -13803,12 +16570,21 @@
       <w:r>
         <w:t xml:space="preserve">• </w:t>
       </w:r>
+      <w:proofErr w:type="spellStart"/>
       <w:r>
         <w:rPr>
           <w:rFonts w:ascii="Courier New" w:hAnsi="Courier New"/>
           <w:sz w:val="20"/>
         </w:rPr>
-        <w:t>utils/</w:t>
+        <w:t>utils</w:t>
+      </w:r>
+      <w:proofErr w:type="spellEnd"/>
+      <w:r>
+        <w:rPr>
+          <w:rFonts w:ascii="Courier New" w:hAnsi="Courier New"/>
+          <w:sz w:val="20"/>
+        </w:rPr>
+        <w:t>/</w:t>
       </w:r>
       <w:r>
         <w:t>: el cargador de artefactos ML.</w:t>
@@ -13822,7 +16598,21 @@
         <w:rPr>
           <w:b/>
         </w:rPr>
-        <w:t>Los endpoints:</w:t>
+        <w:t xml:space="preserve">Los </w:t>
+      </w:r>
+      <w:proofErr w:type="spellStart"/>
+      <w:r>
+        <w:rPr>
+          <w:b/>
+        </w:rPr>
+        <w:t>endpoints</w:t>
+      </w:r>
+      <w:proofErr w:type="spellEnd"/>
+      <w:r>
+        <w:rPr>
+          <w:b/>
+        </w:rPr>
+        <w:t>:</w:t>
       </w:r>
     </w:p>
     <w:tbl>
@@ -13845,6 +16635,7 @@
             <w:pPr>
               <w:jc w:val="center"/>
             </w:pPr>
+            <w:proofErr w:type="spellStart"/>
             <w:r>
               <w:rPr>
                 <w:b/>
@@ -13852,6 +16643,7 @@
               </w:rPr>
               <w:t>Endpoint</w:t>
             </w:r>
+            <w:proofErr w:type="spellEnd"/>
           </w:p>
         </w:tc>
         <w:tc>
@@ -13902,7 +16694,21 @@
               <w:rPr>
                 <w:sz w:val="20"/>
               </w:rPr>
-              <w:t>`/api/v1/health`</w:t>
+              <w:t>`/api/v1/</w:t>
+            </w:r>
+            <w:proofErr w:type="spellStart"/>
+            <w:r>
+              <w:rPr>
+                <w:sz w:val="20"/>
+              </w:rPr>
+              <w:t>health</w:t>
+            </w:r>
+            <w:proofErr w:type="spellEnd"/>
+            <w:r>
+              <w:rPr>
+                <w:sz w:val="20"/>
+              </w:rPr>
+              <w:t>`</w:t>
             </w:r>
           </w:p>
         </w:tc>
@@ -13952,7 +16758,21 @@
               <w:rPr>
                 <w:sz w:val="20"/>
               </w:rPr>
-              <w:t>`/api/v1/options`</w:t>
+              <w:t>`/api/v1/</w:t>
+            </w:r>
+            <w:proofErr w:type="spellStart"/>
+            <w:r>
+              <w:rPr>
+                <w:sz w:val="20"/>
+              </w:rPr>
+              <w:t>options</w:t>
+            </w:r>
+            <w:proofErr w:type="spellEnd"/>
+            <w:r>
+              <w:rPr>
+                <w:sz w:val="20"/>
+              </w:rPr>
+              <w:t>`</w:t>
             </w:r>
           </w:p>
         </w:tc>
@@ -14002,7 +16822,21 @@
               <w:rPr>
                 <w:sz w:val="20"/>
               </w:rPr>
-              <w:t>`/api/v1/predict`</w:t>
+              <w:t>`/api/v1/</w:t>
+            </w:r>
+            <w:proofErr w:type="spellStart"/>
+            <w:r>
+              <w:rPr>
+                <w:sz w:val="20"/>
+              </w:rPr>
+              <w:t>predict</w:t>
+            </w:r>
+            <w:proofErr w:type="spellEnd"/>
+            <w:r>
+              <w:rPr>
+                <w:sz w:val="20"/>
+              </w:rPr>
+              <w:t>`</w:t>
             </w:r>
           </w:p>
         </w:tc>
@@ -14046,6 +16880,7 @@
         <w:spacing w:after="120"/>
       </w:pPr>
       <w:r>
+        <w:lastRenderedPageBreak/>
         <w:t xml:space="preserve">El modelo de ~1,5 GB se carga </w:t>
       </w:r>
       <w:r>
@@ -14057,6 +16892,7 @@
       <w:r>
         <w:t xml:space="preserve"> el servidor, con el evento </w:t>
       </w:r>
+      <w:proofErr w:type="spellStart"/>
       <w:r>
         <w:rPr>
           <w:rFonts w:ascii="Courier New" w:hAnsi="Courier New"/>
@@ -14064,6 +16900,7 @@
         </w:rPr>
         <w:t>lifespan</w:t>
       </w:r>
+      <w:proofErr w:type="spellEnd"/>
       <w:r>
         <w:t>, así cada predicción tarda &lt; 1 s en lugar de los ~30 s que cuesta cargarlo.</w:t>
       </w:r>
@@ -14081,6 +16918,7 @@
       <w:r>
         <w:t xml:space="preserve"> repite lo del entrenamiento: Min-Max sobre </w:t>
       </w:r>
+      <w:proofErr w:type="spellStart"/>
       <w:r>
         <w:rPr>
           <w:rFonts w:ascii="Courier New" w:hAnsi="Courier New"/>
@@ -14088,9 +16926,11 @@
         </w:rPr>
         <w:t>year</w:t>
       </w:r>
+      <w:proofErr w:type="spellEnd"/>
       <w:r>
         <w:t xml:space="preserve"> y </w:t>
       </w:r>
+      <w:proofErr w:type="spellStart"/>
       <w:r>
         <w:rPr>
           <w:rFonts w:ascii="Courier New" w:hAnsi="Courier New"/>
@@ -14098,9 +16938,19 @@
         </w:rPr>
         <w:t>odometer</w:t>
       </w:r>
-      <w:r>
-        <w:t xml:space="preserve"> → Target Encoding de </w:t>
-      </w:r>
+      <w:proofErr w:type="spellEnd"/>
+      <w:r>
+        <w:t xml:space="preserve"> → Target </w:t>
+      </w:r>
+      <w:proofErr w:type="spellStart"/>
+      <w:r>
+        <w:t>Encoding</w:t>
+      </w:r>
+      <w:proofErr w:type="spellEnd"/>
+      <w:r>
+        <w:t xml:space="preserve"> de </w:t>
+      </w:r>
+      <w:proofErr w:type="spellStart"/>
       <w:r>
         <w:rPr>
           <w:rFonts w:ascii="Courier New" w:hAnsi="Courier New"/>
@@ -14108,6 +16958,7 @@
         </w:rPr>
         <w:t>model</w:t>
       </w:r>
+      <w:proofErr w:type="spellEnd"/>
       <w:r>
         <w:t xml:space="preserve"> → One-Hot de las categóricas → armar el vector de 91 características → inferencia → desnormalizar al revés, con StandardScaler⁻¹ → Min-Max⁻¹ → USD → CLP.</w:t>
       </w:r>
@@ -14128,7 +16979,43 @@
           <w:color w:val="auto"/>
           <w:sz w:val="26"/>
         </w:rPr>
-        <w:t>9.3 El frontend en React + Vite</w:t>
+        <w:t xml:space="preserve">9.3 El </w:t>
+      </w:r>
+      <w:proofErr w:type="spellStart"/>
+      <w:r>
+        <w:rPr>
+          <w:rFonts w:ascii="Times New Roman" w:hAnsi="Times New Roman" w:cs="Times New Roman"/>
+          <w:color w:val="auto"/>
+          <w:sz w:val="26"/>
+        </w:rPr>
+        <w:t>frontend</w:t>
+      </w:r>
+      <w:proofErr w:type="spellEnd"/>
+      <w:r>
+        <w:rPr>
+          <w:rFonts w:ascii="Times New Roman" w:hAnsi="Times New Roman" w:cs="Times New Roman"/>
+          <w:color w:val="auto"/>
+          <w:sz w:val="26"/>
+        </w:rPr>
+        <w:t xml:space="preserve"> en </w:t>
+      </w:r>
+      <w:proofErr w:type="spellStart"/>
+      <w:r>
+        <w:rPr>
+          <w:rFonts w:ascii="Times New Roman" w:hAnsi="Times New Roman" w:cs="Times New Roman"/>
+          <w:color w:val="auto"/>
+          <w:sz w:val="26"/>
+        </w:rPr>
+        <w:t>React</w:t>
+      </w:r>
+      <w:proofErr w:type="spellEnd"/>
+      <w:r>
+        <w:rPr>
+          <w:rFonts w:ascii="Times New Roman" w:hAnsi="Times New Roman" w:cs="Times New Roman"/>
+          <w:color w:val="auto"/>
+          <w:sz w:val="26"/>
+        </w:rPr>
+        <w:t xml:space="preserve"> + Vite</w:t>
       </w:r>
       <w:bookmarkEnd w:id="48"/>
     </w:p>
@@ -14137,7 +17024,23 @@
         <w:spacing w:after="120"/>
       </w:pPr>
       <w:r>
-        <w:t xml:space="preserve">La interfaz está hecha con React 19 y Vite, conectada al backend con Axios a través de una capa de servicio centralizada, </w:t>
+        <w:t xml:space="preserve">La interfaz está hecha con </w:t>
+      </w:r>
+      <w:proofErr w:type="spellStart"/>
+      <w:r>
+        <w:t>React</w:t>
+      </w:r>
+      <w:proofErr w:type="spellEnd"/>
+      <w:r>
+        <w:t xml:space="preserve"> 19 y Vite, conectada al </w:t>
+      </w:r>
+      <w:proofErr w:type="spellStart"/>
+      <w:r>
+        <w:t>backend</w:t>
+      </w:r>
+      <w:proofErr w:type="spellEnd"/>
+      <w:r>
+        <w:t xml:space="preserve"> con Axios a través de una capa de servicio centralizada, </w:t>
       </w:r>
       <w:r>
         <w:rPr>
@@ -14166,7 +17069,6 @@
           <w:color w:val="auto"/>
           <w:sz w:val="26"/>
         </w:rPr>
-        <w:lastRenderedPageBreak/>
         <w:t>9.4 Usabilidad y escalabilidad</w:t>
       </w:r>
       <w:bookmarkEnd w:id="49"/>
@@ -14186,8 +17088,25 @@
         <w:t>Usabilidad (RNF-1):</w:t>
       </w:r>
       <w:r>
-        <w:t xml:space="preserve"> diseño responsivo (≥ 320 px), sin scroll horizontal, validación al toque con mensajes por campo, estados de carga con mensajes que rotan, y respeto por </w:t>
-      </w:r>
+        <w:t xml:space="preserve"> diseño responsivo (≥ 320 </w:t>
+      </w:r>
+      <w:proofErr w:type="spellStart"/>
+      <w:r>
+        <w:t>px</w:t>
+      </w:r>
+      <w:proofErr w:type="spellEnd"/>
+      <w:r>
+        <w:t xml:space="preserve">), sin </w:t>
+      </w:r>
+      <w:proofErr w:type="spellStart"/>
+      <w:r>
+        <w:t>scroll</w:t>
+      </w:r>
+      <w:proofErr w:type="spellEnd"/>
+      <w:r>
+        <w:t xml:space="preserve"> horizontal, validación al toque con mensajes por campo, estados de carga con mensajes que rotan, y respeto por </w:t>
+      </w:r>
+      <w:proofErr w:type="spellStart"/>
       <w:r>
         <w:rPr>
           <w:rFonts w:ascii="Courier New" w:hAnsi="Courier New"/>
@@ -14195,6 +17114,7 @@
         </w:rPr>
         <w:t>prefers-reduced-motion</w:t>
       </w:r>
+      <w:proofErr w:type="spellEnd"/>
       <w:r>
         <w:t>.</w:t>
       </w:r>
@@ -14214,14 +17134,38 @@
         <w:t>Escalabilidad (RNF-3):</w:t>
       </w:r>
       <w:r>
-        <w:t xml:space="preserve"> componentes que se despliegan por separado, backend que escala en horizontal con varias instancias, y </w:t>
-      </w:r>
+        <w:t xml:space="preserve"> componentes que se despliegan por separado, </w:t>
+      </w:r>
+      <w:proofErr w:type="spellStart"/>
+      <w:r>
+        <w:t>backend</w:t>
+      </w:r>
+      <w:proofErr w:type="spellEnd"/>
+      <w:r>
+        <w:t xml:space="preserve"> que escala en horizontal con varias instancias, y </w:t>
+      </w:r>
+      <w:proofErr w:type="spellStart"/>
       <w:r>
         <w:rPr>
           <w:i/>
         </w:rPr>
-        <w:t>health check</w:t>
-      </w:r>
+        <w:t>health</w:t>
+      </w:r>
+      <w:proofErr w:type="spellEnd"/>
+      <w:r>
+        <w:rPr>
+          <w:i/>
+        </w:rPr>
+        <w:t xml:space="preserve"> </w:t>
+      </w:r>
+      <w:proofErr w:type="spellStart"/>
+      <w:r>
+        <w:rPr>
+          <w:i/>
+        </w:rPr>
+        <w:t>check</w:t>
+      </w:r>
+      <w:proofErr w:type="spellEnd"/>
       <w:r>
         <w:t xml:space="preserve"> para balanceadores.</w:t>
       </w:r>
@@ -14242,7 +17186,25 @@
           <w:color w:val="auto"/>
           <w:sz w:val="26"/>
         </w:rPr>
-        <w:t>9.5 Explicabilidad y monitoreo</w:t>
+        <w:t xml:space="preserve">9.5 </w:t>
+      </w:r>
+      <w:proofErr w:type="spellStart"/>
+      <w:r>
+        <w:rPr>
+          <w:rFonts w:ascii="Times New Roman" w:hAnsi="Times New Roman" w:cs="Times New Roman"/>
+          <w:color w:val="auto"/>
+          <w:sz w:val="26"/>
+        </w:rPr>
+        <w:t>Explicabilidad</w:t>
+      </w:r>
+      <w:proofErr w:type="spellEnd"/>
+      <w:r>
+        <w:rPr>
+          <w:rFonts w:ascii="Times New Roman" w:hAnsi="Times New Roman" w:cs="Times New Roman"/>
+          <w:color w:val="auto"/>
+          <w:sz w:val="26"/>
+        </w:rPr>
+        <w:t xml:space="preserve"> y monitoreo</w:t>
       </w:r>
       <w:bookmarkEnd w:id="50"/>
     </w:p>
@@ -14254,11 +17216,19 @@
       <w:r>
         <w:t xml:space="preserve">• </w:t>
       </w:r>
+      <w:proofErr w:type="spellStart"/>
       <w:r>
         <w:rPr>
           <w:b/>
         </w:rPr>
-        <w:t>Explicabilidad (RNF-2):</w:t>
+        <w:t>Explicabilidad</w:t>
+      </w:r>
+      <w:proofErr w:type="spellEnd"/>
+      <w:r>
+        <w:rPr>
+          <w:b/>
+        </w:rPr>
+        <w:t xml:space="preserve"> (RNF-2):</w:t>
       </w:r>
       <w:r>
         <w:t xml:space="preserve"> el sistema muestra </w:t>
@@ -14288,7 +17258,23 @@
         <w:t>Monitoreo (RNF-6):</w:t>
       </w:r>
       <w:r>
-        <w:t xml:space="preserve"> el backend registra cada request con un </w:t>
+        <w:t xml:space="preserve"> el </w:t>
+      </w:r>
+      <w:proofErr w:type="spellStart"/>
+      <w:r>
+        <w:t>backend</w:t>
+      </w:r>
+      <w:proofErr w:type="spellEnd"/>
+      <w:r>
+        <w:t xml:space="preserve"> registra cada </w:t>
+      </w:r>
+      <w:proofErr w:type="spellStart"/>
+      <w:r>
+        <w:t>request</w:t>
+      </w:r>
+      <w:proofErr w:type="spellEnd"/>
+      <w:r>
+        <w:t xml:space="preserve"> con un </w:t>
       </w:r>
       <w:r>
         <w:rPr>
@@ -14313,8 +17299,17 @@
           <w:rFonts w:ascii="Courier New" w:hAnsi="Courier New"/>
           <w:sz w:val="20"/>
         </w:rPr>
-        <w:t>/health</w:t>
-      </w:r>
+        <w:t>/</w:t>
+      </w:r>
+      <w:proofErr w:type="spellStart"/>
+      <w:r>
+        <w:rPr>
+          <w:rFonts w:ascii="Courier New" w:hAnsi="Courier New"/>
+          <w:sz w:val="20"/>
+        </w:rPr>
+        <w:t>health</w:t>
+      </w:r>
+      <w:proofErr w:type="spellEnd"/>
       <w:r>
         <w:t xml:space="preserve"> siempre puedo chequear que el modelo esté cargado.</w:t>
       </w:r>
@@ -14329,8 +17324,17 @@
           <w:rFonts w:ascii="Courier New" w:hAnsi="Courier New"/>
           <w:sz w:val="18"/>
         </w:rPr>
-        <w:t>2026-06-04 12:30:15 | INFO | → [a3f1bc20] POST /api/v1/predict</w:t>
-      </w:r>
+        <w:t>2026-06-04 12:30:15 | INFO | → [a3f1bc20] POST /api/v1/</w:t>
+      </w:r>
+      <w:proofErr w:type="spellStart"/>
+      <w:r>
+        <w:rPr>
+          <w:rFonts w:ascii="Courier New" w:hAnsi="Courier New"/>
+          <w:sz w:val="18"/>
+        </w:rPr>
+        <w:t>predict</w:t>
+      </w:r>
+      <w:proofErr w:type="spellEnd"/>
       <w:r>
         <w:rPr>
           <w:rFonts w:ascii="Courier New" w:hAnsi="Courier New"/>
@@ -14356,16 +17360,15 @@
           <w:color w:val="auto"/>
           <w:sz w:val="26"/>
         </w:rPr>
-        <w:t xml:space="preserve">9.6 </w:t>
+        <w:t>9</w:t>
       </w:r>
       <w:r>
         <w:rPr>
           <w:rFonts w:ascii="Times New Roman" w:hAnsi="Times New Roman" w:cs="Times New Roman"/>
           <w:color w:val="auto"/>
           <w:sz w:val="26"/>
-          <w:highlight w:val="yellow"/>
-        </w:rPr>
-        <w:t>Que funciona, acá está la prueba</w:t>
+        </w:rPr>
+        <w:t>.6 Que funciona, acá está la prueba</w:t>
       </w:r>
       <w:bookmarkEnd w:id="51"/>
     </w:p>
@@ -14387,8 +17390,10 @@
       <w:r>
         <w:rPr>
           <w:i/>
+          <w:noProof/>
           <w:sz w:val="20"/>
         </w:rPr>
+        <w:lastRenderedPageBreak/>
         <w:drawing>
           <wp:inline distT="0" distB="0" distL="0" distR="0" wp14:anchorId="638005EF" wp14:editId="07FC3D61">
             <wp:extent cx="5943600" cy="2632075"/>
@@ -14439,9 +17444,9 @@
       <w:r>
         <w:rPr>
           <w:i/>
+          <w:noProof/>
           <w:sz w:val="20"/>
         </w:rPr>
-        <w:lastRenderedPageBreak/>
         <w:drawing>
           <wp:inline distT="0" distB="0" distL="0" distR="0" wp14:anchorId="5BD89224" wp14:editId="4C831A45">
             <wp:extent cx="5943600" cy="2739390"/>
@@ -14497,8 +17502,10 @@
       <w:r>
         <w:rPr>
           <w:i/>
+          <w:noProof/>
           <w:sz w:val="20"/>
         </w:rPr>
+        <w:lastRenderedPageBreak/>
         <w:drawing>
           <wp:inline distT="0" distB="0" distL="0" distR="0" wp14:anchorId="3A512BD6" wp14:editId="29DED34A">
             <wp:extent cx="5943600" cy="2676175"/>
@@ -14549,9 +17556,9 @@
       <w:r>
         <w:rPr>
           <w:i/>
+          <w:noProof/>
           <w:sz w:val="20"/>
         </w:rPr>
-        <w:lastRenderedPageBreak/>
         <w:drawing>
           <wp:inline distT="0" distB="0" distL="0" distR="0" wp14:anchorId="45FCFA85" wp14:editId="65F6DED9">
             <wp:extent cx="5886036" cy="2675890"/>
@@ -14602,8 +17609,10 @@
       <w:r>
         <w:rPr>
           <w:i/>
+          <w:noProof/>
           <w:sz w:val="20"/>
         </w:rPr>
+        <w:lastRenderedPageBreak/>
         <w:drawing>
           <wp:inline distT="0" distB="0" distL="0" distR="0" wp14:anchorId="284D9157" wp14:editId="527C2551">
             <wp:extent cx="5838169" cy="2701925"/>
@@ -14644,7 +17653,21 @@
         <w:rPr>
           <w:b/>
         </w:rPr>
-        <w:t>Health check:</w:t>
+        <w:t xml:space="preserve">Health </w:t>
+      </w:r>
+      <w:proofErr w:type="spellStart"/>
+      <w:r>
+        <w:rPr>
+          <w:b/>
+        </w:rPr>
+        <w:t>check</w:t>
+      </w:r>
+      <w:proofErr w:type="spellEnd"/>
+      <w:r>
+        <w:rPr>
+          <w:b/>
+        </w:rPr>
+        <w:t>:</w:t>
       </w:r>
     </w:p>
     <w:p>
@@ -14654,9 +17677,9 @@
       <w:r>
         <w:rPr>
           <w:i/>
+          <w:noProof/>
           <w:sz w:val="20"/>
         </w:rPr>
-        <w:lastRenderedPageBreak/>
         <w:drawing>
           <wp:inline distT="0" distB="0" distL="0" distR="0" wp14:anchorId="173BC25D" wp14:editId="1FC76F42">
             <wp:extent cx="5943600" cy="2597125"/>
@@ -14697,7 +17720,21 @@
         <w:rPr>
           <w:b/>
         </w:rPr>
-        <w:t>Logs del backend:</w:t>
+        <w:t xml:space="preserve">Logs del </w:t>
+      </w:r>
+      <w:proofErr w:type="spellStart"/>
+      <w:r>
+        <w:rPr>
+          <w:b/>
+        </w:rPr>
+        <w:t>backend</w:t>
+      </w:r>
+      <w:proofErr w:type="spellEnd"/>
+      <w:r>
+        <w:rPr>
+          <w:b/>
+        </w:rPr>
+        <w:t>:</w:t>
       </w:r>
     </w:p>
     <w:p>
@@ -14716,9 +17753,11 @@
           <w:b w:val="0"/>
           <w:bCs w:val="0"/>
           <w:i/>
+          <w:noProof/>
           <w:color w:val="auto"/>
           <w:sz w:val="20"/>
         </w:rPr>
+        <w:lastRenderedPageBreak/>
         <w:drawing>
           <wp:inline distT="0" distB="0" distL="0" distR="0" wp14:anchorId="1E0F15D9" wp14:editId="791F68C3">
             <wp:extent cx="5943600" cy="3366135"/>
@@ -14892,7 +17931,21 @@
               <w:rPr>
                 <w:sz w:val="20"/>
               </w:rPr>
-              <w:t>`GET /api/v1/health`</w:t>
+              <w:t>`GET /api/v1/</w:t>
+            </w:r>
+            <w:proofErr w:type="spellStart"/>
+            <w:r>
+              <w:rPr>
+                <w:sz w:val="20"/>
+              </w:rPr>
+              <w:t>health</w:t>
+            </w:r>
+            <w:proofErr w:type="spellEnd"/>
+            <w:r>
+              <w:rPr>
+                <w:sz w:val="20"/>
+              </w:rPr>
+              <w:t>`</w:t>
             </w:r>
           </w:p>
         </w:tc>
@@ -14942,7 +17995,21 @@
               <w:rPr>
                 <w:sz w:val="20"/>
               </w:rPr>
-              <w:t>`GET /api/v1/options`</w:t>
+              <w:t>`GET /api/v1/</w:t>
+            </w:r>
+            <w:proofErr w:type="spellStart"/>
+            <w:r>
+              <w:rPr>
+                <w:sz w:val="20"/>
+              </w:rPr>
+              <w:t>options</w:t>
+            </w:r>
+            <w:proofErr w:type="spellEnd"/>
+            <w:r>
+              <w:rPr>
+                <w:sz w:val="20"/>
+              </w:rPr>
+              <w:t>`</w:t>
             </w:r>
           </w:p>
         </w:tc>
@@ -14992,7 +18059,21 @@
               <w:rPr>
                 <w:sz w:val="20"/>
               </w:rPr>
-              <w:t>`POST /api/v1/predict`</w:t>
+              <w:t>`POST /api/v1/</w:t>
+            </w:r>
+            <w:proofErr w:type="spellStart"/>
+            <w:r>
+              <w:rPr>
+                <w:sz w:val="20"/>
+              </w:rPr>
+              <w:t>predict</w:t>
+            </w:r>
+            <w:proofErr w:type="spellEnd"/>
+            <w:r>
+              <w:rPr>
+                <w:sz w:val="20"/>
+              </w:rPr>
+              <w:t>`</w:t>
             </w:r>
           </w:p>
         </w:tc>
@@ -15040,30 +18121,49 @@
         <w:rPr>
           <w:i/>
         </w:rPr>
-        <w:lastRenderedPageBreak/>
         <w:t xml:space="preserve">Las instrucciones completas para levantarlo están en </w:t>
       </w:r>
+      <w:proofErr w:type="spellStart"/>
       <w:r>
         <w:rPr>
           <w:rFonts w:ascii="Courier New" w:hAnsi="Courier New"/>
           <w:i/>
           <w:sz w:val="20"/>
         </w:rPr>
-        <w:t>reports/04_instrucciones_levantamiento.md</w:t>
-      </w:r>
-      <w:r>
-        <w:rPr>
-          <w:i/>
-        </w:rPr>
-        <w:t xml:space="preserve">, y el informe de despliegue en </w:t>
-      </w:r>
+        <w:t>reports</w:t>
+      </w:r>
+      <w:proofErr w:type="spellEnd"/>
       <w:r>
         <w:rPr>
           <w:rFonts w:ascii="Courier New" w:hAnsi="Courier New"/>
           <w:i/>
           <w:sz w:val="20"/>
         </w:rPr>
-        <w:t>reports/05_informe_despliegue.md</w:t>
+        <w:t>/04_instrucciones_levantamiento.md</w:t>
+      </w:r>
+      <w:r>
+        <w:rPr>
+          <w:i/>
+        </w:rPr>
+        <w:t xml:space="preserve">, y el informe de despliegue en </w:t>
+      </w:r>
+      <w:proofErr w:type="spellStart"/>
+      <w:r>
+        <w:rPr>
+          <w:rFonts w:ascii="Courier New" w:hAnsi="Courier New"/>
+          <w:i/>
+          <w:sz w:val="20"/>
+        </w:rPr>
+        <w:t>reports</w:t>
+      </w:r>
+      <w:proofErr w:type="spellEnd"/>
+      <w:r>
+        <w:rPr>
+          <w:rFonts w:ascii="Courier New" w:hAnsi="Courier New"/>
+          <w:i/>
+          <w:sz w:val="20"/>
+        </w:rPr>
+        <w:t>/05_informe_despliegue.md</w:t>
       </w:r>
       <w:r>
         <w:rPr>
@@ -15123,7 +18223,21 @@
         <w:rPr>
           <w:b/>
         </w:rPr>
-        <w:t>20 % del dataset reservado</w:t>
+        <w:t xml:space="preserve">20 % del </w:t>
+      </w:r>
+      <w:proofErr w:type="spellStart"/>
+      <w:r>
+        <w:rPr>
+          <w:b/>
+        </w:rPr>
+        <w:t>dataset</w:t>
+      </w:r>
+      <w:proofErr w:type="spellEnd"/>
+      <w:r>
+        <w:rPr>
+          <w:b/>
+        </w:rPr>
+        <w:t xml:space="preserve"> reservado</w:t>
       </w:r>
       <w:r>
         <w:t>, datos que no se usaron para entrenar. Así la medición es honesta. Y los números hablan solos:</w:t>
@@ -15388,7 +18502,14 @@
               <w:rPr>
                 <w:sz w:val="20"/>
               </w:rPr>
-              <w:t>Error relativo, inflado por los precios bajos en el denominador</w:t>
+              <w:t xml:space="preserve">Error relativo, inflado por los </w:t>
+            </w:r>
+            <w:r>
+              <w:rPr>
+                <w:sz w:val="20"/>
+              </w:rPr>
+              <w:lastRenderedPageBreak/>
+              <w:t>precios bajos en el denominador</w:t>
             </w:r>
           </w:p>
         </w:tc>
@@ -15428,7 +18549,43 @@
           <w:color w:val="auto"/>
           <w:sz w:val="26"/>
         </w:rPr>
-        <w:t>10.2 Por qué no hay precision, recall ni AUC ¿?</w:t>
+        <w:t xml:space="preserve">10.2 Por qué no hay </w:t>
+      </w:r>
+      <w:proofErr w:type="spellStart"/>
+      <w:r>
+        <w:rPr>
+          <w:rFonts w:ascii="Times New Roman" w:hAnsi="Times New Roman" w:cs="Times New Roman"/>
+          <w:color w:val="auto"/>
+          <w:sz w:val="26"/>
+        </w:rPr>
+        <w:t>precision</w:t>
+      </w:r>
+      <w:proofErr w:type="spellEnd"/>
+      <w:r>
+        <w:rPr>
+          <w:rFonts w:ascii="Times New Roman" w:hAnsi="Times New Roman" w:cs="Times New Roman"/>
+          <w:color w:val="auto"/>
+          <w:sz w:val="26"/>
+        </w:rPr>
+        <w:t xml:space="preserve">, </w:t>
+      </w:r>
+      <w:proofErr w:type="spellStart"/>
+      <w:r>
+        <w:rPr>
+          <w:rFonts w:ascii="Times New Roman" w:hAnsi="Times New Roman" w:cs="Times New Roman"/>
+          <w:color w:val="auto"/>
+          <w:sz w:val="26"/>
+        </w:rPr>
+        <w:t>recall</w:t>
+      </w:r>
+      <w:proofErr w:type="spellEnd"/>
+      <w:r>
+        <w:rPr>
+          <w:rFonts w:ascii="Times New Roman" w:hAnsi="Times New Roman" w:cs="Times New Roman"/>
+          <w:color w:val="auto"/>
+          <w:sz w:val="26"/>
+        </w:rPr>
+        <w:t xml:space="preserve"> ni AUC ¿?</w:t>
       </w:r>
       <w:bookmarkEnd w:id="55"/>
     </w:p>
@@ -15437,7 +18594,15 @@
         <w:spacing w:after="120"/>
       </w:pPr>
       <w:r>
-        <w:t xml:space="preserve">La precisión, recall, F1-score y AUC son harina de otro costal. </w:t>
+        <w:t xml:space="preserve">La precisión, </w:t>
+      </w:r>
+      <w:proofErr w:type="spellStart"/>
+      <w:r>
+        <w:t>recall</w:t>
+      </w:r>
+      <w:proofErr w:type="spellEnd"/>
+      <w:r>
+        <w:t xml:space="preserve">, F1-score y AUC son harina de otro costal. </w:t>
       </w:r>
       <w:r>
         <w:rPr>
@@ -15446,7 +18611,15 @@
         <w:t>Esas son métricas de clasificación y no aplican a este proyecto</w:t>
       </w:r>
       <w:r>
-        <w:t>, que es de regresión con un objetivo continuo. Las que corresponden para medir el ajuste de un regresor son MAE, RMSE, R² y MAPE, que ya reporté arriba. Lo dejo dicho explícito para que quede claro que no es un olvido, sino que así es.</w:t>
+        <w:t xml:space="preserve">, que es de regresión con un objetivo continuo. Las que corresponden para medir el ajuste de un regresor son MAE, RMSE, R² y MAPE, que ya reporté arriba. Lo </w:t>
+      </w:r>
+      <w:proofErr w:type="gramStart"/>
+      <w:r>
+        <w:t>dejo dicho</w:t>
+      </w:r>
+      <w:proofErr w:type="gramEnd"/>
+      <w:r>
+        <w:t xml:space="preserve"> explícito para que quede claro que no es un olvido, sino que así es.</w:t>
       </w:r>
     </w:p>
     <w:p>
@@ -15485,12 +18658,37 @@
       <w:r>
         <w:t xml:space="preserve"> del Random Forest (</w:t>
       </w:r>
+      <w:proofErr w:type="spellStart"/>
       <w:r>
         <w:rPr>
           <w:rFonts w:ascii="Courier New" w:hAnsi="Courier New"/>
           <w:sz w:val="20"/>
         </w:rPr>
-        <w:t>results/random_forest/feature_importance_top20.csv</w:t>
+        <w:t>results</w:t>
+      </w:r>
+      <w:proofErr w:type="spellEnd"/>
+      <w:r>
+        <w:rPr>
+          <w:rFonts w:ascii="Courier New" w:hAnsi="Courier New"/>
+          <w:sz w:val="20"/>
+        </w:rPr>
+        <w:t>/</w:t>
+      </w:r>
+      <w:proofErr w:type="spellStart"/>
+      <w:r>
+        <w:rPr>
+          <w:rFonts w:ascii="Courier New" w:hAnsi="Courier New"/>
+          <w:sz w:val="20"/>
+        </w:rPr>
+        <w:t>random_forest</w:t>
+      </w:r>
+      <w:proofErr w:type="spellEnd"/>
+      <w:r>
+        <w:rPr>
+          <w:rFonts w:ascii="Courier New" w:hAnsi="Courier New"/>
+          <w:sz w:val="20"/>
+        </w:rPr>
+        <w:t>/feature_importance_top20.csv</w:t>
       </w:r>
       <w:r>
         <w:t>), que mide cuánto aporta cada característica a las decisiones del bosque:</w:t>
@@ -15607,7 +18805,21 @@
               <w:rPr>
                 <w:sz w:val="20"/>
               </w:rPr>
-              <w:t>`model_encoded`</w:t>
+              <w:t>`</w:t>
+            </w:r>
+            <w:proofErr w:type="spellStart"/>
+            <w:r>
+              <w:rPr>
+                <w:sz w:val="20"/>
+              </w:rPr>
+              <w:t>model_encoded</w:t>
+            </w:r>
+            <w:proofErr w:type="spellEnd"/>
+            <w:r>
+              <w:rPr>
+                <w:sz w:val="20"/>
+              </w:rPr>
+              <w:t>`</w:t>
             </w:r>
           </w:p>
         </w:tc>
@@ -15673,7 +18885,21 @@
               <w:rPr>
                 <w:sz w:val="20"/>
               </w:rPr>
-              <w:t>`year`</w:t>
+              <w:t>`</w:t>
+            </w:r>
+            <w:proofErr w:type="spellStart"/>
+            <w:r>
+              <w:rPr>
+                <w:sz w:val="20"/>
+              </w:rPr>
+              <w:t>year</w:t>
+            </w:r>
+            <w:proofErr w:type="spellEnd"/>
+            <w:r>
+              <w:rPr>
+                <w:sz w:val="20"/>
+              </w:rPr>
+              <w:t>`</w:t>
             </w:r>
           </w:p>
         </w:tc>
@@ -15739,7 +18965,21 @@
               <w:rPr>
                 <w:sz w:val="20"/>
               </w:rPr>
-              <w:t>`odometer`</w:t>
+              <w:t>`</w:t>
+            </w:r>
+            <w:proofErr w:type="spellStart"/>
+            <w:r>
+              <w:rPr>
+                <w:sz w:val="20"/>
+              </w:rPr>
+              <w:t>odometer</w:t>
+            </w:r>
+            <w:proofErr w:type="spellEnd"/>
+            <w:r>
+              <w:rPr>
+                <w:sz w:val="20"/>
+              </w:rPr>
+              <w:t>`</w:t>
             </w:r>
           </w:p>
         </w:tc>
@@ -15789,7 +19029,6 @@
               <w:rPr>
                 <w:sz w:val="20"/>
               </w:rPr>
-              <w:lastRenderedPageBreak/>
               <w:t>4</w:t>
             </w:r>
           </w:p>
@@ -15806,7 +19045,21 @@
               <w:rPr>
                 <w:sz w:val="20"/>
               </w:rPr>
-              <w:t>`long`</w:t>
+              <w:t>`</w:t>
+            </w:r>
+            <w:proofErr w:type="spellStart"/>
+            <w:r>
+              <w:rPr>
+                <w:sz w:val="20"/>
+              </w:rPr>
+              <w:t>long</w:t>
+            </w:r>
+            <w:proofErr w:type="spellEnd"/>
+            <w:r>
+              <w:rPr>
+                <w:sz w:val="20"/>
+              </w:rPr>
+              <w:t>`</w:t>
             </w:r>
           </w:p>
         </w:tc>
@@ -15872,7 +19125,21 @@
               <w:rPr>
                 <w:sz w:val="20"/>
               </w:rPr>
-              <w:t>`lat`</w:t>
+              <w:t>`</w:t>
+            </w:r>
+            <w:proofErr w:type="spellStart"/>
+            <w:r>
+              <w:rPr>
+                <w:sz w:val="20"/>
+              </w:rPr>
+              <w:t>lat</w:t>
+            </w:r>
+            <w:proofErr w:type="spellEnd"/>
+            <w:r>
+              <w:rPr>
+                <w:sz w:val="20"/>
+              </w:rPr>
+              <w:t>`</w:t>
             </w:r>
           </w:p>
         </w:tc>
@@ -15938,7 +19205,21 @@
               <w:rPr>
                 <w:sz w:val="20"/>
               </w:rPr>
-              <w:t>`cylinders`</w:t>
+              <w:t>`</w:t>
+            </w:r>
+            <w:proofErr w:type="spellStart"/>
+            <w:r>
+              <w:rPr>
+                <w:sz w:val="20"/>
+              </w:rPr>
+              <w:t>cylinders</w:t>
+            </w:r>
+            <w:proofErr w:type="spellEnd"/>
+            <w:r>
+              <w:rPr>
+                <w:sz w:val="20"/>
+              </w:rPr>
+              <w:t>`</w:t>
             </w:r>
           </w:p>
         </w:tc>
@@ -16004,7 +19285,21 @@
               <w:rPr>
                 <w:sz w:val="20"/>
               </w:rPr>
-              <w:t>`fuel_gas`</w:t>
+              <w:t>`</w:t>
+            </w:r>
+            <w:proofErr w:type="spellStart"/>
+            <w:r>
+              <w:rPr>
+                <w:sz w:val="20"/>
+              </w:rPr>
+              <w:t>fuel_gas</w:t>
+            </w:r>
+            <w:proofErr w:type="spellEnd"/>
+            <w:r>
+              <w:rPr>
+                <w:sz w:val="20"/>
+              </w:rPr>
+              <w:t>`</w:t>
             </w:r>
           </w:p>
         </w:tc>
@@ -16070,7 +19365,21 @@
               <w:rPr>
                 <w:sz w:val="20"/>
               </w:rPr>
-              <w:t>`condition_good`</w:t>
+              <w:t>`</w:t>
+            </w:r>
+            <w:proofErr w:type="spellStart"/>
+            <w:r>
+              <w:rPr>
+                <w:sz w:val="20"/>
+              </w:rPr>
+              <w:t>condition_good</w:t>
+            </w:r>
+            <w:proofErr w:type="spellEnd"/>
+            <w:r>
+              <w:rPr>
+                <w:sz w:val="20"/>
+              </w:rPr>
+              <w:t>`</w:t>
             </w:r>
           </w:p>
         </w:tc>
@@ -16116,6 +19425,7 @@
       <w:r>
         <w:t xml:space="preserve">Las tres de arriba </w:t>
       </w:r>
+      <w:proofErr w:type="spellStart"/>
       <w:r>
         <w:rPr>
           <w:rFonts w:ascii="Courier New" w:hAnsi="Courier New"/>
@@ -16123,9 +19433,11 @@
         </w:rPr>
         <w:t>model_encoded</w:t>
       </w:r>
+      <w:proofErr w:type="spellEnd"/>
       <w:r>
         <w:t xml:space="preserve">, </w:t>
       </w:r>
+      <w:proofErr w:type="spellStart"/>
       <w:r>
         <w:rPr>
           <w:rFonts w:ascii="Courier New" w:hAnsi="Courier New"/>
@@ -16133,9 +19445,11 @@
         </w:rPr>
         <w:t>year</w:t>
       </w:r>
+      <w:proofErr w:type="spellEnd"/>
       <w:r>
         <w:t xml:space="preserve">, </w:t>
       </w:r>
+      <w:proofErr w:type="spellStart"/>
       <w:r>
         <w:rPr>
           <w:rFonts w:ascii="Courier New" w:hAnsi="Courier New"/>
@@ -16143,8 +19457,17 @@
         </w:rPr>
         <w:t>odometer</w:t>
       </w:r>
-      <w:r>
-        <w:t xml:space="preserve"> mandan más del 85 % de la decisión; el resto es ajuste fino. Y tiene todo el sentido del mundo: el modelo específico, que ya trae el precio promedio histórico metido vía Target Encoding, y la antigüedad son los que mueven la aguja. Curioso que el kilometraje quede tan atrás, </w:t>
+      <w:proofErr w:type="spellEnd"/>
+      <w:r>
+        <w:t xml:space="preserve"> mandan más del 85 % de la decisión; el resto es ajuste fino. Y tiene todo el sentido del mundo: el modelo específico, que ya trae el precio promedio histórico metido vía Target </w:t>
+      </w:r>
+      <w:proofErr w:type="spellStart"/>
+      <w:r>
+        <w:t>Encoding</w:t>
+      </w:r>
+      <w:proofErr w:type="spellEnd"/>
+      <w:r>
+        <w:t xml:space="preserve">, y la antigüedad son los que mueven la aguja. Curioso que el kilometraje quede tan atrás, </w:t>
       </w:r>
       <w:r>
         <w:t>y</w:t>
@@ -16192,6 +19515,7 @@
           <w:color w:val="auto"/>
           <w:sz w:val="26"/>
         </w:rPr>
+        <w:lastRenderedPageBreak/>
         <w:t>10.4 ¿Se cumplieron los requisitos? Mirada crítica</w:t>
       </w:r>
       <w:bookmarkEnd w:id="57"/>
@@ -16305,7 +19629,35 @@
               <w:rPr>
                 <w:sz w:val="20"/>
               </w:rPr>
-              <w:t>5 modelos en `models/`, métricas en `results/`</w:t>
+              <w:t>5 modelos en `</w:t>
+            </w:r>
+            <w:proofErr w:type="spellStart"/>
+            <w:r>
+              <w:rPr>
+                <w:sz w:val="20"/>
+              </w:rPr>
+              <w:t>models</w:t>
+            </w:r>
+            <w:proofErr w:type="spellEnd"/>
+            <w:r>
+              <w:rPr>
+                <w:sz w:val="20"/>
+              </w:rPr>
+              <w:t>/`, métricas en `</w:t>
+            </w:r>
+            <w:proofErr w:type="spellStart"/>
+            <w:r>
+              <w:rPr>
+                <w:sz w:val="20"/>
+              </w:rPr>
+              <w:t>results</w:t>
+            </w:r>
+            <w:proofErr w:type="spellEnd"/>
+            <w:r>
+              <w:rPr>
+                <w:sz w:val="20"/>
+              </w:rPr>
+              <w:t>/`</w:t>
             </w:r>
           </w:p>
         </w:tc>
@@ -16323,7 +19675,21 @@
               <w:rPr>
                 <w:sz w:val="20"/>
               </w:rPr>
-              <w:t>RF-4..RF-8 (API e inferencia real)</w:t>
+              <w:t>RF-</w:t>
+            </w:r>
+            <w:proofErr w:type="gramStart"/>
+            <w:r>
+              <w:rPr>
+                <w:sz w:val="20"/>
+              </w:rPr>
+              <w:t>4..</w:t>
+            </w:r>
+            <w:proofErr w:type="gramEnd"/>
+            <w:r>
+              <w:rPr>
+                <w:sz w:val="20"/>
+              </w:rPr>
+              <w:t>RF-8 (API e inferencia real)</w:t>
             </w:r>
           </w:p>
         </w:tc>
@@ -16351,11 +19717,19 @@
             <w:pPr>
               <w:jc w:val="left"/>
             </w:pPr>
-            <w:r>
-              <w:rPr>
-                <w:sz w:val="20"/>
-              </w:rPr>
-              <w:t>Endpoints andando, pipeline replicado, respuesta en USD/CLP</w:t>
+            <w:proofErr w:type="spellStart"/>
+            <w:r>
+              <w:rPr>
+                <w:sz w:val="20"/>
+              </w:rPr>
+              <w:t>Endpoints</w:t>
+            </w:r>
+            <w:proofErr w:type="spellEnd"/>
+            <w:r>
+              <w:rPr>
+                <w:sz w:val="20"/>
+              </w:rPr>
+              <w:t xml:space="preserve"> andando, pipeline replicado, respuesta en USD/CLP</w:t>
             </w:r>
           </w:p>
         </w:tc>
@@ -16423,8 +19797,16 @@
               <w:rPr>
                 <w:sz w:val="20"/>
               </w:rPr>
-              <w:t>RNF-2 Explicabilidad</w:t>
-            </w:r>
+              <w:t xml:space="preserve">RNF-2 </w:t>
+            </w:r>
+            <w:proofErr w:type="spellStart"/>
+            <w:r>
+              <w:rPr>
+                <w:sz w:val="20"/>
+              </w:rPr>
+              <w:t>Explicabilidad</w:t>
+            </w:r>
+            <w:proofErr w:type="spellEnd"/>
           </w:p>
         </w:tc>
         <w:tc>
@@ -16507,12 +19889,14 @@
               </w:rPr>
               <w:t xml:space="preserve">Escala en horizontal, </w:t>
             </w:r>
+            <w:proofErr w:type="spellStart"/>
             <w:r>
               <w:rPr>
                 <w:sz w:val="20"/>
               </w:rPr>
               <w:t>mas</w:t>
             </w:r>
+            <w:proofErr w:type="spellEnd"/>
             <w:r>
               <w:rPr>
                 <w:sz w:val="20"/>
@@ -16567,7 +19951,29 @@
               <w:rPr>
                 <w:sz w:val="20"/>
               </w:rPr>
-              <w:t>Validación en dos capas, CORS explícito, `.env` fuera del repo</w:t>
+              <w:t xml:space="preserve">Validación en dos capas, CORS explícito, </w:t>
+            </w:r>
+            <w:proofErr w:type="gramStart"/>
+            <w:r>
+              <w:rPr>
+                <w:sz w:val="20"/>
+              </w:rPr>
+              <w:t>`.</w:t>
+            </w:r>
+            <w:proofErr w:type="spellStart"/>
+            <w:r>
+              <w:rPr>
+                <w:sz w:val="20"/>
+              </w:rPr>
+              <w:t>env</w:t>
+            </w:r>
+            <w:proofErr w:type="spellEnd"/>
+            <w:proofErr w:type="gramEnd"/>
+            <w:r>
+              <w:rPr>
+                <w:sz w:val="20"/>
+              </w:rPr>
+              <w:t>` fuera del repo</w:t>
             </w:r>
           </w:p>
         </w:tc>
@@ -16635,8 +20041,16 @@
               <w:rPr>
                 <w:sz w:val="20"/>
               </w:rPr>
-              <w:t>RNF-6 Monitoreabilidad</w:t>
-            </w:r>
+              <w:t xml:space="preserve">RNF-6 </w:t>
+            </w:r>
+            <w:proofErr w:type="spellStart"/>
+            <w:r>
+              <w:rPr>
+                <w:sz w:val="20"/>
+              </w:rPr>
+              <w:t>Monitoreabilidad</w:t>
+            </w:r>
+            <w:proofErr w:type="spellEnd"/>
           </w:p>
         </w:tc>
         <w:tc>
@@ -16663,11 +20077,33 @@
             <w:pPr>
               <w:jc w:val="left"/>
             </w:pPr>
-            <w:r>
-              <w:rPr>
-                <w:sz w:val="20"/>
-              </w:rPr>
-              <w:t>Logging con ID y tiempo, `/health`</w:t>
+            <w:proofErr w:type="spellStart"/>
+            <w:r>
+              <w:rPr>
+                <w:sz w:val="20"/>
+              </w:rPr>
+              <w:t>Logging</w:t>
+            </w:r>
+            <w:proofErr w:type="spellEnd"/>
+            <w:r>
+              <w:rPr>
+                <w:sz w:val="20"/>
+              </w:rPr>
+              <w:t xml:space="preserve"> con ID y tiempo, `/</w:t>
+            </w:r>
+            <w:proofErr w:type="spellStart"/>
+            <w:r>
+              <w:rPr>
+                <w:sz w:val="20"/>
+              </w:rPr>
+              <w:t>health</w:t>
+            </w:r>
+            <w:proofErr w:type="spellEnd"/>
+            <w:r>
+              <w:rPr>
+                <w:sz w:val="20"/>
+              </w:rPr>
+              <w:t>`</w:t>
             </w:r>
           </w:p>
         </w:tc>
@@ -16735,11 +20171,23 @@
         <w:t>Lo que hay que tener presente.</w:t>
       </w:r>
       <w:r>
-        <w:t xml:space="preserve"> El modelo se entrenó con datos de Estados Unidos, así que aplicarlo a Chile es estirar la cuerda. El MAPE alto, 52,14 %, viene de que el error relativo se dispara en autos baratos. Y el peso del modelo, ~1,5 GB, condiciona el despliegue, lo que me </w:t>
-      </w:r>
-      <w:r>
-        <w:lastRenderedPageBreak/>
-        <w:t>llevó a la estrategia de correrlo en local con un túnel seguro, Cloudflare Tunnel, que está documentada en la guía de despliegue.</w:t>
+        <w:t xml:space="preserve"> El modelo se entrenó con datos de Estados Unidos, así que aplicarlo a Chile es estirar la cuerda. El MAPE alto, 52,14 %, viene de que el error relativo se dispara en autos baratos. Y el peso del modelo, ~1,5 GB, condiciona el despliegue, lo que me llevó a la estrategia de correrlo en local con un túnel seguro, </w:t>
+      </w:r>
+      <w:proofErr w:type="spellStart"/>
+      <w:r>
+        <w:t>Cloudflare</w:t>
+      </w:r>
+      <w:proofErr w:type="spellEnd"/>
+      <w:r>
+        <w:t xml:space="preserve"> </w:t>
+      </w:r>
+      <w:proofErr w:type="spellStart"/>
+      <w:r>
+        <w:t>Tunnel</w:t>
+      </w:r>
+      <w:proofErr w:type="spellEnd"/>
+      <w:r>
+        <w:t>, que está documentada en la guía de despliegue.</w:t>
       </w:r>
     </w:p>
     <w:p>
@@ -16747,7 +20195,23 @@
         <w:spacing w:after="120"/>
       </w:pPr>
       <w:r>
-        <w:t>Así que... los obejetivos han sido cumplidos, y, respondiendo a la pregunta que lo inició todo... es posible determinar el precio de un vehiculo en una medida de aproximadamente el 95%.</w:t>
+        <w:t xml:space="preserve">Así que... los </w:t>
+      </w:r>
+      <w:proofErr w:type="spellStart"/>
+      <w:r>
+        <w:t>obejetivos</w:t>
+      </w:r>
+      <w:proofErr w:type="spellEnd"/>
+      <w:r>
+        <w:t xml:space="preserve"> han sido cumplidos, y, respondiendo a la pregunta que lo inició todo... es posible determinar el precio de un </w:t>
+      </w:r>
+      <w:proofErr w:type="spellStart"/>
+      <w:r>
+        <w:t>vehiculo</w:t>
+      </w:r>
+      <w:proofErr w:type="spellEnd"/>
+      <w:r>
+        <w:t xml:space="preserve"> en una medida de aproximadamente el 95%.</w:t>
       </w:r>
     </w:p>
     <w:p>
@@ -16816,7 +20280,39 @@
         <w:spacing w:after="120"/>
       </w:pPr>
       <w:r>
-        <w:t>En el repo está tanto la parte de ciencia de datos; notebooks, scripts de entrenamiento, modelos y resultados; como el sistema web completo; backend FastAPI anidado y frontend React.</w:t>
+        <w:t xml:space="preserve">En el repo está tanto la parte de ciencia de datos; notebooks, scripts de entrenamiento, modelos y resultados; como el sistema web completo; </w:t>
+      </w:r>
+      <w:proofErr w:type="spellStart"/>
+      <w:r>
+        <w:t>backend</w:t>
+      </w:r>
+      <w:proofErr w:type="spellEnd"/>
+      <w:r>
+        <w:t xml:space="preserve"> </w:t>
+      </w:r>
+      <w:proofErr w:type="spellStart"/>
+      <w:r>
+        <w:t>FastAPI</w:t>
+      </w:r>
+      <w:proofErr w:type="spellEnd"/>
+      <w:r>
+        <w:t xml:space="preserve"> anidado y </w:t>
+      </w:r>
+      <w:proofErr w:type="spellStart"/>
+      <w:r>
+        <w:t>frontend</w:t>
+      </w:r>
+      <w:proofErr w:type="spellEnd"/>
+      <w:r>
+        <w:t xml:space="preserve"> </w:t>
+      </w:r>
+      <w:proofErr w:type="spellStart"/>
+      <w:r>
+        <w:t>React</w:t>
+      </w:r>
+      <w:proofErr w:type="spellEnd"/>
+      <w:r>
+        <w:t>.</w:t>
       </w:r>
     </w:p>
     <w:p>
@@ -16865,71 +20361,72 @@
           <w:sz w:val="18"/>
         </w:rPr>
         <w:br/>
-        <w:t>│   ├── src/                        ← Frontend React</w:t>
-      </w:r>
+        <w:t xml:space="preserve">│   ├── </w:t>
+      </w:r>
+      <w:proofErr w:type="spellStart"/>
       <w:r>
         <w:rPr>
           <w:rFonts w:ascii="Courier New" w:hAnsi="Courier New"/>
           <w:sz w:val="18"/>
         </w:rPr>
-        <w:br/>
-        <w:t>│   │   ├── components/             ← Componentes de interfaz</w:t>
-      </w:r>
+        <w:t>src</w:t>
+      </w:r>
+      <w:proofErr w:type="spellEnd"/>
       <w:r>
         <w:rPr>
           <w:rFonts w:ascii="Courier New" w:hAnsi="Courier New"/>
           <w:sz w:val="18"/>
         </w:rPr>
-        <w:br/>
-        <w:t>│   │   ├── hooks/                  ← Lógica de estado (useVehicleForm)</w:t>
-      </w:r>
+        <w:t xml:space="preserve">/                        ← </w:t>
+      </w:r>
+      <w:proofErr w:type="spellStart"/>
       <w:r>
         <w:rPr>
           <w:rFonts w:ascii="Courier New" w:hAnsi="Courier New"/>
           <w:sz w:val="18"/>
         </w:rPr>
-        <w:br/>
-        <w:t>│   │   ├── services/               ← Comunicación HTTP (Axios)</w:t>
-      </w:r>
+        <w:t>Frontend</w:t>
+      </w:r>
+      <w:proofErr w:type="spellEnd"/>
       <w:r>
         <w:rPr>
           <w:rFonts w:ascii="Courier New" w:hAnsi="Courier New"/>
           <w:sz w:val="18"/>
         </w:rPr>
-        <w:br/>
-        <w:t>│   │   └── constants/              ← Traducciones y constantes</w:t>
-      </w:r>
+        <w:t xml:space="preserve"> </w:t>
+      </w:r>
+      <w:proofErr w:type="spellStart"/>
       <w:r>
         <w:rPr>
           <w:rFonts w:ascii="Courier New" w:hAnsi="Courier New"/>
           <w:sz w:val="18"/>
         </w:rPr>
-        <w:br/>
-        <w:t>│   ├── backend/                    ← API FastAPI</w:t>
-      </w:r>
+        <w:t>React</w:t>
+      </w:r>
+      <w:proofErr w:type="spellEnd"/>
       <w:r>
         <w:rPr>
           <w:rFonts w:ascii="Courier New" w:hAnsi="Courier New"/>
           <w:sz w:val="18"/>
         </w:rPr>
         <w:br/>
-        <w:t>│   │   ├── app/</w:t>
-      </w:r>
+        <w:t xml:space="preserve">│   │   ├── </w:t>
+      </w:r>
+      <w:proofErr w:type="spellStart"/>
       <w:r>
         <w:rPr>
           <w:rFonts w:ascii="Courier New" w:hAnsi="Courier New"/>
           <w:sz w:val="18"/>
         </w:rPr>
-        <w:br/>
-        <w:t>│   │   │   ├── config/             ← Configuración centralizada</w:t>
-      </w:r>
+        <w:t>components</w:t>
+      </w:r>
+      <w:proofErr w:type="spellEnd"/>
       <w:r>
         <w:rPr>
           <w:rFonts w:ascii="Courier New" w:hAnsi="Courier New"/>
           <w:sz w:val="18"/>
         </w:rPr>
-        <w:br/>
-        <w:t>│   │   │   ├── routers/            ← Endpoints HTTP</w:t>
+        <w:t>/             ← Componentes de interfaz</w:t>
       </w:r>
       <w:r>
         <w:rPr>
@@ -16937,37 +20434,310 @@
           <w:sz w:val="18"/>
         </w:rPr>
         <w:br/>
-        <w:t>│   │   │   ├── services/           ← Predicción y preprocesamiento</w:t>
-      </w:r>
+        <w:t xml:space="preserve">│   │   ├── </w:t>
+      </w:r>
+      <w:proofErr w:type="spellStart"/>
       <w:r>
         <w:rPr>
           <w:rFonts w:ascii="Courier New" w:hAnsi="Courier New"/>
           <w:sz w:val="18"/>
         </w:rPr>
-        <w:br/>
-        <w:t>│   │   │   ├── schemas/            ← Modelos Pydantic</w:t>
-      </w:r>
+        <w:t>hooks</w:t>
+      </w:r>
+      <w:proofErr w:type="spellEnd"/>
       <w:r>
         <w:rPr>
           <w:rFonts w:ascii="Courier New" w:hAnsi="Courier New"/>
           <w:sz w:val="18"/>
         </w:rPr>
-        <w:br/>
-        <w:t>│   │   │   ├── utils/              ← Cargador de modelo</w:t>
-      </w:r>
+        <w:t>/                  ← Lógica de estado (</w:t>
+      </w:r>
+      <w:proofErr w:type="spellStart"/>
       <w:r>
         <w:rPr>
           <w:rFonts w:ascii="Courier New" w:hAnsi="Courier New"/>
           <w:sz w:val="18"/>
         </w:rPr>
-        <w:br/>
-        <w:t>│   │   │   └── artifacts/          ← Artefactos ML (JSON)</w:t>
-      </w:r>
+        <w:t>useVehicleForm</w:t>
+      </w:r>
+      <w:proofErr w:type="spellEnd"/>
       <w:r>
         <w:rPr>
           <w:rFonts w:ascii="Courier New" w:hAnsi="Courier New"/>
           <w:sz w:val="18"/>
         </w:rPr>
+        <w:t>)</w:t>
+      </w:r>
+      <w:r>
+        <w:rPr>
+          <w:rFonts w:ascii="Courier New" w:hAnsi="Courier New"/>
+          <w:sz w:val="18"/>
+        </w:rPr>
+        <w:br/>
+        <w:t xml:space="preserve">│   │   ├── </w:t>
+      </w:r>
+      <w:proofErr w:type="spellStart"/>
+      <w:r>
+        <w:rPr>
+          <w:rFonts w:ascii="Courier New" w:hAnsi="Courier New"/>
+          <w:sz w:val="18"/>
+        </w:rPr>
+        <w:t>services</w:t>
+      </w:r>
+      <w:proofErr w:type="spellEnd"/>
+      <w:r>
+        <w:rPr>
+          <w:rFonts w:ascii="Courier New" w:hAnsi="Courier New"/>
+          <w:sz w:val="18"/>
+        </w:rPr>
+        <w:t>/               ← Comunicación HTTP (Axios)</w:t>
+      </w:r>
+      <w:r>
+        <w:rPr>
+          <w:rFonts w:ascii="Courier New" w:hAnsi="Courier New"/>
+          <w:sz w:val="18"/>
+        </w:rPr>
+        <w:br/>
+        <w:t xml:space="preserve">│   │   └── </w:t>
+      </w:r>
+      <w:proofErr w:type="spellStart"/>
+      <w:r>
+        <w:rPr>
+          <w:rFonts w:ascii="Courier New" w:hAnsi="Courier New"/>
+          <w:sz w:val="18"/>
+        </w:rPr>
+        <w:t>constants</w:t>
+      </w:r>
+      <w:proofErr w:type="spellEnd"/>
+      <w:r>
+        <w:rPr>
+          <w:rFonts w:ascii="Courier New" w:hAnsi="Courier New"/>
+          <w:sz w:val="18"/>
+        </w:rPr>
+        <w:t>/              ← Traducciones y constantes</w:t>
+      </w:r>
+      <w:r>
+        <w:rPr>
+          <w:rFonts w:ascii="Courier New" w:hAnsi="Courier New"/>
+          <w:sz w:val="18"/>
+        </w:rPr>
+        <w:br/>
+      </w:r>
+      <w:r>
+        <w:rPr>
+          <w:rFonts w:ascii="Courier New" w:hAnsi="Courier New"/>
+          <w:sz w:val="18"/>
+        </w:rPr>
+        <w:lastRenderedPageBreak/>
+        <w:t xml:space="preserve">│   ├── </w:t>
+      </w:r>
+      <w:proofErr w:type="spellStart"/>
+      <w:r>
+        <w:rPr>
+          <w:rFonts w:ascii="Courier New" w:hAnsi="Courier New"/>
+          <w:sz w:val="18"/>
+        </w:rPr>
+        <w:t>backend</w:t>
+      </w:r>
+      <w:proofErr w:type="spellEnd"/>
+      <w:r>
+        <w:rPr>
+          <w:rFonts w:ascii="Courier New" w:hAnsi="Courier New"/>
+          <w:sz w:val="18"/>
+        </w:rPr>
+        <w:t xml:space="preserve">/                    ← API </w:t>
+      </w:r>
+      <w:proofErr w:type="spellStart"/>
+      <w:r>
+        <w:rPr>
+          <w:rFonts w:ascii="Courier New" w:hAnsi="Courier New"/>
+          <w:sz w:val="18"/>
+        </w:rPr>
+        <w:t>FastAPI</w:t>
+      </w:r>
+      <w:proofErr w:type="spellEnd"/>
+      <w:r>
+        <w:rPr>
+          <w:rFonts w:ascii="Courier New" w:hAnsi="Courier New"/>
+          <w:sz w:val="18"/>
+        </w:rPr>
+        <w:br/>
+        <w:t>│   │   ├── app/</w:t>
+      </w:r>
+      <w:r>
+        <w:rPr>
+          <w:rFonts w:ascii="Courier New" w:hAnsi="Courier New"/>
+          <w:sz w:val="18"/>
+        </w:rPr>
+        <w:br/>
+        <w:t xml:space="preserve">│   │   │   ├── </w:t>
+      </w:r>
+      <w:proofErr w:type="spellStart"/>
+      <w:r>
+        <w:rPr>
+          <w:rFonts w:ascii="Courier New" w:hAnsi="Courier New"/>
+          <w:sz w:val="18"/>
+        </w:rPr>
+        <w:t>config</w:t>
+      </w:r>
+      <w:proofErr w:type="spellEnd"/>
+      <w:r>
+        <w:rPr>
+          <w:rFonts w:ascii="Courier New" w:hAnsi="Courier New"/>
+          <w:sz w:val="18"/>
+        </w:rPr>
+        <w:t>/             ← Configuración centralizada</w:t>
+      </w:r>
+      <w:r>
+        <w:rPr>
+          <w:rFonts w:ascii="Courier New" w:hAnsi="Courier New"/>
+          <w:sz w:val="18"/>
+        </w:rPr>
+        <w:br/>
+        <w:t xml:space="preserve">│   │   │   ├── </w:t>
+      </w:r>
+      <w:proofErr w:type="spellStart"/>
+      <w:r>
+        <w:rPr>
+          <w:rFonts w:ascii="Courier New" w:hAnsi="Courier New"/>
+          <w:sz w:val="18"/>
+        </w:rPr>
+        <w:t>routers</w:t>
+      </w:r>
+      <w:proofErr w:type="spellEnd"/>
+      <w:r>
+        <w:rPr>
+          <w:rFonts w:ascii="Courier New" w:hAnsi="Courier New"/>
+          <w:sz w:val="18"/>
+        </w:rPr>
+        <w:t xml:space="preserve">/            ← </w:t>
+      </w:r>
+      <w:proofErr w:type="spellStart"/>
+      <w:r>
+        <w:rPr>
+          <w:rFonts w:ascii="Courier New" w:hAnsi="Courier New"/>
+          <w:sz w:val="18"/>
+        </w:rPr>
+        <w:t>Endpoints</w:t>
+      </w:r>
+      <w:proofErr w:type="spellEnd"/>
+      <w:r>
+        <w:rPr>
+          <w:rFonts w:ascii="Courier New" w:hAnsi="Courier New"/>
+          <w:sz w:val="18"/>
+        </w:rPr>
+        <w:t xml:space="preserve"> HTTP</w:t>
+      </w:r>
+      <w:r>
+        <w:rPr>
+          <w:rFonts w:ascii="Courier New" w:hAnsi="Courier New"/>
+          <w:sz w:val="18"/>
+        </w:rPr>
+        <w:br/>
+        <w:t xml:space="preserve">│   │   │   ├── </w:t>
+      </w:r>
+      <w:proofErr w:type="spellStart"/>
+      <w:r>
+        <w:rPr>
+          <w:rFonts w:ascii="Courier New" w:hAnsi="Courier New"/>
+          <w:sz w:val="18"/>
+        </w:rPr>
+        <w:t>services</w:t>
+      </w:r>
+      <w:proofErr w:type="spellEnd"/>
+      <w:r>
+        <w:rPr>
+          <w:rFonts w:ascii="Courier New" w:hAnsi="Courier New"/>
+          <w:sz w:val="18"/>
+        </w:rPr>
+        <w:t>/           ← Predicción y preprocesamiento</w:t>
+      </w:r>
+      <w:r>
+        <w:rPr>
+          <w:rFonts w:ascii="Courier New" w:hAnsi="Courier New"/>
+          <w:sz w:val="18"/>
+        </w:rPr>
+        <w:br/>
+        <w:t xml:space="preserve">│   │   │   ├── </w:t>
+      </w:r>
+      <w:proofErr w:type="spellStart"/>
+      <w:r>
+        <w:rPr>
+          <w:rFonts w:ascii="Courier New" w:hAnsi="Courier New"/>
+          <w:sz w:val="18"/>
+        </w:rPr>
+        <w:t>schemas</w:t>
+      </w:r>
+      <w:proofErr w:type="spellEnd"/>
+      <w:r>
+        <w:rPr>
+          <w:rFonts w:ascii="Courier New" w:hAnsi="Courier New"/>
+          <w:sz w:val="18"/>
+        </w:rPr>
+        <w:t xml:space="preserve">/            ← Modelos </w:t>
+      </w:r>
+      <w:proofErr w:type="spellStart"/>
+      <w:r>
+        <w:rPr>
+          <w:rFonts w:ascii="Courier New" w:hAnsi="Courier New"/>
+          <w:sz w:val="18"/>
+        </w:rPr>
+        <w:t>Pydantic</w:t>
+      </w:r>
+      <w:proofErr w:type="spellEnd"/>
+      <w:r>
+        <w:rPr>
+          <w:rFonts w:ascii="Courier New" w:hAnsi="Courier New"/>
+          <w:sz w:val="18"/>
+        </w:rPr>
+        <w:br/>
+        <w:t xml:space="preserve">│   │   │   ├── </w:t>
+      </w:r>
+      <w:proofErr w:type="spellStart"/>
+      <w:r>
+        <w:rPr>
+          <w:rFonts w:ascii="Courier New" w:hAnsi="Courier New"/>
+          <w:sz w:val="18"/>
+        </w:rPr>
+        <w:t>utils</w:t>
+      </w:r>
+      <w:proofErr w:type="spellEnd"/>
+      <w:r>
+        <w:rPr>
+          <w:rFonts w:ascii="Courier New" w:hAnsi="Courier New"/>
+          <w:sz w:val="18"/>
+        </w:rPr>
+        <w:t>/              ← Cargador de modelo</w:t>
+      </w:r>
+      <w:r>
+        <w:rPr>
+          <w:rFonts w:ascii="Courier New" w:hAnsi="Courier New"/>
+          <w:sz w:val="18"/>
+        </w:rPr>
+        <w:br/>
+        <w:t xml:space="preserve">│   │   │   └── </w:t>
+      </w:r>
+      <w:proofErr w:type="spellStart"/>
+      <w:r>
+        <w:rPr>
+          <w:rFonts w:ascii="Courier New" w:hAnsi="Courier New"/>
+          <w:sz w:val="18"/>
+        </w:rPr>
+        <w:t>artifacts</w:t>
+      </w:r>
+      <w:proofErr w:type="spellEnd"/>
+      <w:r>
+        <w:rPr>
+          <w:rFonts w:ascii="Courier New" w:hAnsi="Courier New"/>
+          <w:sz w:val="18"/>
+        </w:rPr>
+        <w:t>/          ← Artefactos ML (JSON)</w:t>
+      </w:r>
+      <w:r>
+        <w:rPr>
+          <w:rFonts w:ascii="Courier New" w:hAnsi="Courier New"/>
+          <w:sz w:val="18"/>
+        </w:rPr>
         <w:br/>
         <w:t>│   │   └── scripts/                ← Generación de artefactos</w:t>
       </w:r>
@@ -16977,21 +20747,69 @@
           <w:sz w:val="18"/>
         </w:rPr>
         <w:br/>
-        <w:t>│   ├── public/                     ← Assets estáticos</w:t>
-      </w:r>
+        <w:t xml:space="preserve">│   ├── </w:t>
+      </w:r>
+      <w:proofErr w:type="spellStart"/>
       <w:r>
         <w:rPr>
           <w:rFonts w:ascii="Courier New" w:hAnsi="Courier New"/>
           <w:sz w:val="18"/>
         </w:rPr>
-        <w:br/>
-        <w:t>│   └── docs/                       ← Documentación técnica del sistema</w:t>
-      </w:r>
+        <w:t>public</w:t>
+      </w:r>
+      <w:proofErr w:type="spellEnd"/>
       <w:r>
         <w:rPr>
           <w:rFonts w:ascii="Courier New" w:hAnsi="Courier New"/>
           <w:sz w:val="18"/>
         </w:rPr>
+        <w:t xml:space="preserve">/                     ← </w:t>
+      </w:r>
+      <w:proofErr w:type="spellStart"/>
+      <w:r>
+        <w:rPr>
+          <w:rFonts w:ascii="Courier New" w:hAnsi="Courier New"/>
+          <w:sz w:val="18"/>
+        </w:rPr>
+        <w:t>Assets</w:t>
+      </w:r>
+      <w:proofErr w:type="spellEnd"/>
+      <w:r>
+        <w:rPr>
+          <w:rFonts w:ascii="Courier New" w:hAnsi="Courier New"/>
+          <w:sz w:val="18"/>
+        </w:rPr>
+        <w:t xml:space="preserve"> estáticos</w:t>
+      </w:r>
+      <w:r>
+        <w:rPr>
+          <w:rFonts w:ascii="Courier New" w:hAnsi="Courier New"/>
+          <w:sz w:val="18"/>
+        </w:rPr>
+        <w:br/>
+        <w:t xml:space="preserve">│   └── </w:t>
+      </w:r>
+      <w:proofErr w:type="spellStart"/>
+      <w:r>
+        <w:rPr>
+          <w:rFonts w:ascii="Courier New" w:hAnsi="Courier New"/>
+          <w:sz w:val="18"/>
+        </w:rPr>
+        <w:t>docs</w:t>
+      </w:r>
+      <w:proofErr w:type="spellEnd"/>
+      <w:r>
+        <w:rPr>
+          <w:rFonts w:ascii="Courier New" w:hAnsi="Courier New"/>
+          <w:sz w:val="18"/>
+        </w:rPr>
+        <w:t>/                       ← Documentación técnica del sistema</w:t>
+      </w:r>
+      <w:r>
+        <w:rPr>
+          <w:rFonts w:ascii="Courier New" w:hAnsi="Courier New"/>
+          <w:sz w:val="18"/>
+        </w:rPr>
         <w:br/>
         <w:t>├── data/</w:t>
       </w:r>
@@ -17001,23 +20819,23 @@
           <w:sz w:val="18"/>
         </w:rPr>
         <w:br/>
-        <w:t>│   ├── raw/                        ← Dataset original</w:t>
-      </w:r>
+        <w:t xml:space="preserve">│   ├── raw/                        ← </w:t>
+      </w:r>
+      <w:proofErr w:type="spellStart"/>
       <w:r>
         <w:rPr>
           <w:rFonts w:ascii="Courier New" w:hAnsi="Courier New"/>
           <w:sz w:val="18"/>
         </w:rPr>
-        <w:br/>
-        <w:t>│   └── processed/                  ← Datasets procesados</w:t>
-      </w:r>
+        <w:t>Dataset</w:t>
+      </w:r>
+      <w:proofErr w:type="spellEnd"/>
       <w:r>
         <w:rPr>
           <w:rFonts w:ascii="Courier New" w:hAnsi="Courier New"/>
           <w:sz w:val="18"/>
         </w:rPr>
-        <w:br/>
-        <w:t>├── models/                         ← Modelos entrenados (.pkl)</w:t>
+        <w:t xml:space="preserve"> original</w:t>
       </w:r>
       <w:r>
         <w:rPr>
@@ -17025,31 +20843,159 @@
           <w:sz w:val="18"/>
         </w:rPr>
         <w:br/>
-        <w:t>├── notebooks/                      ← EDA y preprocesamiento</w:t>
-      </w:r>
+        <w:t xml:space="preserve">│   └── </w:t>
+      </w:r>
+      <w:proofErr w:type="spellStart"/>
       <w:r>
         <w:rPr>
           <w:rFonts w:ascii="Courier New" w:hAnsi="Courier New"/>
           <w:sz w:val="18"/>
         </w:rPr>
-        <w:br/>
-        <w:t>├── reports/                        ← Informes técnicos</w:t>
-      </w:r>
+        <w:t>processed</w:t>
+      </w:r>
+      <w:proofErr w:type="spellEnd"/>
       <w:r>
         <w:rPr>
           <w:rFonts w:ascii="Courier New" w:hAnsi="Courier New"/>
           <w:sz w:val="18"/>
         </w:rPr>
-        <w:br/>
-        <w:t>├── results/                        ← Métricas de entrenamiento</w:t>
-      </w:r>
+        <w:t xml:space="preserve">/                  ← </w:t>
+      </w:r>
+      <w:proofErr w:type="spellStart"/>
       <w:r>
         <w:rPr>
           <w:rFonts w:ascii="Courier New" w:hAnsi="Courier New"/>
           <w:sz w:val="18"/>
         </w:rPr>
+        <w:t>Datasets</w:t>
+      </w:r>
+      <w:proofErr w:type="spellEnd"/>
+      <w:r>
+        <w:rPr>
+          <w:rFonts w:ascii="Courier New" w:hAnsi="Courier New"/>
+          <w:sz w:val="18"/>
+        </w:rPr>
+        <w:t xml:space="preserve"> procesados</w:t>
+      </w:r>
+      <w:r>
+        <w:rPr>
+          <w:rFonts w:ascii="Courier New" w:hAnsi="Courier New"/>
+          <w:sz w:val="18"/>
+        </w:rPr>
         <w:br/>
-        <w:t>├── src/                            ← Scripts de entrenamiento</w:t>
+        <w:t xml:space="preserve">├── </w:t>
+      </w:r>
+      <w:proofErr w:type="spellStart"/>
+      <w:r>
+        <w:rPr>
+          <w:rFonts w:ascii="Courier New" w:hAnsi="Courier New"/>
+          <w:sz w:val="18"/>
+        </w:rPr>
+        <w:t>models</w:t>
+      </w:r>
+      <w:proofErr w:type="spellEnd"/>
+      <w:r>
+        <w:rPr>
+          <w:rFonts w:ascii="Courier New" w:hAnsi="Courier New"/>
+          <w:sz w:val="18"/>
+        </w:rPr>
+        <w:t>/                         ← Modelos entrenados (.</w:t>
+      </w:r>
+      <w:proofErr w:type="spellStart"/>
+      <w:r>
+        <w:rPr>
+          <w:rFonts w:ascii="Courier New" w:hAnsi="Courier New"/>
+          <w:sz w:val="18"/>
+        </w:rPr>
+        <w:t>pkl</w:t>
+      </w:r>
+      <w:proofErr w:type="spellEnd"/>
+      <w:r>
+        <w:rPr>
+          <w:rFonts w:ascii="Courier New" w:hAnsi="Courier New"/>
+          <w:sz w:val="18"/>
+        </w:rPr>
+        <w:t>)</w:t>
+      </w:r>
+      <w:r>
+        <w:rPr>
+          <w:rFonts w:ascii="Courier New" w:hAnsi="Courier New"/>
+          <w:sz w:val="18"/>
+        </w:rPr>
+        <w:br/>
+        <w:t>├── notebooks/                      ← EDA y preprocesamiento</w:t>
+      </w:r>
+      <w:r>
+        <w:rPr>
+          <w:rFonts w:ascii="Courier New" w:hAnsi="Courier New"/>
+          <w:sz w:val="18"/>
+        </w:rPr>
+        <w:br/>
+        <w:t xml:space="preserve">├── </w:t>
+      </w:r>
+      <w:proofErr w:type="spellStart"/>
+      <w:r>
+        <w:rPr>
+          <w:rFonts w:ascii="Courier New" w:hAnsi="Courier New"/>
+          <w:sz w:val="18"/>
+        </w:rPr>
+        <w:t>reports</w:t>
+      </w:r>
+      <w:proofErr w:type="spellEnd"/>
+      <w:r>
+        <w:rPr>
+          <w:rFonts w:ascii="Courier New" w:hAnsi="Courier New"/>
+          <w:sz w:val="18"/>
+        </w:rPr>
+        <w:t>/                        ← Informes técnicos</w:t>
+      </w:r>
+      <w:r>
+        <w:rPr>
+          <w:rFonts w:ascii="Courier New" w:hAnsi="Courier New"/>
+          <w:sz w:val="18"/>
+        </w:rPr>
+        <w:br/>
+        <w:t xml:space="preserve">├── </w:t>
+      </w:r>
+      <w:proofErr w:type="spellStart"/>
+      <w:r>
+        <w:rPr>
+          <w:rFonts w:ascii="Courier New" w:hAnsi="Courier New"/>
+          <w:sz w:val="18"/>
+        </w:rPr>
+        <w:t>results</w:t>
+      </w:r>
+      <w:proofErr w:type="spellEnd"/>
+      <w:r>
+        <w:rPr>
+          <w:rFonts w:ascii="Courier New" w:hAnsi="Courier New"/>
+          <w:sz w:val="18"/>
+        </w:rPr>
+        <w:t>/                        ← Métricas de entrenamiento</w:t>
+      </w:r>
+      <w:r>
+        <w:rPr>
+          <w:rFonts w:ascii="Courier New" w:hAnsi="Courier New"/>
+          <w:sz w:val="18"/>
+        </w:rPr>
+        <w:br/>
+        <w:t xml:space="preserve">├── </w:t>
+      </w:r>
+      <w:proofErr w:type="spellStart"/>
+      <w:r>
+        <w:rPr>
+          <w:rFonts w:ascii="Courier New" w:hAnsi="Courier New"/>
+          <w:sz w:val="18"/>
+        </w:rPr>
+        <w:t>src</w:t>
+      </w:r>
+      <w:proofErr w:type="spellEnd"/>
+      <w:r>
+        <w:rPr>
+          <w:rFonts w:ascii="Courier New" w:hAnsi="Courier New"/>
+          <w:sz w:val="18"/>
+        </w:rPr>
+        <w:t>/                            ← Scripts de entrenamiento</w:t>
       </w:r>
       <w:r>
         <w:rPr>
@@ -17094,31 +21040,101 @@
         <w:t>README</w:t>
       </w:r>
       <w:r>
-        <w:t xml:space="preserve"> con todo lo importante: el problema, la pregunta, los objetivos, los KPIs, la descripción del dataset, la estructura del proyecto, cómo levantarlo,  tanto back como front, reproducibilidad y un índice de la documentación. En </w:t>
-      </w:r>
+        <w:t xml:space="preserve"> con todo lo importante: el problema, la pregunta, los objetivos, los </w:t>
+      </w:r>
+      <w:proofErr w:type="spellStart"/>
+      <w:r>
+        <w:t>KPIs</w:t>
+      </w:r>
+      <w:proofErr w:type="spellEnd"/>
+      <w:r>
+        <w:t xml:space="preserve">, la descripción del </w:t>
+      </w:r>
+      <w:proofErr w:type="spellStart"/>
+      <w:r>
+        <w:t>dataset</w:t>
+      </w:r>
+      <w:proofErr w:type="spellEnd"/>
+      <w:r>
+        <w:t xml:space="preserve">, la estructura del proyecto, cómo </w:t>
+      </w:r>
+      <w:proofErr w:type="gramStart"/>
+      <w:r>
+        <w:t>levantarlo,  tanto</w:t>
+      </w:r>
+      <w:proofErr w:type="gramEnd"/>
+      <w:r>
+        <w:t xml:space="preserve"> back como </w:t>
+      </w:r>
+      <w:proofErr w:type="spellStart"/>
+      <w:r>
+        <w:t>front</w:t>
+      </w:r>
+      <w:proofErr w:type="spellEnd"/>
+      <w:r>
+        <w:t xml:space="preserve">, reproducibilidad y un índice de la documentación. En </w:t>
+      </w:r>
+      <w:proofErr w:type="spellStart"/>
       <w:r>
         <w:rPr>
           <w:rFonts w:ascii="Courier New" w:hAnsi="Courier New"/>
           <w:sz w:val="20"/>
         </w:rPr>
-        <w:t>reports/</w:t>
-      </w:r>
-      <w:r>
-        <w:t xml:space="preserve"> están los informes por </w:t>
-      </w:r>
-      <w:r>
-        <w:lastRenderedPageBreak/>
-        <w:t xml:space="preserve">etapa, y en </w:t>
-      </w:r>
+        <w:t>reports</w:t>
+      </w:r>
+      <w:proofErr w:type="spellEnd"/>
       <w:r>
         <w:rPr>
           <w:rFonts w:ascii="Courier New" w:hAnsi="Courier New"/>
           <w:sz w:val="20"/>
         </w:rPr>
-        <w:t>app-mockup-autos-celso/docs/</w:t>
-      </w:r>
-      <w:r>
-        <w:t xml:space="preserve"> la documentación de arquitectura y despliegue, con diagramas Mermaid.</w:t>
+        <w:t>/</w:t>
+      </w:r>
+      <w:r>
+        <w:t xml:space="preserve"> están los informes por etapa, y en </w:t>
+      </w:r>
+      <w:proofErr w:type="gramStart"/>
+      <w:r>
+        <w:rPr>
+          <w:rFonts w:ascii="Courier New" w:hAnsi="Courier New"/>
+          <w:sz w:val="20"/>
+        </w:rPr>
+        <w:t>app</w:t>
+      </w:r>
+      <w:proofErr w:type="gramEnd"/>
+      <w:r>
+        <w:rPr>
+          <w:rFonts w:ascii="Courier New" w:hAnsi="Courier New"/>
+          <w:sz w:val="20"/>
+        </w:rPr>
+        <w:t>-mockup-autos-celso/</w:t>
+      </w:r>
+      <w:proofErr w:type="spellStart"/>
+      <w:r>
+        <w:rPr>
+          <w:rFonts w:ascii="Courier New" w:hAnsi="Courier New"/>
+          <w:sz w:val="20"/>
+        </w:rPr>
+        <w:t>docs</w:t>
+      </w:r>
+      <w:proofErr w:type="spellEnd"/>
+      <w:r>
+        <w:rPr>
+          <w:rFonts w:ascii="Courier New" w:hAnsi="Courier New"/>
+          <w:sz w:val="20"/>
+        </w:rPr>
+        <w:t>/</w:t>
+      </w:r>
+      <w:r>
+        <w:t xml:space="preserve"> la documentación de arquitectura y despliegue, con diagramas </w:t>
+      </w:r>
+      <w:proofErr w:type="spellStart"/>
+      <w:r>
+        <w:t>Mermaid</w:t>
+      </w:r>
+      <w:proofErr w:type="spellEnd"/>
+      <w:r>
+        <w:t>.</w:t>
       </w:r>
     </w:p>
     <w:p>
@@ -17159,6 +21175,8 @@
       <w:r>
         <w:t xml:space="preserve"> y </w:t>
       </w:r>
+      <w:proofErr w:type="spellStart"/>
+      <w:proofErr w:type="gramStart"/>
       <w:r>
         <w:rPr>
           <w:rFonts w:ascii="Courier New" w:hAnsi="Courier New"/>
@@ -17166,6 +21184,8 @@
         </w:rPr>
         <w:t>package.json</w:t>
       </w:r>
+      <w:proofErr w:type="spellEnd"/>
+      <w:proofErr w:type="gramEnd"/>
       <w:r>
         <w:t>).</w:t>
       </w:r>
@@ -17199,9 +21219,11 @@
       <w:r>
         <w:t xml:space="preserve"> </w:t>
       </w:r>
+      <w:proofErr w:type="gramStart"/>
       <w:r>
         <w:t>orden(</w:t>
       </w:r>
+      <w:proofErr w:type="gramEnd"/>
       <w:r>
         <w:rPr>
           <w:rFonts w:ascii="Courier New" w:hAnsi="Courier New"/>
@@ -17232,7 +21254,23 @@
         <w:ind w:left="567" w:hanging="283"/>
       </w:pPr>
       <w:r>
-        <w:t>3. Bajar el dataset procesado desde Kaggle (está afuera del repo por su tamaño, ~170 MB).</w:t>
+        <w:t xml:space="preserve">3. Bajar el </w:t>
+      </w:r>
+      <w:proofErr w:type="spellStart"/>
+      <w:r>
+        <w:t>dataset</w:t>
+      </w:r>
+      <w:proofErr w:type="spellEnd"/>
+      <w:r>
+        <w:t xml:space="preserve"> procesado desde </w:t>
+      </w:r>
+      <w:proofErr w:type="spellStart"/>
+      <w:r>
+        <w:t>Kaggle</w:t>
+      </w:r>
+      <w:proofErr w:type="spellEnd"/>
+      <w:r>
+        <w:t xml:space="preserve"> (está afuera del repo por su tamaño, ~170 MB).</w:t>
       </w:r>
     </w:p>
     <w:p>
@@ -17253,13 +21291,47 @@
       <w:r>
         <w:t xml:space="preserve"> y luego los scripts </w:t>
       </w:r>
+      <w:proofErr w:type="spellStart"/>
       <w:r>
         <w:rPr>
           <w:rFonts w:ascii="Courier New" w:hAnsi="Courier New"/>
           <w:sz w:val="20"/>
         </w:rPr>
-        <w:t>src/&lt;técnica&gt;/train_*.py</w:t>
-      </w:r>
+        <w:t>src</w:t>
+      </w:r>
+      <w:proofErr w:type="spellEnd"/>
+      <w:r>
+        <w:rPr>
+          <w:rFonts w:ascii="Courier New" w:hAnsi="Courier New"/>
+          <w:sz w:val="20"/>
+        </w:rPr>
+        <w:t>/&lt;técnica&gt;/</w:t>
+      </w:r>
+      <w:proofErr w:type="spellStart"/>
+      <w:r>
+        <w:rPr>
+          <w:rFonts w:ascii="Courier New" w:hAnsi="Courier New"/>
+          <w:sz w:val="20"/>
+        </w:rPr>
+        <w:t>train</w:t>
+      </w:r>
+      <w:proofErr w:type="spellEnd"/>
+      <w:r>
+        <w:rPr>
+          <w:rFonts w:ascii="Courier New" w:hAnsi="Courier New"/>
+          <w:sz w:val="20"/>
+        </w:rPr>
+        <w:t>_*.</w:t>
+      </w:r>
+      <w:proofErr w:type="spellStart"/>
+      <w:r>
+        <w:rPr>
+          <w:rFonts w:ascii="Courier New" w:hAnsi="Courier New"/>
+          <w:sz w:val="20"/>
+        </w:rPr>
+        <w:t>py</w:t>
+      </w:r>
+      <w:proofErr w:type="spellEnd"/>
       <w:r>
         <w:t>.</w:t>
       </w:r>
@@ -17270,14 +21342,31 @@
         <w:ind w:left="567" w:hanging="283"/>
       </w:pPr>
       <w:r>
-        <w:t xml:space="preserve">5. Levantar la app siguiendo </w:t>
-      </w:r>
+        <w:t xml:space="preserve">5. Levantar la </w:t>
+      </w:r>
+      <w:proofErr w:type="gramStart"/>
+      <w:r>
+        <w:t>app</w:t>
+      </w:r>
+      <w:proofErr w:type="gramEnd"/>
+      <w:r>
+        <w:t xml:space="preserve"> siguiendo </w:t>
+      </w:r>
+      <w:proofErr w:type="spellStart"/>
       <w:r>
         <w:rPr>
           <w:rFonts w:ascii="Courier New" w:hAnsi="Courier New"/>
           <w:sz w:val="20"/>
         </w:rPr>
-        <w:t>reports/04_instrucciones_levantamiento.md</w:t>
+        <w:t>reports</w:t>
+      </w:r>
+      <w:proofErr w:type="spellEnd"/>
+      <w:r>
+        <w:rPr>
+          <w:rFonts w:ascii="Courier New" w:hAnsi="Courier New"/>
+          <w:sz w:val="20"/>
+        </w:rPr>
+        <w:t>/04_instrucciones_levantamiento.md</w:t>
       </w:r>
       <w:r>
         <w:t>.</w:t>
@@ -17292,7 +21381,49 @@
         <w:rPr>
           <w:i/>
         </w:rPr>
-        <w:t>Notita:  El modelo Random Forest  de ~1,5 GB y el dataset procesado no van a GitHub por su peso; se enlazan desde almacenamiento externo, OneDrive y Kaggle, respectivamente.</w:t>
+        <w:t xml:space="preserve">Notita:  El modelo Random </w:t>
+      </w:r>
+      <w:proofErr w:type="gramStart"/>
+      <w:r>
+        <w:rPr>
+          <w:i/>
+        </w:rPr>
+        <w:t>Forest  de</w:t>
+      </w:r>
+      <w:proofErr w:type="gramEnd"/>
+      <w:r>
+        <w:rPr>
+          <w:i/>
+        </w:rPr>
+        <w:t xml:space="preserve"> ~1,5 GB y el </w:t>
+      </w:r>
+      <w:proofErr w:type="spellStart"/>
+      <w:r>
+        <w:rPr>
+          <w:i/>
+        </w:rPr>
+        <w:t>dataset</w:t>
+      </w:r>
+      <w:proofErr w:type="spellEnd"/>
+      <w:r>
+        <w:rPr>
+          <w:i/>
+        </w:rPr>
+        <w:t xml:space="preserve"> procesado no van a GitHub por su peso; se enlazan desde almacenamiento externo, OneDrive y </w:t>
+      </w:r>
+      <w:proofErr w:type="spellStart"/>
+      <w:r>
+        <w:rPr>
+          <w:i/>
+        </w:rPr>
+        <w:t>Kaggle</w:t>
+      </w:r>
+      <w:proofErr w:type="spellEnd"/>
+      <w:r>
+        <w:rPr>
+          <w:i/>
+        </w:rPr>
+        <w:t>, respectivamente.</w:t>
       </w:r>
     </w:p>
     <w:p>
@@ -17332,6 +21463,7 @@
       <w:r>
         <w:rPr>
           <w:i/>
+          <w:noProof/>
           <w:sz w:val="20"/>
         </w:rPr>
         <w:lastRenderedPageBreak/>
@@ -17375,6 +21507,7 @@
       <w:r>
         <w:rPr>
           <w:i/>
+          <w:noProof/>
           <w:sz w:val="20"/>
         </w:rPr>
         <w:lastRenderedPageBreak/>
@@ -17429,7 +21562,15 @@
         <w:spacing w:after="120"/>
       </w:pPr>
       <w:r>
-        <w:t>El proyecto cumplió lo que se propuso: armar un modelo capaz de estimar el precio de autos usados a partir de sus características, y llevarlo a un sistema web que funciona. Todo el recorrido, desde un dataset ruidoso de más de 426.000 publicaciones reales hasta el modelo corriendo en producción, terminó confirmando la idea central del trabajo.</w:t>
+        <w:t xml:space="preserve">El proyecto cumplió lo que se propuso: armar un modelo capaz de estimar el precio de autos usados a partir de sus características, y llevarlo a un sistema web que funciona. Todo el recorrido, desde un </w:t>
+      </w:r>
+      <w:proofErr w:type="spellStart"/>
+      <w:r>
+        <w:t>dataset</w:t>
+      </w:r>
+      <w:proofErr w:type="spellEnd"/>
+      <w:r>
+        <w:t xml:space="preserve"> ruidoso de más de 426.000 publicaciones reales hasta el modelo corriendo en producción, terminó confirmando la idea central del trabajo.</w:t>
       </w:r>
     </w:p>
     <w:p>
@@ -17484,6 +21625,7 @@
       <w:r>
         <w:t xml:space="preserve"> La importancia de variables mostró que </w:t>
       </w:r>
+      <w:proofErr w:type="spellStart"/>
       <w:r>
         <w:rPr>
           <w:rFonts w:ascii="Courier New" w:hAnsi="Courier New"/>
@@ -17491,9 +21633,11 @@
         </w:rPr>
         <w:t>model_encoded</w:t>
       </w:r>
+      <w:proofErr w:type="spellEnd"/>
       <w:r>
         <w:t xml:space="preserve"> ≈ 60 %, </w:t>
       </w:r>
+      <w:proofErr w:type="spellStart"/>
       <w:r>
         <w:rPr>
           <w:rFonts w:ascii="Courier New" w:hAnsi="Courier New"/>
@@ -17501,9 +21645,11 @@
         </w:rPr>
         <w:t>year</w:t>
       </w:r>
+      <w:proofErr w:type="spellEnd"/>
       <w:r>
         <w:t xml:space="preserve"> ≈ 21 % y </w:t>
       </w:r>
+      <w:proofErr w:type="spellStart"/>
       <w:r>
         <w:rPr>
           <w:rFonts w:ascii="Courier New" w:hAnsi="Courier New"/>
@@ -17511,6 +21657,7 @@
         </w:rPr>
         <w:t>odometer</w:t>
       </w:r>
+      <w:proofErr w:type="spellEnd"/>
       <w:r>
         <w:t xml:space="preserve"> ≈ 5 % se llevan casi toda la decisión. Coincide con lo que cualquiera que sepa de autos te diría.</w:t>
       </w:r>
@@ -17530,8 +21677,17 @@
         <w:t>La calidad de los datos pesó tanto como el algoritmo.</w:t>
       </w:r>
       <w:r>
-        <w:t xml:space="preserve"> Las decisiones de limpieza, el Target Encoding de </w:t>
-      </w:r>
+        <w:t xml:space="preserve"> Las decisiones de limpieza, el Target </w:t>
+      </w:r>
+      <w:proofErr w:type="spellStart"/>
+      <w:r>
+        <w:t>Encoding</w:t>
+      </w:r>
+      <w:proofErr w:type="spellEnd"/>
+      <w:r>
+        <w:t xml:space="preserve"> de </w:t>
+      </w:r>
+      <w:proofErr w:type="spellStart"/>
       <w:r>
         <w:rPr>
           <w:rFonts w:ascii="Courier New" w:hAnsi="Courier New"/>
@@ -17539,6 +21695,7 @@
         </w:rPr>
         <w:t>model</w:t>
       </w:r>
+      <w:proofErr w:type="spellEnd"/>
       <w:r>
         <w:t xml:space="preserve"> y la normalización fueron tan determinantes como elegir bien el modelo.</w:t>
       </w:r>
@@ -17572,8 +21729,25 @@
         <w:t>Lo que aprendí en el camino:</w:t>
       </w:r>
       <w:r>
-        <w:t xml:space="preserve"> guardar el modelo no basta. Hay que guardar todo lo que necesita para hablar con el mundo: parámetros del scaler, mapeos de encoding, orden de columnas. Lo aprendí a la mala, cuando tuve que recuperar los parámetros del </w:t>
-      </w:r>
+        <w:t xml:space="preserve"> guardar el modelo no basta. Hay que guardar todo lo que necesita para hablar con el mundo: parámetros del </w:t>
+      </w:r>
+      <w:proofErr w:type="spellStart"/>
+      <w:r>
+        <w:t>scaler</w:t>
+      </w:r>
+      <w:proofErr w:type="spellEnd"/>
+      <w:r>
+        <w:t xml:space="preserve">, mapeos de </w:t>
+      </w:r>
+      <w:proofErr w:type="spellStart"/>
+      <w:r>
+        <w:t>encoding</w:t>
+      </w:r>
+      <w:proofErr w:type="spellEnd"/>
+      <w:r>
+        <w:t xml:space="preserve">, orden de columnas. Lo aprendí a la mala, cuando tuve que recuperar los parámetros del </w:t>
+      </w:r>
+      <w:proofErr w:type="spellStart"/>
       <w:r>
         <w:rPr>
           <w:rFonts w:ascii="Courier New" w:hAnsi="Courier New"/>
@@ -17581,6 +21755,7 @@
         </w:rPr>
         <w:t>StandardScaler</w:t>
       </w:r>
+      <w:proofErr w:type="spellEnd"/>
       <w:r>
         <w:t xml:space="preserve"> para que la inferencia diera bien. Lección anotada para los próximos proyectos.</w:t>
       </w:r>
@@ -17611,7 +21786,47 @@
         <w:t>Qué falta, trabajo futuro:</w:t>
       </w:r>
       <w:r>
-        <w:t xml:space="preserve"> meterle datos del mercado chileno, scrapeando plataformas locales como Yapo, ChileAutos o Marketplace; enriquecer el dataset con variables económicas y con las descripciones de los anuncios vía NLP; probar modelos más livianos como LightGBM o XGBoost que bajen el costo sin perder precisión; y agregar explicaciones locales con </w:t>
+        <w:t xml:space="preserve"> meterle datos del mercado chileno, </w:t>
+      </w:r>
+      <w:proofErr w:type="spellStart"/>
+      <w:r>
+        <w:t>scrapeando</w:t>
+      </w:r>
+      <w:proofErr w:type="spellEnd"/>
+      <w:r>
+        <w:t xml:space="preserve"> plataformas locales como Yapo, </w:t>
+      </w:r>
+      <w:proofErr w:type="spellStart"/>
+      <w:r>
+        <w:t>ChileAutos</w:t>
+      </w:r>
+      <w:proofErr w:type="spellEnd"/>
+      <w:r>
+        <w:t xml:space="preserve"> o Marketplace; enriquecer el </w:t>
+      </w:r>
+      <w:proofErr w:type="spellStart"/>
+      <w:r>
+        <w:t>dataset</w:t>
+      </w:r>
+      <w:proofErr w:type="spellEnd"/>
+      <w:r>
+        <w:t xml:space="preserve"> con variables económicas y con las descripciones de los anuncios vía NLP; probar modelos más livianos como </w:t>
+      </w:r>
+      <w:proofErr w:type="spellStart"/>
+      <w:r>
+        <w:t>LightGBM</w:t>
+      </w:r>
+      <w:proofErr w:type="spellEnd"/>
+      <w:r>
+        <w:t xml:space="preserve"> o </w:t>
+      </w:r>
+      <w:proofErr w:type="spellStart"/>
+      <w:r>
+        <w:t>XGBoost</w:t>
+      </w:r>
+      <w:proofErr w:type="spellEnd"/>
+      <w:r>
+        <w:t xml:space="preserve"> que bajen el costo sin perder precisión; y agregar explicaciones locales con </w:t>
       </w:r>
       <w:r>
         <w:rPr>
@@ -17666,14 +21881,127 @@
         <w:spacing w:after="120"/>
       </w:pPr>
       <w:r>
-        <w:t>Al-Turjman, F., Hussain, A. A., Alturjman, S., &amp; Altrjman, C. (2022). Vehicle price classification and prediction using machine learning in the IoT smart manufacturing era. </w:t>
-      </w:r>
+        <w:t>Al-</w:t>
+      </w:r>
+      <w:proofErr w:type="spellStart"/>
+      <w:r>
+        <w:t>Turjman</w:t>
+      </w:r>
+      <w:proofErr w:type="spellEnd"/>
+      <w:r>
+        <w:t xml:space="preserve">, F., Hussain, A. A., </w:t>
+      </w:r>
+      <w:proofErr w:type="spellStart"/>
+      <w:r>
+        <w:t>Alturjman</w:t>
+      </w:r>
+      <w:proofErr w:type="spellEnd"/>
+      <w:r>
+        <w:t xml:space="preserve">, S., &amp; </w:t>
+      </w:r>
+      <w:proofErr w:type="spellStart"/>
+      <w:r>
+        <w:t>Altrjman</w:t>
+      </w:r>
+      <w:proofErr w:type="spellEnd"/>
+      <w:r>
+        <w:t xml:space="preserve">, C. (2022). </w:t>
+      </w:r>
+      <w:proofErr w:type="spellStart"/>
+      <w:r>
+        <w:t>Vehicle</w:t>
+      </w:r>
+      <w:proofErr w:type="spellEnd"/>
+      <w:r>
+        <w:t xml:space="preserve"> </w:t>
+      </w:r>
+      <w:proofErr w:type="spellStart"/>
+      <w:r>
+        <w:t>price</w:t>
+      </w:r>
+      <w:proofErr w:type="spellEnd"/>
+      <w:r>
+        <w:t xml:space="preserve"> </w:t>
+      </w:r>
+      <w:proofErr w:type="spellStart"/>
+      <w:r>
+        <w:t>classification</w:t>
+      </w:r>
+      <w:proofErr w:type="spellEnd"/>
+      <w:r>
+        <w:t xml:space="preserve"> and </w:t>
+      </w:r>
+      <w:proofErr w:type="spellStart"/>
+      <w:r>
+        <w:t>prediction</w:t>
+      </w:r>
+      <w:proofErr w:type="spellEnd"/>
+      <w:r>
+        <w:t xml:space="preserve"> </w:t>
+      </w:r>
+      <w:proofErr w:type="spellStart"/>
+      <w:r>
+        <w:t>using</w:t>
+      </w:r>
+      <w:proofErr w:type="spellEnd"/>
+      <w:r>
+        <w:t xml:space="preserve"> machine </w:t>
+      </w:r>
+      <w:proofErr w:type="spellStart"/>
+      <w:r>
+        <w:t>learning</w:t>
+      </w:r>
+      <w:proofErr w:type="spellEnd"/>
+      <w:r>
+        <w:t xml:space="preserve"> in </w:t>
+      </w:r>
+      <w:proofErr w:type="spellStart"/>
+      <w:r>
+        <w:t>the</w:t>
+      </w:r>
+      <w:proofErr w:type="spellEnd"/>
+      <w:r>
+        <w:t xml:space="preserve"> </w:t>
+      </w:r>
+      <w:proofErr w:type="spellStart"/>
+      <w:r>
+        <w:t>IoT</w:t>
+      </w:r>
+      <w:proofErr w:type="spellEnd"/>
+      <w:r>
+        <w:t xml:space="preserve"> </w:t>
+      </w:r>
+      <w:proofErr w:type="spellStart"/>
+      <w:r>
+        <w:t>smart</w:t>
+      </w:r>
+      <w:proofErr w:type="spellEnd"/>
+      <w:r>
+        <w:t xml:space="preserve"> </w:t>
+      </w:r>
+      <w:proofErr w:type="spellStart"/>
+      <w:r>
+        <w:t>manufacturing</w:t>
+      </w:r>
+      <w:proofErr w:type="spellEnd"/>
+      <w:r>
+        <w:t xml:space="preserve"> era. </w:t>
+      </w:r>
+      <w:proofErr w:type="spellStart"/>
       <w:r>
         <w:rPr>
           <w:i/>
           <w:iCs/>
         </w:rPr>
-        <w:t>Sustainability, 14</w:t>
+        <w:t>Sustainability</w:t>
+      </w:r>
+      <w:proofErr w:type="spellEnd"/>
+      <w:r>
+        <w:rPr>
+          <w:i/>
+          <w:iCs/>
+        </w:rPr>
+        <w:t>, 14</w:t>
       </w:r>
       <w:r>
         <w:t>(15), 9147. </w:t>
@@ -17704,7 +22032,71 @@
           <w:i/>
           <w:iCs/>
         </w:rPr>
-        <w:t>Axios: Promise based HTTP client for the browser and Node.js</w:t>
+        <w:t xml:space="preserve">Axios: Promise </w:t>
+      </w:r>
+      <w:proofErr w:type="spellStart"/>
+      <w:r>
+        <w:rPr>
+          <w:i/>
+          <w:iCs/>
+        </w:rPr>
+        <w:t>based</w:t>
+      </w:r>
+      <w:proofErr w:type="spellEnd"/>
+      <w:r>
+        <w:rPr>
+          <w:i/>
+          <w:iCs/>
+        </w:rPr>
+        <w:t xml:space="preserve"> HTTP </w:t>
+      </w:r>
+      <w:proofErr w:type="spellStart"/>
+      <w:r>
+        <w:rPr>
+          <w:i/>
+          <w:iCs/>
+        </w:rPr>
+        <w:t>client</w:t>
+      </w:r>
+      <w:proofErr w:type="spellEnd"/>
+      <w:r>
+        <w:rPr>
+          <w:i/>
+          <w:iCs/>
+        </w:rPr>
+        <w:t xml:space="preserve"> </w:t>
+      </w:r>
+      <w:proofErr w:type="spellStart"/>
+      <w:r>
+        <w:rPr>
+          <w:i/>
+          <w:iCs/>
+        </w:rPr>
+        <w:t>for</w:t>
+      </w:r>
+      <w:proofErr w:type="spellEnd"/>
+      <w:r>
+        <w:rPr>
+          <w:i/>
+          <w:iCs/>
+        </w:rPr>
+        <w:t xml:space="preserve"> </w:t>
+      </w:r>
+      <w:proofErr w:type="spellStart"/>
+      <w:r>
+        <w:rPr>
+          <w:i/>
+          <w:iCs/>
+        </w:rPr>
+        <w:t>the</w:t>
+      </w:r>
+      <w:proofErr w:type="spellEnd"/>
+      <w:r>
+        <w:rPr>
+          <w:i/>
+          <w:iCs/>
+        </w:rPr>
+        <w:t xml:space="preserve"> browser and Node.js</w:t>
       </w:r>
       <w:r>
         <w:t> (Versión 1.7) [Software]. </w:t>
@@ -17728,14 +22120,38 @@
         <w:spacing w:after="120"/>
       </w:pPr>
       <w:r>
-        <w:t>Breiman, L. (2001). Random forests. </w:t>
+        <w:t xml:space="preserve">Breiman, L. (2001). Random </w:t>
+      </w:r>
+      <w:proofErr w:type="spellStart"/>
+      <w:r>
+        <w:t>forests</w:t>
+      </w:r>
+      <w:proofErr w:type="spellEnd"/>
+      <w:r>
+        <w:t>. </w:t>
       </w:r>
       <w:r>
         <w:rPr>
           <w:i/>
           <w:iCs/>
         </w:rPr>
-        <w:t>Machine Learning, 45</w:t>
+        <w:t xml:space="preserve">Machine </w:t>
+      </w:r>
+      <w:proofErr w:type="spellStart"/>
+      <w:r>
+        <w:rPr>
+          <w:i/>
+          <w:iCs/>
+        </w:rPr>
+        <w:t>Learning</w:t>
+      </w:r>
+      <w:proofErr w:type="spellEnd"/>
+      <w:r>
+        <w:rPr>
+          <w:i/>
+          <w:iCs/>
+        </w:rPr>
+        <w:t>, 45</w:t>
       </w:r>
       <w:r>
         <w:t>(1), 5–32. </w:t>
@@ -17759,14 +22175,95 @@
         <w:spacing w:after="120"/>
       </w:pPr>
       <w:r>
-        <w:t>Cui, B., Ye, Z., Zhao, H., Renqing, Z., &amp; Meng, L. (2022). Used car price prediction based on the iterative framework of XGBoost+LightGBM. </w:t>
-      </w:r>
+        <w:t xml:space="preserve">Cui, B., Ye, Z., Zhao, H., </w:t>
+      </w:r>
+      <w:proofErr w:type="spellStart"/>
+      <w:r>
+        <w:t>Renqing</w:t>
+      </w:r>
+      <w:proofErr w:type="spellEnd"/>
+      <w:r>
+        <w:t xml:space="preserve">, Z., &amp; Meng, L. (2022). Used car </w:t>
+      </w:r>
+      <w:proofErr w:type="spellStart"/>
+      <w:r>
+        <w:t>price</w:t>
+      </w:r>
+      <w:proofErr w:type="spellEnd"/>
+      <w:r>
+        <w:t xml:space="preserve"> </w:t>
+      </w:r>
+      <w:proofErr w:type="spellStart"/>
+      <w:r>
+        <w:t>prediction</w:t>
+      </w:r>
+      <w:proofErr w:type="spellEnd"/>
+      <w:r>
+        <w:t xml:space="preserve"> </w:t>
+      </w:r>
+      <w:proofErr w:type="spellStart"/>
+      <w:r>
+        <w:t>based</w:t>
+      </w:r>
+      <w:proofErr w:type="spellEnd"/>
+      <w:r>
+        <w:t xml:space="preserve"> </w:t>
+      </w:r>
+      <w:proofErr w:type="spellStart"/>
+      <w:r>
+        <w:t>on</w:t>
+      </w:r>
+      <w:proofErr w:type="spellEnd"/>
+      <w:r>
+        <w:t xml:space="preserve"> </w:t>
+      </w:r>
+      <w:proofErr w:type="spellStart"/>
+      <w:r>
+        <w:t>the</w:t>
+      </w:r>
+      <w:proofErr w:type="spellEnd"/>
+      <w:r>
+        <w:t xml:space="preserve"> iterative </w:t>
+      </w:r>
+      <w:proofErr w:type="spellStart"/>
+      <w:r>
+        <w:t>framework</w:t>
+      </w:r>
+      <w:proofErr w:type="spellEnd"/>
+      <w:r>
+        <w:t xml:space="preserve"> </w:t>
+      </w:r>
+      <w:proofErr w:type="spellStart"/>
+      <w:r>
+        <w:t>of</w:t>
+      </w:r>
+      <w:proofErr w:type="spellEnd"/>
+      <w:r>
+        <w:t xml:space="preserve"> </w:t>
+      </w:r>
+      <w:proofErr w:type="spellStart"/>
+      <w:r>
+        <w:t>XGBoost+LightGBM</w:t>
+      </w:r>
+      <w:proofErr w:type="spellEnd"/>
+      <w:r>
+        <w:t>. </w:t>
+      </w:r>
+      <w:proofErr w:type="spellStart"/>
       <w:r>
         <w:rPr>
           <w:i/>
           <w:iCs/>
         </w:rPr>
-        <w:t>Electronics, 11</w:t>
+        <w:t>Electronics</w:t>
+      </w:r>
+      <w:proofErr w:type="spellEnd"/>
+      <w:r>
+        <w:rPr>
+          <w:i/>
+          <w:iCs/>
+        </w:rPr>
+        <w:t>, 11</w:t>
       </w:r>
       <w:r>
         <w:t>(18), 2932. </w:t>
@@ -17790,14 +22287,94 @@
         <w:spacing w:after="120"/>
       </w:pPr>
       <w:r>
-        <w:t>Friedman, J. H. (2001). Greedy function approximation: A gradient boosting machine. </w:t>
+        <w:t xml:space="preserve">Friedman, J. H. (2001). Greedy </w:t>
+      </w:r>
+      <w:proofErr w:type="spellStart"/>
+      <w:r>
+        <w:t>function</w:t>
+      </w:r>
+      <w:proofErr w:type="spellEnd"/>
+      <w:r>
+        <w:t xml:space="preserve"> </w:t>
+      </w:r>
+      <w:proofErr w:type="spellStart"/>
+      <w:r>
+        <w:t>approximation</w:t>
+      </w:r>
+      <w:proofErr w:type="spellEnd"/>
+      <w:r>
+        <w:t xml:space="preserve">: A </w:t>
+      </w:r>
+      <w:proofErr w:type="spellStart"/>
+      <w:r>
+        <w:t>gradient</w:t>
+      </w:r>
+      <w:proofErr w:type="spellEnd"/>
+      <w:r>
+        <w:t xml:space="preserve"> </w:t>
+      </w:r>
+      <w:proofErr w:type="spellStart"/>
+      <w:r>
+        <w:t>boosting</w:t>
+      </w:r>
+      <w:proofErr w:type="spellEnd"/>
+      <w:r>
+        <w:t xml:space="preserve"> machine. </w:t>
       </w:r>
       <w:r>
         <w:rPr>
           <w:i/>
           <w:iCs/>
         </w:rPr>
-        <w:t>The Annals of Statistics, 29</w:t>
+        <w:t xml:space="preserve">The </w:t>
+      </w:r>
+      <w:proofErr w:type="spellStart"/>
+      <w:r>
+        <w:rPr>
+          <w:i/>
+          <w:iCs/>
+        </w:rPr>
+        <w:t>Annals</w:t>
+      </w:r>
+      <w:proofErr w:type="spellEnd"/>
+      <w:r>
+        <w:rPr>
+          <w:i/>
+          <w:iCs/>
+        </w:rPr>
+        <w:t xml:space="preserve"> </w:t>
+      </w:r>
+      <w:proofErr w:type="spellStart"/>
+      <w:r>
+        <w:rPr>
+          <w:i/>
+          <w:iCs/>
+        </w:rPr>
+        <w:t>of</w:t>
+      </w:r>
+      <w:proofErr w:type="spellEnd"/>
+      <w:r>
+        <w:rPr>
+          <w:i/>
+          <w:iCs/>
+        </w:rPr>
+        <w:t xml:space="preserve"> </w:t>
+      </w:r>
+      <w:proofErr w:type="spellStart"/>
+      <w:r>
+        <w:rPr>
+          <w:i/>
+          <w:iCs/>
+        </w:rPr>
+        <w:t>Statistics</w:t>
+      </w:r>
+      <w:proofErr w:type="spellEnd"/>
+      <w:r>
+        <w:rPr>
+          <w:i/>
+          <w:iCs/>
+        </w:rPr>
+        <w:t>, 29</w:t>
       </w:r>
       <w:r>
         <w:t>(5), 1189–1232. </w:t>
@@ -17821,14 +22398,71 @@
         <w:spacing w:after="120"/>
       </w:pPr>
       <w:r>
-        <w:t>Hoerl, A. E., &amp; Kennard, R. W. (1970). Ridge regression: Biased estimation for nonorthogonal problems. </w:t>
-      </w:r>
+        <w:t xml:space="preserve">Hoerl, A. E., &amp; Kennard, R. W. (1970). Ridge </w:t>
+      </w:r>
+      <w:proofErr w:type="spellStart"/>
+      <w:r>
+        <w:t>regression</w:t>
+      </w:r>
+      <w:proofErr w:type="spellEnd"/>
+      <w:r>
+        <w:t xml:space="preserve">: </w:t>
+      </w:r>
+      <w:proofErr w:type="spellStart"/>
+      <w:r>
+        <w:t>Biased</w:t>
+      </w:r>
+      <w:proofErr w:type="spellEnd"/>
+      <w:r>
+        <w:t xml:space="preserve"> </w:t>
+      </w:r>
+      <w:proofErr w:type="spellStart"/>
+      <w:r>
+        <w:t>estimation</w:t>
+      </w:r>
+      <w:proofErr w:type="spellEnd"/>
+      <w:r>
+        <w:t xml:space="preserve"> </w:t>
+      </w:r>
+      <w:proofErr w:type="spellStart"/>
+      <w:r>
+        <w:t>for</w:t>
+      </w:r>
+      <w:proofErr w:type="spellEnd"/>
+      <w:r>
+        <w:t xml:space="preserve"> </w:t>
+      </w:r>
+      <w:proofErr w:type="spellStart"/>
+      <w:r>
+        <w:t>nonorthogonal</w:t>
+      </w:r>
+      <w:proofErr w:type="spellEnd"/>
+      <w:r>
+        <w:t xml:space="preserve"> </w:t>
+      </w:r>
+      <w:proofErr w:type="spellStart"/>
+      <w:r>
+        <w:t>problems</w:t>
+      </w:r>
+      <w:proofErr w:type="spellEnd"/>
+      <w:r>
+        <w:t>. </w:t>
+      </w:r>
+      <w:proofErr w:type="spellStart"/>
       <w:r>
         <w:rPr>
           <w:i/>
           <w:iCs/>
         </w:rPr>
-        <w:t>Technometrics, 12</w:t>
+        <w:t>Technometrics</w:t>
+      </w:r>
+      <w:proofErr w:type="spellEnd"/>
+      <w:r>
+        <w:rPr>
+          <w:i/>
+          <w:iCs/>
+        </w:rPr>
+        <w:t>, 12</w:t>
       </w:r>
       <w:r>
         <w:t>(1), 55–67. </w:t>
@@ -17852,14 +22486,127 @@
         <w:spacing w:after="120"/>
       </w:pPr>
       <w:r>
-        <w:t>James, G., Witten, D., Hastie, T., &amp; Tibshirani, R. (2021). </w:t>
-      </w:r>
+        <w:t xml:space="preserve">James, G., Witten, D., Hastie, T., &amp; </w:t>
+      </w:r>
+      <w:proofErr w:type="spellStart"/>
+      <w:r>
+        <w:t>Tibshirani</w:t>
+      </w:r>
+      <w:proofErr w:type="spellEnd"/>
+      <w:r>
+        <w:t>, R. (2021). </w:t>
+      </w:r>
+      <w:proofErr w:type="spellStart"/>
       <w:r>
         <w:rPr>
           <w:i/>
           <w:iCs/>
         </w:rPr>
-        <w:t>An introduction to statistical learning with applications in R</w:t>
+        <w:t>An</w:t>
+      </w:r>
+      <w:proofErr w:type="spellEnd"/>
+      <w:r>
+        <w:rPr>
+          <w:i/>
+          <w:iCs/>
+        </w:rPr>
+        <w:t xml:space="preserve"> </w:t>
+      </w:r>
+      <w:proofErr w:type="spellStart"/>
+      <w:r>
+        <w:rPr>
+          <w:i/>
+          <w:iCs/>
+        </w:rPr>
+        <w:t>introduction</w:t>
+      </w:r>
+      <w:proofErr w:type="spellEnd"/>
+      <w:r>
+        <w:rPr>
+          <w:i/>
+          <w:iCs/>
+        </w:rPr>
+        <w:t xml:space="preserve"> </w:t>
+      </w:r>
+      <w:proofErr w:type="spellStart"/>
+      <w:r>
+        <w:rPr>
+          <w:i/>
+          <w:iCs/>
+        </w:rPr>
+        <w:t>to</w:t>
+      </w:r>
+      <w:proofErr w:type="spellEnd"/>
+      <w:r>
+        <w:rPr>
+          <w:i/>
+          <w:iCs/>
+        </w:rPr>
+        <w:t xml:space="preserve"> </w:t>
+      </w:r>
+      <w:proofErr w:type="spellStart"/>
+      <w:r>
+        <w:rPr>
+          <w:i/>
+          <w:iCs/>
+        </w:rPr>
+        <w:t>statistical</w:t>
+      </w:r>
+      <w:proofErr w:type="spellEnd"/>
+      <w:r>
+        <w:rPr>
+          <w:i/>
+          <w:iCs/>
+        </w:rPr>
+        <w:t xml:space="preserve"> </w:t>
+      </w:r>
+      <w:proofErr w:type="spellStart"/>
+      <w:r>
+        <w:rPr>
+          <w:i/>
+          <w:iCs/>
+        </w:rPr>
+        <w:t>learning</w:t>
+      </w:r>
+      <w:proofErr w:type="spellEnd"/>
+      <w:r>
+        <w:rPr>
+          <w:i/>
+          <w:iCs/>
+        </w:rPr>
+        <w:t xml:space="preserve"> </w:t>
+      </w:r>
+      <w:proofErr w:type="spellStart"/>
+      <w:r>
+        <w:rPr>
+          <w:i/>
+          <w:iCs/>
+        </w:rPr>
+        <w:t>with</w:t>
+      </w:r>
+      <w:proofErr w:type="spellEnd"/>
+      <w:r>
+        <w:rPr>
+          <w:i/>
+          <w:iCs/>
+        </w:rPr>
+        <w:t xml:space="preserve"> </w:t>
+      </w:r>
+      <w:proofErr w:type="spellStart"/>
+      <w:r>
+        <w:rPr>
+          <w:i/>
+          <w:iCs/>
+        </w:rPr>
+        <w:t>applications</w:t>
+      </w:r>
+      <w:proofErr w:type="spellEnd"/>
+      <w:r>
+        <w:rPr>
+          <w:i/>
+          <w:iCs/>
+        </w:rPr>
+        <w:t xml:space="preserve"> in R</w:t>
       </w:r>
       <w:r>
         <w:t> (2.ª ed.). Springer. </w:t>
@@ -17883,15 +22630,97 @@
         <w:spacing w:after="120"/>
       </w:pPr>
       <w:r>
-        <w:t>Lundberg, S. M., &amp; Lee, S.-I. (2017). A unified approach to interpreting model predictions. En </w:t>
-      </w:r>
+        <w:t xml:space="preserve">Lundberg, S. M., &amp; Lee, S.-I. (2017). A </w:t>
+      </w:r>
+      <w:proofErr w:type="spellStart"/>
+      <w:r>
+        <w:t>unified</w:t>
+      </w:r>
+      <w:proofErr w:type="spellEnd"/>
+      <w:r>
+        <w:t xml:space="preserve"> </w:t>
+      </w:r>
+      <w:proofErr w:type="spellStart"/>
+      <w:r>
+        <w:t>approach</w:t>
+      </w:r>
+      <w:proofErr w:type="spellEnd"/>
+      <w:r>
+        <w:t xml:space="preserve"> </w:t>
+      </w:r>
+      <w:proofErr w:type="spellStart"/>
+      <w:r>
+        <w:t>to</w:t>
+      </w:r>
+      <w:proofErr w:type="spellEnd"/>
+      <w:r>
+        <w:t xml:space="preserve"> </w:t>
+      </w:r>
+      <w:proofErr w:type="spellStart"/>
+      <w:r>
+        <w:t>interpreting</w:t>
+      </w:r>
+      <w:proofErr w:type="spellEnd"/>
+      <w:r>
+        <w:t xml:space="preserve"> </w:t>
+      </w:r>
+      <w:proofErr w:type="spellStart"/>
+      <w:r>
+        <w:t>model</w:t>
+      </w:r>
+      <w:proofErr w:type="spellEnd"/>
+      <w:r>
+        <w:t xml:space="preserve"> </w:t>
+      </w:r>
+      <w:proofErr w:type="spellStart"/>
+      <w:r>
+        <w:t>predictions</w:t>
+      </w:r>
+      <w:proofErr w:type="spellEnd"/>
+      <w:r>
+        <w:t>. En </w:t>
+      </w:r>
+      <w:proofErr w:type="spellStart"/>
       <w:r>
         <w:rPr>
           <w:i/>
           <w:iCs/>
         </w:rPr>
-        <w:t>Advances in Neural Information Processing Systems</w:t>
-      </w:r>
+        <w:t>Advances</w:t>
+      </w:r>
+      <w:proofErr w:type="spellEnd"/>
+      <w:r>
+        <w:rPr>
+          <w:i/>
+          <w:iCs/>
+        </w:rPr>
+        <w:t xml:space="preserve"> in Neural </w:t>
+      </w:r>
+      <w:proofErr w:type="spellStart"/>
+      <w:r>
+        <w:rPr>
+          <w:i/>
+          <w:iCs/>
+        </w:rPr>
+        <w:t>Information</w:t>
+      </w:r>
+      <w:proofErr w:type="spellEnd"/>
+      <w:r>
+        <w:rPr>
+          <w:i/>
+          <w:iCs/>
+        </w:rPr>
+        <w:t xml:space="preserve"> Processing </w:t>
+      </w:r>
+      <w:proofErr w:type="spellStart"/>
+      <w:r>
+        <w:rPr>
+          <w:i/>
+          <w:iCs/>
+        </w:rPr>
+        <w:t>Systems</w:t>
+      </w:r>
+      <w:proofErr w:type="spellEnd"/>
       <w:r>
         <w:t> (Vol. 30, pp. 4765–4774). </w:t>
       </w:r>
@@ -17914,14 +22743,95 @@
         <w:spacing w:after="120"/>
       </w:pPr>
       <w:r>
-        <w:t>Meta Open Source. (2024). </w:t>
-      </w:r>
+        <w:t xml:space="preserve">Meta Open </w:t>
+      </w:r>
+      <w:proofErr w:type="spellStart"/>
+      <w:r>
+        <w:t>Source</w:t>
+      </w:r>
+      <w:proofErr w:type="spellEnd"/>
+      <w:r>
+        <w:t>. (2024). </w:t>
+      </w:r>
+      <w:proofErr w:type="spellStart"/>
       <w:r>
         <w:rPr>
           <w:i/>
           <w:iCs/>
         </w:rPr>
-        <w:t>React: A JavaScript library for building user interfaces</w:t>
+        <w:t>React</w:t>
+      </w:r>
+      <w:proofErr w:type="spellEnd"/>
+      <w:r>
+        <w:rPr>
+          <w:i/>
+          <w:iCs/>
+        </w:rPr>
+        <w:t xml:space="preserve">: A JavaScript </w:t>
+      </w:r>
+      <w:proofErr w:type="spellStart"/>
+      <w:r>
+        <w:rPr>
+          <w:i/>
+          <w:iCs/>
+        </w:rPr>
+        <w:t>library</w:t>
+      </w:r>
+      <w:proofErr w:type="spellEnd"/>
+      <w:r>
+        <w:rPr>
+          <w:i/>
+          <w:iCs/>
+        </w:rPr>
+        <w:t xml:space="preserve"> </w:t>
+      </w:r>
+      <w:proofErr w:type="spellStart"/>
+      <w:r>
+        <w:rPr>
+          <w:i/>
+          <w:iCs/>
+        </w:rPr>
+        <w:t>for</w:t>
+      </w:r>
+      <w:proofErr w:type="spellEnd"/>
+      <w:r>
+        <w:rPr>
+          <w:i/>
+          <w:iCs/>
+        </w:rPr>
+        <w:t xml:space="preserve"> </w:t>
+      </w:r>
+      <w:proofErr w:type="spellStart"/>
+      <w:r>
+        <w:rPr>
+          <w:i/>
+          <w:iCs/>
+        </w:rPr>
+        <w:t>building</w:t>
+      </w:r>
+      <w:proofErr w:type="spellEnd"/>
+      <w:r>
+        <w:rPr>
+          <w:i/>
+          <w:iCs/>
+        </w:rPr>
+        <w:t xml:space="preserve"> </w:t>
+      </w:r>
+      <w:proofErr w:type="spellStart"/>
+      <w:r>
+        <w:rPr>
+          <w:i/>
+          <w:iCs/>
+        </w:rPr>
+        <w:t>user</w:t>
+      </w:r>
+      <w:proofErr w:type="spellEnd"/>
+      <w:r>
+        <w:rPr>
+          <w:i/>
+          <w:iCs/>
+        </w:rPr>
+        <w:t xml:space="preserve"> interfaces</w:t>
       </w:r>
       <w:r>
         <w:t> (Versión 19) [Software]. </w:t>
@@ -17945,14 +22855,127 @@
         <w:spacing w:after="120"/>
       </w:pPr>
       <w:r>
-        <w:t>Pedregosa, F., Varoquaux, G., Gramfort, A., Michel, V., Thirion, B., Grisel, O., Blondel, M., Prettenhofer, P., Weiss, R., Dubourg, V., Vanderplas, J., Passos, A., Cournapeau, D., Brucher, M., Perrot, M., &amp; Duchesnay, É. (2011). Scikit-learn: Machine learning in Python. </w:t>
-      </w:r>
+        <w:t xml:space="preserve">Pedregosa, F., </w:t>
+      </w:r>
+      <w:proofErr w:type="spellStart"/>
+      <w:r>
+        <w:t>Varoquaux</w:t>
+      </w:r>
+      <w:proofErr w:type="spellEnd"/>
+      <w:r>
+        <w:t xml:space="preserve">, G., </w:t>
+      </w:r>
+      <w:proofErr w:type="spellStart"/>
+      <w:r>
+        <w:t>Gramfort</w:t>
+      </w:r>
+      <w:proofErr w:type="spellEnd"/>
+      <w:r>
+        <w:t xml:space="preserve">, A., Michel, V., Thirion, B., Grisel, O., Blondel, M., </w:t>
+      </w:r>
+      <w:proofErr w:type="spellStart"/>
+      <w:r>
+        <w:t>Prettenhofer</w:t>
+      </w:r>
+      <w:proofErr w:type="spellEnd"/>
+      <w:r>
+        <w:t xml:space="preserve">, P., Weiss, R., Dubourg, V., Vanderplas, J., Passos, A., </w:t>
+      </w:r>
+      <w:proofErr w:type="spellStart"/>
+      <w:r>
+        <w:t>Cournapeau</w:t>
+      </w:r>
+      <w:proofErr w:type="spellEnd"/>
+      <w:r>
+        <w:t xml:space="preserve">, D., Brucher, M., Perrot, M., &amp; </w:t>
+      </w:r>
+      <w:proofErr w:type="spellStart"/>
+      <w:r>
+        <w:t>Duchesnay</w:t>
+      </w:r>
+      <w:proofErr w:type="spellEnd"/>
+      <w:r>
+        <w:t xml:space="preserve">, É. (2011). </w:t>
+      </w:r>
+      <w:proofErr w:type="spellStart"/>
+      <w:r>
+        <w:t>Scikit-learn</w:t>
+      </w:r>
+      <w:proofErr w:type="spellEnd"/>
+      <w:r>
+        <w:t xml:space="preserve">: Machine </w:t>
+      </w:r>
+      <w:proofErr w:type="spellStart"/>
+      <w:r>
+        <w:t>learning</w:t>
+      </w:r>
+      <w:proofErr w:type="spellEnd"/>
+      <w:r>
+        <w:t xml:space="preserve"> in Python. </w:t>
+      </w:r>
+      <w:proofErr w:type="spellStart"/>
       <w:r>
         <w:rPr>
           <w:i/>
           <w:iCs/>
         </w:rPr>
-        <w:t>Journal of Machine Learning Research, 12</w:t>
+        <w:t>Journal</w:t>
+      </w:r>
+      <w:proofErr w:type="spellEnd"/>
+      <w:r>
+        <w:rPr>
+          <w:i/>
+          <w:iCs/>
+        </w:rPr>
+        <w:t xml:space="preserve"> </w:t>
+      </w:r>
+      <w:proofErr w:type="spellStart"/>
+      <w:r>
+        <w:rPr>
+          <w:i/>
+          <w:iCs/>
+        </w:rPr>
+        <w:t>of</w:t>
+      </w:r>
+      <w:proofErr w:type="spellEnd"/>
+      <w:r>
+        <w:rPr>
+          <w:i/>
+          <w:iCs/>
+        </w:rPr>
+        <w:t xml:space="preserve"> Machine </w:t>
+      </w:r>
+      <w:proofErr w:type="spellStart"/>
+      <w:r>
+        <w:rPr>
+          <w:i/>
+          <w:iCs/>
+        </w:rPr>
+        <w:t>Learning</w:t>
+      </w:r>
+      <w:proofErr w:type="spellEnd"/>
+      <w:r>
+        <w:rPr>
+          <w:i/>
+          <w:iCs/>
+        </w:rPr>
+        <w:t xml:space="preserve"> </w:t>
+      </w:r>
+      <w:proofErr w:type="spellStart"/>
+      <w:r>
+        <w:rPr>
+          <w:i/>
+          <w:iCs/>
+        </w:rPr>
+        <w:t>Research</w:t>
+      </w:r>
+      <w:proofErr w:type="spellEnd"/>
+      <w:r>
+        <w:rPr>
+          <w:i/>
+          <w:iCs/>
+        </w:rPr>
+        <w:t>, 12</w:t>
       </w:r>
       <w:r>
         <w:t>, 2825–2830. </w:t>
@@ -17975,16 +22998,87 @@
         </w:numPr>
         <w:spacing w:after="120"/>
       </w:pPr>
-      <w:r>
-        <w:t>Pydantic. (2024). </w:t>
-      </w:r>
+      <w:proofErr w:type="spellStart"/>
+      <w:r>
+        <w:t>Pydantic</w:t>
+      </w:r>
+      <w:proofErr w:type="spellEnd"/>
+      <w:r>
+        <w:t>. (2024). </w:t>
+      </w:r>
+      <w:proofErr w:type="spellStart"/>
       <w:r>
         <w:rPr>
           <w:i/>
           <w:iCs/>
         </w:rPr>
-        <w:t>Pydantic: Data validation using Python type hints</w:t>
-      </w:r>
+        <w:t>Pydantic</w:t>
+      </w:r>
+      <w:proofErr w:type="spellEnd"/>
+      <w:r>
+        <w:rPr>
+          <w:i/>
+          <w:iCs/>
+        </w:rPr>
+        <w:t xml:space="preserve">: Data </w:t>
+      </w:r>
+      <w:proofErr w:type="spellStart"/>
+      <w:r>
+        <w:rPr>
+          <w:i/>
+          <w:iCs/>
+        </w:rPr>
+        <w:t>validation</w:t>
+      </w:r>
+      <w:proofErr w:type="spellEnd"/>
+      <w:r>
+        <w:rPr>
+          <w:i/>
+          <w:iCs/>
+        </w:rPr>
+        <w:t xml:space="preserve"> </w:t>
+      </w:r>
+      <w:proofErr w:type="spellStart"/>
+      <w:r>
+        <w:rPr>
+          <w:i/>
+          <w:iCs/>
+        </w:rPr>
+        <w:t>using</w:t>
+      </w:r>
+      <w:proofErr w:type="spellEnd"/>
+      <w:r>
+        <w:rPr>
+          <w:i/>
+          <w:iCs/>
+        </w:rPr>
+        <w:t xml:space="preserve"> Python </w:t>
+      </w:r>
+      <w:proofErr w:type="spellStart"/>
+      <w:r>
+        <w:rPr>
+          <w:i/>
+          <w:iCs/>
+        </w:rPr>
+        <w:t>type</w:t>
+      </w:r>
+      <w:proofErr w:type="spellEnd"/>
+      <w:r>
+        <w:rPr>
+          <w:i/>
+          <w:iCs/>
+        </w:rPr>
+        <w:t xml:space="preserve"> </w:t>
+      </w:r>
+      <w:proofErr w:type="spellStart"/>
+      <w:r>
+        <w:rPr>
+          <w:i/>
+          <w:iCs/>
+        </w:rPr>
+        <w:t>hints</w:t>
+      </w:r>
+      <w:proofErr w:type="spellEnd"/>
       <w:r>
         <w:t> (Versión 2) [Software]. </w:t>
       </w:r>
@@ -18009,13 +23103,159 @@
       <w:r>
         <w:t>Ramírez, S. (2024). </w:t>
       </w:r>
+      <w:proofErr w:type="spellStart"/>
       <w:r>
         <w:rPr>
           <w:i/>
           <w:iCs/>
         </w:rPr>
-        <w:t>FastAPI: High performance, easy to learn, fast to code, ready for production</w:t>
-      </w:r>
+        <w:t>FastAPI</w:t>
+      </w:r>
+      <w:proofErr w:type="spellEnd"/>
+      <w:r>
+        <w:rPr>
+          <w:i/>
+          <w:iCs/>
+        </w:rPr>
+        <w:t xml:space="preserve">: High performance, </w:t>
+      </w:r>
+      <w:proofErr w:type="spellStart"/>
+      <w:r>
+        <w:rPr>
+          <w:i/>
+          <w:iCs/>
+        </w:rPr>
+        <w:t>easy</w:t>
+      </w:r>
+      <w:proofErr w:type="spellEnd"/>
+      <w:r>
+        <w:rPr>
+          <w:i/>
+          <w:iCs/>
+        </w:rPr>
+        <w:t xml:space="preserve"> </w:t>
+      </w:r>
+      <w:proofErr w:type="spellStart"/>
+      <w:r>
+        <w:rPr>
+          <w:i/>
+          <w:iCs/>
+        </w:rPr>
+        <w:t>to</w:t>
+      </w:r>
+      <w:proofErr w:type="spellEnd"/>
+      <w:r>
+        <w:rPr>
+          <w:i/>
+          <w:iCs/>
+        </w:rPr>
+        <w:t xml:space="preserve"> </w:t>
+      </w:r>
+      <w:proofErr w:type="spellStart"/>
+      <w:r>
+        <w:rPr>
+          <w:i/>
+          <w:iCs/>
+        </w:rPr>
+        <w:t>learn</w:t>
+      </w:r>
+      <w:proofErr w:type="spellEnd"/>
+      <w:r>
+        <w:rPr>
+          <w:i/>
+          <w:iCs/>
+        </w:rPr>
+        <w:t xml:space="preserve">, </w:t>
+      </w:r>
+      <w:proofErr w:type="spellStart"/>
+      <w:r>
+        <w:rPr>
+          <w:i/>
+          <w:iCs/>
+        </w:rPr>
+        <w:t>fast</w:t>
+      </w:r>
+      <w:proofErr w:type="spellEnd"/>
+      <w:r>
+        <w:rPr>
+          <w:i/>
+          <w:iCs/>
+        </w:rPr>
+        <w:t xml:space="preserve"> </w:t>
+      </w:r>
+      <w:proofErr w:type="spellStart"/>
+      <w:r>
+        <w:rPr>
+          <w:i/>
+          <w:iCs/>
+        </w:rPr>
+        <w:t>to</w:t>
+      </w:r>
+      <w:proofErr w:type="spellEnd"/>
+      <w:r>
+        <w:rPr>
+          <w:i/>
+          <w:iCs/>
+        </w:rPr>
+        <w:t xml:space="preserve"> </w:t>
+      </w:r>
+      <w:proofErr w:type="spellStart"/>
+      <w:r>
+        <w:rPr>
+          <w:i/>
+          <w:iCs/>
+        </w:rPr>
+        <w:t>code</w:t>
+      </w:r>
+      <w:proofErr w:type="spellEnd"/>
+      <w:r>
+        <w:rPr>
+          <w:i/>
+          <w:iCs/>
+        </w:rPr>
+        <w:t xml:space="preserve">, </w:t>
+      </w:r>
+      <w:proofErr w:type="spellStart"/>
+      <w:r>
+        <w:rPr>
+          <w:i/>
+          <w:iCs/>
+        </w:rPr>
+        <w:t>ready</w:t>
+      </w:r>
+      <w:proofErr w:type="spellEnd"/>
+      <w:r>
+        <w:rPr>
+          <w:i/>
+          <w:iCs/>
+        </w:rPr>
+        <w:t xml:space="preserve"> </w:t>
+      </w:r>
+      <w:proofErr w:type="spellStart"/>
+      <w:r>
+        <w:rPr>
+          <w:i/>
+          <w:iCs/>
+        </w:rPr>
+        <w:t>for</w:t>
+      </w:r>
+      <w:proofErr w:type="spellEnd"/>
+      <w:r>
+        <w:rPr>
+          <w:i/>
+          <w:iCs/>
+        </w:rPr>
+        <w:t xml:space="preserve"> </w:t>
+      </w:r>
+      <w:proofErr w:type="spellStart"/>
+      <w:r>
+        <w:rPr>
+          <w:i/>
+          <w:iCs/>
+        </w:rPr>
+        <w:t>production</w:t>
+      </w:r>
+      <w:proofErr w:type="spellEnd"/>
       <w:r>
         <w:t> [Software]. </w:t>
       </w:r>
@@ -18040,12 +23280,37 @@
       <w:r>
         <w:t>Reese, A. (2021). </w:t>
       </w:r>
+      <w:proofErr w:type="spellStart"/>
       <w:r>
         <w:rPr>
           <w:i/>
           <w:iCs/>
         </w:rPr>
-        <w:t>Craigslist cars and trucks data</w:t>
+        <w:t>Craigslist</w:t>
+      </w:r>
+      <w:proofErr w:type="spellEnd"/>
+      <w:r>
+        <w:rPr>
+          <w:i/>
+          <w:iCs/>
+        </w:rPr>
+        <w:t xml:space="preserve"> cars and </w:t>
+      </w:r>
+      <w:proofErr w:type="spellStart"/>
+      <w:r>
+        <w:rPr>
+          <w:i/>
+          <w:iCs/>
+        </w:rPr>
+        <w:t>trucks</w:t>
+      </w:r>
+      <w:proofErr w:type="spellEnd"/>
+      <w:r>
+        <w:rPr>
+          <w:i/>
+          <w:iCs/>
+        </w:rPr>
+        <w:t xml:space="preserve"> data</w:t>
       </w:r>
       <w:r>
         <w:t> [Conjunto de datos]. Kaggle. </w:t>
@@ -18068,16 +23333,158 @@
         </w:numPr>
         <w:spacing w:after="120"/>
       </w:pPr>
+      <w:proofErr w:type="spellStart"/>
       <w:r>
         <w:lastRenderedPageBreak/>
-        <w:t>Tibshirani, R. (1996). Regression shrinkage and selection via the lasso. </w:t>
-      </w:r>
+        <w:t>Tibshirani</w:t>
+      </w:r>
+      <w:proofErr w:type="spellEnd"/>
+      <w:r>
+        <w:t xml:space="preserve">, R. (1996). </w:t>
+      </w:r>
+      <w:proofErr w:type="spellStart"/>
+      <w:r>
+        <w:t>Regression</w:t>
+      </w:r>
+      <w:proofErr w:type="spellEnd"/>
+      <w:r>
+        <w:t xml:space="preserve"> </w:t>
+      </w:r>
+      <w:proofErr w:type="spellStart"/>
+      <w:r>
+        <w:t>shrinkage</w:t>
+      </w:r>
+      <w:proofErr w:type="spellEnd"/>
+      <w:r>
+        <w:t xml:space="preserve"> and </w:t>
+      </w:r>
+      <w:proofErr w:type="spellStart"/>
+      <w:r>
+        <w:t>selection</w:t>
+      </w:r>
+      <w:proofErr w:type="spellEnd"/>
+      <w:r>
+        <w:t xml:space="preserve"> </w:t>
+      </w:r>
+      <w:proofErr w:type="spellStart"/>
+      <w:r>
+        <w:t>via</w:t>
+      </w:r>
+      <w:proofErr w:type="spellEnd"/>
+      <w:r>
+        <w:t xml:space="preserve"> </w:t>
+      </w:r>
+      <w:proofErr w:type="spellStart"/>
+      <w:r>
+        <w:t>the</w:t>
+      </w:r>
+      <w:proofErr w:type="spellEnd"/>
+      <w:r>
+        <w:t xml:space="preserve"> </w:t>
+      </w:r>
+      <w:proofErr w:type="spellStart"/>
+      <w:r>
+        <w:t>lasso</w:t>
+      </w:r>
+      <w:proofErr w:type="spellEnd"/>
+      <w:r>
+        <w:t>. </w:t>
+      </w:r>
+      <w:proofErr w:type="spellStart"/>
       <w:r>
         <w:rPr>
           <w:i/>
           <w:iCs/>
         </w:rPr>
-        <w:t>Journal of the Royal Statistical Society: Series B (Methodological), 58</w:t>
+        <w:t>Journal</w:t>
+      </w:r>
+      <w:proofErr w:type="spellEnd"/>
+      <w:r>
+        <w:rPr>
+          <w:i/>
+          <w:iCs/>
+        </w:rPr>
+        <w:t xml:space="preserve"> </w:t>
+      </w:r>
+      <w:proofErr w:type="spellStart"/>
+      <w:r>
+        <w:rPr>
+          <w:i/>
+          <w:iCs/>
+        </w:rPr>
+        <w:t>of</w:t>
+      </w:r>
+      <w:proofErr w:type="spellEnd"/>
+      <w:r>
+        <w:rPr>
+          <w:i/>
+          <w:iCs/>
+        </w:rPr>
+        <w:t xml:space="preserve"> </w:t>
+      </w:r>
+      <w:proofErr w:type="spellStart"/>
+      <w:r>
+        <w:rPr>
+          <w:i/>
+          <w:iCs/>
+        </w:rPr>
+        <w:t>the</w:t>
+      </w:r>
+      <w:proofErr w:type="spellEnd"/>
+      <w:r>
+        <w:rPr>
+          <w:i/>
+          <w:iCs/>
+        </w:rPr>
+        <w:t xml:space="preserve"> Royal </w:t>
+      </w:r>
+      <w:proofErr w:type="spellStart"/>
+      <w:r>
+        <w:rPr>
+          <w:i/>
+          <w:iCs/>
+        </w:rPr>
+        <w:t>Statistical</w:t>
+      </w:r>
+      <w:proofErr w:type="spellEnd"/>
+      <w:r>
+        <w:rPr>
+          <w:i/>
+          <w:iCs/>
+        </w:rPr>
+        <w:t xml:space="preserve"> </w:t>
+      </w:r>
+      <w:proofErr w:type="spellStart"/>
+      <w:r>
+        <w:rPr>
+          <w:i/>
+          <w:iCs/>
+        </w:rPr>
+        <w:t>Society</w:t>
+      </w:r>
+      <w:proofErr w:type="spellEnd"/>
+      <w:r>
+        <w:rPr>
+          <w:i/>
+          <w:iCs/>
+        </w:rPr>
+        <w:t>: Series B (</w:t>
+      </w:r>
+      <w:proofErr w:type="spellStart"/>
+      <w:r>
+        <w:rPr>
+          <w:i/>
+          <w:iCs/>
+        </w:rPr>
+        <w:t>Methodological</w:t>
+      </w:r>
+      <w:proofErr w:type="spellEnd"/>
+      <w:r>
+        <w:rPr>
+          <w:i/>
+          <w:iCs/>
+        </w:rPr>
+        <w:t>), 58</w:t>
       </w:r>
       <w:r>
         <w:t>(1), 267–288. </w:t>
@@ -18108,8 +23515,49 @@
           <w:i/>
           <w:iCs/>
         </w:rPr>
-        <w:t>Vite: Next generation frontend tooling</w:t>
-      </w:r>
+        <w:t xml:space="preserve">Vite: Next </w:t>
+      </w:r>
+      <w:proofErr w:type="spellStart"/>
+      <w:r>
+        <w:rPr>
+          <w:i/>
+          <w:iCs/>
+        </w:rPr>
+        <w:t>generation</w:t>
+      </w:r>
+      <w:proofErr w:type="spellEnd"/>
+      <w:r>
+        <w:rPr>
+          <w:i/>
+          <w:iCs/>
+        </w:rPr>
+        <w:t xml:space="preserve"> </w:t>
+      </w:r>
+      <w:proofErr w:type="spellStart"/>
+      <w:r>
+        <w:rPr>
+          <w:i/>
+          <w:iCs/>
+        </w:rPr>
+        <w:t>frontend</w:t>
+      </w:r>
+      <w:proofErr w:type="spellEnd"/>
+      <w:r>
+        <w:rPr>
+          <w:i/>
+          <w:iCs/>
+        </w:rPr>
+        <w:t xml:space="preserve"> </w:t>
+      </w:r>
+      <w:proofErr w:type="spellStart"/>
+      <w:r>
+        <w:rPr>
+          <w:i/>
+          <w:iCs/>
+        </w:rPr>
+        <w:t>tooling</w:t>
+      </w:r>
+      <w:proofErr w:type="spellEnd"/>
       <w:r>
         <w:t> [Software]. </w:t>
       </w:r>
@@ -18132,15 +23580,201 @@
         <w:spacing w:after="120"/>
       </w:pPr>
       <w:r>
-        <w:t>Wirth, R., &amp; Hipp, J. (2000). CRISP-DM: Towards a standard process model for data mining. En </w:t>
-      </w:r>
+        <w:t xml:space="preserve">Wirth, R., &amp; Hipp, J. (2000). CRISP-DM: </w:t>
+      </w:r>
+      <w:proofErr w:type="spellStart"/>
+      <w:r>
+        <w:t>Towards</w:t>
+      </w:r>
+      <w:proofErr w:type="spellEnd"/>
+      <w:r>
+        <w:t xml:space="preserve"> a standard </w:t>
+      </w:r>
+      <w:proofErr w:type="spellStart"/>
+      <w:r>
+        <w:t>process</w:t>
+      </w:r>
+      <w:proofErr w:type="spellEnd"/>
+      <w:r>
+        <w:t xml:space="preserve"> </w:t>
+      </w:r>
+      <w:proofErr w:type="spellStart"/>
+      <w:r>
+        <w:t>model</w:t>
+      </w:r>
+      <w:proofErr w:type="spellEnd"/>
+      <w:r>
+        <w:t xml:space="preserve"> </w:t>
+      </w:r>
+      <w:proofErr w:type="spellStart"/>
+      <w:r>
+        <w:t>for</w:t>
+      </w:r>
+      <w:proofErr w:type="spellEnd"/>
+      <w:r>
+        <w:t xml:space="preserve"> data </w:t>
+      </w:r>
+      <w:proofErr w:type="spellStart"/>
+      <w:r>
+        <w:t>mining</w:t>
+      </w:r>
+      <w:proofErr w:type="spellEnd"/>
+      <w:r>
+        <w:t>. En </w:t>
+      </w:r>
+      <w:proofErr w:type="spellStart"/>
       <w:r>
         <w:rPr>
           <w:i/>
           <w:iCs/>
         </w:rPr>
-        <w:t>Proceedings of the 4th International Conference on the Practical Applications of Knowledge Discovery and Data Mining</w:t>
-      </w:r>
+        <w:t>Proceedings</w:t>
+      </w:r>
+      <w:proofErr w:type="spellEnd"/>
+      <w:r>
+        <w:rPr>
+          <w:i/>
+          <w:iCs/>
+        </w:rPr>
+        <w:t xml:space="preserve"> </w:t>
+      </w:r>
+      <w:proofErr w:type="spellStart"/>
+      <w:r>
+        <w:rPr>
+          <w:i/>
+          <w:iCs/>
+        </w:rPr>
+        <w:t>of</w:t>
+      </w:r>
+      <w:proofErr w:type="spellEnd"/>
+      <w:r>
+        <w:rPr>
+          <w:i/>
+          <w:iCs/>
+        </w:rPr>
+        <w:t xml:space="preserve"> </w:t>
+      </w:r>
+      <w:proofErr w:type="spellStart"/>
+      <w:r>
+        <w:rPr>
+          <w:i/>
+          <w:iCs/>
+        </w:rPr>
+        <w:t>the</w:t>
+      </w:r>
+      <w:proofErr w:type="spellEnd"/>
+      <w:r>
+        <w:rPr>
+          <w:i/>
+          <w:iCs/>
+        </w:rPr>
+        <w:t xml:space="preserve"> 4th International </w:t>
+      </w:r>
+      <w:proofErr w:type="spellStart"/>
+      <w:r>
+        <w:rPr>
+          <w:i/>
+          <w:iCs/>
+        </w:rPr>
+        <w:t>Conference</w:t>
+      </w:r>
+      <w:proofErr w:type="spellEnd"/>
+      <w:r>
+        <w:rPr>
+          <w:i/>
+          <w:iCs/>
+        </w:rPr>
+        <w:t xml:space="preserve"> </w:t>
+      </w:r>
+      <w:proofErr w:type="spellStart"/>
+      <w:r>
+        <w:rPr>
+          <w:i/>
+          <w:iCs/>
+        </w:rPr>
+        <w:t>on</w:t>
+      </w:r>
+      <w:proofErr w:type="spellEnd"/>
+      <w:r>
+        <w:rPr>
+          <w:i/>
+          <w:iCs/>
+        </w:rPr>
+        <w:t xml:space="preserve"> </w:t>
+      </w:r>
+      <w:proofErr w:type="spellStart"/>
+      <w:r>
+        <w:rPr>
+          <w:i/>
+          <w:iCs/>
+        </w:rPr>
+        <w:t>the</w:t>
+      </w:r>
+      <w:proofErr w:type="spellEnd"/>
+      <w:r>
+        <w:rPr>
+          <w:i/>
+          <w:iCs/>
+        </w:rPr>
+        <w:t xml:space="preserve"> </w:t>
+      </w:r>
+      <w:proofErr w:type="spellStart"/>
+      <w:r>
+        <w:rPr>
+          <w:i/>
+          <w:iCs/>
+        </w:rPr>
+        <w:t>Practical</w:t>
+      </w:r>
+      <w:proofErr w:type="spellEnd"/>
+      <w:r>
+        <w:rPr>
+          <w:i/>
+          <w:iCs/>
+        </w:rPr>
+        <w:t xml:space="preserve"> </w:t>
+      </w:r>
+      <w:proofErr w:type="spellStart"/>
+      <w:r>
+        <w:rPr>
+          <w:i/>
+          <w:iCs/>
+        </w:rPr>
+        <w:t>Applications</w:t>
+      </w:r>
+      <w:proofErr w:type="spellEnd"/>
+      <w:r>
+        <w:rPr>
+          <w:i/>
+          <w:iCs/>
+        </w:rPr>
+        <w:t xml:space="preserve"> </w:t>
+      </w:r>
+      <w:proofErr w:type="spellStart"/>
+      <w:r>
+        <w:rPr>
+          <w:i/>
+          <w:iCs/>
+        </w:rPr>
+        <w:t>of</w:t>
+      </w:r>
+      <w:proofErr w:type="spellEnd"/>
+      <w:r>
+        <w:rPr>
+          <w:i/>
+          <w:iCs/>
+        </w:rPr>
+        <w:t xml:space="preserve"> Knowledge Discovery and Data </w:t>
+      </w:r>
+      <w:proofErr w:type="spellStart"/>
+      <w:r>
+        <w:rPr>
+          <w:i/>
+          <w:iCs/>
+        </w:rPr>
+        <w:t>Mining</w:t>
+      </w:r>
+      <w:proofErr w:type="spellEnd"/>
       <w:r>
         <w:t> (pp. 29–39).</w:t>
       </w:r>
@@ -18151,7 +23785,7 @@
       </w:pPr>
       <w:r>
         <w:pict w14:anchorId="3800CFDE">
-          <v:rect id="_x0000_i1032" style="width:0;height:.75pt" o:hralign="center" o:hrstd="t" o:hr="t" fillcolor="#a0a0a0" stroked="f"/>
+          <v:rect id="_x0000_i1025" style="width:0;height:.75pt" o:hralign="center" o:hrstd="t" o:hr="t" fillcolor="#a0a0a0" stroked="f"/>
         </w:pict>
       </w:r>
     </w:p>
@@ -18264,6 +23898,9 @@
       <w:pStyle w:val="Encabezado"/>
     </w:pPr>
     <w:r>
+      <w:rPr>
+        <w:noProof/>
+      </w:rPr>
       <w:drawing>
         <wp:inline distT="0" distB="0" distL="0" distR="0" wp14:anchorId="05403D69" wp14:editId="0E634B49">
           <wp:extent cx="1384300" cy="556086"/>
@@ -19244,6 +24881,7 @@
   <w:style w:type="character" w:default="1" w:styleId="Fuentedeprrafopredeter">
     <w:name w:val="Default Paragraph Font"/>
     <w:uiPriority w:val="1"/>
+    <w:semiHidden/>
     <w:unhideWhenUsed/>
   </w:style>
   <w:style w:type="table" w:default="1" w:styleId="Tablanormal">

--- a/entregas/HitoFinal/06_INFORME_UNIFICADO.docx
+++ b/entregas/HitoFinal/06_INFORME_UNIFICADO.docx
@@ -19,7 +19,7 @@
           <w:szCs w:val="22"/>
         </w:rPr>
       </w:pPr>
-      <w:bookmarkStart w:id="0" w:name="_Toc232205206"/>
+      <w:bookmarkStart w:id="0" w:name="_Toc232710771"/>
       <w:r>
         <w:rPr>
           <w:rFonts w:ascii="Times New Roman" w:hAnsi="Times New Roman" w:cs="Times New Roman"/>
@@ -135,11 +135,9 @@
       <w:r>
         <w:t xml:space="preserve"> 18 de </w:t>
       </w:r>
-      <w:proofErr w:type="gramStart"/>
-      <w:r>
-        <w:t>Junio</w:t>
-      </w:r>
-      <w:proofErr w:type="gramEnd"/>
+      <w:r>
+        <w:t>junio</w:t>
+      </w:r>
       <w:r>
         <w:t xml:space="preserve"> de 2026</w:t>
       </w:r>
@@ -227,7 +225,12 @@
               <w:tab w:val="right" w:leader="dot" w:pos="9350"/>
             </w:tabs>
             <w:rPr>
+              <w:rFonts w:asciiTheme="minorHAnsi" w:hAnsiTheme="minorHAnsi"/>
               <w:noProof/>
+              <w:kern w:val="2"/>
+              <w:szCs w:val="24"/>
+              <w:lang w:eastAsia="es-CL"/>
+              <w14:ligatures w14:val="standardContextual"/>
             </w:rPr>
           </w:pPr>
           <w:r>
@@ -239,7 +242,7 @@
           <w:r>
             <w:fldChar w:fldCharType="separate"/>
           </w:r>
-          <w:hyperlink w:anchor="_Toc232205206" w:history="1">
+          <w:hyperlink w:anchor="_Toc232710771" w:history="1">
             <w:r>
               <w:rPr>
                 <w:rStyle w:val="Hipervnculo"/>
@@ -267,7 +270,7 @@
                 <w:noProof/>
                 <w:webHidden/>
               </w:rPr>
-              <w:instrText xml:space="preserve"> PAGEREF _Toc232205206 \h </w:instrText>
+              <w:instrText xml:space="preserve"> PAGEREF _Toc232710771 \h </w:instrText>
             </w:r>
             <w:r>
               <w:rPr>
@@ -305,10 +308,15 @@
               <w:tab w:val="right" w:leader="dot" w:pos="9350"/>
             </w:tabs>
             <w:rPr>
+              <w:rFonts w:asciiTheme="minorHAnsi" w:hAnsiTheme="minorHAnsi"/>
               <w:noProof/>
+              <w:kern w:val="2"/>
+              <w:szCs w:val="24"/>
+              <w:lang w:eastAsia="es-CL"/>
+              <w14:ligatures w14:val="standardContextual"/>
             </w:rPr>
           </w:pPr>
-          <w:hyperlink w:anchor="_Toc232205207" w:history="1">
+          <w:hyperlink w:anchor="_Toc232710772" w:history="1">
             <w:r>
               <w:rPr>
                 <w:rStyle w:val="Hipervnculo"/>
@@ -336,7 +344,7 @@
                 <w:noProof/>
                 <w:webHidden/>
               </w:rPr>
-              <w:instrText xml:space="preserve"> PAGEREF _Toc232205207 \h </w:instrText>
+              <w:instrText xml:space="preserve"> PAGEREF _Toc232710772 \h </w:instrText>
             </w:r>
             <w:r>
               <w:rPr>
@@ -356,7 +364,7 @@
                 <w:noProof/>
                 <w:webHidden/>
               </w:rPr>
-              <w:t>3</w:t>
+              <w:t>5</w:t>
             </w:r>
             <w:r>
               <w:rPr>
@@ -374,10 +382,15 @@
               <w:tab w:val="right" w:leader="dot" w:pos="9350"/>
             </w:tabs>
             <w:rPr>
+              <w:rFonts w:asciiTheme="minorHAnsi" w:hAnsiTheme="minorHAnsi"/>
               <w:noProof/>
+              <w:kern w:val="2"/>
+              <w:szCs w:val="24"/>
+              <w:lang w:eastAsia="es-CL"/>
+              <w14:ligatures w14:val="standardContextual"/>
             </w:rPr>
           </w:pPr>
-          <w:hyperlink w:anchor="_Toc232205208" w:history="1">
+          <w:hyperlink w:anchor="_Toc232710773" w:history="1">
             <w:r>
               <w:rPr>
                 <w:rStyle w:val="Hipervnculo"/>
@@ -405,7 +418,7 @@
                 <w:noProof/>
                 <w:webHidden/>
               </w:rPr>
-              <w:instrText xml:space="preserve"> PAGEREF _Toc232205208 \h </w:instrText>
+              <w:instrText xml:space="preserve"> PAGEREF _Toc232710773 \h </w:instrText>
             </w:r>
             <w:r>
               <w:rPr>
@@ -425,7 +438,7 @@
                 <w:noProof/>
                 <w:webHidden/>
               </w:rPr>
-              <w:t>3</w:t>
+              <w:t>5</w:t>
             </w:r>
             <w:r>
               <w:rPr>
@@ -443,10 +456,15 @@
               <w:tab w:val="right" w:leader="dot" w:pos="9350"/>
             </w:tabs>
             <w:rPr>
+              <w:rFonts w:asciiTheme="minorHAnsi" w:hAnsiTheme="minorHAnsi"/>
               <w:noProof/>
+              <w:kern w:val="2"/>
+              <w:szCs w:val="24"/>
+              <w:lang w:eastAsia="es-CL"/>
+              <w14:ligatures w14:val="standardContextual"/>
             </w:rPr>
           </w:pPr>
-          <w:hyperlink w:anchor="_Toc232205209" w:history="1">
+          <w:hyperlink w:anchor="_Toc232710774" w:history="1">
             <w:r>
               <w:rPr>
                 <w:rStyle w:val="Hipervnculo"/>
@@ -474,7 +492,7 @@
                 <w:noProof/>
                 <w:webHidden/>
               </w:rPr>
-              <w:instrText xml:space="preserve"> PAGEREF _Toc232205209 \h </w:instrText>
+              <w:instrText xml:space="preserve"> PAGEREF _Toc232710774 \h </w:instrText>
             </w:r>
             <w:r>
               <w:rPr>
@@ -494,7 +512,7 @@
                 <w:noProof/>
                 <w:webHidden/>
               </w:rPr>
-              <w:t>3</w:t>
+              <w:t>5</w:t>
             </w:r>
             <w:r>
               <w:rPr>
@@ -512,10 +530,15 @@
               <w:tab w:val="right" w:leader="dot" w:pos="9350"/>
             </w:tabs>
             <w:rPr>
+              <w:rFonts w:asciiTheme="minorHAnsi" w:hAnsiTheme="minorHAnsi"/>
               <w:noProof/>
+              <w:kern w:val="2"/>
+              <w:szCs w:val="24"/>
+              <w:lang w:eastAsia="es-CL"/>
+              <w14:ligatures w14:val="standardContextual"/>
             </w:rPr>
           </w:pPr>
-          <w:hyperlink w:anchor="_Toc232205210" w:history="1">
+          <w:hyperlink w:anchor="_Toc232710775" w:history="1">
             <w:r>
               <w:rPr>
                 <w:rStyle w:val="Hipervnculo"/>
@@ -543,7 +566,7 @@
                 <w:noProof/>
                 <w:webHidden/>
               </w:rPr>
-              <w:instrText xml:space="preserve"> PAGEREF _Toc232205210 \h </w:instrText>
+              <w:instrText xml:space="preserve"> PAGEREF _Toc232710775 \h </w:instrText>
             </w:r>
             <w:r>
               <w:rPr>
@@ -563,7 +586,7 @@
                 <w:noProof/>
                 <w:webHidden/>
               </w:rPr>
-              <w:t>3</w:t>
+              <w:t>5</w:t>
             </w:r>
             <w:r>
               <w:rPr>
@@ -581,10 +604,15 @@
               <w:tab w:val="right" w:leader="dot" w:pos="9350"/>
             </w:tabs>
             <w:rPr>
+              <w:rFonts w:asciiTheme="minorHAnsi" w:hAnsiTheme="minorHAnsi"/>
               <w:noProof/>
+              <w:kern w:val="2"/>
+              <w:szCs w:val="24"/>
+              <w:lang w:eastAsia="es-CL"/>
+              <w14:ligatures w14:val="standardContextual"/>
             </w:rPr>
           </w:pPr>
-          <w:hyperlink w:anchor="_Toc232205211" w:history="1">
+          <w:hyperlink w:anchor="_Toc232710776" w:history="1">
             <w:r>
               <w:rPr>
                 <w:rStyle w:val="Hipervnculo"/>
@@ -612,7 +640,7 @@
                 <w:noProof/>
                 <w:webHidden/>
               </w:rPr>
-              <w:instrText xml:space="preserve"> PAGEREF _Toc232205211 \h </w:instrText>
+              <w:instrText xml:space="preserve"> PAGEREF _Toc232710776 \h </w:instrText>
             </w:r>
             <w:r>
               <w:rPr>
@@ -632,7 +660,7 @@
                 <w:noProof/>
                 <w:webHidden/>
               </w:rPr>
-              <w:t>4</w:t>
+              <w:t>6</w:t>
             </w:r>
             <w:r>
               <w:rPr>
@@ -650,10 +678,15 @@
               <w:tab w:val="right" w:leader="dot" w:pos="9350"/>
             </w:tabs>
             <w:rPr>
+              <w:rFonts w:asciiTheme="minorHAnsi" w:hAnsiTheme="minorHAnsi"/>
               <w:noProof/>
+              <w:kern w:val="2"/>
+              <w:szCs w:val="24"/>
+              <w:lang w:eastAsia="es-CL"/>
+              <w14:ligatures w14:val="standardContextual"/>
             </w:rPr>
           </w:pPr>
-          <w:hyperlink w:anchor="_Toc232205212" w:history="1">
+          <w:hyperlink w:anchor="_Toc232710777" w:history="1">
             <w:r>
               <w:rPr>
                 <w:rStyle w:val="Hipervnculo"/>
@@ -681,7 +714,7 @@
                 <w:noProof/>
                 <w:webHidden/>
               </w:rPr>
-              <w:instrText xml:space="preserve"> PAGEREF _Toc232205212 \h </w:instrText>
+              <w:instrText xml:space="preserve"> PAGEREF _Toc232710777 \h </w:instrText>
             </w:r>
             <w:r>
               <w:rPr>
@@ -701,7 +734,7 @@
                 <w:noProof/>
                 <w:webHidden/>
               </w:rPr>
-              <w:t>4</w:t>
+              <w:t>6</w:t>
             </w:r>
             <w:r>
               <w:rPr>
@@ -719,10 +752,15 @@
               <w:tab w:val="right" w:leader="dot" w:pos="9350"/>
             </w:tabs>
             <w:rPr>
+              <w:rFonts w:asciiTheme="minorHAnsi" w:hAnsiTheme="minorHAnsi"/>
               <w:noProof/>
+              <w:kern w:val="2"/>
+              <w:szCs w:val="24"/>
+              <w:lang w:eastAsia="es-CL"/>
+              <w14:ligatures w14:val="standardContextual"/>
             </w:rPr>
           </w:pPr>
-          <w:hyperlink w:anchor="_Toc232205213" w:history="1">
+          <w:hyperlink w:anchor="_Toc232710778" w:history="1">
             <w:r>
               <w:rPr>
                 <w:rStyle w:val="Hipervnculo"/>
@@ -750,7 +788,7 @@
                 <w:noProof/>
                 <w:webHidden/>
               </w:rPr>
-              <w:instrText xml:space="preserve"> PAGEREF _Toc232205213 \h </w:instrText>
+              <w:instrText xml:space="preserve"> PAGEREF _Toc232710778 \h </w:instrText>
             </w:r>
             <w:r>
               <w:rPr>
@@ -770,7 +808,7 @@
                 <w:noProof/>
                 <w:webHidden/>
               </w:rPr>
-              <w:t>4</w:t>
+              <w:t>6</w:t>
             </w:r>
             <w:r>
               <w:rPr>
@@ -788,10 +826,15 @@
               <w:tab w:val="right" w:leader="dot" w:pos="9350"/>
             </w:tabs>
             <w:rPr>
+              <w:rFonts w:asciiTheme="minorHAnsi" w:hAnsiTheme="minorHAnsi"/>
               <w:noProof/>
+              <w:kern w:val="2"/>
+              <w:szCs w:val="24"/>
+              <w:lang w:eastAsia="es-CL"/>
+              <w14:ligatures w14:val="standardContextual"/>
             </w:rPr>
           </w:pPr>
-          <w:hyperlink w:anchor="_Toc232205214" w:history="1">
+          <w:hyperlink w:anchor="_Toc232710779" w:history="1">
             <w:r>
               <w:rPr>
                 <w:rStyle w:val="Hipervnculo"/>
@@ -819,7 +862,7 @@
                 <w:noProof/>
                 <w:webHidden/>
               </w:rPr>
-              <w:instrText xml:space="preserve"> PAGEREF _Toc232205214 \h </w:instrText>
+              <w:instrText xml:space="preserve"> PAGEREF _Toc232710779 \h </w:instrText>
             </w:r>
             <w:r>
               <w:rPr>
@@ -839,7 +882,7 @@
                 <w:noProof/>
                 <w:webHidden/>
               </w:rPr>
-              <w:t>4</w:t>
+              <w:t>6</w:t>
             </w:r>
             <w:r>
               <w:rPr>
@@ -857,10 +900,15 @@
               <w:tab w:val="right" w:leader="dot" w:pos="9350"/>
             </w:tabs>
             <w:rPr>
+              <w:rFonts w:asciiTheme="minorHAnsi" w:hAnsiTheme="minorHAnsi"/>
               <w:noProof/>
+              <w:kern w:val="2"/>
+              <w:szCs w:val="24"/>
+              <w:lang w:eastAsia="es-CL"/>
+              <w14:ligatures w14:val="standardContextual"/>
             </w:rPr>
           </w:pPr>
-          <w:hyperlink w:anchor="_Toc232205215" w:history="1">
+          <w:hyperlink w:anchor="_Toc232710780" w:history="1">
             <w:r>
               <w:rPr>
                 <w:rStyle w:val="Hipervnculo"/>
@@ -888,7 +936,7 @@
                 <w:noProof/>
                 <w:webHidden/>
               </w:rPr>
-              <w:instrText xml:space="preserve"> PAGEREF _Toc232205215 \h </w:instrText>
+              <w:instrText xml:space="preserve"> PAGEREF _Toc232710780 \h </w:instrText>
             </w:r>
             <w:r>
               <w:rPr>
@@ -908,7 +956,7 @@
                 <w:noProof/>
                 <w:webHidden/>
               </w:rPr>
-              <w:t>5</w:t>
+              <w:t>7</w:t>
             </w:r>
             <w:r>
               <w:rPr>
@@ -926,10 +974,15 @@
               <w:tab w:val="right" w:leader="dot" w:pos="9350"/>
             </w:tabs>
             <w:rPr>
+              <w:rFonts w:asciiTheme="minorHAnsi" w:hAnsiTheme="minorHAnsi"/>
               <w:noProof/>
+              <w:kern w:val="2"/>
+              <w:szCs w:val="24"/>
+              <w:lang w:eastAsia="es-CL"/>
+              <w14:ligatures w14:val="standardContextual"/>
             </w:rPr>
           </w:pPr>
-          <w:hyperlink w:anchor="_Toc232205216" w:history="1">
+          <w:hyperlink w:anchor="_Toc232710781" w:history="1">
             <w:r>
               <w:rPr>
                 <w:rStyle w:val="Hipervnculo"/>
@@ -957,7 +1010,7 @@
                 <w:noProof/>
                 <w:webHidden/>
               </w:rPr>
-              <w:instrText xml:space="preserve"> PAGEREF _Toc232205216 \h </w:instrText>
+              <w:instrText xml:space="preserve"> PAGEREF _Toc232710781 \h </w:instrText>
             </w:r>
             <w:r>
               <w:rPr>
@@ -977,7 +1030,7 @@
                 <w:noProof/>
                 <w:webHidden/>
               </w:rPr>
-              <w:t>5</w:t>
+              <w:t>7</w:t>
             </w:r>
             <w:r>
               <w:rPr>
@@ -995,10 +1048,15 @@
               <w:tab w:val="right" w:leader="dot" w:pos="9350"/>
             </w:tabs>
             <w:rPr>
+              <w:rFonts w:asciiTheme="minorHAnsi" w:hAnsiTheme="minorHAnsi"/>
               <w:noProof/>
+              <w:kern w:val="2"/>
+              <w:szCs w:val="24"/>
+              <w:lang w:eastAsia="es-CL"/>
+              <w14:ligatures w14:val="standardContextual"/>
             </w:rPr>
           </w:pPr>
-          <w:hyperlink w:anchor="_Toc232205217" w:history="1">
+          <w:hyperlink w:anchor="_Toc232710782" w:history="1">
             <w:r>
               <w:rPr>
                 <w:rStyle w:val="Hipervnculo"/>
@@ -1026,7 +1084,7 @@
                 <w:noProof/>
                 <w:webHidden/>
               </w:rPr>
-              <w:instrText xml:space="preserve"> PAGEREF _Toc232205217 \h </w:instrText>
+              <w:instrText xml:space="preserve"> PAGEREF _Toc232710782 \h </w:instrText>
             </w:r>
             <w:r>
               <w:rPr>
@@ -1046,7 +1104,7 @@
                 <w:noProof/>
                 <w:webHidden/>
               </w:rPr>
-              <w:t>6</w:t>
+              <w:t>8</w:t>
             </w:r>
             <w:r>
               <w:rPr>
@@ -1064,10 +1122,15 @@
               <w:tab w:val="right" w:leader="dot" w:pos="9350"/>
             </w:tabs>
             <w:rPr>
+              <w:rFonts w:asciiTheme="minorHAnsi" w:hAnsiTheme="minorHAnsi"/>
               <w:noProof/>
+              <w:kern w:val="2"/>
+              <w:szCs w:val="24"/>
+              <w:lang w:eastAsia="es-CL"/>
+              <w14:ligatures w14:val="standardContextual"/>
             </w:rPr>
           </w:pPr>
-          <w:hyperlink w:anchor="_Toc232205218" w:history="1">
+          <w:hyperlink w:anchor="_Toc232710783" w:history="1">
             <w:r>
               <w:rPr>
                 <w:rStyle w:val="Hipervnculo"/>
@@ -1095,7 +1158,7 @@
                 <w:noProof/>
                 <w:webHidden/>
               </w:rPr>
-              <w:instrText xml:space="preserve"> PAGEREF _Toc232205218 \h </w:instrText>
+              <w:instrText xml:space="preserve"> PAGEREF _Toc232710783 \h </w:instrText>
             </w:r>
             <w:r>
               <w:rPr>
@@ -1115,7 +1178,7 @@
                 <w:noProof/>
                 <w:webHidden/>
               </w:rPr>
-              <w:t>6</w:t>
+              <w:t>8</w:t>
             </w:r>
             <w:r>
               <w:rPr>
@@ -1133,10 +1196,15 @@
               <w:tab w:val="right" w:leader="dot" w:pos="9350"/>
             </w:tabs>
             <w:rPr>
+              <w:rFonts w:asciiTheme="minorHAnsi" w:hAnsiTheme="minorHAnsi"/>
               <w:noProof/>
+              <w:kern w:val="2"/>
+              <w:szCs w:val="24"/>
+              <w:lang w:eastAsia="es-CL"/>
+              <w14:ligatures w14:val="standardContextual"/>
             </w:rPr>
           </w:pPr>
-          <w:hyperlink w:anchor="_Toc232205219" w:history="1">
+          <w:hyperlink w:anchor="_Toc232710784" w:history="1">
             <w:r>
               <w:rPr>
                 <w:rStyle w:val="Hipervnculo"/>
@@ -1164,7 +1232,7 @@
                 <w:noProof/>
                 <w:webHidden/>
               </w:rPr>
-              <w:instrText xml:space="preserve"> PAGEREF _Toc232205219 \h </w:instrText>
+              <w:instrText xml:space="preserve"> PAGEREF _Toc232710784 \h </w:instrText>
             </w:r>
             <w:r>
               <w:rPr>
@@ -1184,7 +1252,7 @@
                 <w:noProof/>
                 <w:webHidden/>
               </w:rPr>
-              <w:t>7</w:t>
+              <w:t>9</w:t>
             </w:r>
             <w:r>
               <w:rPr>
@@ -1202,10 +1270,15 @@
               <w:tab w:val="right" w:leader="dot" w:pos="9350"/>
             </w:tabs>
             <w:rPr>
+              <w:rFonts w:asciiTheme="minorHAnsi" w:hAnsiTheme="minorHAnsi"/>
               <w:noProof/>
+              <w:kern w:val="2"/>
+              <w:szCs w:val="24"/>
+              <w:lang w:eastAsia="es-CL"/>
+              <w14:ligatures w14:val="standardContextual"/>
             </w:rPr>
           </w:pPr>
-          <w:hyperlink w:anchor="_Toc232205220" w:history="1">
+          <w:hyperlink w:anchor="_Toc232710785" w:history="1">
             <w:r>
               <w:rPr>
                 <w:rStyle w:val="Hipervnculo"/>
@@ -1233,7 +1306,7 @@
                 <w:noProof/>
                 <w:webHidden/>
               </w:rPr>
-              <w:instrText xml:space="preserve"> PAGEREF _Toc232205220 \h </w:instrText>
+              <w:instrText xml:space="preserve"> PAGEREF _Toc232710785 \h </w:instrText>
             </w:r>
             <w:r>
               <w:rPr>
@@ -1253,7 +1326,7 @@
                 <w:noProof/>
                 <w:webHidden/>
               </w:rPr>
-              <w:t>7</w:t>
+              <w:t>9</w:t>
             </w:r>
             <w:r>
               <w:rPr>
@@ -1271,10 +1344,15 @@
               <w:tab w:val="right" w:leader="dot" w:pos="9350"/>
             </w:tabs>
             <w:rPr>
+              <w:rFonts w:asciiTheme="minorHAnsi" w:hAnsiTheme="minorHAnsi"/>
               <w:noProof/>
+              <w:kern w:val="2"/>
+              <w:szCs w:val="24"/>
+              <w:lang w:eastAsia="es-CL"/>
+              <w14:ligatures w14:val="standardContextual"/>
             </w:rPr>
           </w:pPr>
-          <w:hyperlink w:anchor="_Toc232205221" w:history="1">
+          <w:hyperlink w:anchor="_Toc232710786" w:history="1">
             <w:r>
               <w:rPr>
                 <w:rStyle w:val="Hipervnculo"/>
@@ -1302,7 +1380,7 @@
                 <w:noProof/>
                 <w:webHidden/>
               </w:rPr>
-              <w:instrText xml:space="preserve"> PAGEREF _Toc232205221 \h </w:instrText>
+              <w:instrText xml:space="preserve"> PAGEREF _Toc232710786 \h </w:instrText>
             </w:r>
             <w:r>
               <w:rPr>
@@ -1322,7 +1400,7 @@
                 <w:noProof/>
                 <w:webHidden/>
               </w:rPr>
-              <w:t>7</w:t>
+              <w:t>9</w:t>
             </w:r>
             <w:r>
               <w:rPr>
@@ -1340,16 +1418,20 @@
               <w:tab w:val="right" w:leader="dot" w:pos="9350"/>
             </w:tabs>
             <w:rPr>
+              <w:rFonts w:asciiTheme="minorHAnsi" w:hAnsiTheme="minorHAnsi"/>
               <w:noProof/>
+              <w:kern w:val="2"/>
+              <w:szCs w:val="24"/>
+              <w:lang w:eastAsia="es-CL"/>
+              <w14:ligatures w14:val="standardContextual"/>
             </w:rPr>
           </w:pPr>
-          <w:hyperlink w:anchor="_Toc232205222" w:history="1">
+          <w:hyperlink w:anchor="_Toc232710787" w:history="1">
             <w:r>
               <w:rPr>
                 <w:rStyle w:val="Hipervnculo"/>
                 <w:rFonts w:cs="Times New Roman"/>
                 <w:noProof/>
-                <w:highlight w:val="yellow"/>
               </w:rPr>
               <w:t>3.5 Las visualizaciones</w:t>
             </w:r>
@@ -1372,7 +1454,7 @@
                 <w:noProof/>
                 <w:webHidden/>
               </w:rPr>
-              <w:instrText xml:space="preserve"> PAGEREF _Toc232205222 \h </w:instrText>
+              <w:instrText xml:space="preserve"> PAGEREF _Toc232710787 \h </w:instrText>
             </w:r>
             <w:r>
               <w:rPr>
@@ -1392,7 +1474,7 @@
                 <w:noProof/>
                 <w:webHidden/>
               </w:rPr>
-              <w:t>8</w:t>
+              <w:t>10</w:t>
             </w:r>
             <w:r>
               <w:rPr>
@@ -1410,10 +1492,15 @@
               <w:tab w:val="right" w:leader="dot" w:pos="9350"/>
             </w:tabs>
             <w:rPr>
+              <w:rFonts w:asciiTheme="minorHAnsi" w:hAnsiTheme="minorHAnsi"/>
               <w:noProof/>
+              <w:kern w:val="2"/>
+              <w:szCs w:val="24"/>
+              <w:lang w:eastAsia="es-CL"/>
+              <w14:ligatures w14:val="standardContextual"/>
             </w:rPr>
           </w:pPr>
-          <w:hyperlink w:anchor="_Toc232205223" w:history="1">
+          <w:hyperlink w:anchor="_Toc232710788" w:history="1">
             <w:r>
               <w:rPr>
                 <w:rStyle w:val="Hipervnculo"/>
@@ -1441,7 +1528,7 @@
                 <w:noProof/>
                 <w:webHidden/>
               </w:rPr>
-              <w:instrText xml:space="preserve"> PAGEREF _Toc232205223 \h </w:instrText>
+              <w:instrText xml:space="preserve"> PAGEREF _Toc232710788 \h </w:instrText>
             </w:r>
             <w:r>
               <w:rPr>
@@ -1461,7 +1548,7 @@
                 <w:noProof/>
                 <w:webHidden/>
               </w:rPr>
-              <w:t>9</w:t>
+              <w:t>13</w:t>
             </w:r>
             <w:r>
               <w:rPr>
@@ -1479,44 +1566,22 @@
               <w:tab w:val="right" w:leader="dot" w:pos="9350"/>
             </w:tabs>
             <w:rPr>
+              <w:rFonts w:asciiTheme="minorHAnsi" w:hAnsiTheme="minorHAnsi"/>
               <w:noProof/>
+              <w:kern w:val="2"/>
+              <w:szCs w:val="24"/>
+              <w:lang w:eastAsia="es-CL"/>
+              <w14:ligatures w14:val="standardContextual"/>
             </w:rPr>
           </w:pPr>
-          <w:hyperlink w:anchor="_Toc232205224" w:history="1">
+          <w:hyperlink w:anchor="_Toc232710789" w:history="1">
             <w:r>
               <w:rPr>
                 <w:rStyle w:val="Hipervnculo"/>
                 <w:rFonts w:cs="Times New Roman"/>
                 <w:noProof/>
               </w:rPr>
-              <w:t xml:space="preserve">3.7 </w:t>
-            </w:r>
-            <w:r>
-              <w:rPr>
-                <w:rStyle w:val="Hipervnculo"/>
-                <w:rFonts w:cs="Times New Roman"/>
-                <w:noProof/>
-                <w:highlight w:val="yellow"/>
-              </w:rPr>
-              <w:t xml:space="preserve">EDA </w:t>
-            </w:r>
-            <w:r>
-              <w:rPr>
-                <w:rStyle w:val="Hipervnculo"/>
-                <w:rFonts w:cs="Times New Roman"/>
-                <w:noProof/>
-                <w:highlight w:val="yellow"/>
-              </w:rPr>
-              <w:t>s</w:t>
-            </w:r>
-            <w:r>
-              <w:rPr>
-                <w:rStyle w:val="Hipervnculo"/>
-                <w:rFonts w:cs="Times New Roman"/>
-                <w:noProof/>
-                <w:highlight w:val="yellow"/>
-              </w:rPr>
-              <w:t>obre la data ya procesada</w:t>
+              <w:t>3.7 EDA sobre la data ya procesada</w:t>
             </w:r>
             <w:r>
               <w:rPr>
@@ -1537,7 +1602,7 @@
                 <w:noProof/>
                 <w:webHidden/>
               </w:rPr>
-              <w:instrText xml:space="preserve"> PAGEREF _Toc232205224 \h </w:instrText>
+              <w:instrText xml:space="preserve"> PAGEREF _Toc232710789 \h </w:instrText>
             </w:r>
             <w:r>
               <w:rPr>
@@ -1557,7 +1622,7 @@
                 <w:noProof/>
                 <w:webHidden/>
               </w:rPr>
-              <w:t>9</w:t>
+              <w:t>13</w:t>
             </w:r>
             <w:r>
               <w:rPr>
@@ -1575,10 +1640,15 @@
               <w:tab w:val="right" w:leader="dot" w:pos="9350"/>
             </w:tabs>
             <w:rPr>
+              <w:rFonts w:asciiTheme="minorHAnsi" w:hAnsiTheme="minorHAnsi"/>
               <w:noProof/>
+              <w:kern w:val="2"/>
+              <w:szCs w:val="24"/>
+              <w:lang w:eastAsia="es-CL"/>
+              <w14:ligatures w14:val="standardContextual"/>
             </w:rPr>
           </w:pPr>
-          <w:hyperlink w:anchor="_Toc232205225" w:history="1">
+          <w:hyperlink w:anchor="_Toc232710790" w:history="1">
             <w:r>
               <w:rPr>
                 <w:rStyle w:val="Hipervnculo"/>
@@ -1606,7 +1676,7 @@
                 <w:noProof/>
                 <w:webHidden/>
               </w:rPr>
-              <w:instrText xml:space="preserve"> PAGEREF _Toc232205225 \h </w:instrText>
+              <w:instrText xml:space="preserve"> PAGEREF _Toc232710790 \h </w:instrText>
             </w:r>
             <w:r>
               <w:rPr>
@@ -1626,7 +1696,7 @@
                 <w:noProof/>
                 <w:webHidden/>
               </w:rPr>
-              <w:t>9</w:t>
+              <w:t>17</w:t>
             </w:r>
             <w:r>
               <w:rPr>
@@ -1644,10 +1714,15 @@
               <w:tab w:val="right" w:leader="dot" w:pos="9350"/>
             </w:tabs>
             <w:rPr>
+              <w:rFonts w:asciiTheme="minorHAnsi" w:hAnsiTheme="minorHAnsi"/>
               <w:noProof/>
+              <w:kern w:val="2"/>
+              <w:szCs w:val="24"/>
+              <w:lang w:eastAsia="es-CL"/>
+              <w14:ligatures w14:val="standardContextual"/>
             </w:rPr>
           </w:pPr>
-          <w:hyperlink w:anchor="_Toc232205226" w:history="1">
+          <w:hyperlink w:anchor="_Toc232710791" w:history="1">
             <w:r>
               <w:rPr>
                 <w:rStyle w:val="Hipervnculo"/>
@@ -1675,7 +1750,7 @@
                 <w:noProof/>
                 <w:webHidden/>
               </w:rPr>
-              <w:instrText xml:space="preserve"> PAGEREF _Toc232205226 \h </w:instrText>
+              <w:instrText xml:space="preserve"> PAGEREF _Toc232710791 \h </w:instrText>
             </w:r>
             <w:r>
               <w:rPr>
@@ -1695,7 +1770,7 @@
                 <w:noProof/>
                 <w:webHidden/>
               </w:rPr>
-              <w:t>9</w:t>
+              <w:t>17</w:t>
             </w:r>
             <w:r>
               <w:rPr>
@@ -1713,10 +1788,15 @@
               <w:tab w:val="right" w:leader="dot" w:pos="9350"/>
             </w:tabs>
             <w:rPr>
+              <w:rFonts w:asciiTheme="minorHAnsi" w:hAnsiTheme="minorHAnsi"/>
               <w:noProof/>
+              <w:kern w:val="2"/>
+              <w:szCs w:val="24"/>
+              <w:lang w:eastAsia="es-CL"/>
+              <w14:ligatures w14:val="standardContextual"/>
             </w:rPr>
           </w:pPr>
-          <w:hyperlink w:anchor="_Toc232205227" w:history="1">
+          <w:hyperlink w:anchor="_Toc232710792" w:history="1">
             <w:r>
               <w:rPr>
                 <w:rStyle w:val="Hipervnculo"/>
@@ -1744,7 +1824,7 @@
                 <w:noProof/>
                 <w:webHidden/>
               </w:rPr>
-              <w:instrText xml:space="preserve"> PAGEREF _Toc232205227 \h </w:instrText>
+              <w:instrText xml:space="preserve"> PAGEREF _Toc232710792 \h </w:instrText>
             </w:r>
             <w:r>
               <w:rPr>
@@ -1764,7 +1844,7 @@
                 <w:noProof/>
                 <w:webHidden/>
               </w:rPr>
-              <w:t>9</w:t>
+              <w:t>17</w:t>
             </w:r>
             <w:r>
               <w:rPr>
@@ -1782,10 +1862,15 @@
               <w:tab w:val="right" w:leader="dot" w:pos="9350"/>
             </w:tabs>
             <w:rPr>
+              <w:rFonts w:asciiTheme="minorHAnsi" w:hAnsiTheme="minorHAnsi"/>
               <w:noProof/>
+              <w:kern w:val="2"/>
+              <w:szCs w:val="24"/>
+              <w:lang w:eastAsia="es-CL"/>
+              <w14:ligatures w14:val="standardContextual"/>
             </w:rPr>
           </w:pPr>
-          <w:hyperlink w:anchor="_Toc232205228" w:history="1">
+          <w:hyperlink w:anchor="_Toc232710793" w:history="1">
             <w:r>
               <w:rPr>
                 <w:rStyle w:val="Hipervnculo"/>
@@ -1813,7 +1898,7 @@
                 <w:noProof/>
                 <w:webHidden/>
               </w:rPr>
-              <w:instrText xml:space="preserve"> PAGEREF _Toc232205228 \h </w:instrText>
+              <w:instrText xml:space="preserve"> PAGEREF _Toc232710793 \h </w:instrText>
             </w:r>
             <w:r>
               <w:rPr>
@@ -1833,7 +1918,7 @@
                 <w:noProof/>
                 <w:webHidden/>
               </w:rPr>
-              <w:t>10</w:t>
+              <w:t>17</w:t>
             </w:r>
             <w:r>
               <w:rPr>
@@ -1851,10 +1936,15 @@
               <w:tab w:val="right" w:leader="dot" w:pos="9350"/>
             </w:tabs>
             <w:rPr>
+              <w:rFonts w:asciiTheme="minorHAnsi" w:hAnsiTheme="minorHAnsi"/>
               <w:noProof/>
+              <w:kern w:val="2"/>
+              <w:szCs w:val="24"/>
+              <w:lang w:eastAsia="es-CL"/>
+              <w14:ligatures w14:val="standardContextual"/>
             </w:rPr>
           </w:pPr>
-          <w:hyperlink w:anchor="_Toc232205229" w:history="1">
+          <w:hyperlink w:anchor="_Toc232710794" w:history="1">
             <w:r>
               <w:rPr>
                 <w:rStyle w:val="Hipervnculo"/>
@@ -1882,7 +1972,7 @@
                 <w:noProof/>
                 <w:webHidden/>
               </w:rPr>
-              <w:instrText xml:space="preserve"> PAGEREF _Toc232205229 \h </w:instrText>
+              <w:instrText xml:space="preserve"> PAGEREF _Toc232710794 \h </w:instrText>
             </w:r>
             <w:r>
               <w:rPr>
@@ -1902,7 +1992,7 @@
                 <w:noProof/>
                 <w:webHidden/>
               </w:rPr>
-              <w:t>11</w:t>
+              <w:t>18</w:t>
             </w:r>
             <w:r>
               <w:rPr>
@@ -1920,10 +2010,15 @@
               <w:tab w:val="right" w:leader="dot" w:pos="9350"/>
             </w:tabs>
             <w:rPr>
+              <w:rFonts w:asciiTheme="minorHAnsi" w:hAnsiTheme="minorHAnsi"/>
               <w:noProof/>
+              <w:kern w:val="2"/>
+              <w:szCs w:val="24"/>
+              <w:lang w:eastAsia="es-CL"/>
+              <w14:ligatures w14:val="standardContextual"/>
             </w:rPr>
           </w:pPr>
-          <w:hyperlink w:anchor="_Toc232205230" w:history="1">
+          <w:hyperlink w:anchor="_Toc232710795" w:history="1">
             <w:r>
               <w:rPr>
                 <w:rStyle w:val="Hipervnculo"/>
@@ -1951,7 +2046,7 @@
                 <w:noProof/>
                 <w:webHidden/>
               </w:rPr>
-              <w:instrText xml:space="preserve"> PAGEREF _Toc232205230 \h </w:instrText>
+              <w:instrText xml:space="preserve"> PAGEREF _Toc232710795 \h </w:instrText>
             </w:r>
             <w:r>
               <w:rPr>
@@ -1971,7 +2066,7 @@
                 <w:noProof/>
                 <w:webHidden/>
               </w:rPr>
-              <w:t>11</w:t>
+              <w:t>18</w:t>
             </w:r>
             <w:r>
               <w:rPr>
@@ -1989,10 +2084,15 @@
               <w:tab w:val="right" w:leader="dot" w:pos="9350"/>
             </w:tabs>
             <w:rPr>
+              <w:rFonts w:asciiTheme="minorHAnsi" w:hAnsiTheme="minorHAnsi"/>
               <w:noProof/>
+              <w:kern w:val="2"/>
+              <w:szCs w:val="24"/>
+              <w:lang w:eastAsia="es-CL"/>
+              <w14:ligatures w14:val="standardContextual"/>
             </w:rPr>
           </w:pPr>
-          <w:hyperlink w:anchor="_Toc232205231" w:history="1">
+          <w:hyperlink w:anchor="_Toc232710796" w:history="1">
             <w:r>
               <w:rPr>
                 <w:rStyle w:val="Hipervnculo"/>
@@ -2020,7 +2120,7 @@
                 <w:noProof/>
                 <w:webHidden/>
               </w:rPr>
-              <w:instrText xml:space="preserve"> PAGEREF _Toc232205231 \h </w:instrText>
+              <w:instrText xml:space="preserve"> PAGEREF _Toc232710796 \h </w:instrText>
             </w:r>
             <w:r>
               <w:rPr>
@@ -2040,7 +2140,7 @@
                 <w:noProof/>
                 <w:webHidden/>
               </w:rPr>
-              <w:t>11</w:t>
+              <w:t>18</w:t>
             </w:r>
             <w:r>
               <w:rPr>
@@ -2058,10 +2158,15 @@
               <w:tab w:val="right" w:leader="dot" w:pos="9350"/>
             </w:tabs>
             <w:rPr>
+              <w:rFonts w:asciiTheme="minorHAnsi" w:hAnsiTheme="minorHAnsi"/>
               <w:noProof/>
+              <w:kern w:val="2"/>
+              <w:szCs w:val="24"/>
+              <w:lang w:eastAsia="es-CL"/>
+              <w14:ligatures w14:val="standardContextual"/>
             </w:rPr>
           </w:pPr>
-          <w:hyperlink w:anchor="_Toc232205232" w:history="1">
+          <w:hyperlink w:anchor="_Toc232710797" w:history="1">
             <w:r>
               <w:rPr>
                 <w:rStyle w:val="Hipervnculo"/>
@@ -2089,7 +2194,7 @@
                 <w:noProof/>
                 <w:webHidden/>
               </w:rPr>
-              <w:instrText xml:space="preserve"> PAGEREF _Toc232205232 \h </w:instrText>
+              <w:instrText xml:space="preserve"> PAGEREF _Toc232710797 \h </w:instrText>
             </w:r>
             <w:r>
               <w:rPr>
@@ -2109,7 +2214,7 @@
                 <w:noProof/>
                 <w:webHidden/>
               </w:rPr>
-              <w:t>11</w:t>
+              <w:t>18</w:t>
             </w:r>
             <w:r>
               <w:rPr>
@@ -2127,10 +2232,15 @@
               <w:tab w:val="right" w:leader="dot" w:pos="9350"/>
             </w:tabs>
             <w:rPr>
+              <w:rFonts w:asciiTheme="minorHAnsi" w:hAnsiTheme="minorHAnsi"/>
               <w:noProof/>
+              <w:kern w:val="2"/>
+              <w:szCs w:val="24"/>
+              <w:lang w:eastAsia="es-CL"/>
+              <w14:ligatures w14:val="standardContextual"/>
             </w:rPr>
           </w:pPr>
-          <w:hyperlink w:anchor="_Toc232205233" w:history="1">
+          <w:hyperlink w:anchor="_Toc232710798" w:history="1">
             <w:r>
               <w:rPr>
                 <w:rStyle w:val="Hipervnculo"/>
@@ -2158,7 +2268,7 @@
                 <w:noProof/>
                 <w:webHidden/>
               </w:rPr>
-              <w:instrText xml:space="preserve"> PAGEREF _Toc232205233 \h </w:instrText>
+              <w:instrText xml:space="preserve"> PAGEREF _Toc232710798 \h </w:instrText>
             </w:r>
             <w:r>
               <w:rPr>
@@ -2178,7 +2288,7 @@
                 <w:noProof/>
                 <w:webHidden/>
               </w:rPr>
-              <w:t>12</w:t>
+              <w:t>19</w:t>
             </w:r>
             <w:r>
               <w:rPr>
@@ -2196,10 +2306,15 @@
               <w:tab w:val="right" w:leader="dot" w:pos="9350"/>
             </w:tabs>
             <w:rPr>
+              <w:rFonts w:asciiTheme="minorHAnsi" w:hAnsiTheme="minorHAnsi"/>
               <w:noProof/>
+              <w:kern w:val="2"/>
+              <w:szCs w:val="24"/>
+              <w:lang w:eastAsia="es-CL"/>
+              <w14:ligatures w14:val="standardContextual"/>
             </w:rPr>
           </w:pPr>
-          <w:hyperlink w:anchor="_Toc232205234" w:history="1">
+          <w:hyperlink w:anchor="_Toc232710799" w:history="1">
             <w:r>
               <w:rPr>
                 <w:rStyle w:val="Hipervnculo"/>
@@ -2227,7 +2342,7 @@
                 <w:noProof/>
                 <w:webHidden/>
               </w:rPr>
-              <w:instrText xml:space="preserve"> PAGEREF _Toc232205234 \h </w:instrText>
+              <w:instrText xml:space="preserve"> PAGEREF _Toc232710799 \h </w:instrText>
             </w:r>
             <w:r>
               <w:rPr>
@@ -2247,7 +2362,7 @@
                 <w:noProof/>
                 <w:webHidden/>
               </w:rPr>
-              <w:t>12</w:t>
+              <w:t>19</w:t>
             </w:r>
             <w:r>
               <w:rPr>
@@ -2265,10 +2380,15 @@
               <w:tab w:val="right" w:leader="dot" w:pos="9350"/>
             </w:tabs>
             <w:rPr>
+              <w:rFonts w:asciiTheme="minorHAnsi" w:hAnsiTheme="minorHAnsi"/>
               <w:noProof/>
+              <w:kern w:val="2"/>
+              <w:szCs w:val="24"/>
+              <w:lang w:eastAsia="es-CL"/>
+              <w14:ligatures w14:val="standardContextual"/>
             </w:rPr>
           </w:pPr>
-          <w:hyperlink w:anchor="_Toc232205235" w:history="1">
+          <w:hyperlink w:anchor="_Toc232710800" w:history="1">
             <w:r>
               <w:rPr>
                 <w:rStyle w:val="Hipervnculo"/>
@@ -2296,7 +2416,7 @@
                 <w:noProof/>
                 <w:webHidden/>
               </w:rPr>
-              <w:instrText xml:space="preserve"> PAGEREF _Toc232205235 \h </w:instrText>
+              <w:instrText xml:space="preserve"> PAGEREF _Toc232710800 \h </w:instrText>
             </w:r>
             <w:r>
               <w:rPr>
@@ -2316,7 +2436,7 @@
                 <w:noProof/>
                 <w:webHidden/>
               </w:rPr>
-              <w:t>12</w:t>
+              <w:t>19</w:t>
             </w:r>
             <w:r>
               <w:rPr>
@@ -2334,10 +2454,15 @@
               <w:tab w:val="right" w:leader="dot" w:pos="9350"/>
             </w:tabs>
             <w:rPr>
+              <w:rFonts w:asciiTheme="minorHAnsi" w:hAnsiTheme="minorHAnsi"/>
               <w:noProof/>
+              <w:kern w:val="2"/>
+              <w:szCs w:val="24"/>
+              <w:lang w:eastAsia="es-CL"/>
+              <w14:ligatures w14:val="standardContextual"/>
             </w:rPr>
           </w:pPr>
-          <w:hyperlink w:anchor="_Toc232205236" w:history="1">
+          <w:hyperlink w:anchor="_Toc232710801" w:history="1">
             <w:r>
               <w:rPr>
                 <w:rStyle w:val="Hipervnculo"/>
@@ -2365,7 +2490,7 @@
                 <w:noProof/>
                 <w:webHidden/>
               </w:rPr>
-              <w:instrText xml:space="preserve"> PAGEREF _Toc232205236 \h </w:instrText>
+              <w:instrText xml:space="preserve"> PAGEREF _Toc232710801 \h </w:instrText>
             </w:r>
             <w:r>
               <w:rPr>
@@ -2385,7 +2510,7 @@
                 <w:noProof/>
                 <w:webHidden/>
               </w:rPr>
-              <w:t>12</w:t>
+              <w:t>20</w:t>
             </w:r>
             <w:r>
               <w:rPr>
@@ -2403,10 +2528,15 @@
               <w:tab w:val="right" w:leader="dot" w:pos="9350"/>
             </w:tabs>
             <w:rPr>
+              <w:rFonts w:asciiTheme="minorHAnsi" w:hAnsiTheme="minorHAnsi"/>
               <w:noProof/>
+              <w:kern w:val="2"/>
+              <w:szCs w:val="24"/>
+              <w:lang w:eastAsia="es-CL"/>
+              <w14:ligatures w14:val="standardContextual"/>
             </w:rPr>
           </w:pPr>
-          <w:hyperlink w:anchor="_Toc232205237" w:history="1">
+          <w:hyperlink w:anchor="_Toc232710802" w:history="1">
             <w:r>
               <w:rPr>
                 <w:rStyle w:val="Hipervnculo"/>
@@ -2434,7 +2564,7 @@
                 <w:noProof/>
                 <w:webHidden/>
               </w:rPr>
-              <w:instrText xml:space="preserve"> PAGEREF _Toc232205237 \h </w:instrText>
+              <w:instrText xml:space="preserve"> PAGEREF _Toc232710802 \h </w:instrText>
             </w:r>
             <w:r>
               <w:rPr>
@@ -2454,7 +2584,7 @@
                 <w:noProof/>
                 <w:webHidden/>
               </w:rPr>
-              <w:t>12</w:t>
+              <w:t>20</w:t>
             </w:r>
             <w:r>
               <w:rPr>
@@ -2472,10 +2602,15 @@
               <w:tab w:val="right" w:leader="dot" w:pos="9350"/>
             </w:tabs>
             <w:rPr>
+              <w:rFonts w:asciiTheme="minorHAnsi" w:hAnsiTheme="minorHAnsi"/>
               <w:noProof/>
+              <w:kern w:val="2"/>
+              <w:szCs w:val="24"/>
+              <w:lang w:eastAsia="es-CL"/>
+              <w14:ligatures w14:val="standardContextual"/>
             </w:rPr>
           </w:pPr>
-          <w:hyperlink w:anchor="_Toc232205238" w:history="1">
+          <w:hyperlink w:anchor="_Toc232710803" w:history="1">
             <w:r>
               <w:rPr>
                 <w:rStyle w:val="Hipervnculo"/>
@@ -2503,7 +2638,7 @@
                 <w:noProof/>
                 <w:webHidden/>
               </w:rPr>
-              <w:instrText xml:space="preserve"> PAGEREF _Toc232205238 \h </w:instrText>
+              <w:instrText xml:space="preserve"> PAGEREF _Toc232710803 \h </w:instrText>
             </w:r>
             <w:r>
               <w:rPr>
@@ -2523,7 +2658,7 @@
                 <w:noProof/>
                 <w:webHidden/>
               </w:rPr>
-              <w:t>13</w:t>
+              <w:t>20</w:t>
             </w:r>
             <w:r>
               <w:rPr>
@@ -2541,10 +2676,15 @@
               <w:tab w:val="right" w:leader="dot" w:pos="9350"/>
             </w:tabs>
             <w:rPr>
+              <w:rFonts w:asciiTheme="minorHAnsi" w:hAnsiTheme="minorHAnsi"/>
               <w:noProof/>
+              <w:kern w:val="2"/>
+              <w:szCs w:val="24"/>
+              <w:lang w:eastAsia="es-CL"/>
+              <w14:ligatures w14:val="standardContextual"/>
             </w:rPr>
           </w:pPr>
-          <w:hyperlink w:anchor="_Toc232205239" w:history="1">
+          <w:hyperlink w:anchor="_Toc232710804" w:history="1">
             <w:r>
               <w:rPr>
                 <w:rStyle w:val="Hipervnculo"/>
@@ -2572,7 +2712,7 @@
                 <w:noProof/>
                 <w:webHidden/>
               </w:rPr>
-              <w:instrText xml:space="preserve"> PAGEREF _Toc232205239 \h </w:instrText>
+              <w:instrText xml:space="preserve"> PAGEREF _Toc232710804 \h </w:instrText>
             </w:r>
             <w:r>
               <w:rPr>
@@ -2592,7 +2732,7 @@
                 <w:noProof/>
                 <w:webHidden/>
               </w:rPr>
-              <w:t>14</w:t>
+              <w:t>21</w:t>
             </w:r>
             <w:r>
               <w:rPr>
@@ -2610,10 +2750,15 @@
               <w:tab w:val="right" w:leader="dot" w:pos="9350"/>
             </w:tabs>
             <w:rPr>
+              <w:rFonts w:asciiTheme="minorHAnsi" w:hAnsiTheme="minorHAnsi"/>
               <w:noProof/>
+              <w:kern w:val="2"/>
+              <w:szCs w:val="24"/>
+              <w:lang w:eastAsia="es-CL"/>
+              <w14:ligatures w14:val="standardContextual"/>
             </w:rPr>
           </w:pPr>
-          <w:hyperlink w:anchor="_Toc232205240" w:history="1">
+          <w:hyperlink w:anchor="_Toc232710805" w:history="1">
             <w:r>
               <w:rPr>
                 <w:rStyle w:val="Hipervnculo"/>
@@ -2641,7 +2786,7 @@
                 <w:noProof/>
                 <w:webHidden/>
               </w:rPr>
-              <w:instrText xml:space="preserve"> PAGEREF _Toc232205240 \h </w:instrText>
+              <w:instrText xml:space="preserve"> PAGEREF _Toc232710805 \h </w:instrText>
             </w:r>
             <w:r>
               <w:rPr>
@@ -2661,7 +2806,7 @@
                 <w:noProof/>
                 <w:webHidden/>
               </w:rPr>
-              <w:t>14</w:t>
+              <w:t>21</w:t>
             </w:r>
             <w:r>
               <w:rPr>
@@ -2679,10 +2824,15 @@
               <w:tab w:val="right" w:leader="dot" w:pos="9350"/>
             </w:tabs>
             <w:rPr>
+              <w:rFonts w:asciiTheme="minorHAnsi" w:hAnsiTheme="minorHAnsi"/>
               <w:noProof/>
+              <w:kern w:val="2"/>
+              <w:szCs w:val="24"/>
+              <w:lang w:eastAsia="es-CL"/>
+              <w14:ligatures w14:val="standardContextual"/>
             </w:rPr>
           </w:pPr>
-          <w:hyperlink w:anchor="_Toc232205241" w:history="1">
+          <w:hyperlink w:anchor="_Toc232710806" w:history="1">
             <w:r>
               <w:rPr>
                 <w:rStyle w:val="Hipervnculo"/>
@@ -2710,7 +2860,7 @@
                 <w:noProof/>
                 <w:webHidden/>
               </w:rPr>
-              <w:instrText xml:space="preserve"> PAGEREF _Toc232205241 \h </w:instrText>
+              <w:instrText xml:space="preserve"> PAGEREF _Toc232710806 \h </w:instrText>
             </w:r>
             <w:r>
               <w:rPr>
@@ -2730,7 +2880,7 @@
                 <w:noProof/>
                 <w:webHidden/>
               </w:rPr>
-              <w:t>14</w:t>
+              <w:t>21</w:t>
             </w:r>
             <w:r>
               <w:rPr>
@@ -2748,10 +2898,15 @@
               <w:tab w:val="right" w:leader="dot" w:pos="9350"/>
             </w:tabs>
             <w:rPr>
+              <w:rFonts w:asciiTheme="minorHAnsi" w:hAnsiTheme="minorHAnsi"/>
               <w:noProof/>
+              <w:kern w:val="2"/>
+              <w:szCs w:val="24"/>
+              <w:lang w:eastAsia="es-CL"/>
+              <w14:ligatures w14:val="standardContextual"/>
             </w:rPr>
           </w:pPr>
-          <w:hyperlink w:anchor="_Toc232205242" w:history="1">
+          <w:hyperlink w:anchor="_Toc232710807" w:history="1">
             <w:r>
               <w:rPr>
                 <w:rStyle w:val="Hipervnculo"/>
@@ -2779,7 +2934,7 @@
                 <w:noProof/>
                 <w:webHidden/>
               </w:rPr>
-              <w:instrText xml:space="preserve"> PAGEREF _Toc232205242 \h </w:instrText>
+              <w:instrText xml:space="preserve"> PAGEREF _Toc232710807 \h </w:instrText>
             </w:r>
             <w:r>
               <w:rPr>
@@ -2799,7 +2954,7 @@
                 <w:noProof/>
                 <w:webHidden/>
               </w:rPr>
-              <w:t>15</w:t>
+              <w:t>22</w:t>
             </w:r>
             <w:r>
               <w:rPr>
@@ -2817,10 +2972,15 @@
               <w:tab w:val="right" w:leader="dot" w:pos="9350"/>
             </w:tabs>
             <w:rPr>
+              <w:rFonts w:asciiTheme="minorHAnsi" w:hAnsiTheme="minorHAnsi"/>
               <w:noProof/>
+              <w:kern w:val="2"/>
+              <w:szCs w:val="24"/>
+              <w:lang w:eastAsia="es-CL"/>
+              <w14:ligatures w14:val="standardContextual"/>
             </w:rPr>
           </w:pPr>
-          <w:hyperlink w:anchor="_Toc232205243" w:history="1">
+          <w:hyperlink w:anchor="_Toc232710808" w:history="1">
             <w:r>
               <w:rPr>
                 <w:rStyle w:val="Hipervnculo"/>
@@ -2848,7 +3008,7 @@
                 <w:noProof/>
                 <w:webHidden/>
               </w:rPr>
-              <w:instrText xml:space="preserve"> PAGEREF _Toc232205243 \h </w:instrText>
+              <w:instrText xml:space="preserve"> PAGEREF _Toc232710808 \h </w:instrText>
             </w:r>
             <w:r>
               <w:rPr>
@@ -2868,7 +3028,7 @@
                 <w:noProof/>
                 <w:webHidden/>
               </w:rPr>
-              <w:t>15</w:t>
+              <w:t>22</w:t>
             </w:r>
             <w:r>
               <w:rPr>
@@ -2886,10 +3046,15 @@
               <w:tab w:val="right" w:leader="dot" w:pos="9350"/>
             </w:tabs>
             <w:rPr>
+              <w:rFonts w:asciiTheme="minorHAnsi" w:hAnsiTheme="minorHAnsi"/>
               <w:noProof/>
+              <w:kern w:val="2"/>
+              <w:szCs w:val="24"/>
+              <w:lang w:eastAsia="es-CL"/>
+              <w14:ligatures w14:val="standardContextual"/>
             </w:rPr>
           </w:pPr>
-          <w:hyperlink w:anchor="_Toc232205244" w:history="1">
+          <w:hyperlink w:anchor="_Toc232710809" w:history="1">
             <w:r>
               <w:rPr>
                 <w:rStyle w:val="Hipervnculo"/>
@@ -2917,7 +3082,7 @@
                 <w:noProof/>
                 <w:webHidden/>
               </w:rPr>
-              <w:instrText xml:space="preserve"> PAGEREF _Toc232205244 \h </w:instrText>
+              <w:instrText xml:space="preserve"> PAGEREF _Toc232710809 \h </w:instrText>
             </w:r>
             <w:r>
               <w:rPr>
@@ -2937,7 +3102,7 @@
                 <w:noProof/>
                 <w:webHidden/>
               </w:rPr>
-              <w:t>16</w:t>
+              <w:t>22</w:t>
             </w:r>
             <w:r>
               <w:rPr>
@@ -2955,10 +3120,15 @@
               <w:tab w:val="right" w:leader="dot" w:pos="9350"/>
             </w:tabs>
             <w:rPr>
+              <w:rFonts w:asciiTheme="minorHAnsi" w:hAnsiTheme="minorHAnsi"/>
               <w:noProof/>
+              <w:kern w:val="2"/>
+              <w:szCs w:val="24"/>
+              <w:lang w:eastAsia="es-CL"/>
+              <w14:ligatures w14:val="standardContextual"/>
             </w:rPr>
           </w:pPr>
-          <w:hyperlink w:anchor="_Toc232205245" w:history="1">
+          <w:hyperlink w:anchor="_Toc232710810" w:history="1">
             <w:r>
               <w:rPr>
                 <w:rStyle w:val="Hipervnculo"/>
@@ -2986,7 +3156,7 @@
                 <w:noProof/>
                 <w:webHidden/>
               </w:rPr>
-              <w:instrText xml:space="preserve"> PAGEREF _Toc232205245 \h </w:instrText>
+              <w:instrText xml:space="preserve"> PAGEREF _Toc232710810 \h </w:instrText>
             </w:r>
             <w:r>
               <w:rPr>
@@ -3006,7 +3176,7 @@
                 <w:noProof/>
                 <w:webHidden/>
               </w:rPr>
-              <w:t>16</w:t>
+              <w:t>23</w:t>
             </w:r>
             <w:r>
               <w:rPr>
@@ -3024,10 +3194,15 @@
               <w:tab w:val="right" w:leader="dot" w:pos="9350"/>
             </w:tabs>
             <w:rPr>
+              <w:rFonts w:asciiTheme="minorHAnsi" w:hAnsiTheme="minorHAnsi"/>
               <w:noProof/>
+              <w:kern w:val="2"/>
+              <w:szCs w:val="24"/>
+              <w:lang w:eastAsia="es-CL"/>
+              <w14:ligatures w14:val="standardContextual"/>
             </w:rPr>
           </w:pPr>
-          <w:hyperlink w:anchor="_Toc232205246" w:history="1">
+          <w:hyperlink w:anchor="_Toc232710811" w:history="1">
             <w:r>
               <w:rPr>
                 <w:rStyle w:val="Hipervnculo"/>
@@ -3055,7 +3230,7 @@
                 <w:noProof/>
                 <w:webHidden/>
               </w:rPr>
-              <w:instrText xml:space="preserve"> PAGEREF _Toc232205246 \h </w:instrText>
+              <w:instrText xml:space="preserve"> PAGEREF _Toc232710811 \h </w:instrText>
             </w:r>
             <w:r>
               <w:rPr>
@@ -3075,7 +3250,7 @@
                 <w:noProof/>
                 <w:webHidden/>
               </w:rPr>
-              <w:t>16</w:t>
+              <w:t>23</w:t>
             </w:r>
             <w:r>
               <w:rPr>
@@ -3093,10 +3268,15 @@
               <w:tab w:val="right" w:leader="dot" w:pos="9350"/>
             </w:tabs>
             <w:rPr>
+              <w:rFonts w:asciiTheme="minorHAnsi" w:hAnsiTheme="minorHAnsi"/>
               <w:noProof/>
+              <w:kern w:val="2"/>
+              <w:szCs w:val="24"/>
+              <w:lang w:eastAsia="es-CL"/>
+              <w14:ligatures w14:val="standardContextual"/>
             </w:rPr>
           </w:pPr>
-          <w:hyperlink w:anchor="_Toc232205247" w:history="1">
+          <w:hyperlink w:anchor="_Toc232710812" w:history="1">
             <w:r>
               <w:rPr>
                 <w:rStyle w:val="Hipervnculo"/>
@@ -3124,7 +3304,7 @@
                 <w:noProof/>
                 <w:webHidden/>
               </w:rPr>
-              <w:instrText xml:space="preserve"> PAGEREF _Toc232205247 \h </w:instrText>
+              <w:instrText xml:space="preserve"> PAGEREF _Toc232710812 \h </w:instrText>
             </w:r>
             <w:r>
               <w:rPr>
@@ -3144,7 +3324,7 @@
                 <w:noProof/>
                 <w:webHidden/>
               </w:rPr>
-              <w:t>16</w:t>
+              <w:t>23</w:t>
             </w:r>
             <w:r>
               <w:rPr>
@@ -3162,10 +3342,15 @@
               <w:tab w:val="right" w:leader="dot" w:pos="9350"/>
             </w:tabs>
             <w:rPr>
+              <w:rFonts w:asciiTheme="minorHAnsi" w:hAnsiTheme="minorHAnsi"/>
               <w:noProof/>
+              <w:kern w:val="2"/>
+              <w:szCs w:val="24"/>
+              <w:lang w:eastAsia="es-CL"/>
+              <w14:ligatures w14:val="standardContextual"/>
             </w:rPr>
           </w:pPr>
-          <w:hyperlink w:anchor="_Toc232205248" w:history="1">
+          <w:hyperlink w:anchor="_Toc232710813" w:history="1">
             <w:r>
               <w:rPr>
                 <w:rStyle w:val="Hipervnculo"/>
@@ -3193,7 +3378,7 @@
                 <w:noProof/>
                 <w:webHidden/>
               </w:rPr>
-              <w:instrText xml:space="preserve"> PAGEREF _Toc232205248 \h </w:instrText>
+              <w:instrText xml:space="preserve"> PAGEREF _Toc232710813 \h </w:instrText>
             </w:r>
             <w:r>
               <w:rPr>
@@ -3213,7 +3398,7 @@
                 <w:noProof/>
                 <w:webHidden/>
               </w:rPr>
-              <w:t>17</w:t>
+              <w:t>24</w:t>
             </w:r>
             <w:r>
               <w:rPr>
@@ -3231,10 +3416,15 @@
               <w:tab w:val="right" w:leader="dot" w:pos="9350"/>
             </w:tabs>
             <w:rPr>
+              <w:rFonts w:asciiTheme="minorHAnsi" w:hAnsiTheme="minorHAnsi"/>
               <w:noProof/>
+              <w:kern w:val="2"/>
+              <w:szCs w:val="24"/>
+              <w:lang w:eastAsia="es-CL"/>
+              <w14:ligatures w14:val="standardContextual"/>
             </w:rPr>
           </w:pPr>
-          <w:hyperlink w:anchor="_Toc232205249" w:history="1">
+          <w:hyperlink w:anchor="_Toc232710814" w:history="1">
             <w:r>
               <w:rPr>
                 <w:rStyle w:val="Hipervnculo"/>
@@ -3262,7 +3452,7 @@
                 <w:noProof/>
                 <w:webHidden/>
               </w:rPr>
-              <w:instrText xml:space="preserve"> PAGEREF _Toc232205249 \h </w:instrText>
+              <w:instrText xml:space="preserve"> PAGEREF _Toc232710814 \h </w:instrText>
             </w:r>
             <w:r>
               <w:rPr>
@@ -3282,7 +3472,7 @@
                 <w:noProof/>
                 <w:webHidden/>
               </w:rPr>
-              <w:t>17</w:t>
+              <w:t>24</w:t>
             </w:r>
             <w:r>
               <w:rPr>
@@ -3300,10 +3490,15 @@
               <w:tab w:val="right" w:leader="dot" w:pos="9350"/>
             </w:tabs>
             <w:rPr>
+              <w:rFonts w:asciiTheme="minorHAnsi" w:hAnsiTheme="minorHAnsi"/>
               <w:noProof/>
+              <w:kern w:val="2"/>
+              <w:szCs w:val="24"/>
+              <w:lang w:eastAsia="es-CL"/>
+              <w14:ligatures w14:val="standardContextual"/>
             </w:rPr>
           </w:pPr>
-          <w:hyperlink w:anchor="_Toc232205250" w:history="1">
+          <w:hyperlink w:anchor="_Toc232710815" w:history="1">
             <w:r>
               <w:rPr>
                 <w:rStyle w:val="Hipervnculo"/>
@@ -3331,7 +3526,7 @@
                 <w:noProof/>
                 <w:webHidden/>
               </w:rPr>
-              <w:instrText xml:space="preserve"> PAGEREF _Toc232205250 \h </w:instrText>
+              <w:instrText xml:space="preserve"> PAGEREF _Toc232710815 \h </w:instrText>
             </w:r>
             <w:r>
               <w:rPr>
@@ -3351,7 +3546,7 @@
                 <w:noProof/>
                 <w:webHidden/>
               </w:rPr>
-              <w:t>17</w:t>
+              <w:t>24</w:t>
             </w:r>
             <w:r>
               <w:rPr>
@@ -3369,10 +3564,15 @@
               <w:tab w:val="right" w:leader="dot" w:pos="9350"/>
             </w:tabs>
             <w:rPr>
+              <w:rFonts w:asciiTheme="minorHAnsi" w:hAnsiTheme="minorHAnsi"/>
               <w:noProof/>
+              <w:kern w:val="2"/>
+              <w:szCs w:val="24"/>
+              <w:lang w:eastAsia="es-CL"/>
+              <w14:ligatures w14:val="standardContextual"/>
             </w:rPr>
           </w:pPr>
-          <w:hyperlink w:anchor="_Toc232205251" w:history="1">
+          <w:hyperlink w:anchor="_Toc232710816" w:history="1">
             <w:r>
               <w:rPr>
                 <w:rStyle w:val="Hipervnculo"/>
@@ -3400,7 +3600,7 @@
                 <w:noProof/>
                 <w:webHidden/>
               </w:rPr>
-              <w:instrText xml:space="preserve"> PAGEREF _Toc232205251 \h </w:instrText>
+              <w:instrText xml:space="preserve"> PAGEREF _Toc232710816 \h </w:instrText>
             </w:r>
             <w:r>
               <w:rPr>
@@ -3420,7 +3620,7 @@
                 <w:noProof/>
                 <w:webHidden/>
               </w:rPr>
-              <w:t>18</w:t>
+              <w:t>25</w:t>
             </w:r>
             <w:r>
               <w:rPr>
@@ -3438,10 +3638,15 @@
               <w:tab w:val="right" w:leader="dot" w:pos="9350"/>
             </w:tabs>
             <w:rPr>
+              <w:rFonts w:asciiTheme="minorHAnsi" w:hAnsiTheme="minorHAnsi"/>
               <w:noProof/>
+              <w:kern w:val="2"/>
+              <w:szCs w:val="24"/>
+              <w:lang w:eastAsia="es-CL"/>
+              <w14:ligatures w14:val="standardContextual"/>
             </w:rPr>
           </w:pPr>
-          <w:hyperlink w:anchor="_Toc232205252" w:history="1">
+          <w:hyperlink w:anchor="_Toc232710817" w:history="1">
             <w:r>
               <w:rPr>
                 <w:rStyle w:val="Hipervnculo"/>
@@ -3469,7 +3674,7 @@
                 <w:noProof/>
                 <w:webHidden/>
               </w:rPr>
-              <w:instrText xml:space="preserve"> PAGEREF _Toc232205252 \h </w:instrText>
+              <w:instrText xml:space="preserve"> PAGEREF _Toc232710817 \h </w:instrText>
             </w:r>
             <w:r>
               <w:rPr>
@@ -3489,7 +3694,7 @@
                 <w:noProof/>
                 <w:webHidden/>
               </w:rPr>
-              <w:t>18</w:t>
+              <w:t>25</w:t>
             </w:r>
             <w:r>
               <w:rPr>
@@ -3507,10 +3712,15 @@
               <w:tab w:val="right" w:leader="dot" w:pos="9350"/>
             </w:tabs>
             <w:rPr>
+              <w:rFonts w:asciiTheme="minorHAnsi" w:hAnsiTheme="minorHAnsi"/>
               <w:noProof/>
+              <w:kern w:val="2"/>
+              <w:szCs w:val="24"/>
+              <w:lang w:eastAsia="es-CL"/>
+              <w14:ligatures w14:val="standardContextual"/>
             </w:rPr>
           </w:pPr>
-          <w:hyperlink w:anchor="_Toc232205253" w:history="1">
+          <w:hyperlink w:anchor="_Toc232710818" w:history="1">
             <w:r>
               <w:rPr>
                 <w:rStyle w:val="Hipervnculo"/>
@@ -3538,7 +3748,7 @@
                 <w:noProof/>
                 <w:webHidden/>
               </w:rPr>
-              <w:instrText xml:space="preserve"> PAGEREF _Toc232205253 \h </w:instrText>
+              <w:instrText xml:space="preserve"> PAGEREF _Toc232710818 \h </w:instrText>
             </w:r>
             <w:r>
               <w:rPr>
@@ -3558,7 +3768,7 @@
                 <w:noProof/>
                 <w:webHidden/>
               </w:rPr>
-              <w:t>18</w:t>
+              <w:t>25</w:t>
             </w:r>
             <w:r>
               <w:rPr>
@@ -3576,10 +3786,15 @@
               <w:tab w:val="right" w:leader="dot" w:pos="9350"/>
             </w:tabs>
             <w:rPr>
+              <w:rFonts w:asciiTheme="minorHAnsi" w:hAnsiTheme="minorHAnsi"/>
               <w:noProof/>
+              <w:kern w:val="2"/>
+              <w:szCs w:val="24"/>
+              <w:lang w:eastAsia="es-CL"/>
+              <w14:ligatures w14:val="standardContextual"/>
             </w:rPr>
           </w:pPr>
-          <w:hyperlink w:anchor="_Toc232205254" w:history="1">
+          <w:hyperlink w:anchor="_Toc232710819" w:history="1">
             <w:r>
               <w:rPr>
                 <w:rStyle w:val="Hipervnculo"/>
@@ -3607,7 +3822,7 @@
                 <w:noProof/>
                 <w:webHidden/>
               </w:rPr>
-              <w:instrText xml:space="preserve"> PAGEREF _Toc232205254 \h </w:instrText>
+              <w:instrText xml:space="preserve"> PAGEREF _Toc232710819 \h </w:instrText>
             </w:r>
             <w:r>
               <w:rPr>
@@ -3627,7 +3842,7 @@
                 <w:noProof/>
                 <w:webHidden/>
               </w:rPr>
-              <w:t>19</w:t>
+              <w:t>26</w:t>
             </w:r>
             <w:r>
               <w:rPr>
@@ -3645,10 +3860,15 @@
               <w:tab w:val="right" w:leader="dot" w:pos="9350"/>
             </w:tabs>
             <w:rPr>
+              <w:rFonts w:asciiTheme="minorHAnsi" w:hAnsiTheme="minorHAnsi"/>
               <w:noProof/>
+              <w:kern w:val="2"/>
+              <w:szCs w:val="24"/>
+              <w:lang w:eastAsia="es-CL"/>
+              <w14:ligatures w14:val="standardContextual"/>
             </w:rPr>
           </w:pPr>
-          <w:hyperlink w:anchor="_Toc232205255" w:history="1">
+          <w:hyperlink w:anchor="_Toc232710820" w:history="1">
             <w:r>
               <w:rPr>
                 <w:rStyle w:val="Hipervnculo"/>
@@ -3676,7 +3896,7 @@
                 <w:noProof/>
                 <w:webHidden/>
               </w:rPr>
-              <w:instrText xml:space="preserve"> PAGEREF _Toc232205255 \h </w:instrText>
+              <w:instrText xml:space="preserve"> PAGEREF _Toc232710820 \h </w:instrText>
             </w:r>
             <w:r>
               <w:rPr>
@@ -3696,7 +3916,7 @@
                 <w:noProof/>
                 <w:webHidden/>
               </w:rPr>
-              <w:t>19</w:t>
+              <w:t>26</w:t>
             </w:r>
             <w:r>
               <w:rPr>
@@ -3714,10 +3934,15 @@
               <w:tab w:val="right" w:leader="dot" w:pos="9350"/>
             </w:tabs>
             <w:rPr>
+              <w:rFonts w:asciiTheme="minorHAnsi" w:hAnsiTheme="minorHAnsi"/>
               <w:noProof/>
+              <w:kern w:val="2"/>
+              <w:szCs w:val="24"/>
+              <w:lang w:eastAsia="es-CL"/>
+              <w14:ligatures w14:val="standardContextual"/>
             </w:rPr>
           </w:pPr>
-          <w:hyperlink w:anchor="_Toc232205256" w:history="1">
+          <w:hyperlink w:anchor="_Toc232710821" w:history="1">
             <w:r>
               <w:rPr>
                 <w:rStyle w:val="Hipervnculo"/>
@@ -3745,7 +3970,7 @@
                 <w:noProof/>
                 <w:webHidden/>
               </w:rPr>
-              <w:instrText xml:space="preserve"> PAGEREF _Toc232205256 \h </w:instrText>
+              <w:instrText xml:space="preserve"> PAGEREF _Toc232710821 \h </w:instrText>
             </w:r>
             <w:r>
               <w:rPr>
@@ -3765,7 +3990,7 @@
                 <w:noProof/>
                 <w:webHidden/>
               </w:rPr>
-              <w:t>19</w:t>
+              <w:t>26</w:t>
             </w:r>
             <w:r>
               <w:rPr>
@@ -3783,26 +4008,96 @@
               <w:tab w:val="right" w:leader="dot" w:pos="9350"/>
             </w:tabs>
             <w:rPr>
+              <w:rFonts w:asciiTheme="minorHAnsi" w:hAnsiTheme="minorHAnsi"/>
               <w:noProof/>
+              <w:kern w:val="2"/>
+              <w:szCs w:val="24"/>
+              <w:lang w:eastAsia="es-CL"/>
+              <w14:ligatures w14:val="standardContextual"/>
             </w:rPr>
           </w:pPr>
-          <w:hyperlink w:anchor="_Toc232205257" w:history="1">
+          <w:hyperlink w:anchor="_Toc232710822" w:history="1">
             <w:r>
               <w:rPr>
                 <w:rStyle w:val="Hipervnculo"/>
                 <w:rFonts w:cs="Times New Roman"/>
                 <w:noProof/>
               </w:rPr>
-              <w:t xml:space="preserve">9.6 </w:t>
-            </w:r>
+              <w:t>9.6 Que funciona, acá está la prueba</w:t>
+            </w:r>
+            <w:r>
+              <w:rPr>
+                <w:noProof/>
+                <w:webHidden/>
+              </w:rPr>
+              <w:tab/>
+            </w:r>
+            <w:r>
+              <w:rPr>
+                <w:noProof/>
+                <w:webHidden/>
+              </w:rPr>
+              <w:fldChar w:fldCharType="begin"/>
+            </w:r>
+            <w:r>
+              <w:rPr>
+                <w:noProof/>
+                <w:webHidden/>
+              </w:rPr>
+              <w:instrText xml:space="preserve"> PAGEREF _Toc232710822 \h </w:instrText>
+            </w:r>
+            <w:r>
+              <w:rPr>
+                <w:noProof/>
+                <w:webHidden/>
+              </w:rPr>
+            </w:r>
+            <w:r>
+              <w:rPr>
+                <w:noProof/>
+                <w:webHidden/>
+              </w:rPr>
+              <w:fldChar w:fldCharType="separate"/>
+            </w:r>
+            <w:r>
+              <w:rPr>
+                <w:noProof/>
+                <w:webHidden/>
+              </w:rPr>
+              <w:t>26</w:t>
+            </w:r>
+            <w:r>
+              <w:rPr>
+                <w:noProof/>
+                <w:webHidden/>
+              </w:rPr>
+              <w:fldChar w:fldCharType="end"/>
+            </w:r>
+          </w:hyperlink>
+        </w:p>
+        <w:p>
+          <w:pPr>
+            <w:pStyle w:val="TDC2"/>
+            <w:tabs>
+              <w:tab w:val="right" w:leader="dot" w:pos="9350"/>
+            </w:tabs>
+            <w:rPr>
+              <w:rFonts w:asciiTheme="minorHAnsi" w:hAnsiTheme="minorHAnsi"/>
+              <w:noProof/>
+              <w:kern w:val="2"/>
+              <w:szCs w:val="24"/>
+              <w:lang w:eastAsia="es-CL"/>
+              <w14:ligatures w14:val="standardContextual"/>
+            </w:rPr>
+          </w:pPr>
+          <w:hyperlink w:anchor="_Toc232710823" w:history="1">
             <w:r>
               <w:rPr>
                 <w:rStyle w:val="Hipervnculo"/>
                 <w:rFonts w:cs="Times New Roman"/>
                 <w:noProof/>
-                <w:highlight w:val="yellow"/>
-              </w:rPr>
-              <w:t>Que funciona, acá está la prueba</w:t>
+              </w:rPr>
+              <w:t>10. Evaluación de resultados, al fin</w:t>
             </w:r>
             <w:r>
               <w:rPr>
@@ -3823,7 +4118,7 @@
                 <w:noProof/>
                 <w:webHidden/>
               </w:rPr>
-              <w:instrText xml:space="preserve"> PAGEREF _Toc232205257 \h </w:instrText>
+              <w:instrText xml:space="preserve"> PAGEREF _Toc232710823 \h </w:instrText>
             </w:r>
             <w:r>
               <w:rPr>
@@ -3843,7 +4138,7 @@
                 <w:noProof/>
                 <w:webHidden/>
               </w:rPr>
-              <w:t>20</w:t>
+              <w:t>30</w:t>
             </w:r>
             <w:r>
               <w:rPr>
@@ -3861,17 +4156,22 @@
               <w:tab w:val="right" w:leader="dot" w:pos="9350"/>
             </w:tabs>
             <w:rPr>
+              <w:rFonts w:asciiTheme="minorHAnsi" w:hAnsiTheme="minorHAnsi"/>
               <w:noProof/>
+              <w:kern w:val="2"/>
+              <w:szCs w:val="24"/>
+              <w:lang w:eastAsia="es-CL"/>
+              <w14:ligatures w14:val="standardContextual"/>
             </w:rPr>
           </w:pPr>
-          <w:hyperlink w:anchor="_Toc232205258" w:history="1">
+          <w:hyperlink w:anchor="_Toc232710824" w:history="1">
             <w:r>
               <w:rPr>
                 <w:rStyle w:val="Hipervnculo"/>
                 <w:rFonts w:cs="Times New Roman"/>
                 <w:noProof/>
               </w:rPr>
-              <w:t>9.7 Tiempos medidos</w:t>
+              <w:t>10.1 Cómo rindió sobre datos que nunca vio</w:t>
             </w:r>
             <w:r>
               <w:rPr>
@@ -3892,7 +4192,7 @@
                 <w:noProof/>
                 <w:webHidden/>
               </w:rPr>
-              <w:instrText xml:space="preserve"> PAGEREF _Toc232205258 \h </w:instrText>
+              <w:instrText xml:space="preserve"> PAGEREF _Toc232710824 \h </w:instrText>
             </w:r>
             <w:r>
               <w:rPr>
@@ -3912,7 +4212,229 @@
                 <w:noProof/>
                 <w:webHidden/>
               </w:rPr>
-              <w:t>20</w:t>
+              <w:t>30</w:t>
+            </w:r>
+            <w:r>
+              <w:rPr>
+                <w:noProof/>
+                <w:webHidden/>
+              </w:rPr>
+              <w:fldChar w:fldCharType="end"/>
+            </w:r>
+          </w:hyperlink>
+        </w:p>
+        <w:p>
+          <w:pPr>
+            <w:pStyle w:val="TDC3"/>
+            <w:tabs>
+              <w:tab w:val="right" w:leader="dot" w:pos="9350"/>
+            </w:tabs>
+            <w:rPr>
+              <w:rFonts w:asciiTheme="minorHAnsi" w:hAnsiTheme="minorHAnsi"/>
+              <w:noProof/>
+              <w:kern w:val="2"/>
+              <w:szCs w:val="24"/>
+              <w:lang w:eastAsia="es-CL"/>
+              <w14:ligatures w14:val="standardContextual"/>
+            </w:rPr>
+          </w:pPr>
+          <w:hyperlink w:anchor="_Toc232710825" w:history="1">
+            <w:r>
+              <w:rPr>
+                <w:rStyle w:val="Hipervnculo"/>
+                <w:rFonts w:cs="Times New Roman"/>
+                <w:noProof/>
+              </w:rPr>
+              <w:t>10.2 Por qué no hay precision, recall ni AUC ¿?</w:t>
+            </w:r>
+            <w:r>
+              <w:rPr>
+                <w:noProof/>
+                <w:webHidden/>
+              </w:rPr>
+              <w:tab/>
+            </w:r>
+            <w:r>
+              <w:rPr>
+                <w:noProof/>
+                <w:webHidden/>
+              </w:rPr>
+              <w:fldChar w:fldCharType="begin"/>
+            </w:r>
+            <w:r>
+              <w:rPr>
+                <w:noProof/>
+                <w:webHidden/>
+              </w:rPr>
+              <w:instrText xml:space="preserve"> PAGEREF _Toc232710825 \h </w:instrText>
+            </w:r>
+            <w:r>
+              <w:rPr>
+                <w:noProof/>
+                <w:webHidden/>
+              </w:rPr>
+            </w:r>
+            <w:r>
+              <w:rPr>
+                <w:noProof/>
+                <w:webHidden/>
+              </w:rPr>
+              <w:fldChar w:fldCharType="separate"/>
+            </w:r>
+            <w:r>
+              <w:rPr>
+                <w:noProof/>
+                <w:webHidden/>
+              </w:rPr>
+              <w:t>31</w:t>
+            </w:r>
+            <w:r>
+              <w:rPr>
+                <w:noProof/>
+                <w:webHidden/>
+              </w:rPr>
+              <w:fldChar w:fldCharType="end"/>
+            </w:r>
+          </w:hyperlink>
+        </w:p>
+        <w:p>
+          <w:pPr>
+            <w:pStyle w:val="TDC3"/>
+            <w:tabs>
+              <w:tab w:val="right" w:leader="dot" w:pos="9350"/>
+            </w:tabs>
+            <w:rPr>
+              <w:rFonts w:asciiTheme="minorHAnsi" w:hAnsiTheme="minorHAnsi"/>
+              <w:noProof/>
+              <w:kern w:val="2"/>
+              <w:szCs w:val="24"/>
+              <w:lang w:eastAsia="es-CL"/>
+              <w14:ligatures w14:val="standardContextual"/>
+            </w:rPr>
+          </w:pPr>
+          <w:hyperlink w:anchor="_Toc232710826" w:history="1">
+            <w:r>
+              <w:rPr>
+                <w:rStyle w:val="Hipervnculo"/>
+                <w:rFonts w:cs="Times New Roman"/>
+                <w:noProof/>
+              </w:rPr>
+              <w:t>10.3 Interpretabilidad: ¿qué mira el modelo?</w:t>
+            </w:r>
+            <w:r>
+              <w:rPr>
+                <w:noProof/>
+                <w:webHidden/>
+              </w:rPr>
+              <w:tab/>
+            </w:r>
+            <w:r>
+              <w:rPr>
+                <w:noProof/>
+                <w:webHidden/>
+              </w:rPr>
+              <w:fldChar w:fldCharType="begin"/>
+            </w:r>
+            <w:r>
+              <w:rPr>
+                <w:noProof/>
+                <w:webHidden/>
+              </w:rPr>
+              <w:instrText xml:space="preserve"> PAGEREF _Toc232710826 \h </w:instrText>
+            </w:r>
+            <w:r>
+              <w:rPr>
+                <w:noProof/>
+                <w:webHidden/>
+              </w:rPr>
+            </w:r>
+            <w:r>
+              <w:rPr>
+                <w:noProof/>
+                <w:webHidden/>
+              </w:rPr>
+              <w:fldChar w:fldCharType="separate"/>
+            </w:r>
+            <w:r>
+              <w:rPr>
+                <w:noProof/>
+                <w:webHidden/>
+              </w:rPr>
+              <w:t>31</w:t>
+            </w:r>
+            <w:r>
+              <w:rPr>
+                <w:noProof/>
+                <w:webHidden/>
+              </w:rPr>
+              <w:fldChar w:fldCharType="end"/>
+            </w:r>
+          </w:hyperlink>
+        </w:p>
+        <w:p>
+          <w:pPr>
+            <w:pStyle w:val="TDC3"/>
+            <w:tabs>
+              <w:tab w:val="right" w:leader="dot" w:pos="9350"/>
+            </w:tabs>
+            <w:rPr>
+              <w:rFonts w:asciiTheme="minorHAnsi" w:hAnsiTheme="minorHAnsi"/>
+              <w:noProof/>
+              <w:kern w:val="2"/>
+              <w:szCs w:val="24"/>
+              <w:lang w:eastAsia="es-CL"/>
+              <w14:ligatures w14:val="standardContextual"/>
+            </w:rPr>
+          </w:pPr>
+          <w:hyperlink w:anchor="_Toc232710827" w:history="1">
+            <w:r>
+              <w:rPr>
+                <w:rStyle w:val="Hipervnculo"/>
+                <w:rFonts w:cs="Times New Roman"/>
+                <w:noProof/>
+              </w:rPr>
+              <w:t>10.4 ¿Se cumplieron los requisitos? Mirada crítica</w:t>
+            </w:r>
+            <w:r>
+              <w:rPr>
+                <w:noProof/>
+                <w:webHidden/>
+              </w:rPr>
+              <w:tab/>
+            </w:r>
+            <w:r>
+              <w:rPr>
+                <w:noProof/>
+                <w:webHidden/>
+              </w:rPr>
+              <w:fldChar w:fldCharType="begin"/>
+            </w:r>
+            <w:r>
+              <w:rPr>
+                <w:noProof/>
+                <w:webHidden/>
+              </w:rPr>
+              <w:instrText xml:space="preserve"> PAGEREF _Toc232710827 \h </w:instrText>
+            </w:r>
+            <w:r>
+              <w:rPr>
+                <w:noProof/>
+                <w:webHidden/>
+              </w:rPr>
+            </w:r>
+            <w:r>
+              <w:rPr>
+                <w:noProof/>
+                <w:webHidden/>
+              </w:rPr>
+              <w:fldChar w:fldCharType="separate"/>
+            </w:r>
+            <w:r>
+              <w:rPr>
+                <w:noProof/>
+                <w:webHidden/>
+              </w:rPr>
+              <w:t>32</w:t>
             </w:r>
             <w:r>
               <w:rPr>
@@ -3930,17 +4452,22 @@
               <w:tab w:val="right" w:leader="dot" w:pos="9350"/>
             </w:tabs>
             <w:rPr>
+              <w:rFonts w:asciiTheme="minorHAnsi" w:hAnsiTheme="minorHAnsi"/>
               <w:noProof/>
+              <w:kern w:val="2"/>
+              <w:szCs w:val="24"/>
+              <w:lang w:eastAsia="es-CL"/>
+              <w14:ligatures w14:val="standardContextual"/>
             </w:rPr>
           </w:pPr>
-          <w:hyperlink w:anchor="_Toc232205259" w:history="1">
+          <w:hyperlink w:anchor="_Toc232710828" w:history="1">
             <w:r>
               <w:rPr>
                 <w:rStyle w:val="Hipervnculo"/>
                 <w:rFonts w:cs="Times New Roman"/>
                 <w:noProof/>
               </w:rPr>
-              <w:t>10. Evaluación de resultados, al fin</w:t>
+              <w:t>11. Código fuente</w:t>
             </w:r>
             <w:r>
               <w:rPr>
@@ -3961,7 +4488,7 @@
                 <w:noProof/>
                 <w:webHidden/>
               </w:rPr>
-              <w:instrText xml:space="preserve"> PAGEREF _Toc232205259 \h </w:instrText>
+              <w:instrText xml:space="preserve"> PAGEREF _Toc232710828 \h </w:instrText>
             </w:r>
             <w:r>
               <w:rPr>
@@ -3981,7 +4508,7 @@
                 <w:noProof/>
                 <w:webHidden/>
               </w:rPr>
-              <w:t>20</w:t>
+              <w:t>32</w:t>
             </w:r>
             <w:r>
               <w:rPr>
@@ -3999,17 +4526,22 @@
               <w:tab w:val="right" w:leader="dot" w:pos="9350"/>
             </w:tabs>
             <w:rPr>
+              <w:rFonts w:asciiTheme="minorHAnsi" w:hAnsiTheme="minorHAnsi"/>
               <w:noProof/>
+              <w:kern w:val="2"/>
+              <w:szCs w:val="24"/>
+              <w:lang w:eastAsia="es-CL"/>
+              <w14:ligatures w14:val="standardContextual"/>
             </w:rPr>
           </w:pPr>
-          <w:hyperlink w:anchor="_Toc232205260" w:history="1">
+          <w:hyperlink w:anchor="_Toc232710829" w:history="1">
             <w:r>
               <w:rPr>
                 <w:rStyle w:val="Hipervnculo"/>
                 <w:rFonts w:cs="Times New Roman"/>
                 <w:noProof/>
               </w:rPr>
-              <w:t>10.1 Cómo rindió sobre datos que nunca vio</w:t>
+              <w:t>11.1 El repositorio</w:t>
             </w:r>
             <w:r>
               <w:rPr>
@@ -4030,7 +4562,7 @@
                 <w:noProof/>
                 <w:webHidden/>
               </w:rPr>
-              <w:instrText xml:space="preserve"> PAGEREF _Toc232205260 \h </w:instrText>
+              <w:instrText xml:space="preserve"> PAGEREF _Toc232710829 \h </w:instrText>
             </w:r>
             <w:r>
               <w:rPr>
@@ -4050,7 +4582,7 @@
                 <w:noProof/>
                 <w:webHidden/>
               </w:rPr>
-              <w:t>20</w:t>
+              <w:t>32</w:t>
             </w:r>
             <w:r>
               <w:rPr>
@@ -4068,17 +4600,22 @@
               <w:tab w:val="right" w:leader="dot" w:pos="9350"/>
             </w:tabs>
             <w:rPr>
+              <w:rFonts w:asciiTheme="minorHAnsi" w:hAnsiTheme="minorHAnsi"/>
               <w:noProof/>
+              <w:kern w:val="2"/>
+              <w:szCs w:val="24"/>
+              <w:lang w:eastAsia="es-CL"/>
+              <w14:ligatures w14:val="standardContextual"/>
             </w:rPr>
           </w:pPr>
-          <w:hyperlink w:anchor="_Toc232205261" w:history="1">
+          <w:hyperlink w:anchor="_Toc232710830" w:history="1">
             <w:r>
               <w:rPr>
                 <w:rStyle w:val="Hipervnculo"/>
                 <w:rFonts w:cs="Times New Roman"/>
                 <w:noProof/>
               </w:rPr>
-              <w:t>10.2 Por qué no hay precision, recall ni AUC ¿?</w:t>
+              <w:t>11.2 Cómo está organizado</w:t>
             </w:r>
             <w:r>
               <w:rPr>
@@ -4099,7 +4636,7 @@
                 <w:noProof/>
                 <w:webHidden/>
               </w:rPr>
-              <w:instrText xml:space="preserve"> PAGEREF _Toc232205261 \h </w:instrText>
+              <w:instrText xml:space="preserve"> PAGEREF _Toc232710830 \h </w:instrText>
             </w:r>
             <w:r>
               <w:rPr>
@@ -4119,7 +4656,7 @@
                 <w:noProof/>
                 <w:webHidden/>
               </w:rPr>
-              <w:t>21</w:t>
+              <w:t>32</w:t>
             </w:r>
             <w:r>
               <w:rPr>
@@ -4137,17 +4674,22 @@
               <w:tab w:val="right" w:leader="dot" w:pos="9350"/>
             </w:tabs>
             <w:rPr>
+              <w:rFonts w:asciiTheme="minorHAnsi" w:hAnsiTheme="minorHAnsi"/>
               <w:noProof/>
+              <w:kern w:val="2"/>
+              <w:szCs w:val="24"/>
+              <w:lang w:eastAsia="es-CL"/>
+              <w14:ligatures w14:val="standardContextual"/>
             </w:rPr>
           </w:pPr>
-          <w:hyperlink w:anchor="_Toc232205262" w:history="1">
+          <w:hyperlink w:anchor="_Toc232710831" w:history="1">
             <w:r>
               <w:rPr>
                 <w:rStyle w:val="Hipervnculo"/>
                 <w:rFonts w:cs="Times New Roman"/>
                 <w:noProof/>
               </w:rPr>
-              <w:t>10.3 Interpretabilidad: ¿qué mira el modelo?</w:t>
+              <w:t>11.3 La documentación y el README</w:t>
             </w:r>
             <w:r>
               <w:rPr>
@@ -4168,7 +4710,7 @@
                 <w:noProof/>
                 <w:webHidden/>
               </w:rPr>
-              <w:instrText xml:space="preserve"> PAGEREF _Toc232205262 \h </w:instrText>
+              <w:instrText xml:space="preserve"> PAGEREF _Toc232710831 \h </w:instrText>
             </w:r>
             <w:r>
               <w:rPr>
@@ -4188,7 +4730,7 @@
                 <w:noProof/>
                 <w:webHidden/>
               </w:rPr>
-              <w:t>21</w:t>
+              <w:t>33</w:t>
             </w:r>
             <w:r>
               <w:rPr>
@@ -4206,17 +4748,22 @@
               <w:tab w:val="right" w:leader="dot" w:pos="9350"/>
             </w:tabs>
             <w:rPr>
+              <w:rFonts w:asciiTheme="minorHAnsi" w:hAnsiTheme="minorHAnsi"/>
               <w:noProof/>
+              <w:kern w:val="2"/>
+              <w:szCs w:val="24"/>
+              <w:lang w:eastAsia="es-CL"/>
+              <w14:ligatures w14:val="standardContextual"/>
             </w:rPr>
           </w:pPr>
-          <w:hyperlink w:anchor="_Toc232205263" w:history="1">
+          <w:hyperlink w:anchor="_Toc232710832" w:history="1">
             <w:r>
               <w:rPr>
                 <w:rStyle w:val="Hipervnculo"/>
                 <w:rFonts w:cs="Times New Roman"/>
                 <w:noProof/>
               </w:rPr>
-              <w:t>10.4 ¿Se cumplieron los requisitos? Mirada crítica</w:t>
+              <w:t>11.4 Para reproducirlo, resumidamente</w:t>
             </w:r>
             <w:r>
               <w:rPr>
@@ -4237,7 +4784,7 @@
                 <w:noProof/>
                 <w:webHidden/>
               </w:rPr>
-              <w:instrText xml:space="preserve"> PAGEREF _Toc232205263 \h </w:instrText>
+              <w:instrText xml:space="preserve"> PAGEREF _Toc232710832 \h </w:instrText>
             </w:r>
             <w:r>
               <w:rPr>
@@ -4257,7 +4804,81 @@
                 <w:noProof/>
                 <w:webHidden/>
               </w:rPr>
-              <w:t>22</w:t>
+              <w:t>33</w:t>
+            </w:r>
+            <w:r>
+              <w:rPr>
+                <w:noProof/>
+                <w:webHidden/>
+              </w:rPr>
+              <w:fldChar w:fldCharType="end"/>
+            </w:r>
+          </w:hyperlink>
+        </w:p>
+        <w:p>
+          <w:pPr>
+            <w:pStyle w:val="TDC3"/>
+            <w:tabs>
+              <w:tab w:val="right" w:leader="dot" w:pos="9350"/>
+            </w:tabs>
+            <w:rPr>
+              <w:rFonts w:asciiTheme="minorHAnsi" w:hAnsiTheme="minorHAnsi"/>
+              <w:noProof/>
+              <w:kern w:val="2"/>
+              <w:szCs w:val="24"/>
+              <w:lang w:eastAsia="es-CL"/>
+              <w14:ligatures w14:val="standardContextual"/>
+            </w:rPr>
+          </w:pPr>
+          <w:hyperlink w:anchor="_Toc232710833" w:history="1">
+            <w:r>
+              <w:rPr>
+                <w:rStyle w:val="Hipervnculo"/>
+                <w:rFonts w:cs="Times New Roman"/>
+                <w:noProof/>
+              </w:rPr>
+              <w:t>11.5 Evidencia del repo</w:t>
+            </w:r>
+            <w:r>
+              <w:rPr>
+                <w:noProof/>
+                <w:webHidden/>
+              </w:rPr>
+              <w:tab/>
+            </w:r>
+            <w:r>
+              <w:rPr>
+                <w:noProof/>
+                <w:webHidden/>
+              </w:rPr>
+              <w:fldChar w:fldCharType="begin"/>
+            </w:r>
+            <w:r>
+              <w:rPr>
+                <w:noProof/>
+                <w:webHidden/>
+              </w:rPr>
+              <w:instrText xml:space="preserve"> PAGEREF _Toc232710833 \h </w:instrText>
+            </w:r>
+            <w:r>
+              <w:rPr>
+                <w:noProof/>
+                <w:webHidden/>
+              </w:rPr>
+            </w:r>
+            <w:r>
+              <w:rPr>
+                <w:noProof/>
+                <w:webHidden/>
+              </w:rPr>
+              <w:fldChar w:fldCharType="separate"/>
+            </w:r>
+            <w:r>
+              <w:rPr>
+                <w:noProof/>
+                <w:webHidden/>
+              </w:rPr>
+              <w:t>34</w:t>
             </w:r>
             <w:r>
               <w:rPr>
@@ -4275,17 +4896,22 @@
               <w:tab w:val="right" w:leader="dot" w:pos="9350"/>
             </w:tabs>
             <w:rPr>
+              <w:rFonts w:asciiTheme="minorHAnsi" w:hAnsiTheme="minorHAnsi"/>
               <w:noProof/>
+              <w:kern w:val="2"/>
+              <w:szCs w:val="24"/>
+              <w:lang w:eastAsia="es-CL"/>
+              <w14:ligatures w14:val="standardContextual"/>
             </w:rPr>
           </w:pPr>
-          <w:hyperlink w:anchor="_Toc232205264" w:history="1">
+          <w:hyperlink w:anchor="_Toc232710834" w:history="1">
             <w:r>
               <w:rPr>
                 <w:rStyle w:val="Hipervnculo"/>
                 <w:rFonts w:cs="Times New Roman"/>
                 <w:noProof/>
               </w:rPr>
-              <w:t>11. Código fuente</w:t>
+              <w:t>13. Referencias — Norma APA, 7.ª edición</w:t>
             </w:r>
             <w:r>
               <w:rPr>
@@ -4306,7 +4932,7 @@
                 <w:noProof/>
                 <w:webHidden/>
               </w:rPr>
-              <w:instrText xml:space="preserve"> PAGEREF _Toc232205264 \h </w:instrText>
+              <w:instrText xml:space="preserve"> PAGEREF _Toc232710834 \h </w:instrText>
             </w:r>
             <w:r>
               <w:rPr>
@@ -4326,421 +4952,7 @@
                 <w:noProof/>
                 <w:webHidden/>
               </w:rPr>
-              <w:t>22</w:t>
-            </w:r>
-            <w:r>
-              <w:rPr>
-                <w:noProof/>
-                <w:webHidden/>
-              </w:rPr>
-              <w:fldChar w:fldCharType="end"/>
-            </w:r>
-          </w:hyperlink>
-        </w:p>
-        <w:p>
-          <w:pPr>
-            <w:pStyle w:val="TDC3"/>
-            <w:tabs>
-              <w:tab w:val="right" w:leader="dot" w:pos="9350"/>
-            </w:tabs>
-            <w:rPr>
-              <w:noProof/>
-            </w:rPr>
-          </w:pPr>
-          <w:hyperlink w:anchor="_Toc232205265" w:history="1">
-            <w:r>
-              <w:rPr>
-                <w:rStyle w:val="Hipervnculo"/>
-                <w:rFonts w:cs="Times New Roman"/>
-                <w:noProof/>
-              </w:rPr>
-              <w:t>11.1 El repositorio</w:t>
-            </w:r>
-            <w:r>
-              <w:rPr>
-                <w:noProof/>
-                <w:webHidden/>
-              </w:rPr>
-              <w:tab/>
-            </w:r>
-            <w:r>
-              <w:rPr>
-                <w:noProof/>
-                <w:webHidden/>
-              </w:rPr>
-              <w:fldChar w:fldCharType="begin"/>
-            </w:r>
-            <w:r>
-              <w:rPr>
-                <w:noProof/>
-                <w:webHidden/>
-              </w:rPr>
-              <w:instrText xml:space="preserve"> PAGEREF _Toc232205265 \h </w:instrText>
-            </w:r>
-            <w:r>
-              <w:rPr>
-                <w:noProof/>
-                <w:webHidden/>
-              </w:rPr>
-            </w:r>
-            <w:r>
-              <w:rPr>
-                <w:noProof/>
-                <w:webHidden/>
-              </w:rPr>
-              <w:fldChar w:fldCharType="separate"/>
-            </w:r>
-            <w:r>
-              <w:rPr>
-                <w:noProof/>
-                <w:webHidden/>
-              </w:rPr>
-              <w:t>22</w:t>
-            </w:r>
-            <w:r>
-              <w:rPr>
-                <w:noProof/>
-                <w:webHidden/>
-              </w:rPr>
-              <w:fldChar w:fldCharType="end"/>
-            </w:r>
-          </w:hyperlink>
-        </w:p>
-        <w:p>
-          <w:pPr>
-            <w:pStyle w:val="TDC3"/>
-            <w:tabs>
-              <w:tab w:val="right" w:leader="dot" w:pos="9350"/>
-            </w:tabs>
-            <w:rPr>
-              <w:noProof/>
-            </w:rPr>
-          </w:pPr>
-          <w:hyperlink w:anchor="_Toc232205266" w:history="1">
-            <w:r>
-              <w:rPr>
-                <w:rStyle w:val="Hipervnculo"/>
-                <w:rFonts w:cs="Times New Roman"/>
-                <w:noProof/>
-              </w:rPr>
-              <w:t>11.2 Cómo está organizado</w:t>
-            </w:r>
-            <w:r>
-              <w:rPr>
-                <w:noProof/>
-                <w:webHidden/>
-              </w:rPr>
-              <w:tab/>
-            </w:r>
-            <w:r>
-              <w:rPr>
-                <w:noProof/>
-                <w:webHidden/>
-              </w:rPr>
-              <w:fldChar w:fldCharType="begin"/>
-            </w:r>
-            <w:r>
-              <w:rPr>
-                <w:noProof/>
-                <w:webHidden/>
-              </w:rPr>
-              <w:instrText xml:space="preserve"> PAGEREF _Toc232205266 \h </w:instrText>
-            </w:r>
-            <w:r>
-              <w:rPr>
-                <w:noProof/>
-                <w:webHidden/>
-              </w:rPr>
-            </w:r>
-            <w:r>
-              <w:rPr>
-                <w:noProof/>
-                <w:webHidden/>
-              </w:rPr>
-              <w:fldChar w:fldCharType="separate"/>
-            </w:r>
-            <w:r>
-              <w:rPr>
-                <w:noProof/>
-                <w:webHidden/>
-              </w:rPr>
-              <w:t>23</w:t>
-            </w:r>
-            <w:r>
-              <w:rPr>
-                <w:noProof/>
-                <w:webHidden/>
-              </w:rPr>
-              <w:fldChar w:fldCharType="end"/>
-            </w:r>
-          </w:hyperlink>
-        </w:p>
-        <w:p>
-          <w:pPr>
-            <w:pStyle w:val="TDC3"/>
-            <w:tabs>
-              <w:tab w:val="right" w:leader="dot" w:pos="9350"/>
-            </w:tabs>
-            <w:rPr>
-              <w:noProof/>
-            </w:rPr>
-          </w:pPr>
-          <w:hyperlink w:anchor="_Toc232205267" w:history="1">
-            <w:r>
-              <w:rPr>
-                <w:rStyle w:val="Hipervnculo"/>
-                <w:rFonts w:cs="Times New Roman"/>
-                <w:noProof/>
-              </w:rPr>
-              <w:t>11.3 La documentación y el README</w:t>
-            </w:r>
-            <w:r>
-              <w:rPr>
-                <w:noProof/>
-                <w:webHidden/>
-              </w:rPr>
-              <w:tab/>
-            </w:r>
-            <w:r>
-              <w:rPr>
-                <w:noProof/>
-                <w:webHidden/>
-              </w:rPr>
-              <w:fldChar w:fldCharType="begin"/>
-            </w:r>
-            <w:r>
-              <w:rPr>
-                <w:noProof/>
-                <w:webHidden/>
-              </w:rPr>
-              <w:instrText xml:space="preserve"> PAGEREF _Toc232205267 \h </w:instrText>
-            </w:r>
-            <w:r>
-              <w:rPr>
-                <w:noProof/>
-                <w:webHidden/>
-              </w:rPr>
-            </w:r>
-            <w:r>
-              <w:rPr>
-                <w:noProof/>
-                <w:webHidden/>
-              </w:rPr>
-              <w:fldChar w:fldCharType="separate"/>
-            </w:r>
-            <w:r>
-              <w:rPr>
-                <w:noProof/>
-                <w:webHidden/>
-              </w:rPr>
-              <w:t>23</w:t>
-            </w:r>
-            <w:r>
-              <w:rPr>
-                <w:noProof/>
-                <w:webHidden/>
-              </w:rPr>
-              <w:fldChar w:fldCharType="end"/>
-            </w:r>
-          </w:hyperlink>
-        </w:p>
-        <w:p>
-          <w:pPr>
-            <w:pStyle w:val="TDC3"/>
-            <w:tabs>
-              <w:tab w:val="right" w:leader="dot" w:pos="9350"/>
-            </w:tabs>
-            <w:rPr>
-              <w:noProof/>
-            </w:rPr>
-          </w:pPr>
-          <w:hyperlink w:anchor="_Toc232205268" w:history="1">
-            <w:r>
-              <w:rPr>
-                <w:rStyle w:val="Hipervnculo"/>
-                <w:rFonts w:cs="Times New Roman"/>
-                <w:noProof/>
-              </w:rPr>
-              <w:t>11.4 Para reproducirlo, resumidamente</w:t>
-            </w:r>
-            <w:r>
-              <w:rPr>
-                <w:noProof/>
-                <w:webHidden/>
-              </w:rPr>
-              <w:tab/>
-            </w:r>
-            <w:r>
-              <w:rPr>
-                <w:noProof/>
-                <w:webHidden/>
-              </w:rPr>
-              <w:fldChar w:fldCharType="begin"/>
-            </w:r>
-            <w:r>
-              <w:rPr>
-                <w:noProof/>
-                <w:webHidden/>
-              </w:rPr>
-              <w:instrText xml:space="preserve"> PAGEREF _Toc232205268 \h </w:instrText>
-            </w:r>
-            <w:r>
-              <w:rPr>
-                <w:noProof/>
-                <w:webHidden/>
-              </w:rPr>
-            </w:r>
-            <w:r>
-              <w:rPr>
-                <w:noProof/>
-                <w:webHidden/>
-              </w:rPr>
-              <w:fldChar w:fldCharType="separate"/>
-            </w:r>
-            <w:r>
-              <w:rPr>
-                <w:noProof/>
-                <w:webHidden/>
-              </w:rPr>
-              <w:t>23</w:t>
-            </w:r>
-            <w:r>
-              <w:rPr>
-                <w:noProof/>
-                <w:webHidden/>
-              </w:rPr>
-              <w:fldChar w:fldCharType="end"/>
-            </w:r>
-          </w:hyperlink>
-        </w:p>
-        <w:p>
-          <w:pPr>
-            <w:pStyle w:val="TDC3"/>
-            <w:tabs>
-              <w:tab w:val="right" w:leader="dot" w:pos="9350"/>
-            </w:tabs>
-            <w:rPr>
-              <w:noProof/>
-            </w:rPr>
-          </w:pPr>
-          <w:hyperlink w:anchor="_Toc232205269" w:history="1">
-            <w:r>
-              <w:rPr>
-                <w:rStyle w:val="Hipervnculo"/>
-                <w:rFonts w:cs="Times New Roman"/>
-                <w:noProof/>
-              </w:rPr>
-              <w:t>11.5 Evidencia del repo</w:t>
-            </w:r>
-            <w:r>
-              <w:rPr>
-                <w:noProof/>
-                <w:webHidden/>
-              </w:rPr>
-              <w:tab/>
-            </w:r>
-            <w:r>
-              <w:rPr>
-                <w:noProof/>
-                <w:webHidden/>
-              </w:rPr>
-              <w:fldChar w:fldCharType="begin"/>
-            </w:r>
-            <w:r>
-              <w:rPr>
-                <w:noProof/>
-                <w:webHidden/>
-              </w:rPr>
-              <w:instrText xml:space="preserve"> PAGEREF _Toc232205269 \h </w:instrText>
-            </w:r>
-            <w:r>
-              <w:rPr>
-                <w:noProof/>
-                <w:webHidden/>
-              </w:rPr>
-            </w:r>
-            <w:r>
-              <w:rPr>
-                <w:noProof/>
-                <w:webHidden/>
-              </w:rPr>
-              <w:fldChar w:fldCharType="separate"/>
-            </w:r>
-            <w:r>
-              <w:rPr>
-                <w:noProof/>
-                <w:webHidden/>
-              </w:rPr>
-              <w:t>24</w:t>
-            </w:r>
-            <w:r>
-              <w:rPr>
-                <w:noProof/>
-                <w:webHidden/>
-              </w:rPr>
-              <w:fldChar w:fldCharType="end"/>
-            </w:r>
-          </w:hyperlink>
-        </w:p>
-        <w:p>
-          <w:pPr>
-            <w:pStyle w:val="TDC2"/>
-            <w:tabs>
-              <w:tab w:val="right" w:leader="dot" w:pos="9350"/>
-            </w:tabs>
-            <w:rPr>
-              <w:noProof/>
-            </w:rPr>
-          </w:pPr>
-          <w:hyperlink w:anchor="_Toc232205270" w:history="1">
-            <w:r>
-              <w:rPr>
-                <w:rStyle w:val="Hipervnculo"/>
-                <w:rFonts w:cs="Times New Roman"/>
-                <w:noProof/>
-              </w:rPr>
-              <w:t>12. Conclusiones</w:t>
-            </w:r>
-            <w:r>
-              <w:rPr>
-                <w:noProof/>
-                <w:webHidden/>
-              </w:rPr>
-              <w:tab/>
-            </w:r>
-            <w:r>
-              <w:rPr>
-                <w:noProof/>
-                <w:webHidden/>
-              </w:rPr>
-              <w:fldChar w:fldCharType="begin"/>
-            </w:r>
-            <w:r>
-              <w:rPr>
-                <w:noProof/>
-                <w:webHidden/>
-              </w:rPr>
-              <w:instrText xml:space="preserve"> PAGEREF _Toc232205270 \h </w:instrText>
-            </w:r>
-            <w:r>
-              <w:rPr>
-                <w:noProof/>
-                <w:webHidden/>
-              </w:rPr>
-            </w:r>
-            <w:r>
-              <w:rPr>
-                <w:noProof/>
-                <w:webHidden/>
-              </w:rPr>
-              <w:fldChar w:fldCharType="separate"/>
-            </w:r>
-            <w:r>
-              <w:rPr>
-                <w:noProof/>
-                <w:webHidden/>
-              </w:rPr>
-              <w:t>24</w:t>
+              <w:t>38</w:t>
             </w:r>
             <w:r>
               <w:rPr>
@@ -4780,7 +4992,7 @@
           <w:color w:val="auto"/>
         </w:rPr>
       </w:pPr>
-      <w:bookmarkStart w:id="1" w:name="_Toc232205207"/>
+      <w:bookmarkStart w:id="1" w:name="_Toc232710772"/>
       <w:r>
         <w:rPr>
           <w:rFonts w:ascii="Times New Roman" w:hAnsi="Times New Roman" w:cs="Times New Roman"/>
@@ -4801,7 +5013,7 @@
           <w:color w:val="auto"/>
         </w:rPr>
       </w:pPr>
-      <w:bookmarkStart w:id="2" w:name="_Toc232205208"/>
+      <w:bookmarkStart w:id="2" w:name="_Toc232710773"/>
       <w:r>
         <w:rPr>
           <w:rFonts w:ascii="Times New Roman" w:hAnsi="Times New Roman" w:cs="Times New Roman"/>
@@ -4837,7 +5049,7 @@
           <w:color w:val="auto"/>
         </w:rPr>
       </w:pPr>
-      <w:bookmarkStart w:id="3" w:name="_Toc232205209"/>
+      <w:bookmarkStart w:id="3" w:name="_Toc232710774"/>
       <w:r>
         <w:rPr>
           <w:rFonts w:ascii="Times New Roman" w:hAnsi="Times New Roman" w:cs="Times New Roman"/>
@@ -4870,7 +5082,7 @@
           <w:color w:val="auto"/>
         </w:rPr>
       </w:pPr>
-      <w:bookmarkStart w:id="4" w:name="_Toc232205210"/>
+      <w:bookmarkStart w:id="4" w:name="_Toc232710775"/>
       <w:r>
         <w:rPr>
           <w:rFonts w:ascii="Times New Roman" w:hAnsi="Times New Roman" w:cs="Times New Roman"/>
@@ -5023,7 +5235,7 @@
           <w:color w:val="auto"/>
         </w:rPr>
       </w:pPr>
-      <w:bookmarkStart w:id="5" w:name="_Toc232205211"/>
+      <w:bookmarkStart w:id="5" w:name="_Toc232710776"/>
       <w:r>
         <w:rPr>
           <w:rFonts w:ascii="Times New Roman" w:hAnsi="Times New Roman" w:cs="Times New Roman"/>
@@ -5141,7 +5353,7 @@
           <w:color w:val="auto"/>
         </w:rPr>
       </w:pPr>
-      <w:bookmarkStart w:id="6" w:name="_Toc232205212"/>
+      <w:bookmarkStart w:id="6" w:name="_Toc232710777"/>
       <w:r>
         <w:rPr>
           <w:rFonts w:ascii="Times New Roman" w:hAnsi="Times New Roman" w:cs="Times New Roman"/>
@@ -5223,6 +5435,14 @@
     </w:p>
     <w:p>
       <w:pPr>
+        <w:jc w:val="left"/>
+      </w:pPr>
+      <w:r>
+        <w:br w:type="page"/>
+      </w:r>
+    </w:p>
+    <w:p>
+      <w:pPr>
         <w:pStyle w:val="Ttulo2"/>
         <w:spacing w:before="360" w:after="120"/>
         <w:jc w:val="left"/>
@@ -5230,13 +5450,14 @@
           <w:color w:val="auto"/>
         </w:rPr>
       </w:pPr>
-      <w:bookmarkStart w:id="7" w:name="_Toc232205213"/>
+      <w:bookmarkStart w:id="7" w:name="_Toc232710778"/>
       <w:r>
         <w:rPr>
           <w:rFonts w:ascii="Times New Roman" w:hAnsi="Times New Roman" w:cs="Times New Roman"/>
           <w:color w:val="auto"/>
           <w:sz w:val="28"/>
         </w:rPr>
+        <w:lastRenderedPageBreak/>
         <w:t>2. Metodología y planificación</w:t>
       </w:r>
       <w:bookmarkEnd w:id="7"/>
@@ -5250,7 +5471,7 @@
           <w:color w:val="auto"/>
         </w:rPr>
       </w:pPr>
-      <w:bookmarkStart w:id="8" w:name="_Toc232205214"/>
+      <w:bookmarkStart w:id="8" w:name="_Toc232710779"/>
       <w:r>
         <w:rPr>
           <w:rFonts w:ascii="Times New Roman" w:hAnsi="Times New Roman" w:cs="Times New Roman"/>
@@ -5531,14 +5752,7 @@
               <w:rPr>
                 <w:sz w:val="20"/>
               </w:rPr>
-              <w:t xml:space="preserve">Limpieza, imputación, </w:t>
-            </w:r>
-            <w:r>
-              <w:rPr>
-                <w:sz w:val="20"/>
-              </w:rPr>
-              <w:lastRenderedPageBreak/>
-              <w:t xml:space="preserve">codificación —One-Hot y Target </w:t>
+              <w:t xml:space="preserve">Limpieza, imputación, codificación —One-Hot y Target </w:t>
             </w:r>
             <w:proofErr w:type="spellStart"/>
             <w:r>
@@ -5568,15 +5782,7 @@
               <w:rPr>
                 <w:sz w:val="20"/>
               </w:rPr>
-              <w:lastRenderedPageBreak/>
-              <w:t xml:space="preserve">`notebooks/02_preprocesamiento...`, </w:t>
-            </w:r>
-            <w:r>
-              <w:rPr>
-                <w:sz w:val="20"/>
-              </w:rPr>
-              <w:lastRenderedPageBreak/>
-              <w:t>`</w:t>
+              <w:t>`notebooks/02_preprocesamiento...`, `</w:t>
             </w:r>
             <w:proofErr w:type="spellStart"/>
             <w:r>
@@ -5622,7 +5828,6 @@
               <w:rPr>
                 <w:sz w:val="20"/>
               </w:rPr>
-              <w:lastRenderedPageBreak/>
               <w:t>4. Modelado</w:t>
             </w:r>
           </w:p>
@@ -5925,7 +6130,7 @@
           <w:color w:val="auto"/>
         </w:rPr>
       </w:pPr>
-      <w:bookmarkStart w:id="9" w:name="_Toc232205215"/>
+      <w:bookmarkStart w:id="9" w:name="_Toc232710780"/>
       <w:r>
         <w:rPr>
           <w:rFonts w:ascii="Times New Roman" w:hAnsi="Times New Roman" w:cs="Times New Roman"/>
@@ -6282,13 +6487,14 @@
           <w:color w:val="auto"/>
         </w:rPr>
       </w:pPr>
-      <w:bookmarkStart w:id="10" w:name="_Toc232205216"/>
+      <w:bookmarkStart w:id="10" w:name="_Toc232710781"/>
       <w:r>
         <w:rPr>
           <w:rFonts w:ascii="Times New Roman" w:hAnsi="Times New Roman" w:cs="Times New Roman"/>
           <w:color w:val="auto"/>
           <w:sz w:val="26"/>
         </w:rPr>
+        <w:lastRenderedPageBreak/>
         <w:t>2.3 El plan de trabajo</w:t>
       </w:r>
       <w:bookmarkEnd w:id="10"/>
@@ -6635,14 +6841,7 @@
               <w:rPr>
                 <w:sz w:val="20"/>
               </w:rPr>
-              <w:t xml:space="preserve">Preprocesamiento </w:t>
-            </w:r>
-            <w:r>
-              <w:rPr>
-                <w:sz w:val="20"/>
-              </w:rPr>
-              <w:lastRenderedPageBreak/>
-              <w:t>inicial: limpieza, imputación, Min-Max</w:t>
+              <w:t>Preprocesamiento inicial: limpieza, imputación, Min-Max</w:t>
             </w:r>
           </w:p>
         </w:tc>
@@ -6658,7 +6857,6 @@
               <w:rPr>
                 <w:sz w:val="20"/>
               </w:rPr>
-              <w:lastRenderedPageBreak/>
               <w:t>Celso Farías</w:t>
             </w:r>
           </w:p>
@@ -6675,14 +6873,7 @@
               <w:rPr>
                 <w:sz w:val="20"/>
               </w:rPr>
-              <w:t xml:space="preserve">Semana del 13 de </w:t>
-            </w:r>
-            <w:r>
-              <w:rPr>
-                <w:sz w:val="20"/>
-              </w:rPr>
-              <w:lastRenderedPageBreak/>
-              <w:t>abril</w:t>
+              <w:t>Semana del 13 de abril</w:t>
             </w:r>
           </w:p>
         </w:tc>
@@ -6698,7 +6889,6 @@
               <w:rPr>
                 <w:sz w:val="20"/>
               </w:rPr>
-              <w:lastRenderedPageBreak/>
               <w:t>Objetivo 1</w:t>
             </w:r>
           </w:p>
@@ -7435,13 +7625,14 @@
           <w:color w:val="auto"/>
         </w:rPr>
       </w:pPr>
-      <w:bookmarkStart w:id="11" w:name="_Toc232205217"/>
+      <w:bookmarkStart w:id="11" w:name="_Toc232710782"/>
       <w:r>
         <w:rPr>
           <w:rFonts w:ascii="Times New Roman" w:hAnsi="Times New Roman" w:cs="Times New Roman"/>
           <w:color w:val="auto"/>
           <w:sz w:val="28"/>
         </w:rPr>
+        <w:lastRenderedPageBreak/>
         <w:t xml:space="preserve">3. Análisis exploratorio del </w:t>
       </w:r>
       <w:proofErr w:type="spellStart"/>
@@ -7465,7 +7656,7 @@
           <w:color w:val="auto"/>
         </w:rPr>
       </w:pPr>
-      <w:bookmarkStart w:id="12" w:name="_Toc232205218"/>
+      <w:bookmarkStart w:id="12" w:name="_Toc232710783"/>
       <w:r>
         <w:rPr>
           <w:rFonts w:ascii="Times New Roman" w:hAnsi="Times New Roman" w:cs="Times New Roman"/>
@@ -7946,29 +8137,22 @@
               <w:rPr>
                 <w:sz w:val="20"/>
               </w:rPr>
-              <w:t xml:space="preserve">`, </w:t>
-            </w:r>
-            <w:r>
-              <w:rPr>
-                <w:sz w:val="20"/>
-              </w:rPr>
-              <w:lastRenderedPageBreak/>
+              <w:t>`, `</w:t>
+            </w:r>
+            <w:proofErr w:type="spellStart"/>
+            <w:r>
+              <w:rPr>
+                <w:sz w:val="20"/>
+              </w:rPr>
+              <w:t>region</w:t>
+            </w:r>
+            <w:proofErr w:type="spellEnd"/>
+            <w:r>
+              <w:rPr>
+                <w:sz w:val="20"/>
+              </w:rPr>
               <w:t>`</w:t>
             </w:r>
-            <w:proofErr w:type="spellStart"/>
-            <w:r>
-              <w:rPr>
-                <w:sz w:val="20"/>
-              </w:rPr>
-              <w:t>region</w:t>
-            </w:r>
-            <w:proofErr w:type="spellEnd"/>
-            <w:r>
-              <w:rPr>
-                <w:sz w:val="20"/>
-              </w:rPr>
-              <w:t>`</w:t>
-            </w:r>
           </w:p>
         </w:tc>
         <w:tc>
@@ -7983,7 +8167,6 @@
               <w:rPr>
                 <w:sz w:val="20"/>
               </w:rPr>
-              <w:lastRenderedPageBreak/>
               <w:t>Predictoras descriptivas</w:t>
             </w:r>
           </w:p>
@@ -8150,7 +8333,7 @@
           <w:color w:val="auto"/>
         </w:rPr>
       </w:pPr>
-      <w:bookmarkStart w:id="13" w:name="_Toc232205219"/>
+      <w:bookmarkStart w:id="13" w:name="_Toc232710784"/>
       <w:r>
         <w:rPr>
           <w:rFonts w:ascii="Times New Roman" w:hAnsi="Times New Roman" w:cs="Times New Roman"/>
@@ -8443,7 +8626,7 @@
           <w:color w:val="auto"/>
         </w:rPr>
       </w:pPr>
-      <w:bookmarkStart w:id="14" w:name="_Toc232205220"/>
+      <w:bookmarkStart w:id="14" w:name="_Toc232710785"/>
       <w:r>
         <w:rPr>
           <w:rFonts w:ascii="Times New Roman" w:hAnsi="Times New Roman" w:cs="Times New Roman"/>
@@ -8486,6 +8669,7 @@
         <w:ind w:left="567" w:hanging="283"/>
       </w:pPr>
       <w:r>
+        <w:lastRenderedPageBreak/>
         <w:t xml:space="preserve">• </w:t>
       </w:r>
       <w:r>
@@ -8567,7 +8751,7 @@
           <w:color w:val="auto"/>
         </w:rPr>
       </w:pPr>
-      <w:bookmarkStart w:id="15" w:name="_Toc232205221"/>
+      <w:bookmarkStart w:id="15" w:name="_Toc232710786"/>
       <w:r>
         <w:rPr>
           <w:rFonts w:ascii="Times New Roman" w:hAnsi="Times New Roman" w:cs="Times New Roman"/>
@@ -8811,14 +8995,13 @@
           <w:color w:val="auto"/>
         </w:rPr>
       </w:pPr>
-      <w:bookmarkStart w:id="16" w:name="_Toc232205222"/>
+      <w:bookmarkStart w:id="16" w:name="_Toc232710787"/>
       <w:r>
         <w:rPr>
           <w:rFonts w:ascii="Times New Roman" w:hAnsi="Times New Roman" w:cs="Times New Roman"/>
           <w:color w:val="auto"/>
           <w:sz w:val="26"/>
         </w:rPr>
-        <w:lastRenderedPageBreak/>
         <w:t>3.5 Las visualizaciones</w:t>
       </w:r>
       <w:bookmarkEnd w:id="16"/>
@@ -9157,11 +9340,28 @@
     <w:p>
       <w:pPr>
         <w:spacing w:after="120"/>
-      </w:pPr>
-      <w:r>
         <w:rPr>
           <w:b/>
         </w:rPr>
+      </w:pPr>
+    </w:p>
+    <w:p>
+      <w:pPr>
+        <w:spacing w:after="120"/>
+        <w:rPr>
+          <w:b/>
+        </w:rPr>
+      </w:pPr>
+    </w:p>
+    <w:p>
+      <w:pPr>
+        <w:spacing w:after="120"/>
+      </w:pPr>
+      <w:r>
+        <w:rPr>
+          <w:b/>
+        </w:rPr>
+        <w:lastRenderedPageBreak/>
         <w:t>Matriz de correlación.</w:t>
       </w:r>
     </w:p>
@@ -9175,7 +9375,6 @@
           <w:noProof/>
           <w:sz w:val="20"/>
         </w:rPr>
-        <w:lastRenderedPageBreak/>
         <w:drawing>
           <wp:inline distT="0" distB="0" distL="0" distR="0" wp14:anchorId="5E7512BE" wp14:editId="4C5CF6B6">
             <wp:extent cx="4724400" cy="3600450"/>
@@ -9225,7 +9424,7 @@
           <w:color w:val="auto"/>
         </w:rPr>
       </w:pPr>
-      <w:bookmarkStart w:id="17" w:name="_Toc232205223"/>
+      <w:bookmarkStart w:id="17" w:name="_Toc232710788"/>
       <w:r>
         <w:rPr>
           <w:rFonts w:ascii="Times New Roman" w:hAnsi="Times New Roman" w:cs="Times New Roman"/>
@@ -9383,7 +9582,7 @@
           <w:color w:val="auto"/>
         </w:rPr>
       </w:pPr>
-      <w:bookmarkStart w:id="18" w:name="_Toc232205224"/>
+      <w:bookmarkStart w:id="18" w:name="_Toc232710789"/>
       <w:r>
         <w:rPr>
           <w:rFonts w:ascii="Times New Roman" w:hAnsi="Times New Roman" w:cs="Times New Roman"/>
@@ -9752,7 +9951,7 @@
           <w:color w:val="auto"/>
         </w:rPr>
       </w:pPr>
-      <w:bookmarkStart w:id="19" w:name="_Toc232205225"/>
+      <w:bookmarkStart w:id="19" w:name="_Toc232710790"/>
       <w:r>
         <w:rPr>
           <w:rFonts w:ascii="Times New Roman" w:hAnsi="Times New Roman" w:cs="Times New Roman"/>
@@ -9773,7 +9972,7 @@
           <w:color w:val="auto"/>
         </w:rPr>
       </w:pPr>
-      <w:bookmarkStart w:id="20" w:name="_Toc232205226"/>
+      <w:bookmarkStart w:id="20" w:name="_Toc232710791"/>
       <w:r>
         <w:rPr>
           <w:rFonts w:ascii="Times New Roman" w:hAnsi="Times New Roman" w:cs="Times New Roman"/>
@@ -9859,7 +10058,7 @@
           <w:color w:val="auto"/>
         </w:rPr>
       </w:pPr>
-      <w:bookmarkStart w:id="21" w:name="_Toc232205227"/>
+      <w:bookmarkStart w:id="21" w:name="_Toc232710792"/>
       <w:r>
         <w:rPr>
           <w:rFonts w:ascii="Times New Roman" w:hAnsi="Times New Roman" w:cs="Times New Roman"/>
@@ -10394,7 +10593,7 @@
           <w:color w:val="auto"/>
         </w:rPr>
       </w:pPr>
-      <w:bookmarkStart w:id="22" w:name="_Toc232205228"/>
+      <w:bookmarkStart w:id="22" w:name="_Toc232710793"/>
       <w:r>
         <w:rPr>
           <w:rFonts w:ascii="Times New Roman" w:hAnsi="Times New Roman" w:cs="Times New Roman"/>
@@ -10672,12 +10871,29 @@
       <w:pPr>
         <w:spacing w:after="120"/>
         <w:ind w:left="567"/>
-      </w:pPr>
-      <w:r>
         <w:rPr>
           <w:i/>
         </w:rPr>
+      </w:pPr>
+      <w:r>
+        <w:rPr>
+          <w:i/>
+        </w:rPr>
         <w:t>Las fuentes fueron parafraseadas para cumplir con las restricciones de licenciamiento. Ver Sección 13.</w:t>
+      </w:r>
+    </w:p>
+    <w:p>
+      <w:pPr>
+        <w:jc w:val="left"/>
+        <w:rPr>
+          <w:i/>
+        </w:rPr>
+      </w:pPr>
+      <w:r>
+        <w:rPr>
+          <w:i/>
+        </w:rPr>
+        <w:br w:type="page"/>
       </w:r>
     </w:p>
     <w:p>
@@ -10689,13 +10905,14 @@
           <w:color w:val="auto"/>
         </w:rPr>
       </w:pPr>
-      <w:bookmarkStart w:id="23" w:name="_Toc232205229"/>
+      <w:bookmarkStart w:id="23" w:name="_Toc232710794"/>
       <w:r>
         <w:rPr>
           <w:rFonts w:ascii="Times New Roman" w:hAnsi="Times New Roman" w:cs="Times New Roman"/>
           <w:color w:val="auto"/>
           <w:sz w:val="28"/>
         </w:rPr>
+        <w:lastRenderedPageBreak/>
         <w:t>5. Comparación de técnicas</w:t>
       </w:r>
       <w:bookmarkEnd w:id="23"/>
@@ -10709,7 +10926,7 @@
           <w:color w:val="auto"/>
         </w:rPr>
       </w:pPr>
-      <w:bookmarkStart w:id="24" w:name="_Toc232205230"/>
+      <w:bookmarkStart w:id="24" w:name="_Toc232710795"/>
       <w:r>
         <w:rPr>
           <w:rFonts w:ascii="Times New Roman" w:hAnsi="Times New Roman" w:cs="Times New Roman"/>
@@ -10875,7 +11092,7 @@
           <w:color w:val="auto"/>
         </w:rPr>
       </w:pPr>
-      <w:bookmarkStart w:id="25" w:name="_Toc232205231"/>
+      <w:bookmarkStart w:id="25" w:name="_Toc232710796"/>
       <w:r>
         <w:rPr>
           <w:rFonts w:ascii="Times New Roman" w:hAnsi="Times New Roman" w:cs="Times New Roman"/>
@@ -11036,7 +11253,7 @@
           <w:color w:val="auto"/>
         </w:rPr>
       </w:pPr>
-      <w:bookmarkStart w:id="26" w:name="_Toc232205232"/>
+      <w:bookmarkStart w:id="26" w:name="_Toc232710797"/>
       <w:r>
         <w:rPr>
           <w:rFonts w:ascii="Times New Roman" w:hAnsi="Times New Roman" w:cs="Times New Roman"/>
@@ -11337,7 +11554,6 @@
               <w:rPr>
                 <w:sz w:val="20"/>
               </w:rPr>
-              <w:lastRenderedPageBreak/>
               <w:t>Ridge</w:t>
             </w:r>
           </w:p>
@@ -11819,13 +12035,14 @@
           <w:color w:val="auto"/>
         </w:rPr>
       </w:pPr>
-      <w:bookmarkStart w:id="27" w:name="_Toc232205233"/>
+      <w:bookmarkStart w:id="27" w:name="_Toc232710798"/>
       <w:r>
         <w:rPr>
           <w:rFonts w:ascii="Times New Roman" w:hAnsi="Times New Roman" w:cs="Times New Roman"/>
           <w:color w:val="auto"/>
           <w:sz w:val="26"/>
         </w:rPr>
+        <w:lastRenderedPageBreak/>
         <w:t>5.4 Qué pasó, leído con calma</w:t>
       </w:r>
       <w:bookmarkEnd w:id="27"/>
@@ -11925,7 +12142,7 @@
           <w:color w:val="auto"/>
         </w:rPr>
       </w:pPr>
-      <w:bookmarkStart w:id="28" w:name="_Toc232205234"/>
+      <w:bookmarkStart w:id="28" w:name="_Toc232710799"/>
       <w:r>
         <w:rPr>
           <w:rFonts w:ascii="Times New Roman" w:hAnsi="Times New Roman" w:cs="Times New Roman"/>
@@ -12005,7 +12222,7 @@
           <w:color w:val="auto"/>
         </w:rPr>
       </w:pPr>
-      <w:bookmarkStart w:id="29" w:name="_Toc232205235"/>
+      <w:bookmarkStart w:id="29" w:name="_Toc232710800"/>
       <w:r>
         <w:rPr>
           <w:rFonts w:ascii="Times New Roman" w:hAnsi="Times New Roman" w:cs="Times New Roman"/>
@@ -12084,14 +12301,13 @@
           <w:color w:val="auto"/>
         </w:rPr>
       </w:pPr>
-      <w:bookmarkStart w:id="30" w:name="_Toc232205236"/>
+      <w:bookmarkStart w:id="30" w:name="_Toc232710801"/>
       <w:r>
         <w:rPr>
           <w:rFonts w:ascii="Times New Roman" w:hAnsi="Times New Roman" w:cs="Times New Roman"/>
           <w:color w:val="auto"/>
           <w:sz w:val="28"/>
         </w:rPr>
-        <w:lastRenderedPageBreak/>
         <w:t>6. Requisitos del proyecto</w:t>
       </w:r>
       <w:bookmarkEnd w:id="30"/>
@@ -12113,7 +12329,7 @@
           <w:color w:val="auto"/>
         </w:rPr>
       </w:pPr>
-      <w:bookmarkStart w:id="31" w:name="_Toc232205237"/>
+      <w:bookmarkStart w:id="31" w:name="_Toc232710802"/>
       <w:r>
         <w:rPr>
           <w:rFonts w:ascii="Times New Roman" w:hAnsi="Times New Roman" w:cs="Times New Roman"/>
@@ -12217,7 +12433,14 @@
               <w:rPr>
                 <w:sz w:val="20"/>
               </w:rPr>
-              <w:t>Entrenar varios modelos para poder compararlos</w:t>
+              <w:t xml:space="preserve">Entrenar varios modelos para poder </w:t>
+            </w:r>
+            <w:r>
+              <w:rPr>
+                <w:sz w:val="20"/>
+              </w:rPr>
+              <w:lastRenderedPageBreak/>
+              <w:t>compararlos</w:t>
             </w:r>
           </w:p>
         </w:tc>
@@ -12233,6 +12456,7 @@
               <w:rPr>
                 <w:sz w:val="20"/>
               </w:rPr>
+              <w:lastRenderedPageBreak/>
               <w:t>Objetivo 3</w:t>
             </w:r>
           </w:p>
@@ -12725,7 +12949,7 @@
           <w:color w:val="auto"/>
         </w:rPr>
       </w:pPr>
-      <w:bookmarkStart w:id="32" w:name="_Toc232205238"/>
+      <w:bookmarkStart w:id="32" w:name="_Toc232710803"/>
       <w:r>
         <w:rPr>
           <w:rFonts w:ascii="Times New Roman" w:hAnsi="Times New Roman" w:cs="Times New Roman"/>
@@ -13113,7 +13337,6 @@
               <w:rPr>
                 <w:sz w:val="20"/>
               </w:rPr>
-              <w:lastRenderedPageBreak/>
               <w:t>RNF-4</w:t>
             </w:r>
           </w:p>
@@ -13248,7 +13471,14 @@
               <w:rPr>
                 <w:sz w:val="20"/>
               </w:rPr>
-              <w:t>Manejo de errores por capas (422, 503, 500), modo degradado si el modelo no carga, respuesta &lt; 5 s</w:t>
+              <w:t xml:space="preserve">Manejo de errores por capas (422, 503, 500), modo degradado si el </w:t>
+            </w:r>
+            <w:r>
+              <w:rPr>
+                <w:sz w:val="20"/>
+              </w:rPr>
+              <w:lastRenderedPageBreak/>
+              <w:t>modelo no carga, respuesta &lt; 5 s</w:t>
             </w:r>
           </w:p>
         </w:tc>
@@ -13264,6 +13494,7 @@
               <w:rPr>
                 <w:sz w:val="20"/>
               </w:rPr>
+              <w:lastRenderedPageBreak/>
               <w:t>Estabilidad</w:t>
             </w:r>
           </w:p>
@@ -13571,6 +13802,14 @@
     </w:p>
     <w:p>
       <w:pPr>
+        <w:jc w:val="left"/>
+      </w:pPr>
+      <w:r>
+        <w:br w:type="page"/>
+      </w:r>
+    </w:p>
+    <w:p>
+      <w:pPr>
         <w:pStyle w:val="Ttulo2"/>
         <w:spacing w:before="360" w:after="120"/>
         <w:jc w:val="left"/>
@@ -13578,13 +13817,14 @@
           <w:color w:val="auto"/>
         </w:rPr>
       </w:pPr>
-      <w:bookmarkStart w:id="33" w:name="_Toc232205239"/>
+      <w:bookmarkStart w:id="33" w:name="_Toc232710804"/>
       <w:r>
         <w:rPr>
           <w:rFonts w:ascii="Times New Roman" w:hAnsi="Times New Roman" w:cs="Times New Roman"/>
           <w:color w:val="auto"/>
           <w:sz w:val="28"/>
         </w:rPr>
+        <w:lastRenderedPageBreak/>
         <w:t>7. Selección de la arquitectura del modelo</w:t>
       </w:r>
       <w:bookmarkEnd w:id="33"/>
@@ -13598,7 +13838,7 @@
           <w:color w:val="auto"/>
         </w:rPr>
       </w:pPr>
-      <w:bookmarkStart w:id="34" w:name="_Toc232205240"/>
+      <w:bookmarkStart w:id="34" w:name="_Toc232710805"/>
       <w:r>
         <w:rPr>
           <w:rFonts w:ascii="Times New Roman" w:hAnsi="Times New Roman" w:cs="Times New Roman"/>
@@ -13653,7 +13893,7 @@
           <w:color w:val="auto"/>
         </w:rPr>
       </w:pPr>
-      <w:bookmarkStart w:id="35" w:name="_Toc232205241"/>
+      <w:bookmarkStart w:id="35" w:name="_Toc232710806"/>
       <w:r>
         <w:rPr>
           <w:rFonts w:ascii="Times New Roman" w:hAnsi="Times New Roman" w:cs="Times New Roman"/>
@@ -14121,14 +14361,7 @@
               <w:rPr>
                 <w:sz w:val="20"/>
               </w:rPr>
-              <w:t xml:space="preserve">**Random </w:t>
-            </w:r>
-            <w:r>
-              <w:rPr>
-                <w:sz w:val="20"/>
-              </w:rPr>
-              <w:lastRenderedPageBreak/>
-              <w:t>Forest**</w:t>
+              <w:t>**Random Forest**</w:t>
             </w:r>
           </w:p>
         </w:tc>
@@ -14144,7 +14377,6 @@
               <w:rPr>
                 <w:sz w:val="20"/>
               </w:rPr>
-              <w:lastRenderedPageBreak/>
               <w:t>**0,9497**</w:t>
             </w:r>
           </w:p>
@@ -14233,7 +14465,7 @@
           <w:color w:val="auto"/>
         </w:rPr>
       </w:pPr>
-      <w:bookmarkStart w:id="36" w:name="_Toc232205242"/>
+      <w:bookmarkStart w:id="36" w:name="_Toc232710807"/>
       <w:r>
         <w:rPr>
           <w:rFonts w:ascii="Times New Roman" w:hAnsi="Times New Roman" w:cs="Times New Roman"/>
@@ -14450,13 +14682,14 @@
           <w:color w:val="auto"/>
         </w:rPr>
       </w:pPr>
-      <w:bookmarkStart w:id="37" w:name="_Toc232205243"/>
+      <w:bookmarkStart w:id="37" w:name="_Toc232710808"/>
       <w:r>
         <w:rPr>
           <w:rFonts w:ascii="Times New Roman" w:hAnsi="Times New Roman" w:cs="Times New Roman"/>
           <w:color w:val="auto"/>
           <w:sz w:val="26"/>
         </w:rPr>
+        <w:lastRenderedPageBreak/>
         <w:t xml:space="preserve">7.4 </w:t>
       </w:r>
       <w:proofErr w:type="spellStart"/>
@@ -14847,7 +15080,7 @@
           <w:color w:val="auto"/>
         </w:rPr>
       </w:pPr>
-      <w:bookmarkStart w:id="38" w:name="_Toc232205244"/>
+      <w:bookmarkStart w:id="38" w:name="_Toc232710809"/>
       <w:r>
         <w:rPr>
           <w:rFonts w:ascii="Times New Roman" w:hAnsi="Times New Roman" w:cs="Times New Roman"/>
@@ -14995,7 +15228,6 @@
               <w:rPr>
                 <w:sz w:val="20"/>
               </w:rPr>
-              <w:lastRenderedPageBreak/>
               <w:t>Total</w:t>
             </w:r>
             <w:proofErr w:type="gramEnd"/>
@@ -15206,7 +15438,7 @@
           <w:color w:val="auto"/>
         </w:rPr>
       </w:pPr>
-      <w:bookmarkStart w:id="39" w:name="_Toc232205245"/>
+      <w:bookmarkStart w:id="39" w:name="_Toc232710810"/>
       <w:r>
         <w:rPr>
           <w:rFonts w:ascii="Times New Roman" w:hAnsi="Times New Roman" w:cs="Times New Roman"/>
@@ -15270,13 +15502,14 @@
           <w:color w:val="auto"/>
         </w:rPr>
       </w:pPr>
-      <w:bookmarkStart w:id="40" w:name="_Toc232205246"/>
+      <w:bookmarkStart w:id="40" w:name="_Toc232710811"/>
       <w:r>
         <w:rPr>
           <w:rFonts w:ascii="Times New Roman" w:hAnsi="Times New Roman" w:cs="Times New Roman"/>
           <w:color w:val="auto"/>
           <w:sz w:val="28"/>
         </w:rPr>
+        <w:lastRenderedPageBreak/>
         <w:t>8. Elaboración del modelo</w:t>
       </w:r>
       <w:bookmarkEnd w:id="40"/>
@@ -15290,7 +15523,7 @@
           <w:color w:val="auto"/>
         </w:rPr>
       </w:pPr>
-      <w:bookmarkStart w:id="41" w:name="_Toc232205247"/>
+      <w:bookmarkStart w:id="41" w:name="_Toc232710812"/>
       <w:r>
         <w:rPr>
           <w:rFonts w:ascii="Times New Roman" w:hAnsi="Times New Roman" w:cs="Times New Roman"/>
@@ -15593,7 +15826,6 @@
         <w:ind w:left="567" w:hanging="283"/>
       </w:pPr>
       <w:r>
-        <w:lastRenderedPageBreak/>
         <w:t xml:space="preserve">6. </w:t>
       </w:r>
       <w:r>
@@ -15688,7 +15920,7 @@
           <w:color w:val="auto"/>
         </w:rPr>
       </w:pPr>
-      <w:bookmarkStart w:id="42" w:name="_Toc232205248"/>
+      <w:bookmarkStart w:id="42" w:name="_Toc232710813"/>
       <w:r>
         <w:rPr>
           <w:rFonts w:ascii="Times New Roman" w:hAnsi="Times New Roman" w:cs="Times New Roman"/>
@@ -15744,7 +15976,7 @@
           <w:color w:val="auto"/>
         </w:rPr>
       </w:pPr>
-      <w:bookmarkStart w:id="43" w:name="_Toc232205249"/>
+      <w:bookmarkStart w:id="43" w:name="_Toc232710814"/>
       <w:r>
         <w:rPr>
           <w:rFonts w:ascii="Times New Roman" w:hAnsi="Times New Roman" w:cs="Times New Roman"/>
@@ -15780,13 +16012,14 @@
           <w:color w:val="auto"/>
         </w:rPr>
       </w:pPr>
-      <w:bookmarkStart w:id="44" w:name="_Toc232205250"/>
+      <w:bookmarkStart w:id="44" w:name="_Toc232710815"/>
       <w:r>
         <w:rPr>
           <w:rFonts w:ascii="Times New Roman" w:hAnsi="Times New Roman" w:cs="Times New Roman"/>
           <w:color w:val="auto"/>
           <w:sz w:val="26"/>
         </w:rPr>
+        <w:lastRenderedPageBreak/>
         <w:t>8.4 El tema del balanceo de clases</w:t>
       </w:r>
       <w:bookmarkEnd w:id="44"/>
@@ -15979,14 +16212,13 @@
           <w:color w:val="auto"/>
         </w:rPr>
       </w:pPr>
-      <w:bookmarkStart w:id="45" w:name="_Toc232205251"/>
+      <w:bookmarkStart w:id="45" w:name="_Toc232710816"/>
       <w:r>
         <w:rPr>
           <w:rFonts w:ascii="Times New Roman" w:hAnsi="Times New Roman" w:cs="Times New Roman"/>
           <w:color w:val="auto"/>
           <w:sz w:val="28"/>
         </w:rPr>
-        <w:lastRenderedPageBreak/>
         <w:t xml:space="preserve">9. Desarrollo </w:t>
       </w:r>
       <w:proofErr w:type="spellStart"/>
@@ -16028,7 +16260,7 @@
           <w:color w:val="auto"/>
         </w:rPr>
       </w:pPr>
-      <w:bookmarkStart w:id="46" w:name="_Toc232205252"/>
+      <w:bookmarkStart w:id="46" w:name="_Toc232710817"/>
       <w:r>
         <w:rPr>
           <w:rFonts w:ascii="Times New Roman" w:hAnsi="Times New Roman" w:cs="Times New Roman"/>
@@ -16341,6 +16573,7 @@
         <w:rPr>
           <w:i/>
         </w:rPr>
+        <w:lastRenderedPageBreak/>
         <w:t>Una de las grandes mejoras del Hito 2 fue reemplazar el mockup no funcional del Hito 1 por un sistema que funciona de verdad. La predicción dejó de ser de mentira: cada solicitud pasa por el pipeline completo de validación, preprocesamiento, inferencia y desnormalización.</w:t>
       </w:r>
     </w:p>
@@ -16353,7 +16586,7 @@
           <w:color w:val="auto"/>
         </w:rPr>
       </w:pPr>
-      <w:bookmarkStart w:id="47" w:name="_Toc232205253"/>
+      <w:bookmarkStart w:id="47" w:name="_Toc232710818"/>
       <w:r>
         <w:rPr>
           <w:rFonts w:ascii="Times New Roman" w:hAnsi="Times New Roman" w:cs="Times New Roman"/>
@@ -16880,7 +17113,6 @@
         <w:spacing w:after="120"/>
       </w:pPr>
       <w:r>
-        <w:lastRenderedPageBreak/>
         <w:t xml:space="preserve">El modelo de ~1,5 GB se carga </w:t>
       </w:r>
       <w:r>
@@ -16972,7 +17204,7 @@
           <w:color w:val="auto"/>
         </w:rPr>
       </w:pPr>
-      <w:bookmarkStart w:id="48" w:name="_Toc232205254"/>
+      <w:bookmarkStart w:id="48" w:name="_Toc232710819"/>
       <w:r>
         <w:rPr>
           <w:rFonts w:ascii="Times New Roman" w:hAnsi="Times New Roman" w:cs="Times New Roman"/>
@@ -17062,13 +17294,14 @@
           <w:color w:val="auto"/>
         </w:rPr>
       </w:pPr>
-      <w:bookmarkStart w:id="49" w:name="_Toc232205255"/>
+      <w:bookmarkStart w:id="49" w:name="_Toc232710820"/>
       <w:r>
         <w:rPr>
           <w:rFonts w:ascii="Times New Roman" w:hAnsi="Times New Roman" w:cs="Times New Roman"/>
           <w:color w:val="auto"/>
           <w:sz w:val="26"/>
         </w:rPr>
+        <w:lastRenderedPageBreak/>
         <w:t>9.4 Usabilidad y escalabilidad</w:t>
       </w:r>
       <w:bookmarkEnd w:id="49"/>
@@ -17179,7 +17412,7 @@
           <w:color w:val="auto"/>
         </w:rPr>
       </w:pPr>
-      <w:bookmarkStart w:id="50" w:name="_Toc232205256"/>
+      <w:bookmarkStart w:id="50" w:name="_Toc232710821"/>
       <w:r>
         <w:rPr>
           <w:rFonts w:ascii="Times New Roman" w:hAnsi="Times New Roman" w:cs="Times New Roman"/>
@@ -17353,7 +17586,7 @@
           <w:color w:val="auto"/>
         </w:rPr>
       </w:pPr>
-      <w:bookmarkStart w:id="51" w:name="_Toc232205257"/>
+      <w:bookmarkStart w:id="51" w:name="_Toc232710822"/>
       <w:r>
         <w:rPr>
           <w:rFonts w:ascii="Times New Roman" w:hAnsi="Times New Roman" w:cs="Times New Roman"/>
@@ -17386,6 +17619,9 @@
     <w:p>
       <w:pPr>
         <w:spacing w:after="120"/>
+        <w:rPr>
+          <w:b/>
+        </w:rPr>
       </w:pPr>
       <w:r>
         <w:rPr>
@@ -17393,7 +17629,6 @@
           <w:noProof/>
           <w:sz w:val="20"/>
         </w:rPr>
-        <w:lastRenderedPageBreak/>
         <w:drawing>
           <wp:inline distT="0" distB="0" distL="0" distR="0" wp14:anchorId="638005EF" wp14:editId="07FC3D61">
             <wp:extent cx="5943600" cy="2632075"/>
@@ -17430,10 +17665,48 @@
           </wp:inline>
         </w:drawing>
       </w:r>
-      <w:r>
+    </w:p>
+    <w:p>
+      <w:pPr>
+        <w:spacing w:after="120"/>
         <w:rPr>
           <w:b/>
         </w:rPr>
+      </w:pPr>
+    </w:p>
+    <w:p>
+      <w:pPr>
+        <w:spacing w:after="120"/>
+        <w:rPr>
+          <w:b/>
+        </w:rPr>
+      </w:pPr>
+    </w:p>
+    <w:p>
+      <w:pPr>
+        <w:spacing w:after="120"/>
+        <w:rPr>
+          <w:b/>
+        </w:rPr>
+      </w:pPr>
+    </w:p>
+    <w:p>
+      <w:pPr>
+        <w:spacing w:after="120"/>
+        <w:rPr>
+          <w:b/>
+        </w:rPr>
+      </w:pPr>
+    </w:p>
+    <w:p>
+      <w:pPr>
+        <w:spacing w:after="120"/>
+      </w:pPr>
+      <w:r>
+        <w:rPr>
+          <w:b/>
+        </w:rPr>
+        <w:lastRenderedPageBreak/>
         <w:t>Formulario completo antes de enviar:</w:t>
       </w:r>
     </w:p>
@@ -17498,6 +17771,9 @@
     <w:p>
       <w:pPr>
         <w:spacing w:after="120"/>
+        <w:rPr>
+          <w:b/>
+        </w:rPr>
       </w:pPr>
       <w:r>
         <w:rPr>
@@ -17505,7 +17781,6 @@
           <w:noProof/>
           <w:sz w:val="20"/>
         </w:rPr>
-        <w:lastRenderedPageBreak/>
         <w:drawing>
           <wp:inline distT="0" distB="0" distL="0" distR="0" wp14:anchorId="3A512BD6" wp14:editId="29DED34A">
             <wp:extent cx="5943600" cy="2676175"/>
@@ -17542,10 +17817,72 @@
           </wp:inline>
         </w:drawing>
       </w:r>
-      <w:r>
+    </w:p>
+    <w:p>
+      <w:pPr>
+        <w:spacing w:after="120"/>
         <w:rPr>
           <w:b/>
         </w:rPr>
+      </w:pPr>
+    </w:p>
+    <w:p>
+      <w:pPr>
+        <w:spacing w:after="120"/>
+        <w:rPr>
+          <w:b/>
+        </w:rPr>
+      </w:pPr>
+    </w:p>
+    <w:p>
+      <w:pPr>
+        <w:spacing w:after="120"/>
+        <w:rPr>
+          <w:b/>
+        </w:rPr>
+      </w:pPr>
+    </w:p>
+    <w:p>
+      <w:pPr>
+        <w:spacing w:after="120"/>
+        <w:rPr>
+          <w:b/>
+        </w:rPr>
+      </w:pPr>
+    </w:p>
+    <w:p>
+      <w:pPr>
+        <w:spacing w:after="120"/>
+        <w:rPr>
+          <w:b/>
+        </w:rPr>
+      </w:pPr>
+    </w:p>
+    <w:p>
+      <w:pPr>
+        <w:spacing w:after="120"/>
+        <w:rPr>
+          <w:b/>
+        </w:rPr>
+      </w:pPr>
+    </w:p>
+    <w:p>
+      <w:pPr>
+        <w:spacing w:after="120"/>
+        <w:rPr>
+          <w:b/>
+        </w:rPr>
+      </w:pPr>
+    </w:p>
+    <w:p>
+      <w:pPr>
+        <w:spacing w:after="120"/>
+      </w:pPr>
+      <w:r>
+        <w:rPr>
+          <w:b/>
+        </w:rPr>
+        <w:lastRenderedPageBreak/>
         <w:t>Predicción exitosa en Swagger:</w:t>
       </w:r>
     </w:p>
@@ -17605,6 +17942,9 @@
     <w:p>
       <w:pPr>
         <w:spacing w:after="120"/>
+        <w:rPr>
+          <w:b/>
+        </w:rPr>
       </w:pPr>
       <w:r>
         <w:rPr>
@@ -17612,7 +17952,6 @@
           <w:noProof/>
           <w:sz w:val="20"/>
         </w:rPr>
-        <w:lastRenderedPageBreak/>
         <w:drawing>
           <wp:inline distT="0" distB="0" distL="0" distR="0" wp14:anchorId="284D9157" wp14:editId="527C2551">
             <wp:extent cx="5838169" cy="2701925"/>
@@ -17649,30 +17988,95 @@
           </wp:inline>
         </w:drawing>
       </w:r>
-      <w:r>
-        <w:rPr>
-          <w:b/>
-        </w:rPr>
-        <w:t xml:space="preserve">Health </w:t>
-      </w:r>
-      <w:proofErr w:type="spellStart"/>
-      <w:r>
-        <w:rPr>
-          <w:b/>
-        </w:rPr>
-        <w:t>check</w:t>
-      </w:r>
-      <w:proofErr w:type="spellEnd"/>
-      <w:r>
-        <w:rPr>
-          <w:b/>
-        </w:rPr>
-        <w:t>:</w:t>
-      </w:r>
     </w:p>
     <w:p>
       <w:pPr>
         <w:spacing w:after="120"/>
+        <w:rPr>
+          <w:b/>
+        </w:rPr>
+      </w:pPr>
+    </w:p>
+    <w:p>
+      <w:pPr>
+        <w:spacing w:after="120"/>
+        <w:rPr>
+          <w:b/>
+        </w:rPr>
+      </w:pPr>
+    </w:p>
+    <w:p>
+      <w:pPr>
+        <w:spacing w:after="120"/>
+        <w:rPr>
+          <w:b/>
+        </w:rPr>
+      </w:pPr>
+    </w:p>
+    <w:p>
+      <w:pPr>
+        <w:spacing w:after="120"/>
+        <w:rPr>
+          <w:b/>
+        </w:rPr>
+      </w:pPr>
+    </w:p>
+    <w:p>
+      <w:pPr>
+        <w:spacing w:after="120"/>
+        <w:rPr>
+          <w:b/>
+        </w:rPr>
+      </w:pPr>
+    </w:p>
+    <w:p>
+      <w:pPr>
+        <w:spacing w:after="120"/>
+        <w:rPr>
+          <w:b/>
+        </w:rPr>
+      </w:pPr>
+    </w:p>
+    <w:p>
+      <w:pPr>
+        <w:spacing w:after="120"/>
+        <w:rPr>
+          <w:b/>
+        </w:rPr>
+      </w:pPr>
+    </w:p>
+    <w:p>
+      <w:pPr>
+        <w:spacing w:after="120"/>
+      </w:pPr>
+      <w:r>
+        <w:rPr>
+          <w:b/>
+        </w:rPr>
+        <w:lastRenderedPageBreak/>
+        <w:t xml:space="preserve">Health </w:t>
+      </w:r>
+      <w:proofErr w:type="spellStart"/>
+      <w:r>
+        <w:rPr>
+          <w:b/>
+        </w:rPr>
+        <w:t>check</w:t>
+      </w:r>
+      <w:proofErr w:type="spellEnd"/>
+      <w:r>
+        <w:rPr>
+          <w:b/>
+        </w:rPr>
+        <w:t>:</w:t>
+      </w:r>
+    </w:p>
+    <w:p>
+      <w:pPr>
+        <w:spacing w:after="120"/>
+        <w:rPr>
+          <w:b/>
+        </w:rPr>
       </w:pPr>
       <w:r>
         <w:rPr>
@@ -17716,52 +18120,50 @@
           </wp:inline>
         </w:drawing>
       </w:r>
-      <w:r>
-        <w:rPr>
-          <w:b/>
-        </w:rPr>
-        <w:t xml:space="preserve">Logs del </w:t>
-      </w:r>
-      <w:proofErr w:type="spellStart"/>
-      <w:r>
-        <w:rPr>
-          <w:b/>
-        </w:rPr>
-        <w:t>backend</w:t>
-      </w:r>
-      <w:proofErr w:type="spellEnd"/>
-      <w:r>
-        <w:rPr>
-          <w:b/>
-        </w:rPr>
-        <w:t>:</w:t>
-      </w:r>
     </w:p>
     <w:p>
       <w:pPr>
-        <w:pStyle w:val="Ttulo3"/>
-        <w:spacing w:before="240" w:after="120"/>
-        <w:jc w:val="left"/>
-        <w:rPr>
-          <w:color w:val="auto"/>
-        </w:rPr>
-      </w:pPr>
-      <w:bookmarkStart w:id="52" w:name="_Toc232205258"/>
-      <w:r>
-        <w:rPr>
-          <w:rFonts w:ascii="Times New Roman" w:eastAsiaTheme="minorEastAsia" w:hAnsi="Times New Roman" w:cstheme="minorBidi"/>
-          <w:b w:val="0"/>
-          <w:bCs w:val="0"/>
-          <w:i/>
+        <w:spacing w:after="120"/>
+        <w:rPr>
+          <w:b/>
+        </w:rPr>
+      </w:pPr>
+      <w:r>
+        <w:rPr>
+          <w:b/>
+        </w:rPr>
+        <w:t xml:space="preserve">Logs del </w:t>
+      </w:r>
+      <w:proofErr w:type="spellStart"/>
+      <w:r>
+        <w:rPr>
+          <w:b/>
+        </w:rPr>
+        <w:t>backend</w:t>
+      </w:r>
+      <w:proofErr w:type="spellEnd"/>
+      <w:r>
+        <w:rPr>
+          <w:b/>
+        </w:rPr>
+        <w:t>:</w:t>
+      </w:r>
+    </w:p>
+    <w:p>
+      <w:pPr>
+        <w:rPr>
+          <w:rFonts w:cs="Times New Roman"/>
+          <w:sz w:val="26"/>
+        </w:rPr>
+      </w:pPr>
+      <w:r>
+        <w:rPr>
           <w:noProof/>
-          <w:color w:val="auto"/>
-          <w:sz w:val="20"/>
-        </w:rPr>
-        <w:lastRenderedPageBreak/>
+        </w:rPr>
         <w:drawing>
-          <wp:inline distT="0" distB="0" distL="0" distR="0" wp14:anchorId="1E0F15D9" wp14:editId="791F68C3">
-            <wp:extent cx="5943600" cy="3366135"/>
-            <wp:effectExtent l="0" t="0" r="0" b="5715"/>
+          <wp:inline distT="0" distB="0" distL="0" distR="0" wp14:anchorId="1E0F15D9" wp14:editId="72F83173">
+            <wp:extent cx="6121874" cy="3467100"/>
+            <wp:effectExtent l="0" t="0" r="0" b="0"/>
             <wp:docPr id="1193838417" name="Imagen 1"/>
             <wp:cNvGraphicFramePr>
               <a:graphicFrameLocks xmlns:a="http://schemas.openxmlformats.org/drawingml/2006/main" noChangeAspect="1"/>
@@ -17782,7 +18184,7 @@
                   <pic:spPr>
                     <a:xfrm>
                       <a:off x="0" y="0"/>
-                      <a:ext cx="5943600" cy="3366135"/>
+                      <a:ext cx="6126954" cy="3469977"/>
                     </a:xfrm>
                     <a:prstGeom prst="rect">
                       <a:avLst/>
@@ -17794,15 +18196,48 @@
           </wp:inline>
         </w:drawing>
       </w:r>
-      <w:r>
-        <w:rPr>
-          <w:rFonts w:ascii="Times New Roman" w:hAnsi="Times New Roman" w:cs="Times New Roman"/>
-          <w:color w:val="auto"/>
+    </w:p>
+    <w:p>
+      <w:pPr>
+        <w:rPr>
+          <w:rFonts w:cs="Times New Roman"/>
           <w:sz w:val="26"/>
         </w:rPr>
+      </w:pPr>
+    </w:p>
+    <w:p>
+      <w:pPr>
+        <w:rPr>
+          <w:rFonts w:cs="Times New Roman"/>
+          <w:sz w:val="26"/>
+        </w:rPr>
+      </w:pPr>
+    </w:p>
+    <w:p>
+      <w:pPr>
+        <w:rPr>
+          <w:rFonts w:cs="Times New Roman"/>
+          <w:sz w:val="26"/>
+        </w:rPr>
+      </w:pPr>
+    </w:p>
+    <w:p>
+      <w:pPr>
+        <w:rPr>
+          <w:rFonts w:cs="Times New Roman"/>
+          <w:sz w:val="26"/>
+        </w:rPr>
+      </w:pPr>
+    </w:p>
+    <w:p>
+      <w:r>
+        <w:rPr>
+          <w:rFonts w:cs="Times New Roman"/>
+          <w:sz w:val="26"/>
+        </w:rPr>
+        <w:lastRenderedPageBreak/>
         <w:t>9.7 Tiempos medidos</w:t>
       </w:r>
-      <w:bookmarkEnd w:id="52"/>
     </w:p>
     <w:tbl>
       <w:tblPr>
@@ -18174,6 +18609,26 @@
     </w:p>
     <w:p>
       <w:pPr>
+        <w:jc w:val="left"/>
+        <w:rPr>
+          <w:rFonts w:eastAsiaTheme="majorEastAsia" w:cs="Times New Roman"/>
+          <w:b/>
+          <w:bCs/>
+          <w:sz w:val="28"/>
+          <w:szCs w:val="26"/>
+        </w:rPr>
+      </w:pPr>
+      <w:bookmarkStart w:id="52" w:name="_Toc232710823"/>
+      <w:r>
+        <w:rPr>
+          <w:rFonts w:cs="Times New Roman"/>
+          <w:sz w:val="28"/>
+        </w:rPr>
+        <w:br w:type="page"/>
+      </w:r>
+    </w:p>
+    <w:p>
+      <w:pPr>
         <w:pStyle w:val="Ttulo2"/>
         <w:spacing w:before="360" w:after="120"/>
         <w:jc w:val="left"/>
@@ -18181,16 +18636,16 @@
           <w:color w:val="auto"/>
         </w:rPr>
       </w:pPr>
-      <w:bookmarkStart w:id="53" w:name="_Toc232205259"/>
       <w:r>
         <w:rPr>
           <w:rFonts w:ascii="Times New Roman" w:hAnsi="Times New Roman" w:cs="Times New Roman"/>
           <w:color w:val="auto"/>
           <w:sz w:val="28"/>
         </w:rPr>
+        <w:lastRenderedPageBreak/>
         <w:t>10. Evaluación de resultados, al fin</w:t>
       </w:r>
-      <w:bookmarkEnd w:id="53"/>
+      <w:bookmarkEnd w:id="52"/>
     </w:p>
     <w:p>
       <w:pPr>
@@ -18201,7 +18656,7 @@
           <w:color w:val="auto"/>
         </w:rPr>
       </w:pPr>
-      <w:bookmarkStart w:id="54" w:name="_Toc232205260"/>
+      <w:bookmarkStart w:id="53" w:name="_Toc232710824"/>
       <w:r>
         <w:rPr>
           <w:rFonts w:ascii="Times New Roman" w:hAnsi="Times New Roman" w:cs="Times New Roman"/>
@@ -18210,7 +18665,7 @@
         </w:rPr>
         <w:t>10.1 Cómo rindió sobre datos que nunca vio</w:t>
       </w:r>
-      <w:bookmarkEnd w:id="54"/>
+      <w:bookmarkEnd w:id="53"/>
     </w:p>
     <w:p>
       <w:pPr>
@@ -18502,14 +18957,7 @@
               <w:rPr>
                 <w:sz w:val="20"/>
               </w:rPr>
-              <w:t xml:space="preserve">Error relativo, inflado por los </w:t>
-            </w:r>
-            <w:r>
-              <w:rPr>
-                <w:sz w:val="20"/>
-              </w:rPr>
-              <w:lastRenderedPageBreak/>
-              <w:t>precios bajos en el denominador</w:t>
+              <w:t>Error relativo, inflado por los precios bajos en el denominador</w:t>
             </w:r>
           </w:p>
         </w:tc>
@@ -18542,7 +18990,7 @@
           <w:color w:val="auto"/>
         </w:rPr>
       </w:pPr>
-      <w:bookmarkStart w:id="55" w:name="_Toc232205261"/>
+      <w:bookmarkStart w:id="54" w:name="_Toc232710825"/>
       <w:r>
         <w:rPr>
           <w:rFonts w:ascii="Times New Roman" w:hAnsi="Times New Roman" w:cs="Times New Roman"/>
@@ -18587,7 +19035,7 @@
         </w:rPr>
         <w:t xml:space="preserve"> ni AUC ¿?</w:t>
       </w:r>
-      <w:bookmarkEnd w:id="55"/>
+      <w:bookmarkEnd w:id="54"/>
     </w:p>
     <w:p>
       <w:pPr>
@@ -18631,7 +19079,7 @@
           <w:color w:val="auto"/>
         </w:rPr>
       </w:pPr>
-      <w:bookmarkStart w:id="56" w:name="_Toc232205262"/>
+      <w:bookmarkStart w:id="55" w:name="_Toc232710826"/>
       <w:r>
         <w:rPr>
           <w:rFonts w:ascii="Times New Roman" w:hAnsi="Times New Roman" w:cs="Times New Roman"/>
@@ -18640,7 +19088,7 @@
         </w:rPr>
         <w:t>10.3 Interpretabilidad: ¿qué mira el modelo?</w:t>
       </w:r>
-      <w:bookmarkEnd w:id="56"/>
+      <w:bookmarkEnd w:id="55"/>
     </w:p>
     <w:p>
       <w:pPr>
@@ -19423,6 +19871,7 @@
         <w:spacing w:after="120"/>
       </w:pPr>
       <w:r>
+        <w:lastRenderedPageBreak/>
         <w:t xml:space="preserve">Las tres de arriba </w:t>
       </w:r>
       <w:proofErr w:type="spellStart"/>
@@ -19508,17 +19957,16 @@
           <w:color w:val="auto"/>
         </w:rPr>
       </w:pPr>
-      <w:bookmarkStart w:id="57" w:name="_Toc232205263"/>
+      <w:bookmarkStart w:id="56" w:name="_Toc232710827"/>
       <w:r>
         <w:rPr>
           <w:rFonts w:ascii="Times New Roman" w:hAnsi="Times New Roman" w:cs="Times New Roman"/>
           <w:color w:val="auto"/>
           <w:sz w:val="26"/>
         </w:rPr>
-        <w:lastRenderedPageBreak/>
         <w:t>10.4 ¿Se cumplieron los requisitos? Mirada crítica</w:t>
       </w:r>
-      <w:bookmarkEnd w:id="57"/>
+      <w:bookmarkEnd w:id="56"/>
     </w:p>
     <w:tbl>
       <w:tblPr>
@@ -20223,19 +20671,101 @@
           <w:color w:val="auto"/>
         </w:rPr>
       </w:pPr>
-      <w:bookmarkStart w:id="58" w:name="_Toc232205264"/>
+      <w:bookmarkStart w:id="57" w:name="_Toc232710828"/>
       <w:r>
         <w:rPr>
           <w:rFonts w:ascii="Times New Roman" w:hAnsi="Times New Roman" w:cs="Times New Roman"/>
           <w:color w:val="auto"/>
           <w:sz w:val="28"/>
         </w:rPr>
+        <w:lastRenderedPageBreak/>
         <w:t>11. Código fuente</w:t>
+      </w:r>
+      <w:bookmarkEnd w:id="57"/>
+    </w:p>
+    <w:p>
+      <w:pPr>
+        <w:pStyle w:val="Ttulo3"/>
+        <w:spacing w:before="240" w:after="120"/>
+        <w:jc w:val="left"/>
+        <w:rPr>
+          <w:color w:val="auto"/>
+        </w:rPr>
+      </w:pPr>
+      <w:bookmarkStart w:id="58" w:name="_Toc232710829"/>
+      <w:r>
+        <w:rPr>
+          <w:rFonts w:ascii="Times New Roman" w:hAnsi="Times New Roman" w:cs="Times New Roman"/>
+          <w:color w:val="auto"/>
+          <w:sz w:val="26"/>
+        </w:rPr>
+        <w:t>11.1 El repositorio</w:t>
       </w:r>
       <w:bookmarkEnd w:id="58"/>
     </w:p>
     <w:p>
       <w:pPr>
+        <w:spacing w:after="120"/>
+      </w:pPr>
+      <w:r>
+        <w:t>Todo el código del proyecto, ordenado y documentado, está acá:</w:t>
+      </w:r>
+    </w:p>
+    <w:p>
+      <w:pPr>
+        <w:spacing w:after="120"/>
+        <w:ind w:left="567"/>
+      </w:pPr>
+      <w:r>
+        <w:rPr>
+          <w:b/>
+          <w:i/>
+        </w:rPr>
+        <w:t>https://github.com/ninogoddess/proyecto-autos</w:t>
+      </w:r>
+    </w:p>
+    <w:p>
+      <w:pPr>
+        <w:spacing w:after="120"/>
+      </w:pPr>
+      <w:r>
+        <w:t xml:space="preserve">En el repo está tanto la parte de ciencia de datos; notebooks, scripts de entrenamiento, modelos y resultados; como el sistema web completo; </w:t>
+      </w:r>
+      <w:proofErr w:type="spellStart"/>
+      <w:r>
+        <w:t>backend</w:t>
+      </w:r>
+      <w:proofErr w:type="spellEnd"/>
+      <w:r>
+        <w:t xml:space="preserve"> </w:t>
+      </w:r>
+      <w:proofErr w:type="spellStart"/>
+      <w:r>
+        <w:t>FastAPI</w:t>
+      </w:r>
+      <w:proofErr w:type="spellEnd"/>
+      <w:r>
+        <w:t xml:space="preserve"> anidado y </w:t>
+      </w:r>
+      <w:proofErr w:type="spellStart"/>
+      <w:r>
+        <w:t>frontend</w:t>
+      </w:r>
+      <w:proofErr w:type="spellEnd"/>
+      <w:r>
+        <w:t xml:space="preserve"> </w:t>
+      </w:r>
+      <w:proofErr w:type="spellStart"/>
+      <w:r>
+        <w:t>React</w:t>
+      </w:r>
+      <w:proofErr w:type="spellEnd"/>
+      <w:r>
+        <w:t>.</w:t>
+      </w:r>
+    </w:p>
+    <w:p>
+      <w:pPr>
         <w:pStyle w:val="Ttulo3"/>
         <w:spacing w:before="240" w:after="120"/>
         <w:jc w:val="left"/>
@@ -20243,76 +20773,679 @@
           <w:color w:val="auto"/>
         </w:rPr>
       </w:pPr>
-      <w:bookmarkStart w:id="59" w:name="_Toc232205265"/>
+      <w:bookmarkStart w:id="59" w:name="_Toc232710830"/>
       <w:r>
         <w:rPr>
           <w:rFonts w:ascii="Times New Roman" w:hAnsi="Times New Roman" w:cs="Times New Roman"/>
           <w:color w:val="auto"/>
           <w:sz w:val="26"/>
         </w:rPr>
-        <w:t>11.1 El repositorio</w:t>
+        <w:t>11.2 Cómo está organizado</w:t>
       </w:r>
       <w:bookmarkEnd w:id="59"/>
     </w:p>
     <w:p>
       <w:pPr>
-        <w:spacing w:after="120"/>
-      </w:pPr>
-      <w:r>
-        <w:t>Todo el código del proyecto, ordenado y documentado, está acá:</w:t>
-      </w:r>
-    </w:p>
-    <w:p>
-      <w:pPr>
-        <w:spacing w:after="120"/>
-        <w:ind w:left="567"/>
-      </w:pPr>
-      <w:r>
-        <w:rPr>
-          <w:b/>
-          <w:i/>
-        </w:rPr>
-        <w:t>https://github.com/ninogoddess/proyecto-autos</w:t>
-      </w:r>
-    </w:p>
-    <w:p>
-      <w:pPr>
-        <w:spacing w:after="120"/>
-      </w:pPr>
-      <w:r>
-        <w:t xml:space="preserve">En el repo está tanto la parte de ciencia de datos; notebooks, scripts de entrenamiento, modelos y resultados; como el sistema web completo; </w:t>
-      </w:r>
-      <w:proofErr w:type="spellStart"/>
-      <w:r>
+        <w:spacing w:before="120" w:after="120" w:line="240" w:lineRule="auto"/>
+        <w:jc w:val="left"/>
+      </w:pPr>
+      <w:r>
+        <w:rPr>
+          <w:rFonts w:ascii="Courier New" w:hAnsi="Courier New"/>
+          <w:sz w:val="18"/>
+        </w:rPr>
+        <w:t>proyecto-autos/</w:t>
+      </w:r>
+      <w:r>
+        <w:rPr>
+          <w:rFonts w:ascii="Courier New" w:hAnsi="Courier New"/>
+          <w:sz w:val="18"/>
+        </w:rPr>
+        <w:br/>
+        <w:t>├── app-mockup-autos-celso/         ← Sistema web completo (Hito 2)</w:t>
+      </w:r>
+      <w:r>
+        <w:rPr>
+          <w:rFonts w:ascii="Courier New" w:hAnsi="Courier New"/>
+          <w:sz w:val="18"/>
+        </w:rPr>
+        <w:br/>
+        <w:t xml:space="preserve">│   ├── </w:t>
+      </w:r>
+      <w:proofErr w:type="spellStart"/>
+      <w:r>
+        <w:rPr>
+          <w:rFonts w:ascii="Courier New" w:hAnsi="Courier New"/>
+          <w:sz w:val="18"/>
+        </w:rPr>
+        <w:t>src</w:t>
+      </w:r>
+      <w:proofErr w:type="spellEnd"/>
+      <w:r>
+        <w:rPr>
+          <w:rFonts w:ascii="Courier New" w:hAnsi="Courier New"/>
+          <w:sz w:val="18"/>
+        </w:rPr>
+        <w:t xml:space="preserve">/                        ← </w:t>
+      </w:r>
+      <w:proofErr w:type="spellStart"/>
+      <w:r>
+        <w:rPr>
+          <w:rFonts w:ascii="Courier New" w:hAnsi="Courier New"/>
+          <w:sz w:val="18"/>
+        </w:rPr>
+        <w:t>Frontend</w:t>
+      </w:r>
+      <w:proofErr w:type="spellEnd"/>
+      <w:r>
+        <w:rPr>
+          <w:rFonts w:ascii="Courier New" w:hAnsi="Courier New"/>
+          <w:sz w:val="18"/>
+        </w:rPr>
+        <w:t xml:space="preserve"> </w:t>
+      </w:r>
+      <w:proofErr w:type="spellStart"/>
+      <w:r>
+        <w:rPr>
+          <w:rFonts w:ascii="Courier New" w:hAnsi="Courier New"/>
+          <w:sz w:val="18"/>
+        </w:rPr>
+        <w:t>React</w:t>
+      </w:r>
+      <w:proofErr w:type="spellEnd"/>
+      <w:r>
+        <w:rPr>
+          <w:rFonts w:ascii="Courier New" w:hAnsi="Courier New"/>
+          <w:sz w:val="18"/>
+        </w:rPr>
+        <w:br/>
+        <w:t xml:space="preserve">│   │   ├── </w:t>
+      </w:r>
+      <w:proofErr w:type="spellStart"/>
+      <w:r>
+        <w:rPr>
+          <w:rFonts w:ascii="Courier New" w:hAnsi="Courier New"/>
+          <w:sz w:val="18"/>
+        </w:rPr>
+        <w:t>components</w:t>
+      </w:r>
+      <w:proofErr w:type="spellEnd"/>
+      <w:r>
+        <w:rPr>
+          <w:rFonts w:ascii="Courier New" w:hAnsi="Courier New"/>
+          <w:sz w:val="18"/>
+        </w:rPr>
+        <w:t>/             ← Componentes de interfaz</w:t>
+      </w:r>
+      <w:r>
+        <w:rPr>
+          <w:rFonts w:ascii="Courier New" w:hAnsi="Courier New"/>
+          <w:sz w:val="18"/>
+        </w:rPr>
+        <w:br/>
+        <w:t xml:space="preserve">│   │   ├── </w:t>
+      </w:r>
+      <w:proofErr w:type="spellStart"/>
+      <w:r>
+        <w:rPr>
+          <w:rFonts w:ascii="Courier New" w:hAnsi="Courier New"/>
+          <w:sz w:val="18"/>
+        </w:rPr>
+        <w:t>hooks</w:t>
+      </w:r>
+      <w:proofErr w:type="spellEnd"/>
+      <w:r>
+        <w:rPr>
+          <w:rFonts w:ascii="Courier New" w:hAnsi="Courier New"/>
+          <w:sz w:val="18"/>
+        </w:rPr>
+        <w:t>/                  ← Lógica de estado (</w:t>
+      </w:r>
+      <w:proofErr w:type="spellStart"/>
+      <w:r>
+        <w:rPr>
+          <w:rFonts w:ascii="Courier New" w:hAnsi="Courier New"/>
+          <w:sz w:val="18"/>
+        </w:rPr>
+        <w:t>useVehicleForm</w:t>
+      </w:r>
+      <w:proofErr w:type="spellEnd"/>
+      <w:r>
+        <w:rPr>
+          <w:rFonts w:ascii="Courier New" w:hAnsi="Courier New"/>
+          <w:sz w:val="18"/>
+        </w:rPr>
+        <w:t>)</w:t>
+      </w:r>
+      <w:r>
+        <w:rPr>
+          <w:rFonts w:ascii="Courier New" w:hAnsi="Courier New"/>
+          <w:sz w:val="18"/>
+        </w:rPr>
+        <w:br/>
+        <w:t xml:space="preserve">│   │   ├── </w:t>
+      </w:r>
+      <w:proofErr w:type="spellStart"/>
+      <w:r>
+        <w:rPr>
+          <w:rFonts w:ascii="Courier New" w:hAnsi="Courier New"/>
+          <w:sz w:val="18"/>
+        </w:rPr>
+        <w:t>services</w:t>
+      </w:r>
+      <w:proofErr w:type="spellEnd"/>
+      <w:r>
+        <w:rPr>
+          <w:rFonts w:ascii="Courier New" w:hAnsi="Courier New"/>
+          <w:sz w:val="18"/>
+        </w:rPr>
+        <w:t>/               ← Comunicación HTTP (Axios)</w:t>
+      </w:r>
+      <w:r>
+        <w:rPr>
+          <w:rFonts w:ascii="Courier New" w:hAnsi="Courier New"/>
+          <w:sz w:val="18"/>
+        </w:rPr>
+        <w:br/>
+        <w:t xml:space="preserve">│   │   └── </w:t>
+      </w:r>
+      <w:proofErr w:type="spellStart"/>
+      <w:r>
+        <w:rPr>
+          <w:rFonts w:ascii="Courier New" w:hAnsi="Courier New"/>
+          <w:sz w:val="18"/>
+        </w:rPr>
+        <w:t>constants</w:t>
+      </w:r>
+      <w:proofErr w:type="spellEnd"/>
+      <w:r>
+        <w:rPr>
+          <w:rFonts w:ascii="Courier New" w:hAnsi="Courier New"/>
+          <w:sz w:val="18"/>
+        </w:rPr>
+        <w:t>/              ← Traducciones y constantes</w:t>
+      </w:r>
+      <w:r>
+        <w:rPr>
+          <w:rFonts w:ascii="Courier New" w:hAnsi="Courier New"/>
+          <w:sz w:val="18"/>
+        </w:rPr>
+        <w:br/>
+        <w:t xml:space="preserve">│   ├── </w:t>
+      </w:r>
+      <w:proofErr w:type="spellStart"/>
+      <w:r>
+        <w:rPr>
+          <w:rFonts w:ascii="Courier New" w:hAnsi="Courier New"/>
+          <w:sz w:val="18"/>
+        </w:rPr>
         <w:t>backend</w:t>
       </w:r>
       <w:proofErr w:type="spellEnd"/>
       <w:r>
-        <w:t xml:space="preserve"> </w:t>
-      </w:r>
-      <w:proofErr w:type="spellStart"/>
-      <w:r>
+        <w:rPr>
+          <w:rFonts w:ascii="Courier New" w:hAnsi="Courier New"/>
+          <w:sz w:val="18"/>
+        </w:rPr>
+        <w:t xml:space="preserve">/                    ← API </w:t>
+      </w:r>
+      <w:proofErr w:type="spellStart"/>
+      <w:r>
+        <w:rPr>
+          <w:rFonts w:ascii="Courier New" w:hAnsi="Courier New"/>
+          <w:sz w:val="18"/>
+        </w:rPr>
         <w:t>FastAPI</w:t>
       </w:r>
       <w:proofErr w:type="spellEnd"/>
       <w:r>
-        <w:t xml:space="preserve"> anidado y </w:t>
-      </w:r>
-      <w:proofErr w:type="spellStart"/>
-      <w:r>
-        <w:t>frontend</w:t>
-      </w:r>
-      <w:proofErr w:type="spellEnd"/>
-      <w:r>
-        <w:t xml:space="preserve"> </w:t>
-      </w:r>
-      <w:proofErr w:type="spellStart"/>
-      <w:r>
-        <w:t>React</w:t>
-      </w:r>
-      <w:proofErr w:type="spellEnd"/>
-      <w:r>
-        <w:t>.</w:t>
+        <w:rPr>
+          <w:rFonts w:ascii="Courier New" w:hAnsi="Courier New"/>
+          <w:sz w:val="18"/>
+        </w:rPr>
+        <w:br/>
+        <w:t>│   │   ├── app/</w:t>
+      </w:r>
+      <w:r>
+        <w:rPr>
+          <w:rFonts w:ascii="Courier New" w:hAnsi="Courier New"/>
+          <w:sz w:val="18"/>
+        </w:rPr>
+        <w:br/>
+        <w:t xml:space="preserve">│   │   │   ├── </w:t>
+      </w:r>
+      <w:proofErr w:type="spellStart"/>
+      <w:r>
+        <w:rPr>
+          <w:rFonts w:ascii="Courier New" w:hAnsi="Courier New"/>
+          <w:sz w:val="18"/>
+        </w:rPr>
+        <w:t>config</w:t>
+      </w:r>
+      <w:proofErr w:type="spellEnd"/>
+      <w:r>
+        <w:rPr>
+          <w:rFonts w:ascii="Courier New" w:hAnsi="Courier New"/>
+          <w:sz w:val="18"/>
+        </w:rPr>
+        <w:t>/             ← Configuración centralizada</w:t>
+      </w:r>
+      <w:r>
+        <w:rPr>
+          <w:rFonts w:ascii="Courier New" w:hAnsi="Courier New"/>
+          <w:sz w:val="18"/>
+        </w:rPr>
+        <w:br/>
+        <w:t xml:space="preserve">│   │   │   ├── </w:t>
+      </w:r>
+      <w:proofErr w:type="spellStart"/>
+      <w:r>
+        <w:rPr>
+          <w:rFonts w:ascii="Courier New" w:hAnsi="Courier New"/>
+          <w:sz w:val="18"/>
+        </w:rPr>
+        <w:t>routers</w:t>
+      </w:r>
+      <w:proofErr w:type="spellEnd"/>
+      <w:r>
+        <w:rPr>
+          <w:rFonts w:ascii="Courier New" w:hAnsi="Courier New"/>
+          <w:sz w:val="18"/>
+        </w:rPr>
+        <w:t xml:space="preserve">/            ← </w:t>
+      </w:r>
+      <w:proofErr w:type="spellStart"/>
+      <w:r>
+        <w:rPr>
+          <w:rFonts w:ascii="Courier New" w:hAnsi="Courier New"/>
+          <w:sz w:val="18"/>
+        </w:rPr>
+        <w:t>Endpoints</w:t>
+      </w:r>
+      <w:proofErr w:type="spellEnd"/>
+      <w:r>
+        <w:rPr>
+          <w:rFonts w:ascii="Courier New" w:hAnsi="Courier New"/>
+          <w:sz w:val="18"/>
+        </w:rPr>
+        <w:t xml:space="preserve"> HTTP</w:t>
+      </w:r>
+      <w:r>
+        <w:rPr>
+          <w:rFonts w:ascii="Courier New" w:hAnsi="Courier New"/>
+          <w:sz w:val="18"/>
+        </w:rPr>
+        <w:br/>
+        <w:t xml:space="preserve">│   │   │   ├── </w:t>
+      </w:r>
+      <w:proofErr w:type="spellStart"/>
+      <w:r>
+        <w:rPr>
+          <w:rFonts w:ascii="Courier New" w:hAnsi="Courier New"/>
+          <w:sz w:val="18"/>
+        </w:rPr>
+        <w:t>services</w:t>
+      </w:r>
+      <w:proofErr w:type="spellEnd"/>
+      <w:r>
+        <w:rPr>
+          <w:rFonts w:ascii="Courier New" w:hAnsi="Courier New"/>
+          <w:sz w:val="18"/>
+        </w:rPr>
+        <w:t>/           ← Predicción y preprocesamiento</w:t>
+      </w:r>
+      <w:r>
+        <w:rPr>
+          <w:rFonts w:ascii="Courier New" w:hAnsi="Courier New"/>
+          <w:sz w:val="18"/>
+        </w:rPr>
+        <w:br/>
+        <w:t xml:space="preserve">│   │   │   ├── </w:t>
+      </w:r>
+      <w:proofErr w:type="spellStart"/>
+      <w:r>
+        <w:rPr>
+          <w:rFonts w:ascii="Courier New" w:hAnsi="Courier New"/>
+          <w:sz w:val="18"/>
+        </w:rPr>
+        <w:t>schemas</w:t>
+      </w:r>
+      <w:proofErr w:type="spellEnd"/>
+      <w:r>
+        <w:rPr>
+          <w:rFonts w:ascii="Courier New" w:hAnsi="Courier New"/>
+          <w:sz w:val="18"/>
+        </w:rPr>
+        <w:t xml:space="preserve">/            ← Modelos </w:t>
+      </w:r>
+      <w:proofErr w:type="spellStart"/>
+      <w:r>
+        <w:rPr>
+          <w:rFonts w:ascii="Courier New" w:hAnsi="Courier New"/>
+          <w:sz w:val="18"/>
+        </w:rPr>
+        <w:t>Pydantic</w:t>
+      </w:r>
+      <w:proofErr w:type="spellEnd"/>
+      <w:r>
+        <w:rPr>
+          <w:rFonts w:ascii="Courier New" w:hAnsi="Courier New"/>
+          <w:sz w:val="18"/>
+        </w:rPr>
+        <w:br/>
+        <w:t xml:space="preserve">│   │   │   ├── </w:t>
+      </w:r>
+      <w:proofErr w:type="spellStart"/>
+      <w:r>
+        <w:rPr>
+          <w:rFonts w:ascii="Courier New" w:hAnsi="Courier New"/>
+          <w:sz w:val="18"/>
+        </w:rPr>
+        <w:t>utils</w:t>
+      </w:r>
+      <w:proofErr w:type="spellEnd"/>
+      <w:r>
+        <w:rPr>
+          <w:rFonts w:ascii="Courier New" w:hAnsi="Courier New"/>
+          <w:sz w:val="18"/>
+        </w:rPr>
+        <w:t>/              ← Cargador de modelo</w:t>
+      </w:r>
+      <w:r>
+        <w:rPr>
+          <w:rFonts w:ascii="Courier New" w:hAnsi="Courier New"/>
+          <w:sz w:val="18"/>
+        </w:rPr>
+        <w:br/>
+        <w:t xml:space="preserve">│   │   │   └── </w:t>
+      </w:r>
+      <w:proofErr w:type="spellStart"/>
+      <w:r>
+        <w:rPr>
+          <w:rFonts w:ascii="Courier New" w:hAnsi="Courier New"/>
+          <w:sz w:val="18"/>
+        </w:rPr>
+        <w:t>artifacts</w:t>
+      </w:r>
+      <w:proofErr w:type="spellEnd"/>
+      <w:r>
+        <w:rPr>
+          <w:rFonts w:ascii="Courier New" w:hAnsi="Courier New"/>
+          <w:sz w:val="18"/>
+        </w:rPr>
+        <w:t>/          ← Artefactos ML (JSON)</w:t>
+      </w:r>
+      <w:r>
+        <w:rPr>
+          <w:rFonts w:ascii="Courier New" w:hAnsi="Courier New"/>
+          <w:sz w:val="18"/>
+        </w:rPr>
+        <w:br/>
+        <w:t>│   │   └── scripts/                ← Generación de artefactos</w:t>
+      </w:r>
+      <w:r>
+        <w:rPr>
+          <w:rFonts w:ascii="Courier New" w:hAnsi="Courier New"/>
+          <w:sz w:val="18"/>
+        </w:rPr>
+        <w:br/>
+        <w:t xml:space="preserve">│   ├── </w:t>
+      </w:r>
+      <w:proofErr w:type="spellStart"/>
+      <w:r>
+        <w:rPr>
+          <w:rFonts w:ascii="Courier New" w:hAnsi="Courier New"/>
+          <w:sz w:val="18"/>
+        </w:rPr>
+        <w:t>public</w:t>
+      </w:r>
+      <w:proofErr w:type="spellEnd"/>
+      <w:r>
+        <w:rPr>
+          <w:rFonts w:ascii="Courier New" w:hAnsi="Courier New"/>
+          <w:sz w:val="18"/>
+        </w:rPr>
+        <w:t xml:space="preserve">/                     ← </w:t>
+      </w:r>
+      <w:proofErr w:type="spellStart"/>
+      <w:r>
+        <w:rPr>
+          <w:rFonts w:ascii="Courier New" w:hAnsi="Courier New"/>
+          <w:sz w:val="18"/>
+        </w:rPr>
+        <w:t>Assets</w:t>
+      </w:r>
+      <w:proofErr w:type="spellEnd"/>
+      <w:r>
+        <w:rPr>
+          <w:rFonts w:ascii="Courier New" w:hAnsi="Courier New"/>
+          <w:sz w:val="18"/>
+        </w:rPr>
+        <w:t xml:space="preserve"> estáticos</w:t>
+      </w:r>
+      <w:r>
+        <w:rPr>
+          <w:rFonts w:ascii="Courier New" w:hAnsi="Courier New"/>
+          <w:sz w:val="18"/>
+        </w:rPr>
+        <w:br/>
+        <w:t xml:space="preserve">│   └── </w:t>
+      </w:r>
+      <w:proofErr w:type="spellStart"/>
+      <w:r>
+        <w:rPr>
+          <w:rFonts w:ascii="Courier New" w:hAnsi="Courier New"/>
+          <w:sz w:val="18"/>
+        </w:rPr>
+        <w:t>docs</w:t>
+      </w:r>
+      <w:proofErr w:type="spellEnd"/>
+      <w:r>
+        <w:rPr>
+          <w:rFonts w:ascii="Courier New" w:hAnsi="Courier New"/>
+          <w:sz w:val="18"/>
+        </w:rPr>
+        <w:t>/                       ← Documentación técnica del sistema</w:t>
+      </w:r>
+      <w:r>
+        <w:rPr>
+          <w:rFonts w:ascii="Courier New" w:hAnsi="Courier New"/>
+          <w:sz w:val="18"/>
+        </w:rPr>
+        <w:br/>
+        <w:t>├── data/</w:t>
+      </w:r>
+      <w:r>
+        <w:rPr>
+          <w:rFonts w:ascii="Courier New" w:hAnsi="Courier New"/>
+          <w:sz w:val="18"/>
+        </w:rPr>
+        <w:br/>
+        <w:t xml:space="preserve">│   ├── raw/                        ← </w:t>
+      </w:r>
+      <w:proofErr w:type="spellStart"/>
+      <w:r>
+        <w:rPr>
+          <w:rFonts w:ascii="Courier New" w:hAnsi="Courier New"/>
+          <w:sz w:val="18"/>
+        </w:rPr>
+        <w:t>Dataset</w:t>
+      </w:r>
+      <w:proofErr w:type="spellEnd"/>
+      <w:r>
+        <w:rPr>
+          <w:rFonts w:ascii="Courier New" w:hAnsi="Courier New"/>
+          <w:sz w:val="18"/>
+        </w:rPr>
+        <w:t xml:space="preserve"> original</w:t>
+      </w:r>
+      <w:r>
+        <w:rPr>
+          <w:rFonts w:ascii="Courier New" w:hAnsi="Courier New"/>
+          <w:sz w:val="18"/>
+        </w:rPr>
+        <w:br/>
+        <w:t xml:space="preserve">│   └── </w:t>
+      </w:r>
+      <w:proofErr w:type="spellStart"/>
+      <w:r>
+        <w:rPr>
+          <w:rFonts w:ascii="Courier New" w:hAnsi="Courier New"/>
+          <w:sz w:val="18"/>
+        </w:rPr>
+        <w:t>processed</w:t>
+      </w:r>
+      <w:proofErr w:type="spellEnd"/>
+      <w:r>
+        <w:rPr>
+          <w:rFonts w:ascii="Courier New" w:hAnsi="Courier New"/>
+          <w:sz w:val="18"/>
+        </w:rPr>
+        <w:t xml:space="preserve">/                  ← </w:t>
+      </w:r>
+      <w:proofErr w:type="spellStart"/>
+      <w:r>
+        <w:rPr>
+          <w:rFonts w:ascii="Courier New" w:hAnsi="Courier New"/>
+          <w:sz w:val="18"/>
+        </w:rPr>
+        <w:t>Datasets</w:t>
+      </w:r>
+      <w:proofErr w:type="spellEnd"/>
+      <w:r>
+        <w:rPr>
+          <w:rFonts w:ascii="Courier New" w:hAnsi="Courier New"/>
+          <w:sz w:val="18"/>
+        </w:rPr>
+        <w:t xml:space="preserve"> procesados</w:t>
+      </w:r>
+      <w:r>
+        <w:rPr>
+          <w:rFonts w:ascii="Courier New" w:hAnsi="Courier New"/>
+          <w:sz w:val="18"/>
+        </w:rPr>
+        <w:br/>
+        <w:t xml:space="preserve">├── </w:t>
+      </w:r>
+      <w:proofErr w:type="spellStart"/>
+      <w:r>
+        <w:rPr>
+          <w:rFonts w:ascii="Courier New" w:hAnsi="Courier New"/>
+          <w:sz w:val="18"/>
+        </w:rPr>
+        <w:t>models</w:t>
+      </w:r>
+      <w:proofErr w:type="spellEnd"/>
+      <w:r>
+        <w:rPr>
+          <w:rFonts w:ascii="Courier New" w:hAnsi="Courier New"/>
+          <w:sz w:val="18"/>
+        </w:rPr>
+        <w:t>/                         ← Modelos entrenados (.</w:t>
+      </w:r>
+      <w:proofErr w:type="spellStart"/>
+      <w:r>
+        <w:rPr>
+          <w:rFonts w:ascii="Courier New" w:hAnsi="Courier New"/>
+          <w:sz w:val="18"/>
+        </w:rPr>
+        <w:t>pkl</w:t>
+      </w:r>
+      <w:proofErr w:type="spellEnd"/>
+      <w:r>
+        <w:rPr>
+          <w:rFonts w:ascii="Courier New" w:hAnsi="Courier New"/>
+          <w:sz w:val="18"/>
+        </w:rPr>
+        <w:t>)</w:t>
+      </w:r>
+      <w:r>
+        <w:rPr>
+          <w:rFonts w:ascii="Courier New" w:hAnsi="Courier New"/>
+          <w:sz w:val="18"/>
+        </w:rPr>
+        <w:br/>
+        <w:t>├── notebooks/                      ← EDA y preprocesamiento</w:t>
+      </w:r>
+      <w:r>
+        <w:rPr>
+          <w:rFonts w:ascii="Courier New" w:hAnsi="Courier New"/>
+          <w:sz w:val="18"/>
+        </w:rPr>
+        <w:br/>
+        <w:t xml:space="preserve">├── </w:t>
+      </w:r>
+      <w:proofErr w:type="spellStart"/>
+      <w:r>
+        <w:rPr>
+          <w:rFonts w:ascii="Courier New" w:hAnsi="Courier New"/>
+          <w:sz w:val="18"/>
+        </w:rPr>
+        <w:t>reports</w:t>
+      </w:r>
+      <w:proofErr w:type="spellEnd"/>
+      <w:r>
+        <w:rPr>
+          <w:rFonts w:ascii="Courier New" w:hAnsi="Courier New"/>
+          <w:sz w:val="18"/>
+        </w:rPr>
+        <w:t>/                        ← Informes técnicos</w:t>
+      </w:r>
+      <w:r>
+        <w:rPr>
+          <w:rFonts w:ascii="Courier New" w:hAnsi="Courier New"/>
+          <w:sz w:val="18"/>
+        </w:rPr>
+        <w:br/>
+        <w:t xml:space="preserve">├── </w:t>
+      </w:r>
+      <w:proofErr w:type="spellStart"/>
+      <w:r>
+        <w:rPr>
+          <w:rFonts w:ascii="Courier New" w:hAnsi="Courier New"/>
+          <w:sz w:val="18"/>
+        </w:rPr>
+        <w:t>results</w:t>
+      </w:r>
+      <w:proofErr w:type="spellEnd"/>
+      <w:r>
+        <w:rPr>
+          <w:rFonts w:ascii="Courier New" w:hAnsi="Courier New"/>
+          <w:sz w:val="18"/>
+        </w:rPr>
+        <w:t>/                        ← Métricas de entrenamiento</w:t>
+      </w:r>
+      <w:r>
+        <w:rPr>
+          <w:rFonts w:ascii="Courier New" w:hAnsi="Courier New"/>
+          <w:sz w:val="18"/>
+        </w:rPr>
+        <w:br/>
+        <w:t xml:space="preserve">├── </w:t>
+      </w:r>
+      <w:proofErr w:type="spellStart"/>
+      <w:r>
+        <w:rPr>
+          <w:rFonts w:ascii="Courier New" w:hAnsi="Courier New"/>
+          <w:sz w:val="18"/>
+        </w:rPr>
+        <w:t>src</w:t>
+      </w:r>
+      <w:proofErr w:type="spellEnd"/>
+      <w:r>
+        <w:rPr>
+          <w:rFonts w:ascii="Courier New" w:hAnsi="Courier New"/>
+          <w:sz w:val="18"/>
+        </w:rPr>
+        <w:t>/                            ← Scripts de entrenamiento</w:t>
+      </w:r>
+      <w:r>
+        <w:rPr>
+          <w:rFonts w:ascii="Courier New" w:hAnsi="Courier New"/>
+          <w:sz w:val="18"/>
+        </w:rPr>
+        <w:br/>
+        <w:t>└── README.md</w:t>
       </w:r>
     </w:p>
     <w:p>
@@ -20324,686 +21457,126 @@
           <w:color w:val="auto"/>
         </w:rPr>
       </w:pPr>
-      <w:bookmarkStart w:id="60" w:name="_Toc232205266"/>
+      <w:bookmarkStart w:id="60" w:name="_Toc232710831"/>
       <w:r>
         <w:rPr>
           <w:rFonts w:ascii="Times New Roman" w:hAnsi="Times New Roman" w:cs="Times New Roman"/>
           <w:color w:val="auto"/>
           <w:sz w:val="26"/>
         </w:rPr>
-        <w:t>11.2 Cómo está organizado</w:t>
+        <w:t>11.3 La documentación y el README</w:t>
       </w:r>
       <w:bookmarkEnd w:id="60"/>
     </w:p>
     <w:p>
       <w:pPr>
-        <w:spacing w:before="120" w:after="120" w:line="240" w:lineRule="auto"/>
-        <w:jc w:val="left"/>
-      </w:pPr>
+        <w:spacing w:after="120"/>
+      </w:pPr>
+      <w:r>
+        <w:t xml:space="preserve">En la raíz hay un </w:t>
+      </w:r>
+      <w:r>
+        <w:rPr>
+          <w:b/>
+        </w:rPr>
+        <w:t>README</w:t>
+      </w:r>
+      <w:r>
+        <w:t xml:space="preserve"> con todo lo importante: el problema, la pregunta, los objetivos, los </w:t>
+      </w:r>
+      <w:proofErr w:type="spellStart"/>
+      <w:r>
+        <w:t>KPIs</w:t>
+      </w:r>
+      <w:proofErr w:type="spellEnd"/>
+      <w:r>
+        <w:t xml:space="preserve">, la descripción del </w:t>
+      </w:r>
+      <w:proofErr w:type="spellStart"/>
+      <w:r>
+        <w:t>dataset</w:t>
+      </w:r>
+      <w:proofErr w:type="spellEnd"/>
+      <w:r>
+        <w:t xml:space="preserve">, la estructura del proyecto, cómo </w:t>
+      </w:r>
+      <w:proofErr w:type="gramStart"/>
+      <w:r>
+        <w:t>levantarlo,  tanto</w:t>
+      </w:r>
+      <w:proofErr w:type="gramEnd"/>
+      <w:r>
+        <w:t xml:space="preserve"> back como </w:t>
+      </w:r>
+      <w:proofErr w:type="spellStart"/>
+      <w:r>
+        <w:t>front</w:t>
+      </w:r>
+      <w:proofErr w:type="spellEnd"/>
+      <w:r>
+        <w:t xml:space="preserve">, reproducibilidad y un índice de la documentación. En </w:t>
+      </w:r>
+      <w:proofErr w:type="spellStart"/>
       <w:r>
         <w:rPr>
           <w:rFonts w:ascii="Courier New" w:hAnsi="Courier New"/>
-          <w:sz w:val="18"/>
-        </w:rPr>
-        <w:t>proyecto-autos/</w:t>
-      </w:r>
+          <w:sz w:val="20"/>
+        </w:rPr>
+        <w:t>reports</w:t>
+      </w:r>
+      <w:proofErr w:type="spellEnd"/>
       <w:r>
         <w:rPr>
           <w:rFonts w:ascii="Courier New" w:hAnsi="Courier New"/>
-          <w:sz w:val="18"/>
-        </w:rPr>
-        <w:br/>
-        <w:t>├── app-mockup-autos-celso/         ← Sistema web completo (Hito 2)</w:t>
-      </w:r>
+          <w:sz w:val="20"/>
+        </w:rPr>
+        <w:t>/</w:t>
+      </w:r>
+      <w:r>
+        <w:t xml:space="preserve"> están los informes por etapa, y en </w:t>
+      </w:r>
+      <w:proofErr w:type="gramStart"/>
       <w:r>
         <w:rPr>
           <w:rFonts w:ascii="Courier New" w:hAnsi="Courier New"/>
-          <w:sz w:val="18"/>
-        </w:rPr>
-        <w:br/>
-        <w:t xml:space="preserve">│   ├── </w:t>
-      </w:r>
-      <w:proofErr w:type="spellStart"/>
+          <w:sz w:val="20"/>
+        </w:rPr>
+        <w:t>app</w:t>
+      </w:r>
+      <w:proofErr w:type="gramEnd"/>
       <w:r>
         <w:rPr>
           <w:rFonts w:ascii="Courier New" w:hAnsi="Courier New"/>
-          <w:sz w:val="18"/>
-        </w:rPr>
-        <w:t>src</w:t>
-      </w:r>
-      <w:proofErr w:type="spellEnd"/>
+          <w:sz w:val="20"/>
+        </w:rPr>
+        <w:t>-mockup-autos-celso/</w:t>
+      </w:r>
+      <w:proofErr w:type="spellStart"/>
       <w:r>
         <w:rPr>
           <w:rFonts w:ascii="Courier New" w:hAnsi="Courier New"/>
-          <w:sz w:val="18"/>
-        </w:rPr>
-        <w:t xml:space="preserve">/                        ← </w:t>
-      </w:r>
-      <w:proofErr w:type="spellStart"/>
+          <w:sz w:val="20"/>
+        </w:rPr>
+        <w:t>docs</w:t>
+      </w:r>
+      <w:proofErr w:type="spellEnd"/>
       <w:r>
         <w:rPr>
           <w:rFonts w:ascii="Courier New" w:hAnsi="Courier New"/>
-          <w:sz w:val="18"/>
-        </w:rPr>
-        <w:t>Frontend</w:t>
-      </w:r>
-      <w:proofErr w:type="spellEnd"/>
-      <w:r>
-        <w:rPr>
-          <w:rFonts w:ascii="Courier New" w:hAnsi="Courier New"/>
-          <w:sz w:val="18"/>
-        </w:rPr>
-        <w:t xml:space="preserve"> </w:t>
-      </w:r>
-      <w:proofErr w:type="spellStart"/>
-      <w:r>
-        <w:rPr>
-          <w:rFonts w:ascii="Courier New" w:hAnsi="Courier New"/>
-          <w:sz w:val="18"/>
-        </w:rPr>
-        <w:t>React</w:t>
-      </w:r>
-      <w:proofErr w:type="spellEnd"/>
-      <w:r>
-        <w:rPr>
-          <w:rFonts w:ascii="Courier New" w:hAnsi="Courier New"/>
-          <w:sz w:val="18"/>
-        </w:rPr>
-        <w:br/>
-        <w:t xml:space="preserve">│   │   ├── </w:t>
-      </w:r>
-      <w:proofErr w:type="spellStart"/>
-      <w:r>
-        <w:rPr>
-          <w:rFonts w:ascii="Courier New" w:hAnsi="Courier New"/>
-          <w:sz w:val="18"/>
-        </w:rPr>
-        <w:t>components</w:t>
-      </w:r>
-      <w:proofErr w:type="spellEnd"/>
-      <w:r>
-        <w:rPr>
-          <w:rFonts w:ascii="Courier New" w:hAnsi="Courier New"/>
-          <w:sz w:val="18"/>
-        </w:rPr>
-        <w:t>/             ← Componentes de interfaz</w:t>
-      </w:r>
-      <w:r>
-        <w:rPr>
-          <w:rFonts w:ascii="Courier New" w:hAnsi="Courier New"/>
-          <w:sz w:val="18"/>
-        </w:rPr>
-        <w:br/>
-        <w:t xml:space="preserve">│   │   ├── </w:t>
-      </w:r>
-      <w:proofErr w:type="spellStart"/>
-      <w:r>
-        <w:rPr>
-          <w:rFonts w:ascii="Courier New" w:hAnsi="Courier New"/>
-          <w:sz w:val="18"/>
-        </w:rPr>
-        <w:t>hooks</w:t>
-      </w:r>
-      <w:proofErr w:type="spellEnd"/>
-      <w:r>
-        <w:rPr>
-          <w:rFonts w:ascii="Courier New" w:hAnsi="Courier New"/>
-          <w:sz w:val="18"/>
-        </w:rPr>
-        <w:t>/                  ← Lógica de estado (</w:t>
-      </w:r>
-      <w:proofErr w:type="spellStart"/>
-      <w:r>
-        <w:rPr>
-          <w:rFonts w:ascii="Courier New" w:hAnsi="Courier New"/>
-          <w:sz w:val="18"/>
-        </w:rPr>
-        <w:t>useVehicleForm</w:t>
-      </w:r>
-      <w:proofErr w:type="spellEnd"/>
-      <w:r>
-        <w:rPr>
-          <w:rFonts w:ascii="Courier New" w:hAnsi="Courier New"/>
-          <w:sz w:val="18"/>
-        </w:rPr>
-        <w:t>)</w:t>
-      </w:r>
-      <w:r>
-        <w:rPr>
-          <w:rFonts w:ascii="Courier New" w:hAnsi="Courier New"/>
-          <w:sz w:val="18"/>
-        </w:rPr>
-        <w:br/>
-        <w:t xml:space="preserve">│   │   ├── </w:t>
-      </w:r>
-      <w:proofErr w:type="spellStart"/>
-      <w:r>
-        <w:rPr>
-          <w:rFonts w:ascii="Courier New" w:hAnsi="Courier New"/>
-          <w:sz w:val="18"/>
-        </w:rPr>
-        <w:t>services</w:t>
-      </w:r>
-      <w:proofErr w:type="spellEnd"/>
-      <w:r>
-        <w:rPr>
-          <w:rFonts w:ascii="Courier New" w:hAnsi="Courier New"/>
-          <w:sz w:val="18"/>
-        </w:rPr>
-        <w:t>/               ← Comunicación HTTP (Axios)</w:t>
-      </w:r>
-      <w:r>
-        <w:rPr>
-          <w:rFonts w:ascii="Courier New" w:hAnsi="Courier New"/>
-          <w:sz w:val="18"/>
-        </w:rPr>
-        <w:br/>
-        <w:t xml:space="preserve">│   │   └── </w:t>
-      </w:r>
-      <w:proofErr w:type="spellStart"/>
-      <w:r>
-        <w:rPr>
-          <w:rFonts w:ascii="Courier New" w:hAnsi="Courier New"/>
-          <w:sz w:val="18"/>
-        </w:rPr>
-        <w:t>constants</w:t>
-      </w:r>
-      <w:proofErr w:type="spellEnd"/>
-      <w:r>
-        <w:rPr>
-          <w:rFonts w:ascii="Courier New" w:hAnsi="Courier New"/>
-          <w:sz w:val="18"/>
-        </w:rPr>
-        <w:t>/              ← Traducciones y constantes</w:t>
-      </w:r>
-      <w:r>
-        <w:rPr>
-          <w:rFonts w:ascii="Courier New" w:hAnsi="Courier New"/>
-          <w:sz w:val="18"/>
-        </w:rPr>
-        <w:br/>
-      </w:r>
-      <w:r>
-        <w:rPr>
-          <w:rFonts w:ascii="Courier New" w:hAnsi="Courier New"/>
-          <w:sz w:val="18"/>
-        </w:rPr>
-        <w:lastRenderedPageBreak/>
-        <w:t xml:space="preserve">│   ├── </w:t>
-      </w:r>
-      <w:proofErr w:type="spellStart"/>
-      <w:r>
-        <w:rPr>
-          <w:rFonts w:ascii="Courier New" w:hAnsi="Courier New"/>
-          <w:sz w:val="18"/>
-        </w:rPr>
-        <w:t>backend</w:t>
-      </w:r>
-      <w:proofErr w:type="spellEnd"/>
-      <w:r>
-        <w:rPr>
-          <w:rFonts w:ascii="Courier New" w:hAnsi="Courier New"/>
-          <w:sz w:val="18"/>
-        </w:rPr>
-        <w:t xml:space="preserve">/                    ← API </w:t>
-      </w:r>
-      <w:proofErr w:type="spellStart"/>
-      <w:r>
-        <w:rPr>
-          <w:rFonts w:ascii="Courier New" w:hAnsi="Courier New"/>
-          <w:sz w:val="18"/>
-        </w:rPr>
-        <w:t>FastAPI</w:t>
-      </w:r>
-      <w:proofErr w:type="spellEnd"/>
-      <w:r>
-        <w:rPr>
-          <w:rFonts w:ascii="Courier New" w:hAnsi="Courier New"/>
-          <w:sz w:val="18"/>
-        </w:rPr>
-        <w:br/>
-        <w:t>│   │   ├── app/</w:t>
-      </w:r>
-      <w:r>
-        <w:rPr>
-          <w:rFonts w:ascii="Courier New" w:hAnsi="Courier New"/>
-          <w:sz w:val="18"/>
-        </w:rPr>
-        <w:br/>
-        <w:t xml:space="preserve">│   │   │   ├── </w:t>
-      </w:r>
-      <w:proofErr w:type="spellStart"/>
-      <w:r>
-        <w:rPr>
-          <w:rFonts w:ascii="Courier New" w:hAnsi="Courier New"/>
-          <w:sz w:val="18"/>
-        </w:rPr>
-        <w:t>config</w:t>
-      </w:r>
-      <w:proofErr w:type="spellEnd"/>
-      <w:r>
-        <w:rPr>
-          <w:rFonts w:ascii="Courier New" w:hAnsi="Courier New"/>
-          <w:sz w:val="18"/>
-        </w:rPr>
-        <w:t>/             ← Configuración centralizada</w:t>
-      </w:r>
-      <w:r>
-        <w:rPr>
-          <w:rFonts w:ascii="Courier New" w:hAnsi="Courier New"/>
-          <w:sz w:val="18"/>
-        </w:rPr>
-        <w:br/>
-        <w:t xml:space="preserve">│   │   │   ├── </w:t>
-      </w:r>
-      <w:proofErr w:type="spellStart"/>
-      <w:r>
-        <w:rPr>
-          <w:rFonts w:ascii="Courier New" w:hAnsi="Courier New"/>
-          <w:sz w:val="18"/>
-        </w:rPr>
-        <w:t>routers</w:t>
-      </w:r>
-      <w:proofErr w:type="spellEnd"/>
-      <w:r>
-        <w:rPr>
-          <w:rFonts w:ascii="Courier New" w:hAnsi="Courier New"/>
-          <w:sz w:val="18"/>
-        </w:rPr>
-        <w:t xml:space="preserve">/            ← </w:t>
-      </w:r>
-      <w:proofErr w:type="spellStart"/>
-      <w:r>
-        <w:rPr>
-          <w:rFonts w:ascii="Courier New" w:hAnsi="Courier New"/>
-          <w:sz w:val="18"/>
-        </w:rPr>
-        <w:t>Endpoints</w:t>
-      </w:r>
-      <w:proofErr w:type="spellEnd"/>
-      <w:r>
-        <w:rPr>
-          <w:rFonts w:ascii="Courier New" w:hAnsi="Courier New"/>
-          <w:sz w:val="18"/>
-        </w:rPr>
-        <w:t xml:space="preserve"> HTTP</w:t>
-      </w:r>
-      <w:r>
-        <w:rPr>
-          <w:rFonts w:ascii="Courier New" w:hAnsi="Courier New"/>
-          <w:sz w:val="18"/>
-        </w:rPr>
-        <w:br/>
-        <w:t xml:space="preserve">│   │   │   ├── </w:t>
-      </w:r>
-      <w:proofErr w:type="spellStart"/>
-      <w:r>
-        <w:rPr>
-          <w:rFonts w:ascii="Courier New" w:hAnsi="Courier New"/>
-          <w:sz w:val="18"/>
-        </w:rPr>
-        <w:t>services</w:t>
-      </w:r>
-      <w:proofErr w:type="spellEnd"/>
-      <w:r>
-        <w:rPr>
-          <w:rFonts w:ascii="Courier New" w:hAnsi="Courier New"/>
-          <w:sz w:val="18"/>
-        </w:rPr>
-        <w:t>/           ← Predicción y preprocesamiento</w:t>
-      </w:r>
-      <w:r>
-        <w:rPr>
-          <w:rFonts w:ascii="Courier New" w:hAnsi="Courier New"/>
-          <w:sz w:val="18"/>
-        </w:rPr>
-        <w:br/>
-        <w:t xml:space="preserve">│   │   │   ├── </w:t>
-      </w:r>
-      <w:proofErr w:type="spellStart"/>
-      <w:r>
-        <w:rPr>
-          <w:rFonts w:ascii="Courier New" w:hAnsi="Courier New"/>
-          <w:sz w:val="18"/>
-        </w:rPr>
-        <w:t>schemas</w:t>
-      </w:r>
-      <w:proofErr w:type="spellEnd"/>
-      <w:r>
-        <w:rPr>
-          <w:rFonts w:ascii="Courier New" w:hAnsi="Courier New"/>
-          <w:sz w:val="18"/>
-        </w:rPr>
-        <w:t xml:space="preserve">/            ← Modelos </w:t>
-      </w:r>
-      <w:proofErr w:type="spellStart"/>
-      <w:r>
-        <w:rPr>
-          <w:rFonts w:ascii="Courier New" w:hAnsi="Courier New"/>
-          <w:sz w:val="18"/>
-        </w:rPr>
-        <w:t>Pydantic</w:t>
-      </w:r>
-      <w:proofErr w:type="spellEnd"/>
-      <w:r>
-        <w:rPr>
-          <w:rFonts w:ascii="Courier New" w:hAnsi="Courier New"/>
-          <w:sz w:val="18"/>
-        </w:rPr>
-        <w:br/>
-        <w:t xml:space="preserve">│   │   │   ├── </w:t>
-      </w:r>
-      <w:proofErr w:type="spellStart"/>
-      <w:r>
-        <w:rPr>
-          <w:rFonts w:ascii="Courier New" w:hAnsi="Courier New"/>
-          <w:sz w:val="18"/>
-        </w:rPr>
-        <w:t>utils</w:t>
-      </w:r>
-      <w:proofErr w:type="spellEnd"/>
-      <w:r>
-        <w:rPr>
-          <w:rFonts w:ascii="Courier New" w:hAnsi="Courier New"/>
-          <w:sz w:val="18"/>
-        </w:rPr>
-        <w:t>/              ← Cargador de modelo</w:t>
-      </w:r>
-      <w:r>
-        <w:rPr>
-          <w:rFonts w:ascii="Courier New" w:hAnsi="Courier New"/>
-          <w:sz w:val="18"/>
-        </w:rPr>
-        <w:br/>
-        <w:t xml:space="preserve">│   │   │   └── </w:t>
-      </w:r>
-      <w:proofErr w:type="spellStart"/>
-      <w:r>
-        <w:rPr>
-          <w:rFonts w:ascii="Courier New" w:hAnsi="Courier New"/>
-          <w:sz w:val="18"/>
-        </w:rPr>
-        <w:t>artifacts</w:t>
-      </w:r>
-      <w:proofErr w:type="spellEnd"/>
-      <w:r>
-        <w:rPr>
-          <w:rFonts w:ascii="Courier New" w:hAnsi="Courier New"/>
-          <w:sz w:val="18"/>
-        </w:rPr>
-        <w:t>/          ← Artefactos ML (JSON)</w:t>
-      </w:r>
-      <w:r>
-        <w:rPr>
-          <w:rFonts w:ascii="Courier New" w:hAnsi="Courier New"/>
-          <w:sz w:val="18"/>
-        </w:rPr>
-        <w:br/>
-        <w:t>│   │   └── scripts/                ← Generación de artefactos</w:t>
-      </w:r>
-      <w:r>
-        <w:rPr>
-          <w:rFonts w:ascii="Courier New" w:hAnsi="Courier New"/>
-          <w:sz w:val="18"/>
-        </w:rPr>
-        <w:br/>
-        <w:t xml:space="preserve">│   ├── </w:t>
-      </w:r>
-      <w:proofErr w:type="spellStart"/>
-      <w:r>
-        <w:rPr>
-          <w:rFonts w:ascii="Courier New" w:hAnsi="Courier New"/>
-          <w:sz w:val="18"/>
-        </w:rPr>
-        <w:t>public</w:t>
-      </w:r>
-      <w:proofErr w:type="spellEnd"/>
-      <w:r>
-        <w:rPr>
-          <w:rFonts w:ascii="Courier New" w:hAnsi="Courier New"/>
-          <w:sz w:val="18"/>
-        </w:rPr>
-        <w:t xml:space="preserve">/                     ← </w:t>
-      </w:r>
-      <w:proofErr w:type="spellStart"/>
-      <w:r>
-        <w:rPr>
-          <w:rFonts w:ascii="Courier New" w:hAnsi="Courier New"/>
-          <w:sz w:val="18"/>
-        </w:rPr>
-        <w:t>Assets</w:t>
-      </w:r>
-      <w:proofErr w:type="spellEnd"/>
-      <w:r>
-        <w:rPr>
-          <w:rFonts w:ascii="Courier New" w:hAnsi="Courier New"/>
-          <w:sz w:val="18"/>
-        </w:rPr>
-        <w:t xml:space="preserve"> estáticos</w:t>
-      </w:r>
-      <w:r>
-        <w:rPr>
-          <w:rFonts w:ascii="Courier New" w:hAnsi="Courier New"/>
-          <w:sz w:val="18"/>
-        </w:rPr>
-        <w:br/>
-        <w:t xml:space="preserve">│   └── </w:t>
-      </w:r>
-      <w:proofErr w:type="spellStart"/>
-      <w:r>
-        <w:rPr>
-          <w:rFonts w:ascii="Courier New" w:hAnsi="Courier New"/>
-          <w:sz w:val="18"/>
-        </w:rPr>
-        <w:t>docs</w:t>
-      </w:r>
-      <w:proofErr w:type="spellEnd"/>
-      <w:r>
-        <w:rPr>
-          <w:rFonts w:ascii="Courier New" w:hAnsi="Courier New"/>
-          <w:sz w:val="18"/>
-        </w:rPr>
-        <w:t>/                       ← Documentación técnica del sistema</w:t>
-      </w:r>
-      <w:r>
-        <w:rPr>
-          <w:rFonts w:ascii="Courier New" w:hAnsi="Courier New"/>
-          <w:sz w:val="18"/>
-        </w:rPr>
-        <w:br/>
-        <w:t>├── data/</w:t>
-      </w:r>
-      <w:r>
-        <w:rPr>
-          <w:rFonts w:ascii="Courier New" w:hAnsi="Courier New"/>
-          <w:sz w:val="18"/>
-        </w:rPr>
-        <w:br/>
-        <w:t xml:space="preserve">│   ├── raw/                        ← </w:t>
-      </w:r>
-      <w:proofErr w:type="spellStart"/>
-      <w:r>
-        <w:rPr>
-          <w:rFonts w:ascii="Courier New" w:hAnsi="Courier New"/>
-          <w:sz w:val="18"/>
-        </w:rPr>
-        <w:t>Dataset</w:t>
-      </w:r>
-      <w:proofErr w:type="spellEnd"/>
-      <w:r>
-        <w:rPr>
-          <w:rFonts w:ascii="Courier New" w:hAnsi="Courier New"/>
-          <w:sz w:val="18"/>
-        </w:rPr>
-        <w:t xml:space="preserve"> original</w:t>
-      </w:r>
-      <w:r>
-        <w:rPr>
-          <w:rFonts w:ascii="Courier New" w:hAnsi="Courier New"/>
-          <w:sz w:val="18"/>
-        </w:rPr>
-        <w:br/>
-        <w:t xml:space="preserve">│   └── </w:t>
-      </w:r>
-      <w:proofErr w:type="spellStart"/>
-      <w:r>
-        <w:rPr>
-          <w:rFonts w:ascii="Courier New" w:hAnsi="Courier New"/>
-          <w:sz w:val="18"/>
-        </w:rPr>
-        <w:t>processed</w:t>
-      </w:r>
-      <w:proofErr w:type="spellEnd"/>
-      <w:r>
-        <w:rPr>
-          <w:rFonts w:ascii="Courier New" w:hAnsi="Courier New"/>
-          <w:sz w:val="18"/>
-        </w:rPr>
-        <w:t xml:space="preserve">/                  ← </w:t>
-      </w:r>
-      <w:proofErr w:type="spellStart"/>
-      <w:r>
-        <w:rPr>
-          <w:rFonts w:ascii="Courier New" w:hAnsi="Courier New"/>
-          <w:sz w:val="18"/>
-        </w:rPr>
-        <w:t>Datasets</w:t>
-      </w:r>
-      <w:proofErr w:type="spellEnd"/>
-      <w:r>
-        <w:rPr>
-          <w:rFonts w:ascii="Courier New" w:hAnsi="Courier New"/>
-          <w:sz w:val="18"/>
-        </w:rPr>
-        <w:t xml:space="preserve"> procesados</w:t>
-      </w:r>
-      <w:r>
-        <w:rPr>
-          <w:rFonts w:ascii="Courier New" w:hAnsi="Courier New"/>
-          <w:sz w:val="18"/>
-        </w:rPr>
-        <w:br/>
-        <w:t xml:space="preserve">├── </w:t>
-      </w:r>
-      <w:proofErr w:type="spellStart"/>
-      <w:r>
-        <w:rPr>
-          <w:rFonts w:ascii="Courier New" w:hAnsi="Courier New"/>
-          <w:sz w:val="18"/>
-        </w:rPr>
-        <w:t>models</w:t>
-      </w:r>
-      <w:proofErr w:type="spellEnd"/>
-      <w:r>
-        <w:rPr>
-          <w:rFonts w:ascii="Courier New" w:hAnsi="Courier New"/>
-          <w:sz w:val="18"/>
-        </w:rPr>
-        <w:t>/                         ← Modelos entrenados (.</w:t>
-      </w:r>
-      <w:proofErr w:type="spellStart"/>
-      <w:r>
-        <w:rPr>
-          <w:rFonts w:ascii="Courier New" w:hAnsi="Courier New"/>
-          <w:sz w:val="18"/>
-        </w:rPr>
-        <w:t>pkl</w:t>
-      </w:r>
-      <w:proofErr w:type="spellEnd"/>
-      <w:r>
-        <w:rPr>
-          <w:rFonts w:ascii="Courier New" w:hAnsi="Courier New"/>
-          <w:sz w:val="18"/>
-        </w:rPr>
-        <w:t>)</w:t>
-      </w:r>
-      <w:r>
-        <w:rPr>
-          <w:rFonts w:ascii="Courier New" w:hAnsi="Courier New"/>
-          <w:sz w:val="18"/>
-        </w:rPr>
-        <w:br/>
-        <w:t>├── notebooks/                      ← EDA y preprocesamiento</w:t>
-      </w:r>
-      <w:r>
-        <w:rPr>
-          <w:rFonts w:ascii="Courier New" w:hAnsi="Courier New"/>
-          <w:sz w:val="18"/>
-        </w:rPr>
-        <w:br/>
-        <w:t xml:space="preserve">├── </w:t>
-      </w:r>
-      <w:proofErr w:type="spellStart"/>
-      <w:r>
-        <w:rPr>
-          <w:rFonts w:ascii="Courier New" w:hAnsi="Courier New"/>
-          <w:sz w:val="18"/>
-        </w:rPr>
-        <w:t>reports</w:t>
-      </w:r>
-      <w:proofErr w:type="spellEnd"/>
-      <w:r>
-        <w:rPr>
-          <w:rFonts w:ascii="Courier New" w:hAnsi="Courier New"/>
-          <w:sz w:val="18"/>
-        </w:rPr>
-        <w:t>/                        ← Informes técnicos</w:t>
-      </w:r>
-      <w:r>
-        <w:rPr>
-          <w:rFonts w:ascii="Courier New" w:hAnsi="Courier New"/>
-          <w:sz w:val="18"/>
-        </w:rPr>
-        <w:br/>
-        <w:t xml:space="preserve">├── </w:t>
-      </w:r>
-      <w:proofErr w:type="spellStart"/>
-      <w:r>
-        <w:rPr>
-          <w:rFonts w:ascii="Courier New" w:hAnsi="Courier New"/>
-          <w:sz w:val="18"/>
-        </w:rPr>
-        <w:t>results</w:t>
-      </w:r>
-      <w:proofErr w:type="spellEnd"/>
-      <w:r>
-        <w:rPr>
-          <w:rFonts w:ascii="Courier New" w:hAnsi="Courier New"/>
-          <w:sz w:val="18"/>
-        </w:rPr>
-        <w:t>/                        ← Métricas de entrenamiento</w:t>
-      </w:r>
-      <w:r>
-        <w:rPr>
-          <w:rFonts w:ascii="Courier New" w:hAnsi="Courier New"/>
-          <w:sz w:val="18"/>
-        </w:rPr>
-        <w:br/>
-        <w:t xml:space="preserve">├── </w:t>
-      </w:r>
-      <w:proofErr w:type="spellStart"/>
-      <w:r>
-        <w:rPr>
-          <w:rFonts w:ascii="Courier New" w:hAnsi="Courier New"/>
-          <w:sz w:val="18"/>
-        </w:rPr>
-        <w:t>src</w:t>
-      </w:r>
-      <w:proofErr w:type="spellEnd"/>
-      <w:r>
-        <w:rPr>
-          <w:rFonts w:ascii="Courier New" w:hAnsi="Courier New"/>
-          <w:sz w:val="18"/>
-        </w:rPr>
-        <w:t>/                            ← Scripts de entrenamiento</w:t>
-      </w:r>
-      <w:r>
-        <w:rPr>
-          <w:rFonts w:ascii="Courier New" w:hAnsi="Courier New"/>
-          <w:sz w:val="18"/>
-        </w:rPr>
-        <w:br/>
-        <w:t>└── README.md</w:t>
+          <w:sz w:val="20"/>
+        </w:rPr>
+        <w:t>/</w:t>
+      </w:r>
+      <w:r>
+        <w:t xml:space="preserve"> la documentación de arquitectura y despliegue, con diagramas </w:t>
+      </w:r>
+      <w:proofErr w:type="spellStart"/>
+      <w:r>
+        <w:t>Mermaid</w:t>
+      </w:r>
+      <w:proofErr w:type="spellEnd"/>
+      <w:r>
+        <w:t>.</w:t>
       </w:r>
     </w:p>
     <w:p>
@@ -21015,126 +21588,285 @@
           <w:color w:val="auto"/>
         </w:rPr>
       </w:pPr>
-      <w:bookmarkStart w:id="61" w:name="_Toc232205267"/>
+      <w:bookmarkStart w:id="61" w:name="_Toc232710832"/>
       <w:r>
         <w:rPr>
           <w:rFonts w:ascii="Times New Roman" w:hAnsi="Times New Roman" w:cs="Times New Roman"/>
           <w:color w:val="auto"/>
           <w:sz w:val="26"/>
         </w:rPr>
-        <w:t>11.3 La documentación y el README</w:t>
+        <w:t>11.4 Para reproducirlo, resumidamente</w:t>
       </w:r>
       <w:bookmarkEnd w:id="61"/>
     </w:p>
     <w:p>
       <w:pPr>
         <w:spacing w:after="120"/>
-      </w:pPr>
-      <w:r>
-        <w:t xml:space="preserve">En la raíz hay un </w:t>
-      </w:r>
-      <w:r>
-        <w:rPr>
-          <w:b/>
-        </w:rPr>
-        <w:t>README</w:t>
-      </w:r>
-      <w:r>
-        <w:t xml:space="preserve"> con todo lo importante: el problema, la pregunta, los objetivos, los </w:t>
-      </w:r>
-      <w:proofErr w:type="spellStart"/>
-      <w:r>
-        <w:t>KPIs</w:t>
-      </w:r>
-      <w:proofErr w:type="spellEnd"/>
-      <w:r>
-        <w:t xml:space="preserve">, la descripción del </w:t>
-      </w:r>
-      <w:proofErr w:type="spellStart"/>
-      <w:r>
-        <w:t>dataset</w:t>
-      </w:r>
-      <w:proofErr w:type="spellEnd"/>
-      <w:r>
-        <w:t xml:space="preserve">, la estructura del proyecto, cómo </w:t>
-      </w:r>
-      <w:proofErr w:type="gramStart"/>
-      <w:r>
-        <w:t>levantarlo,  tanto</w:t>
-      </w:r>
-      <w:proofErr w:type="gramEnd"/>
-      <w:r>
-        <w:t xml:space="preserve"> back como </w:t>
-      </w:r>
-      <w:proofErr w:type="spellStart"/>
-      <w:r>
-        <w:t>front</w:t>
-      </w:r>
-      <w:proofErr w:type="spellEnd"/>
-      <w:r>
-        <w:t xml:space="preserve">, reproducibilidad y un índice de la documentación. En </w:t>
-      </w:r>
-      <w:proofErr w:type="spellStart"/>
+        <w:ind w:left="567" w:hanging="283"/>
+      </w:pPr>
+      <w:r>
+        <w:t>1. Clonar el repo e instalar dependencias (</w:t>
+      </w:r>
       <w:r>
         <w:rPr>
           <w:rFonts w:ascii="Courier New" w:hAnsi="Courier New"/>
           <w:sz w:val="20"/>
         </w:rPr>
-        <w:t>reports</w:t>
-      </w:r>
-      <w:proofErr w:type="spellEnd"/>
+        <w:t>requirements.txt</w:t>
+      </w:r>
+      <w:r>
+        <w:t xml:space="preserve"> y </w:t>
+      </w:r>
+      <w:proofErr w:type="spellStart"/>
+      <w:proofErr w:type="gramStart"/>
       <w:r>
         <w:rPr>
           <w:rFonts w:ascii="Courier New" w:hAnsi="Courier New"/>
           <w:sz w:val="20"/>
         </w:rPr>
-        <w:t>/</w:t>
-      </w:r>
-      <w:r>
-        <w:t xml:space="preserve"> están los informes por etapa, y en </w:t>
+        <w:t>package.json</w:t>
+      </w:r>
+      <w:proofErr w:type="spellEnd"/>
+      <w:proofErr w:type="gramEnd"/>
+      <w:r>
+        <w:t>).</w:t>
+      </w:r>
+    </w:p>
+    <w:p>
+      <w:pPr>
+        <w:spacing w:after="120"/>
+        <w:ind w:left="567" w:hanging="283"/>
+      </w:pPr>
+      <w:r>
+        <w:lastRenderedPageBreak/>
+        <w:t>2.Correr</w:t>
+      </w:r>
+      <w:r>
+        <w:t xml:space="preserve"> l</w:t>
+      </w:r>
+      <w:r>
+        <w:t>os</w:t>
+      </w:r>
+      <w:r>
+        <w:t xml:space="preserve"> </w:t>
+      </w:r>
+      <w:r>
+        <w:t>notebooks</w:t>
+      </w:r>
+      <w:r>
+        <w:t xml:space="preserve"> </w:t>
+      </w:r>
+      <w:r>
+        <w:t>en</w:t>
+      </w:r>
+      <w:r>
+        <w:t xml:space="preserve"> </w:t>
       </w:r>
       <w:proofErr w:type="gramStart"/>
+      <w:r>
+        <w:t>orden(</w:t>
+      </w:r>
+      <w:proofErr w:type="gramEnd"/>
       <w:r>
         <w:rPr>
           <w:rFonts w:ascii="Courier New" w:hAnsi="Courier New"/>
           <w:sz w:val="20"/>
         </w:rPr>
-        <w:t>app</w:t>
-      </w:r>
-      <w:proofErr w:type="gramEnd"/>
+        <w:t>notebooks/01_EDA...</w:t>
+      </w:r>
+      <w:r>
+        <w:t>,</w:t>
+      </w:r>
+      <w:r>
+        <w:t xml:space="preserve"> </w:t>
+      </w:r>
       <w:r>
         <w:rPr>
           <w:rFonts w:ascii="Courier New" w:hAnsi="Courier New"/>
           <w:sz w:val="20"/>
         </w:rPr>
-        <w:t>-mockup-autos-celso/</w:t>
-      </w:r>
-      <w:proofErr w:type="spellStart"/>
+        <w:t>notebooks/02_preprocesamiento...</w:t>
+      </w:r>
+      <w:r>
+        <w:t>).</w:t>
+      </w:r>
+    </w:p>
+    <w:p>
+      <w:pPr>
+        <w:spacing w:after="120"/>
+        <w:ind w:left="567" w:hanging="283"/>
+      </w:pPr>
+      <w:r>
+        <w:t xml:space="preserve">3. Bajar el </w:t>
+      </w:r>
+      <w:proofErr w:type="spellStart"/>
+      <w:r>
+        <w:t>dataset</w:t>
+      </w:r>
+      <w:proofErr w:type="spellEnd"/>
+      <w:r>
+        <w:t xml:space="preserve"> procesado desde </w:t>
+      </w:r>
+      <w:proofErr w:type="spellStart"/>
+      <w:r>
+        <w:t>Kaggle</w:t>
+      </w:r>
+      <w:proofErr w:type="spellEnd"/>
+      <w:r>
+        <w:t xml:space="preserve"> (está afuera del repo por su tamaño, ~170 MB).</w:t>
+      </w:r>
+    </w:p>
+    <w:p>
+      <w:pPr>
+        <w:spacing w:after="120"/>
+        <w:ind w:left="567" w:hanging="283"/>
+      </w:pPr>
+      <w:r>
+        <w:t xml:space="preserve">4. Ejecutar </w:t>
+      </w:r>
       <w:r>
         <w:rPr>
           <w:rFonts w:ascii="Courier New" w:hAnsi="Courier New"/>
           <w:sz w:val="20"/>
         </w:rPr>
-        <w:t>docs</w:t>
-      </w:r>
-      <w:proofErr w:type="spellEnd"/>
+        <w:t>src/encode_dataset.py</w:t>
+      </w:r>
+      <w:r>
+        <w:t xml:space="preserve"> y luego los scripts </w:t>
+      </w:r>
+      <w:proofErr w:type="spellStart"/>
       <w:r>
         <w:rPr>
           <w:rFonts w:ascii="Courier New" w:hAnsi="Courier New"/>
           <w:sz w:val="20"/>
         </w:rPr>
-        <w:t>/</w:t>
-      </w:r>
-      <w:r>
-        <w:t xml:space="preserve"> la documentación de arquitectura y despliegue, con diagramas </w:t>
-      </w:r>
-      <w:proofErr w:type="spellStart"/>
-      <w:r>
-        <w:t>Mermaid</w:t>
+        <w:t>src</w:t>
+      </w:r>
+      <w:proofErr w:type="spellEnd"/>
+      <w:r>
+        <w:rPr>
+          <w:rFonts w:ascii="Courier New" w:hAnsi="Courier New"/>
+          <w:sz w:val="20"/>
+        </w:rPr>
+        <w:t>/&lt;técnica&gt;/</w:t>
+      </w:r>
+      <w:proofErr w:type="spellStart"/>
+      <w:r>
+        <w:rPr>
+          <w:rFonts w:ascii="Courier New" w:hAnsi="Courier New"/>
+          <w:sz w:val="20"/>
+        </w:rPr>
+        <w:t>train</w:t>
+      </w:r>
+      <w:proofErr w:type="spellEnd"/>
+      <w:r>
+        <w:rPr>
+          <w:rFonts w:ascii="Courier New" w:hAnsi="Courier New"/>
+          <w:sz w:val="20"/>
+        </w:rPr>
+        <w:t>_*.</w:t>
+      </w:r>
+      <w:proofErr w:type="spellStart"/>
+      <w:r>
+        <w:rPr>
+          <w:rFonts w:ascii="Courier New" w:hAnsi="Courier New"/>
+          <w:sz w:val="20"/>
+        </w:rPr>
+        <w:t>py</w:t>
       </w:r>
       <w:proofErr w:type="spellEnd"/>
       <w:r>
         <w:t>.</w:t>
+      </w:r>
+    </w:p>
+    <w:p>
+      <w:pPr>
+        <w:spacing w:after="120"/>
+        <w:ind w:left="567" w:hanging="283"/>
+      </w:pPr>
+      <w:r>
+        <w:t xml:space="preserve">5. Levantar la </w:t>
+      </w:r>
+      <w:proofErr w:type="gramStart"/>
+      <w:r>
+        <w:t>app</w:t>
+      </w:r>
+      <w:proofErr w:type="gramEnd"/>
+      <w:r>
+        <w:t xml:space="preserve"> siguiendo </w:t>
+      </w:r>
+      <w:proofErr w:type="spellStart"/>
+      <w:r>
+        <w:rPr>
+          <w:rFonts w:ascii="Courier New" w:hAnsi="Courier New"/>
+          <w:sz w:val="20"/>
+        </w:rPr>
+        <w:t>reports</w:t>
+      </w:r>
+      <w:proofErr w:type="spellEnd"/>
+      <w:r>
+        <w:rPr>
+          <w:rFonts w:ascii="Courier New" w:hAnsi="Courier New"/>
+          <w:sz w:val="20"/>
+        </w:rPr>
+        <w:t>/04_instrucciones_levantamiento.md</w:t>
+      </w:r>
+      <w:r>
+        <w:t>.</w:t>
+      </w:r>
+    </w:p>
+    <w:p>
+      <w:pPr>
+        <w:spacing w:after="120"/>
+        <w:ind w:left="567"/>
+      </w:pPr>
+      <w:r>
+        <w:rPr>
+          <w:i/>
+        </w:rPr>
+        <w:t xml:space="preserve">Notita:  El modelo Random </w:t>
+      </w:r>
+      <w:proofErr w:type="gramStart"/>
+      <w:r>
+        <w:rPr>
+          <w:i/>
+        </w:rPr>
+        <w:t>Forest  de</w:t>
+      </w:r>
+      <w:proofErr w:type="gramEnd"/>
+      <w:r>
+        <w:rPr>
+          <w:i/>
+        </w:rPr>
+        <w:t xml:space="preserve"> ~1,5 GB y el </w:t>
+      </w:r>
+      <w:proofErr w:type="spellStart"/>
+      <w:r>
+        <w:rPr>
+          <w:i/>
+        </w:rPr>
+        <w:t>dataset</w:t>
+      </w:r>
+      <w:proofErr w:type="spellEnd"/>
+      <w:r>
+        <w:rPr>
+          <w:i/>
+        </w:rPr>
+        <w:t xml:space="preserve"> procesado no van a GitHub por su peso; se enlazan desde almacenamiento externo, OneDrive y </w:t>
+      </w:r>
+      <w:proofErr w:type="spellStart"/>
+      <w:r>
+        <w:rPr>
+          <w:i/>
+        </w:rPr>
+        <w:t>Kaggle</w:t>
+      </w:r>
+      <w:proofErr w:type="spellEnd"/>
+      <w:r>
+        <w:rPr>
+          <w:i/>
+        </w:rPr>
+        <w:t>, respectivamente.</w:t>
       </w:r>
     </w:p>
     <w:p>
@@ -21143,332 +21875,29 @@
         <w:spacing w:before="240" w:after="120"/>
         <w:jc w:val="left"/>
         <w:rPr>
-          <w:color w:val="auto"/>
-        </w:rPr>
-      </w:pPr>
-      <w:bookmarkStart w:id="62" w:name="_Toc232205268"/>
-      <w:r>
-        <w:rPr>
           <w:rFonts w:ascii="Times New Roman" w:hAnsi="Times New Roman" w:cs="Times New Roman"/>
           <w:color w:val="auto"/>
           <w:sz w:val="26"/>
         </w:rPr>
-        <w:t>11.4 Para reproducirlo, resumidamente</w:t>
+      </w:pPr>
+      <w:bookmarkStart w:id="62" w:name="_Toc232710833"/>
+      <w:r>
+        <w:rPr>
+          <w:rFonts w:ascii="Times New Roman" w:hAnsi="Times New Roman" w:cs="Times New Roman"/>
+          <w:color w:val="auto"/>
+          <w:sz w:val="26"/>
+        </w:rPr>
+        <w:t>11.5 Evidencia del repo</w:t>
       </w:r>
       <w:bookmarkEnd w:id="62"/>
     </w:p>
     <w:p>
-      <w:pPr>
-        <w:spacing w:after="120"/>
-        <w:ind w:left="567" w:hanging="283"/>
-      </w:pPr>
-      <w:r>
-        <w:t>1. Clonar el repo e instalar dependencias (</w:t>
-      </w:r>
-      <w:r>
-        <w:rPr>
-          <w:rFonts w:ascii="Courier New" w:hAnsi="Courier New"/>
-          <w:sz w:val="20"/>
-        </w:rPr>
-        <w:t>requirements.txt</w:t>
-      </w:r>
-      <w:r>
-        <w:t xml:space="preserve"> y </w:t>
-      </w:r>
-      <w:proofErr w:type="spellStart"/>
-      <w:proofErr w:type="gramStart"/>
-      <w:r>
-        <w:rPr>
-          <w:rFonts w:ascii="Courier New" w:hAnsi="Courier New"/>
-          <w:sz w:val="20"/>
-        </w:rPr>
-        <w:t>package.json</w:t>
-      </w:r>
-      <w:proofErr w:type="spellEnd"/>
-      <w:proofErr w:type="gramEnd"/>
-      <w:r>
-        <w:t>).</w:t>
-      </w:r>
-    </w:p>
-    <w:p>
-      <w:pPr>
-        <w:spacing w:after="120"/>
-        <w:ind w:left="567" w:hanging="283"/>
-      </w:pPr>
-      <w:r>
-        <w:t>2.Correr</w:t>
-      </w:r>
-      <w:r>
-        <w:t xml:space="preserve"> l</w:t>
-      </w:r>
-      <w:r>
-        <w:t>os</w:t>
-      </w:r>
-      <w:r>
-        <w:t xml:space="preserve"> </w:t>
-      </w:r>
-      <w:r>
-        <w:t>notebooks</w:t>
-      </w:r>
-      <w:r>
-        <w:t xml:space="preserve"> </w:t>
-      </w:r>
-      <w:r>
-        <w:t>en</w:t>
-      </w:r>
-      <w:r>
-        <w:t xml:space="preserve"> </w:t>
-      </w:r>
-      <w:proofErr w:type="gramStart"/>
-      <w:r>
-        <w:t>orden(</w:t>
-      </w:r>
-      <w:proofErr w:type="gramEnd"/>
-      <w:r>
-        <w:rPr>
-          <w:rFonts w:ascii="Courier New" w:hAnsi="Courier New"/>
-          <w:sz w:val="20"/>
-        </w:rPr>
-        <w:t>notebooks/01_EDA...</w:t>
-      </w:r>
-      <w:r>
-        <w:t>,</w:t>
-      </w:r>
-      <w:r>
-        <w:t xml:space="preserve"> </w:t>
-      </w:r>
-      <w:r>
-        <w:rPr>
-          <w:rFonts w:ascii="Courier New" w:hAnsi="Courier New"/>
-          <w:sz w:val="20"/>
-        </w:rPr>
-        <w:t>notebooks/02_preprocesamiento...</w:t>
-      </w:r>
-      <w:r>
-        <w:t>).</w:t>
-      </w:r>
-    </w:p>
-    <w:p>
-      <w:pPr>
-        <w:spacing w:after="120"/>
-        <w:ind w:left="567" w:hanging="283"/>
-      </w:pPr>
-      <w:r>
-        <w:t xml:space="preserve">3. Bajar el </w:t>
-      </w:r>
-      <w:proofErr w:type="spellStart"/>
-      <w:r>
-        <w:t>dataset</w:t>
-      </w:r>
-      <w:proofErr w:type="spellEnd"/>
-      <w:r>
-        <w:t xml:space="preserve"> procesado desde </w:t>
-      </w:r>
-      <w:proofErr w:type="spellStart"/>
-      <w:r>
-        <w:t>Kaggle</w:t>
-      </w:r>
-      <w:proofErr w:type="spellEnd"/>
-      <w:r>
-        <w:t xml:space="preserve"> (está afuera del repo por su tamaño, ~170 MB).</w:t>
-      </w:r>
-    </w:p>
-    <w:p>
-      <w:pPr>
-        <w:spacing w:after="120"/>
-        <w:ind w:left="567" w:hanging="283"/>
-      </w:pPr>
-      <w:r>
-        <w:t xml:space="preserve">4. Ejecutar </w:t>
-      </w:r>
-      <w:r>
-        <w:rPr>
-          <w:rFonts w:ascii="Courier New" w:hAnsi="Courier New"/>
-          <w:sz w:val="20"/>
-        </w:rPr>
-        <w:t>src/encode_dataset.py</w:t>
-      </w:r>
-      <w:r>
-        <w:t xml:space="preserve"> y luego los scripts </w:t>
-      </w:r>
-      <w:proofErr w:type="spellStart"/>
-      <w:r>
-        <w:rPr>
-          <w:rFonts w:ascii="Courier New" w:hAnsi="Courier New"/>
-          <w:sz w:val="20"/>
-        </w:rPr>
-        <w:t>src</w:t>
-      </w:r>
-      <w:proofErr w:type="spellEnd"/>
-      <w:r>
-        <w:rPr>
-          <w:rFonts w:ascii="Courier New" w:hAnsi="Courier New"/>
-          <w:sz w:val="20"/>
-        </w:rPr>
-        <w:t>/&lt;técnica&gt;/</w:t>
-      </w:r>
-      <w:proofErr w:type="spellStart"/>
-      <w:r>
-        <w:rPr>
-          <w:rFonts w:ascii="Courier New" w:hAnsi="Courier New"/>
-          <w:sz w:val="20"/>
-        </w:rPr>
-        <w:t>train</w:t>
-      </w:r>
-      <w:proofErr w:type="spellEnd"/>
-      <w:r>
-        <w:rPr>
-          <w:rFonts w:ascii="Courier New" w:hAnsi="Courier New"/>
-          <w:sz w:val="20"/>
-        </w:rPr>
-        <w:t>_*.</w:t>
-      </w:r>
-      <w:proofErr w:type="spellStart"/>
-      <w:r>
-        <w:rPr>
-          <w:rFonts w:ascii="Courier New" w:hAnsi="Courier New"/>
-          <w:sz w:val="20"/>
-        </w:rPr>
-        <w:t>py</w:t>
-      </w:r>
-      <w:proofErr w:type="spellEnd"/>
-      <w:r>
-        <w:t>.</w:t>
-      </w:r>
-    </w:p>
-    <w:p>
-      <w:pPr>
-        <w:spacing w:after="120"/>
-        <w:ind w:left="567" w:hanging="283"/>
-      </w:pPr>
-      <w:r>
-        <w:t xml:space="preserve">5. Levantar la </w:t>
-      </w:r>
-      <w:proofErr w:type="gramStart"/>
-      <w:r>
-        <w:t>app</w:t>
-      </w:r>
-      <w:proofErr w:type="gramEnd"/>
-      <w:r>
-        <w:t xml:space="preserve"> siguiendo </w:t>
-      </w:r>
-      <w:proofErr w:type="spellStart"/>
-      <w:r>
-        <w:rPr>
-          <w:rFonts w:ascii="Courier New" w:hAnsi="Courier New"/>
-          <w:sz w:val="20"/>
-        </w:rPr>
-        <w:t>reports</w:t>
-      </w:r>
-      <w:proofErr w:type="spellEnd"/>
-      <w:r>
-        <w:rPr>
-          <w:rFonts w:ascii="Courier New" w:hAnsi="Courier New"/>
-          <w:sz w:val="20"/>
-        </w:rPr>
-        <w:t>/04_instrucciones_levantamiento.md</w:t>
-      </w:r>
-      <w:r>
-        <w:t>.</w:t>
-      </w:r>
-    </w:p>
-    <w:p>
-      <w:pPr>
-        <w:spacing w:after="120"/>
-        <w:ind w:left="567"/>
-      </w:pPr>
-      <w:r>
-        <w:rPr>
-          <w:i/>
-        </w:rPr>
-        <w:t xml:space="preserve">Notita:  El modelo Random </w:t>
-      </w:r>
-      <w:proofErr w:type="gramStart"/>
-      <w:r>
-        <w:rPr>
-          <w:i/>
-        </w:rPr>
-        <w:t>Forest  de</w:t>
-      </w:r>
-      <w:proofErr w:type="gramEnd"/>
-      <w:r>
-        <w:rPr>
-          <w:i/>
-        </w:rPr>
-        <w:t xml:space="preserve"> ~1,5 GB y el </w:t>
-      </w:r>
-      <w:proofErr w:type="spellStart"/>
-      <w:r>
-        <w:rPr>
-          <w:i/>
-        </w:rPr>
-        <w:t>dataset</w:t>
-      </w:r>
-      <w:proofErr w:type="spellEnd"/>
-      <w:r>
-        <w:rPr>
-          <w:i/>
-        </w:rPr>
-        <w:t xml:space="preserve"> procesado no van a GitHub por su peso; se enlazan desde almacenamiento externo, OneDrive y </w:t>
-      </w:r>
-      <w:proofErr w:type="spellStart"/>
-      <w:r>
-        <w:rPr>
-          <w:i/>
-        </w:rPr>
-        <w:t>Kaggle</w:t>
-      </w:r>
-      <w:proofErr w:type="spellEnd"/>
-      <w:r>
-        <w:rPr>
-          <w:i/>
-        </w:rPr>
-        <w:t>, respectivamente.</w:t>
-      </w:r>
-    </w:p>
-    <w:p>
-      <w:pPr>
-        <w:pStyle w:val="Ttulo3"/>
-        <w:spacing w:before="240" w:after="120"/>
-        <w:jc w:val="left"/>
-        <w:rPr>
-          <w:color w:val="auto"/>
-        </w:rPr>
-      </w:pPr>
-      <w:bookmarkStart w:id="63" w:name="_Toc232205269"/>
-      <w:r>
-        <w:rPr>
-          <w:rFonts w:ascii="Times New Roman" w:hAnsi="Times New Roman" w:cs="Times New Roman"/>
-          <w:color w:val="auto"/>
-          <w:sz w:val="26"/>
-        </w:rPr>
-        <w:lastRenderedPageBreak/>
-        <w:t xml:space="preserve">11.5 </w:t>
-      </w:r>
-      <w:r>
-        <w:rPr>
-          <w:rFonts w:ascii="Times New Roman" w:hAnsi="Times New Roman" w:cs="Times New Roman"/>
-          <w:color w:val="auto"/>
-          <w:sz w:val="26"/>
-          <w:highlight w:val="yellow"/>
-        </w:rPr>
-        <w:t>Evidencia del repo</w:t>
-      </w:r>
-      <w:bookmarkEnd w:id="63"/>
-    </w:p>
-    <w:p>
-      <w:pPr>
-        <w:jc w:val="center"/>
-      </w:pPr>
-      <w:r>
-        <w:rPr>
-          <w:i/>
+      <w:r>
+        <w:rPr>
           <w:noProof/>
-          <w:sz w:val="20"/>
-        </w:rPr>
-        <w:lastRenderedPageBreak/>
+        </w:rPr>
         <w:drawing>
-          <wp:inline distT="0" distB="0" distL="0" distR="0" wp14:anchorId="5EB844AE" wp14:editId="5E2FAA0A">
+          <wp:inline distT="0" distB="0" distL="0" distR="0" wp14:anchorId="71028099" wp14:editId="53C7F69D">
             <wp:extent cx="5943600" cy="5594985"/>
             <wp:effectExtent l="0" t="0" r="0" b="5715"/>
             <wp:docPr id="1244516857" name="Imagen 1"/>
@@ -21503,12 +21932,18 @@
           </wp:inline>
         </w:drawing>
       </w:r>
-      <w:bookmarkStart w:id="64" w:name="_Toc232205270"/>
-      <w:r>
-        <w:rPr>
-          <w:i/>
+    </w:p>
+    <w:p>
+      <w:pPr>
+        <w:rPr>
+          <w:rFonts w:cs="Times New Roman"/>
+          <w:b/>
+          <w:sz w:val="28"/>
+        </w:rPr>
+      </w:pPr>
+      <w:r>
+        <w:rPr>
           <w:noProof/>
-          <w:sz w:val="20"/>
         </w:rPr>
         <w:lastRenderedPageBreak/>
         <w:drawing>
@@ -21547,30 +21982,34 @@
           </wp:inline>
         </w:drawing>
       </w:r>
-      <w:r>
+    </w:p>
+    <w:p>
+      <w:pPr>
+        <w:jc w:val="left"/>
         <w:rPr>
           <w:rFonts w:cs="Times New Roman"/>
           <w:b/>
           <w:sz w:val="28"/>
         </w:rPr>
-        <w:t>12. Conclusiones</w:t>
-      </w:r>
-      <w:bookmarkEnd w:id="64"/>
+      </w:pPr>
+      <w:r>
+        <w:rPr>
+          <w:rFonts w:cs="Times New Roman"/>
+          <w:b/>
+          <w:sz w:val="28"/>
+        </w:rPr>
+        <w:br w:type="page"/>
+      </w:r>
     </w:p>
     <w:p>
-      <w:pPr>
-        <w:spacing w:after="120"/>
-      </w:pPr>
-      <w:r>
-        <w:t xml:space="preserve">El proyecto cumplió lo que se propuso: armar un modelo capaz de estimar el precio de autos usados a partir de sus características, y llevarlo a un sistema web que funciona. Todo el recorrido, desde un </w:t>
-      </w:r>
-      <w:proofErr w:type="spellStart"/>
-      <w:r>
-        <w:t>dataset</w:t>
-      </w:r>
-      <w:proofErr w:type="spellEnd"/>
-      <w:r>
-        <w:t xml:space="preserve"> ruidoso de más de 426.000 publicaciones reales hasta el modelo corriendo en producción, terminó confirmando la idea central del trabajo.</w:t>
+      <w:r>
+        <w:rPr>
+          <w:rFonts w:cs="Times New Roman"/>
+          <w:b/>
+          <w:sz w:val="28"/>
+        </w:rPr>
+        <w:lastRenderedPageBreak/>
+        <w:t>12. Conclusiones</w:t>
       </w:r>
     </w:p>
     <w:p>
@@ -21578,34 +22017,26 @@
         <w:spacing w:after="120"/>
       </w:pPr>
       <w:r>
-        <w:rPr>
-          <w:b/>
-        </w:rPr>
-        <w:t>Lo principal que quedó claro:</w:t>
+        <w:t xml:space="preserve">El proyecto cumplió lo que se propuso: armar un modelo capaz de estimar el precio de autos usados a partir de sus características, y llevarlo a un sistema web que funciona. Todo el recorrido, desde un </w:t>
+      </w:r>
+      <w:proofErr w:type="spellStart"/>
+      <w:r>
+        <w:t>dataset</w:t>
+      </w:r>
+      <w:proofErr w:type="spellEnd"/>
+      <w:r>
+        <w:t xml:space="preserve"> ruidoso de más de 426.000 publicaciones reales hasta el modelo corriendo en producción, terminó confirmando la idea central del trabajo.</w:t>
       </w:r>
     </w:p>
     <w:p>
       <w:pPr>
         <w:spacing w:after="120"/>
-        <w:ind w:left="567" w:hanging="283"/>
-      </w:pPr>
-      <w:r>
-        <w:t xml:space="preserve">• </w:t>
-      </w:r>
+      </w:pPr>
       <w:r>
         <w:rPr>
           <w:b/>
         </w:rPr>
-        <w:t>El problema no es lineal, y punto.</w:t>
-      </w:r>
-      <w:r>
-        <w:t xml:space="preserve"> Los modelos lineales llegaron a un R² de ≈ 0,81, suficiente para asomarse al problema </w:t>
-      </w:r>
-      <w:r>
-        <w:t>e</w:t>
-      </w:r>
-      <w:r>
-        <w:t xml:space="preserve"> incapaz de capturar su forma real. Random Forest subió el R² a 0,9497 y dejó en evidencia que la tasación de un auto sale de un montón de interacciones locales, no de una recta.</w:t>
+        <w:t>Lo principal que quedó claro:</w:t>
       </w:r>
     </w:p>
     <w:p>
@@ -21620,6 +22051,30 @@
         <w:rPr>
           <w:b/>
         </w:rPr>
+        <w:t>El problema no es lineal, y punto.</w:t>
+      </w:r>
+      <w:r>
+        <w:t xml:space="preserve"> Los modelos lineales llegaron a un R² de ≈ 0,81, suficiente para asomarse al problema </w:t>
+      </w:r>
+      <w:r>
+        <w:t>e</w:t>
+      </w:r>
+      <w:r>
+        <w:t xml:space="preserve"> incapaz de capturar su forma real. Random Forest subió el R² a 0,9497 y dejó en evidencia que la tasación de un auto sale de un montón de interacciones locales, no de una recta.</w:t>
+      </w:r>
+    </w:p>
+    <w:p>
+      <w:pPr>
+        <w:spacing w:after="120"/>
+        <w:ind w:left="567" w:hanging="283"/>
+      </w:pPr>
+      <w:r>
+        <w:t xml:space="preserve">• </w:t>
+      </w:r>
+      <w:r>
+        <w:rPr>
+          <w:b/>
+        </w:rPr>
         <w:t>El modelo y el año son los que mandan.</w:t>
       </w:r>
       <w:r>
@@ -21768,7 +22223,6 @@
         <w:rPr>
           <w:b/>
         </w:rPr>
-        <w:lastRenderedPageBreak/>
         <w:t>Dónde sirve esto, con ejemplos concretos:</w:t>
       </w:r>
       <w:r>
@@ -21843,7 +22297,11 @@
         <w:spacing w:after="120"/>
       </w:pPr>
       <w:r>
-        <w:t>En el fondo, el proyecto no solo respondió cuánto vale un auto. Terminó siendo más sobre cómo se modela el valor en un sistema complejo, tratando de equilibrar el rigor del análisis, la ingeniería detrás y la honestidad de reconocer hasta dónde llega. Y a veces, para acercarse a esa respuesta, no basta con una ecuación: hay que meterse al bosque y escuchar lo que dice cada árbol.</w:t>
+        <w:t xml:space="preserve">En el fondo, el proyecto no solo respondió cuánto vale un auto. Terminó siendo más sobre cómo se modela el valor en un sistema complejo, tratando de equilibrar el rigor del análisis, la </w:t>
+      </w:r>
+      <w:r>
+        <w:lastRenderedPageBreak/>
+        <w:t>ingeniería detrás y la honestidad de reconocer hasta dónde llega. Y a veces, para acercarse a esa respuesta, no basta con una ecuación: hay que meterse al bosque y escuchar lo que dice cada árbol.</w:t>
       </w:r>
     </w:p>
     <w:p>
@@ -21862,6 +22320,7 @@
           <w:color w:val="auto"/>
         </w:rPr>
       </w:pPr>
+      <w:bookmarkStart w:id="63" w:name="_Toc232710834"/>
       <w:r>
         <w:rPr>
           <w:rFonts w:ascii="Times New Roman" w:hAnsi="Times New Roman" w:cs="Times New Roman"/>
@@ -21870,6 +22329,7 @@
         <w:lastRenderedPageBreak/>
         <w:t>13. Referencias — Norma APA, 7.ª edición</w:t>
       </w:r>
+      <w:bookmarkEnd w:id="63"/>
     </w:p>
     <w:p>
       <w:pPr>
@@ -22342,23 +22802,7 @@
           <w:i/>
           <w:iCs/>
         </w:rPr>
-        <w:t xml:space="preserve"> </w:t>
-      </w:r>
-      <w:proofErr w:type="spellStart"/>
-      <w:r>
-        <w:rPr>
-          <w:i/>
-          <w:iCs/>
-        </w:rPr>
-        <w:t>of</w:t>
-      </w:r>
-      <w:proofErr w:type="spellEnd"/>
-      <w:r>
-        <w:rPr>
-          <w:i/>
-          <w:iCs/>
-        </w:rPr>
-        <w:t xml:space="preserve"> </w:t>
+        <w:t xml:space="preserve"> of </w:t>
       </w:r>
       <w:proofErr w:type="spellStart"/>
       <w:r>
